--- a/Fase 2/Evidencias Proyecto/Evidencias de documentación/Cambios Realizados.docx
+++ b/Fase 2/Evidencias Proyecto/Evidencias de documentación/Cambios Realizados.docx
@@ -72,7 +72,7 @@
       <w:pPr>
         <w:numPr>
           <w:ilvl w:val="0"/>
-          <w:numId w:val="1"/>
+          <w:numId w:val="4"/>
         </w:numPr>
         <w:ind w:left="720" w:hanging="360"/>
         <w:rPr>
@@ -103,7 +103,7 @@
       <w:pPr>
         <w:numPr>
           <w:ilvl w:val="1"/>
-          <w:numId w:val="1"/>
+          <w:numId w:val="4"/>
         </w:numPr>
         <w:ind w:left="1440" w:hanging="360"/>
         <w:rPr>
@@ -155,7 +155,7 @@
       <w:pPr>
         <w:numPr>
           <w:ilvl w:val="1"/>
-          <w:numId w:val="1"/>
+          <w:numId w:val="4"/>
         </w:numPr>
         <w:ind w:left="1440" w:hanging="360"/>
         <w:rPr>
@@ -239,7 +239,7 @@
       <w:pPr>
         <w:numPr>
           <w:ilvl w:val="1"/>
-          <w:numId w:val="3"/>
+          <w:numId w:val="6"/>
         </w:numPr>
         <w:ind w:left="1440" w:hanging="360"/>
         <w:rPr>
@@ -290,7 +290,7 @@
       <w:pPr>
         <w:numPr>
           <w:ilvl w:val="1"/>
-          <w:numId w:val="3"/>
+          <w:numId w:val="6"/>
         </w:numPr>
         <w:ind w:left="1440" w:hanging="360"/>
         <w:rPr>
@@ -341,7 +341,7 @@
       <w:pPr>
         <w:numPr>
           <w:ilvl w:val="1"/>
-          <w:numId w:val="3"/>
+          <w:numId w:val="6"/>
         </w:numPr>
         <w:ind w:left="1440" w:hanging="360"/>
         <w:rPr>
@@ -390,6 +390,1008 @@
     </w:p>
     <w:p>
       <w:pPr>
+        <w:numPr>
+          <w:ilvl w:val="1"/>
+          <w:numId w:val="6"/>
+        </w:numPr>
+        <w:ind w:left="1440" w:hanging="360"/>
+        <w:rPr>
+          <w:sz w:val="24"/>
+          <w:szCs w:val="24"/>
+        </w:rPr>
+      </w:pPr>
+      <w:r>
+        <w:rPr>
+          <w:b w:val="1"/>
+          <w:bCs w:val="1"/>
+          <w:i w:val="1"/>
+          <w:iCs w:val="1"/>
+          <w:sz w:val="24"/>
+          <w:szCs w:val="24"/>
+          <w:rtl w:val="0"/>
+        </w:rPr>
+        <w:t xml:space="preserve">(10/10/2026) </w:t>
+      </w:r>
+      <w:r>
+        <w:rPr>
+          <w:sz w:val="24"/>
+          <w:szCs w:val="24"/>
+          <w:rtl w:val="0"/>
+        </w:rPr>
+        <w:t xml:space="preserve">Se </w:t>
+      </w:r>
+      <w:r>
+        <w:rPr>
+          <w:sz w:val="24"/>
+          <w:szCs w:val="24"/>
+          <w:rtl w:val="0"/>
+        </w:rPr>
+        <w:t xml:space="preserve">modificó</w:t>
+      </w:r>
+      <w:r>
+        <w:rPr>
+          <w:sz w:val="24"/>
+          <w:szCs w:val="24"/>
+          <w:rtl w:val="0"/>
+        </w:rPr>
+        <w:t xml:space="preserve"> el apartado </w:t>
+      </w:r>
+      <w:r>
+        <w:rPr>
+          <w:b w:val="1"/>
+          <w:bCs w:val="1"/>
+          <w:sz w:val="24"/>
+          <w:szCs w:val="24"/>
+          <w:rtl w:val="0"/>
+        </w:rPr>
+        <w:t xml:space="preserve">Objetivos del Negocio</w:t>
+      </w:r>
+      <w:r>
+        <w:rPr>
+          <w:sz w:val="24"/>
+          <w:szCs w:val="24"/>
+          <w:rtl w:val="0"/>
+        </w:rPr>
+        <w:t xml:space="preserve">, añadiendo el caso de emergencia “Emergencia” que contempla accidentes comunes</w:t>
+      </w:r>
+    </w:p>
+    <w:p>
+      <w:pPr>
+        <w:numPr>
+          <w:ilvl w:val="1"/>
+          <w:numId w:val="6"/>
+        </w:numPr>
+        <w:ind w:left="1440" w:hanging="360"/>
+        <w:rPr>
+          <w:sz w:val="24"/>
+          <w:szCs w:val="24"/>
+        </w:rPr>
+      </w:pPr>
+      <w:r>
+        <w:rPr>
+          <w:b w:val="1"/>
+          <w:bCs w:val="1"/>
+          <w:i w:val="1"/>
+          <w:iCs w:val="1"/>
+          <w:sz w:val="24"/>
+          <w:szCs w:val="24"/>
+          <w:rtl w:val="0"/>
+        </w:rPr>
+        <w:t xml:space="preserve">(10/10/2026) </w:t>
+      </w:r>
+      <w:r>
+        <w:rPr>
+          <w:sz w:val="24"/>
+          <w:szCs w:val="24"/>
+          <w:rtl w:val="0"/>
+        </w:rPr>
+        <w:t xml:space="preserve">Se </w:t>
+      </w:r>
+      <w:r>
+        <w:rPr>
+          <w:sz w:val="24"/>
+          <w:szCs w:val="24"/>
+          <w:rtl w:val="0"/>
+        </w:rPr>
+        <w:t xml:space="preserve">modificó</w:t>
+      </w:r>
+      <w:r>
+        <w:rPr>
+          <w:sz w:val="24"/>
+          <w:szCs w:val="24"/>
+          <w:rtl w:val="0"/>
+        </w:rPr>
+        <w:t xml:space="preserve"> el apartado </w:t>
+      </w:r>
+      <w:r>
+        <w:rPr>
+          <w:b w:val="1"/>
+          <w:bCs w:val="1"/>
+          <w:sz w:val="24"/>
+          <w:szCs w:val="24"/>
+          <w:rtl w:val="0"/>
+        </w:rPr>
+        <w:t xml:space="preserve">Objetivos del proyecto</w:t>
+      </w:r>
+      <w:r>
+        <w:rPr>
+          <w:sz w:val="24"/>
+          <w:szCs w:val="24"/>
+          <w:rtl w:val="0"/>
+        </w:rPr>
+        <w:t xml:space="preserve">, </w:t>
+      </w:r>
+      <w:r>
+        <w:rPr>
+          <w:b w:val="1"/>
+          <w:bCs w:val="1"/>
+          <w:sz w:val="24"/>
+          <w:szCs w:val="24"/>
+          <w:rtl w:val="0"/>
+        </w:rPr>
+        <w:t xml:space="preserve">Objetivos de Calidad,</w:t>
+      </w:r>
+      <w:r>
+        <w:rPr>
+          <w:sz w:val="24"/>
+          <w:szCs w:val="24"/>
+          <w:rtl w:val="0"/>
+        </w:rPr>
+        <w:t xml:space="preserve"> específicamente el punto </w:t>
+      </w:r>
+      <w:r>
+        <w:rPr>
+          <w:b w:val="1"/>
+          <w:bCs w:val="1"/>
+          <w:sz w:val="24"/>
+          <w:szCs w:val="24"/>
+          <w:rtl w:val="0"/>
+        </w:rPr>
+        <w:t xml:space="preserve">Indicador de éxito</w:t>
+      </w:r>
+      <w:r>
+        <w:rPr>
+          <w:sz w:val="24"/>
+          <w:szCs w:val="24"/>
+          <w:rtl w:val="0"/>
+        </w:rPr>
+        <w:t xml:space="preserve">, complementando al añadir un método de medición: “100% de los RF en alcance, con al menos 1 caso de prueba P1/P2 aprobado”</w:t>
+      </w:r>
+    </w:p>
+    <w:p>
+      <w:pPr>
+        <w:numPr>
+          <w:ilvl w:val="2"/>
+          <w:numId w:val="6"/>
+        </w:numPr>
+        <w:ind w:left="2160" w:hanging="360"/>
+        <w:rPr>
+          <w:sz w:val="24"/>
+          <w:szCs w:val="24"/>
+        </w:rPr>
+      </w:pPr>
+      <w:r>
+        <w:rPr>
+          <w:sz w:val="24"/>
+          <w:szCs w:val="24"/>
+          <w:rtl w:val="0"/>
+        </w:rPr>
+        <w:t xml:space="preserve">En el mismo apartado, se corrigió el objetivo de calidad:</w:t>
+      </w:r>
+    </w:p>
+    <w:p>
+      <w:pPr>
+        <w:numPr>
+          <w:ilvl w:val="2"/>
+          <w:numId w:val="6"/>
+        </w:numPr>
+        <w:ind w:left="2160" w:hanging="360"/>
+        <w:rPr>
+          <w:b w:val="1"/>
+          <w:bCs w:val="1"/>
+          <w:sz w:val="24"/>
+          <w:szCs w:val="24"/>
+        </w:rPr>
+      </w:pPr>
+      <w:r>
+        <w:rPr>
+          <w:b w:val="1"/>
+          <w:bCs w:val="1"/>
+          <w:sz w:val="24"/>
+          <w:szCs w:val="24"/>
+          <w:rtl w:val="0"/>
+        </w:rPr>
+        <w:t xml:space="preserve">Texto anterior:</w:t>
+      </w:r>
+    </w:p>
+    <w:p>
+      <w:pPr>
+        <w:ind w:left="1440" w:firstLine="0"/>
+        <w:rPr>
+          <w:sz w:val="24"/>
+          <w:szCs w:val="24"/>
+        </w:rPr>
+      </w:pPr>
+      <w:r>
+        <w:rPr>
+          <w:sz w:val="24"/>
+          <w:szCs w:val="24"/>
+          <w:rtl w:val="0"/>
+        </w:rPr>
+        <w:t xml:space="preserve">“El sistema tiene que cumplir con las normas de calidad definidas en la ISO 9126 y la ISO 25001.”</w:t>
+      </w:r>
+    </w:p>
+    <w:p>
+      <w:pPr>
+        <w:numPr>
+          <w:ilvl w:val="2"/>
+          <w:numId w:val="3"/>
+        </w:numPr>
+        <w:ind w:left="2160" w:hanging="360"/>
+        <w:rPr>
+          <w:b w:val="1"/>
+          <w:bCs w:val="1"/>
+          <w:sz w:val="24"/>
+          <w:szCs w:val="24"/>
+        </w:rPr>
+      </w:pPr>
+      <w:r>
+        <w:rPr>
+          <w:b w:val="1"/>
+          <w:bCs w:val="1"/>
+          <w:sz w:val="24"/>
+          <w:szCs w:val="24"/>
+          <w:rtl w:val="0"/>
+        </w:rPr>
+        <w:t xml:space="preserve">Texto actual:</w:t>
+      </w:r>
+    </w:p>
+    <w:p>
+      <w:pPr>
+        <w:ind w:left="1417.3228346456694" w:firstLine="0"/>
+        <w:rPr>
+          <w:color w:val="1f1f1f"/>
+          <w:sz w:val="24"/>
+          <w:szCs w:val="24"/>
+        </w:rPr>
+      </w:pPr>
+      <w:r>
+        <w:rPr>
+          <w:b w:val="1"/>
+          <w:bCs w:val="1"/>
+          <w:sz w:val="24"/>
+          <w:szCs w:val="24"/>
+          <w:rtl w:val="0"/>
+        </w:rPr>
+        <w:tab/>
+      </w:r>
+      <w:r>
+        <w:rPr>
+          <w:sz w:val="24"/>
+          <w:szCs w:val="24"/>
+          <w:rtl w:val="0"/>
+        </w:rPr>
+        <w:t xml:space="preserve">“El sistema se evaluará según el modelo de calidad de producto ISO/IEC 25010</w:t>
+      </w:r>
+      <w:r>
+        <w:rPr>
+          <w:color w:val="1f1f1f"/>
+          <w:sz w:val="24"/>
+          <w:szCs w:val="24"/>
+          <w:rtl w:val="0"/>
+        </w:rPr>
+        <w:t xml:space="preserve">”</w:t>
+      </w:r>
+    </w:p>
+    <w:p>
+      <w:pPr>
+        <w:ind w:left="1417.3228346456694" w:firstLine="0"/>
+        <w:rPr>
+          <w:color w:val="1f1f1f"/>
+          <w:sz w:val="24"/>
+          <w:szCs w:val="24"/>
+        </w:rPr>
+      </w:pPr>
+      <w:r>
+        <w:rPr>
+          <w:rtl w:val="0"/>
+        </w:rPr>
+      </w:r>
+    </w:p>
+    <w:p>
+      <w:pPr>
+        <w:ind w:left="1417.3228346456694" w:firstLine="0"/>
+        <w:rPr>
+          <w:color w:val="1f1f1f"/>
+          <w:sz w:val="24"/>
+          <w:szCs w:val="24"/>
+        </w:rPr>
+      </w:pPr>
+      <w:r>
+        <w:rPr>
+          <w:color w:val="1f1f1f"/>
+          <w:sz w:val="24"/>
+          <w:szCs w:val="24"/>
+          <w:rtl w:val="0"/>
+        </w:rPr>
+        <w:t xml:space="preserve">Esto debido a que la ISOs consideradas anteriormente trataban la planificación de evaluación, no un modelo de calidad de producto (que sí considera la ISO/IEC 25010)</w:t>
+      </w:r>
+    </w:p>
+    <w:p>
+      <w:pPr>
+        <w:ind w:left="1417.3228346456694" w:firstLine="0"/>
+        <w:rPr>
+          <w:color w:val="1f1f1f"/>
+          <w:sz w:val="24"/>
+          <w:szCs w:val="24"/>
+        </w:rPr>
+      </w:pPr>
+      <w:r>
+        <w:rPr>
+          <w:rtl w:val="0"/>
+        </w:rPr>
+      </w:r>
+    </w:p>
+    <w:p>
+      <w:pPr>
+        <w:ind w:left="1417.3228346456694" w:firstLine="0"/>
+        <w:rPr>
+          <w:color w:val="1f1f1f"/>
+          <w:sz w:val="24"/>
+          <w:szCs w:val="24"/>
+        </w:rPr>
+      </w:pPr>
+      <w:r>
+        <w:rPr>
+          <w:color w:val="1f1f1f"/>
+          <w:sz w:val="24"/>
+          <w:szCs w:val="24"/>
+          <w:rtl w:val="0"/>
+        </w:rPr>
+        <w:t xml:space="preserve">En el mismo apartado se añadieron métricas de medición de éxito de:</w:t>
+      </w:r>
+    </w:p>
+    <w:p>
+      <w:pPr>
+        <w:numPr>
+          <w:ilvl w:val="2"/>
+          <w:numId w:val="2"/>
+        </w:numPr>
+        <w:ind w:left="2160" w:hanging="360"/>
+        <w:rPr>
+          <w:color w:val="1f1f1f"/>
+          <w:sz w:val="24"/>
+          <w:szCs w:val="24"/>
+          <w:u w:val="none"/>
+        </w:rPr>
+      </w:pPr>
+      <w:r>
+        <w:rPr>
+          <w:rFonts w:ascii="Arial Unicode MS" w:cs="Arial Unicode MS" w:eastAsia="Arial Unicode MS" w:hAnsi="Arial Unicode MS"/>
+          <w:color w:val="1f1f1f"/>
+          <w:sz w:val="24"/>
+          <w:szCs w:val="24"/>
+          <w:rtl w:val="0"/>
+        </w:rPr>
+        <w:t xml:space="preserve">Seguridad: ≥98% de los casos de seguridad aprobados y 0 defectos críticos</w:t>
+      </w:r>
+    </w:p>
+    <w:p>
+      <w:pPr>
+        <w:numPr>
+          <w:ilvl w:val="2"/>
+          <w:numId w:val="2"/>
+        </w:numPr>
+        <w:ind w:left="2160" w:hanging="360"/>
+        <w:rPr>
+          <w:color w:val="1f1f1f"/>
+          <w:sz w:val="24"/>
+          <w:szCs w:val="24"/>
+          <w:u w:val="none"/>
+        </w:rPr>
+      </w:pPr>
+      <w:r>
+        <w:rPr>
+          <w:rFonts w:ascii="Arial Unicode MS" w:cs="Arial Unicode MS" w:eastAsia="Arial Unicode MS" w:hAnsi="Arial Unicode MS"/>
+          <w:color w:val="1f1f1f"/>
+          <w:sz w:val="24"/>
+          <w:szCs w:val="24"/>
+          <w:rtl w:val="0"/>
+        </w:rPr>
+        <w:t xml:space="preserve">Usabilidad: ≥98% de los casos de usabilidad y responsividad aprobados</w:t>
+      </w:r>
+    </w:p>
+    <w:p>
+      <w:pPr>
+        <w:numPr>
+          <w:ilvl w:val="2"/>
+          <w:numId w:val="2"/>
+        </w:numPr>
+        <w:ind w:left="2160" w:hanging="360"/>
+        <w:rPr>
+          <w:color w:val="1f1f1f"/>
+          <w:sz w:val="24"/>
+          <w:szCs w:val="24"/>
+          <w:u w:val="none"/>
+        </w:rPr>
+      </w:pPr>
+      <w:r>
+        <w:rPr>
+          <w:rFonts w:ascii="Arial Unicode MS" w:cs="Arial Unicode MS" w:eastAsia="Arial Unicode MS" w:hAnsi="Arial Unicode MS"/>
+          <w:color w:val="1f1f1f"/>
+          <w:sz w:val="24"/>
+          <w:szCs w:val="24"/>
+          <w:rtl w:val="0"/>
+        </w:rPr>
+        <w:t xml:space="preserve">Funcionalidad: ≥ 98% de los casos funcionales aprobados</w:t>
+      </w:r>
+    </w:p>
+    <w:p>
+      <w:pPr>
+        <w:numPr>
+          <w:ilvl w:val="2"/>
+          <w:numId w:val="2"/>
+        </w:numPr>
+        <w:ind w:left="2160" w:hanging="360"/>
+        <w:rPr>
+          <w:color w:val="1f1f1f"/>
+          <w:sz w:val="24"/>
+          <w:szCs w:val="24"/>
+          <w:u w:val="none"/>
+        </w:rPr>
+      </w:pPr>
+      <w:r>
+        <w:rPr>
+          <w:color w:val="1f1f1f"/>
+          <w:sz w:val="24"/>
+          <w:szCs w:val="24"/>
+          <w:rtl w:val="0"/>
+        </w:rPr>
+        <w:t xml:space="preserve">Mantenibilidad: 100% del código funcional sin errores</w:t>
+      </w:r>
+    </w:p>
+    <w:p>
+      <w:pPr>
+        <w:numPr>
+          <w:ilvl w:val="2"/>
+          <w:numId w:val="2"/>
+        </w:numPr>
+        <w:ind w:left="2160" w:hanging="360"/>
+        <w:rPr>
+          <w:color w:val="1f1f1f"/>
+          <w:sz w:val="24"/>
+          <w:szCs w:val="24"/>
+          <w:u w:val="none"/>
+        </w:rPr>
+      </w:pPr>
+      <w:r>
+        <w:rPr>
+          <w:color w:val="1f1f1f"/>
+          <w:sz w:val="24"/>
+          <w:szCs w:val="24"/>
+          <w:rtl w:val="0"/>
+        </w:rPr>
+        <w:t xml:space="preserve">Interoperabilidad: 100% de los flujos de funcionamiento equivalentes en web, móvil y escritorio</w:t>
+      </w:r>
+    </w:p>
+    <w:p>
+      <w:pPr>
+        <w:numPr>
+          <w:ilvl w:val="1"/>
+          <w:numId w:val="2"/>
+        </w:numPr>
+        <w:ind w:left="1440" w:hanging="360"/>
+        <w:rPr>
+          <w:color w:val="1f1f1f"/>
+          <w:sz w:val="24"/>
+          <w:szCs w:val="24"/>
+        </w:rPr>
+      </w:pPr>
+      <w:r>
+        <w:rPr>
+          <w:b w:val="1"/>
+          <w:bCs w:val="1"/>
+          <w:i w:val="1"/>
+          <w:iCs w:val="1"/>
+          <w:sz w:val="24"/>
+          <w:szCs w:val="24"/>
+          <w:rtl w:val="0"/>
+        </w:rPr>
+        <w:t xml:space="preserve">(10/10/2026) </w:t>
+      </w:r>
+      <w:r>
+        <w:rPr>
+          <w:sz w:val="24"/>
+          <w:szCs w:val="24"/>
+          <w:rtl w:val="0"/>
+        </w:rPr>
+        <w:t xml:space="preserve">Se </w:t>
+      </w:r>
+      <w:r>
+        <w:rPr>
+          <w:sz w:val="24"/>
+          <w:szCs w:val="24"/>
+          <w:rtl w:val="0"/>
+        </w:rPr>
+        <w:t xml:space="preserve">modificó</w:t>
+      </w:r>
+      <w:r>
+        <w:rPr>
+          <w:sz w:val="24"/>
+          <w:szCs w:val="24"/>
+          <w:rtl w:val="0"/>
+        </w:rPr>
+        <w:t xml:space="preserve"> el apartado </w:t>
+      </w:r>
+      <w:r>
+        <w:rPr>
+          <w:b w:val="1"/>
+          <w:bCs w:val="1"/>
+          <w:sz w:val="24"/>
+          <w:szCs w:val="24"/>
+          <w:rtl w:val="0"/>
+        </w:rPr>
+        <w:t xml:space="preserve">Requerimientos de alto nivel</w:t>
+      </w:r>
+      <w:r>
+        <w:rPr>
+          <w:sz w:val="24"/>
+          <w:szCs w:val="24"/>
+          <w:rtl w:val="0"/>
+        </w:rPr>
+        <w:t xml:space="preserve">, dentro de </w:t>
+      </w:r>
+      <w:r>
+        <w:rPr>
+          <w:b w:val="1"/>
+          <w:bCs w:val="1"/>
+          <w:sz w:val="24"/>
+          <w:szCs w:val="24"/>
+          <w:rtl w:val="0"/>
+        </w:rPr>
+        <w:t xml:space="preserve">Módulo Usuario</w:t>
+      </w:r>
+      <w:r>
+        <w:rPr>
+          <w:sz w:val="24"/>
+          <w:szCs w:val="24"/>
+          <w:rtl w:val="0"/>
+        </w:rPr>
+        <w:t xml:space="preserve">, se especificó el RF3 que mencionaba “empleados”, siendo reemplazado por “personal de soporte” que es acorde a los roles dentro de las aplicaciones.</w:t>
+      </w:r>
+    </w:p>
+    <w:p>
+      <w:pPr>
+        <w:ind w:left="1440" w:firstLine="0"/>
+        <w:rPr>
+          <w:sz w:val="24"/>
+          <w:szCs w:val="24"/>
+        </w:rPr>
+      </w:pPr>
+      <w:r>
+        <w:rPr>
+          <w:sz w:val="24"/>
+          <w:szCs w:val="24"/>
+          <w:rtl w:val="0"/>
+        </w:rPr>
+        <w:t xml:space="preserve">Al igual que se corrigió un error de tipeo en el RF4 que se refería a los tipos de emergencias que se </w:t>
+      </w:r>
+      <w:r>
+        <w:rPr>
+          <w:sz w:val="24"/>
+          <w:szCs w:val="24"/>
+          <w:rtl w:val="0"/>
+        </w:rPr>
+        <w:t xml:space="preserve">manejarán</w:t>
+      </w:r>
+      <w:r>
+        <w:rPr>
+          <w:sz w:val="24"/>
+          <w:szCs w:val="24"/>
+          <w:rtl w:val="0"/>
+        </w:rPr>
+        <w:t xml:space="preserve"> y no mencionaba al usuario</w:t>
+      </w:r>
+    </w:p>
+    <w:p>
+      <w:pPr>
+        <w:ind w:left="1440" w:firstLine="0"/>
+        <w:rPr>
+          <w:sz w:val="24"/>
+          <w:szCs w:val="24"/>
+        </w:rPr>
+      </w:pPr>
+      <w:r>
+        <w:rPr>
+          <w:rtl w:val="0"/>
+        </w:rPr>
+      </w:r>
+    </w:p>
+    <w:p>
+      <w:pPr>
+        <w:ind w:left="1440" w:firstLine="0"/>
+        <w:rPr>
+          <w:sz w:val="24"/>
+          <w:szCs w:val="24"/>
+        </w:rPr>
+      </w:pPr>
+      <w:r>
+        <w:rPr>
+          <w:sz w:val="24"/>
+          <w:szCs w:val="24"/>
+          <w:rtl w:val="0"/>
+        </w:rPr>
+        <w:t xml:space="preserve">Adicionalmente, se hicieron modificaciones a los siguientes RF, sin modificar sus funciones principales, sino que especificando las mismas:</w:t>
+      </w:r>
+    </w:p>
+    <w:p>
+      <w:pPr>
+        <w:numPr>
+          <w:ilvl w:val="2"/>
+          <w:numId w:val="1"/>
+        </w:numPr>
+        <w:ind w:left="2160" w:hanging="360"/>
+        <w:rPr>
+          <w:sz w:val="24"/>
+          <w:szCs w:val="24"/>
+          <w:u w:val="none"/>
+        </w:rPr>
+      </w:pPr>
+      <w:r>
+        <w:rPr>
+          <w:sz w:val="24"/>
+          <w:szCs w:val="24"/>
+          <w:rtl w:val="0"/>
+        </w:rPr>
+        <w:t xml:space="preserve">RF5: El sistema debe permitir al usuario configurar el método de activación del SOS.</w:t>
+      </w:r>
+    </w:p>
+    <w:p>
+      <w:pPr>
+        <w:numPr>
+          <w:ilvl w:val="2"/>
+          <w:numId w:val="1"/>
+        </w:numPr>
+        <w:ind w:left="2160" w:hanging="360"/>
+        <w:rPr>
+          <w:sz w:val="24"/>
+          <w:szCs w:val="24"/>
+          <w:u w:val="none"/>
+        </w:rPr>
+      </w:pPr>
+      <w:r>
+        <w:rPr>
+          <w:sz w:val="24"/>
+          <w:szCs w:val="24"/>
+          <w:rtl w:val="0"/>
+        </w:rPr>
+        <w:t xml:space="preserve">RF7: El sistema debe tener un máximo de 5 contactos de emergencia por usuario: la cuenta principal y cada usuario apadrinado deben poder administrar su límite de 5 contactos</w:t>
+      </w:r>
+    </w:p>
+    <w:p>
+      <w:pPr>
+        <w:numPr>
+          <w:ilvl w:val="2"/>
+          <w:numId w:val="1"/>
+        </w:numPr>
+        <w:ind w:left="2160" w:hanging="360"/>
+        <w:rPr>
+          <w:sz w:val="24"/>
+          <w:szCs w:val="24"/>
+          <w:u w:val="none"/>
+        </w:rPr>
+      </w:pPr>
+      <w:r>
+        <w:rPr>
+          <w:sz w:val="24"/>
+          <w:szCs w:val="24"/>
+          <w:rtl w:val="0"/>
+        </w:rPr>
+        <w:t xml:space="preserve">RF12: El sistema debe enviar un mensaje personalizado dependiendo de la finalidad del usuario (Urbano, Medico, Emergencias y Adulto mayor)</w:t>
+      </w:r>
+    </w:p>
+    <w:p>
+      <w:pPr>
+        <w:numPr>
+          <w:ilvl w:val="2"/>
+          <w:numId w:val="1"/>
+        </w:numPr>
+        <w:ind w:left="2160" w:hanging="360"/>
+        <w:rPr>
+          <w:sz w:val="24"/>
+          <w:szCs w:val="24"/>
+          <w:u w:val="none"/>
+        </w:rPr>
+      </w:pPr>
+      <w:r>
+        <w:rPr>
+          <w:sz w:val="24"/>
+          <w:szCs w:val="24"/>
+          <w:rtl w:val="0"/>
+        </w:rPr>
+        <w:t xml:space="preserve">RF16: La aplicación web debe realizar ventas de planes de cuentas de usuarios y de cupos para usuarios apadrinados.</w:t>
+      </w:r>
+    </w:p>
+    <w:p>
+      <w:pPr>
+        <w:numPr>
+          <w:ilvl w:val="2"/>
+          <w:numId w:val="1"/>
+        </w:numPr>
+        <w:ind w:left="2160" w:hanging="360"/>
+        <w:rPr>
+          <w:sz w:val="24"/>
+          <w:szCs w:val="24"/>
+          <w:u w:val="none"/>
+        </w:rPr>
+      </w:pPr>
+      <w:r>
+        <w:rPr>
+          <w:sz w:val="24"/>
+          <w:szCs w:val="24"/>
+          <w:rtl w:val="0"/>
+        </w:rPr>
+        <w:t xml:space="preserve">RF25: La aplicación web y móvil debe permitir al usuario principal definir sus usuarios apadrinados y el nivel de acceso de cada uno (acceso completo o parcial), y solicitar asistencia al personal de soporte en caso de ayuda para gestionarlo</w:t>
+      </w:r>
+    </w:p>
+    <w:p>
+      <w:pPr>
+        <w:numPr>
+          <w:ilvl w:val="1"/>
+          <w:numId w:val="1"/>
+        </w:numPr>
+        <w:ind w:left="1440" w:hanging="360"/>
+        <w:rPr>
+          <w:b w:val="1"/>
+          <w:bCs w:val="1"/>
+          <w:sz w:val="24"/>
+          <w:szCs w:val="24"/>
+        </w:rPr>
+      </w:pPr>
+      <w:r>
+        <w:rPr>
+          <w:b w:val="1"/>
+          <w:bCs w:val="1"/>
+          <w:sz w:val="24"/>
+          <w:szCs w:val="24"/>
+          <w:rtl w:val="0"/>
+        </w:rPr>
+        <w:t xml:space="preserve">EXCEPCIÓN: </w:t>
+      </w:r>
+      <w:r>
+        <w:rPr>
+          <w:sz w:val="24"/>
+          <w:szCs w:val="24"/>
+          <w:rtl w:val="0"/>
+        </w:rPr>
+        <w:t xml:space="preserve">Se modificó el RF20 ya que consideraba el acceso a la BDD del sistema que contradice el RNF4:</w:t>
+      </w:r>
+    </w:p>
+    <w:p>
+      <w:pPr>
+        <w:numPr>
+          <w:ilvl w:val="2"/>
+          <w:numId w:val="1"/>
+        </w:numPr>
+        <w:ind w:left="2160" w:hanging="360"/>
+        <w:rPr>
+          <w:sz w:val="24"/>
+          <w:szCs w:val="24"/>
+          <w:u w:val="none"/>
+        </w:rPr>
+      </w:pPr>
+      <w:r>
+        <w:rPr>
+          <w:sz w:val="24"/>
+          <w:szCs w:val="24"/>
+          <w:rtl w:val="0"/>
+        </w:rPr>
+        <w:t xml:space="preserve">RF20: La aplicación de escritorio debe permitir al usuario con rol ADMINISTRADOR, consultar y modificar los datos del sistema exclusivamente a través de los datos expuestos por la API del backend</w:t>
+      </w:r>
+    </w:p>
+    <w:p>
+      <w:pPr>
+        <w:ind w:left="2160" w:firstLine="0"/>
+        <w:rPr>
+          <w:sz w:val="24"/>
+          <w:szCs w:val="24"/>
+        </w:rPr>
+      </w:pPr>
+      <w:r>
+        <w:rPr>
+          <w:rtl w:val="0"/>
+        </w:rPr>
+      </w:r>
+    </w:p>
+    <w:p>
+      <w:pPr>
+        <w:numPr>
+          <w:ilvl w:val="1"/>
+          <w:numId w:val="1"/>
+        </w:numPr>
+        <w:ind w:left="1440" w:hanging="360"/>
+        <w:rPr>
+          <w:sz w:val="24"/>
+          <w:szCs w:val="24"/>
+        </w:rPr>
+      </w:pPr>
+      <w:r>
+        <w:rPr>
+          <w:b w:val="1"/>
+          <w:bCs w:val="1"/>
+          <w:i w:val="1"/>
+          <w:iCs w:val="1"/>
+          <w:sz w:val="24"/>
+          <w:szCs w:val="24"/>
+          <w:rtl w:val="0"/>
+        </w:rPr>
+        <w:t xml:space="preserve">(10/10/2026) </w:t>
+      </w:r>
+      <w:r>
+        <w:rPr>
+          <w:sz w:val="24"/>
+          <w:szCs w:val="24"/>
+          <w:rtl w:val="0"/>
+        </w:rPr>
+        <w:t xml:space="preserve">Se </w:t>
+      </w:r>
+      <w:r>
+        <w:rPr>
+          <w:sz w:val="24"/>
+          <w:szCs w:val="24"/>
+          <w:rtl w:val="0"/>
+        </w:rPr>
+        <w:t xml:space="preserve">modificó</w:t>
+      </w:r>
+      <w:r>
+        <w:rPr>
+          <w:sz w:val="24"/>
+          <w:szCs w:val="24"/>
+          <w:rtl w:val="0"/>
+        </w:rPr>
+        <w:t xml:space="preserve"> el apartado </w:t>
+      </w:r>
+      <w:r>
+        <w:rPr>
+          <w:b w:val="1"/>
+          <w:bCs w:val="1"/>
+          <w:sz w:val="24"/>
+          <w:szCs w:val="24"/>
+          <w:rtl w:val="0"/>
+        </w:rPr>
+        <w:t xml:space="preserve">Requisitos de aprobación del proyecto</w:t>
+      </w:r>
+      <w:r>
+        <w:rPr>
+          <w:sz w:val="24"/>
+          <w:szCs w:val="24"/>
+          <w:rtl w:val="0"/>
+        </w:rPr>
+        <w:t xml:space="preserve">, añadiendo los siguientes requisitos no funcionales, esto debido a vacíos presentes en los mismos</w:t>
+      </w:r>
+    </w:p>
+    <w:p>
+      <w:pPr>
+        <w:numPr>
+          <w:ilvl w:val="2"/>
+          <w:numId w:val="1"/>
+        </w:numPr>
+        <w:ind w:left="2160" w:hanging="360"/>
+        <w:rPr>
+          <w:sz w:val="24"/>
+          <w:szCs w:val="24"/>
+          <w:u w:val="none"/>
+        </w:rPr>
+      </w:pPr>
+      <w:r>
+        <w:rPr>
+          <w:sz w:val="24"/>
+          <w:szCs w:val="24"/>
+          <w:rtl w:val="0"/>
+        </w:rPr>
+        <w:t xml:space="preserve">RNF6: Al momento de emergencia, el sistema debe registrar la alerta e iniciar acción en un máximo de 3 segundos, y el primer intento de despacho a cada contacto en un máximo de 10 segundos desde la alerta.</w:t>
+      </w:r>
+    </w:p>
+    <w:p>
+      <w:pPr>
+        <w:numPr>
+          <w:ilvl w:val="2"/>
+          <w:numId w:val="1"/>
+        </w:numPr>
+        <w:ind w:left="2160" w:hanging="360"/>
+        <w:rPr>
+          <w:sz w:val="24"/>
+          <w:szCs w:val="24"/>
+        </w:rPr>
+      </w:pPr>
+      <w:r>
+        <w:rPr>
+          <w:sz w:val="24"/>
+          <w:szCs w:val="24"/>
+          <w:rtl w:val="0"/>
+        </w:rPr>
+        <w:t xml:space="preserve">RNF7: El sistema debe garantizar la persistencia de las alertas ante fallos, y mantener una disponibilidad objetivo del 99% mensual </w:t>
+      </w:r>
+    </w:p>
+    <w:p>
+      <w:pPr>
+        <w:numPr>
+          <w:ilvl w:val="2"/>
+          <w:numId w:val="1"/>
+        </w:numPr>
+        <w:ind w:left="2160" w:hanging="360"/>
+        <w:rPr>
+          <w:sz w:val="24"/>
+          <w:szCs w:val="24"/>
+        </w:rPr>
+      </w:pPr>
+      <w:r>
+        <w:rPr>
+          <w:sz w:val="24"/>
+          <w:szCs w:val="24"/>
+          <w:rtl w:val="0"/>
+        </w:rPr>
+        <w:t xml:space="preserve">RNF8: El sistema debe proteger los datos de salud conforme a la Ley 21.719, exigiendo consentimiento explícito, aplicando cifrado y limitando el acceso a la ficha médica sólo durante emergencias activas </w:t>
+      </w:r>
+    </w:p>
+    <w:p>
+      <w:pPr>
+        <w:numPr>
+          <w:ilvl w:val="2"/>
+          <w:numId w:val="1"/>
+        </w:numPr>
+        <w:ind w:left="2160" w:hanging="360"/>
+        <w:rPr>
+          <w:sz w:val="24"/>
+          <w:szCs w:val="24"/>
+        </w:rPr>
+      </w:pPr>
+      <w:r>
+        <w:rPr>
+          <w:sz w:val="24"/>
+          <w:szCs w:val="24"/>
+          <w:rtl w:val="0"/>
+        </w:rPr>
+        <w:t xml:space="preserve">RNF9: Al eliminar una cuenta, el sistema debe suprimir la información personal y médica, conservando únicamente el historial de alertas para fines de auditoría/legales</w:t>
+      </w:r>
+    </w:p>
+    <w:p>
+      <w:pPr>
+        <w:numPr>
+          <w:ilvl w:val="2"/>
+          <w:numId w:val="1"/>
+        </w:numPr>
+        <w:ind w:left="2160" w:hanging="360"/>
+        <w:rPr>
+          <w:sz w:val="24"/>
+          <w:szCs w:val="24"/>
+        </w:rPr>
+      </w:pPr>
+      <w:r>
+        <w:rPr>
+          <w:sz w:val="24"/>
+          <w:szCs w:val="24"/>
+          <w:rtl w:val="0"/>
+        </w:rPr>
+        <w:t xml:space="preserve">RNF10: Las interfaces de activación SOS y configuración de contactos deben cumplir con el estándar de accesibilidad WCAG 2.1 nivel AA</w:t>
+      </w:r>
+    </w:p>
+    <w:p>
+      <w:pPr>
+        <w:ind w:left="0" w:firstLine="0"/>
+        <w:rPr>
+          <w:sz w:val="24"/>
+          <w:szCs w:val="24"/>
+        </w:rPr>
+      </w:pPr>
+      <w:r>
+        <w:rPr>
+          <w:rtl w:val="0"/>
+        </w:rPr>
+      </w:r>
+    </w:p>
+    <w:p>
+      <w:pPr>
         <w:rPr>
           <w:sz w:val="24"/>
           <w:szCs w:val="24"/>
@@ -405,7 +1407,7 @@
       <w:pPr>
         <w:numPr>
           <w:ilvl w:val="0"/>
-          <w:numId w:val="3"/>
+          <w:numId w:val="6"/>
         </w:numPr>
         <w:ind w:left="720" w:hanging="360"/>
         <w:rPr>
@@ -436,7 +1438,7 @@
       <w:pPr>
         <w:numPr>
           <w:ilvl w:val="1"/>
-          <w:numId w:val="3"/>
+          <w:numId w:val="6"/>
         </w:numPr>
         <w:ind w:left="1440" w:hanging="360"/>
         <w:rPr>
@@ -496,14 +1498,14 @@
           <w:szCs w:val="24"/>
           <w:rtl w:val="0"/>
         </w:rPr>
-        <w:t xml:space="preserve"> modificando la mención de “dos Developers” a “tres Developers” ya que se consideran los 3 integrantes en el desarrollo de tareas dentro del proyecto</w:t>
+        <w:t xml:space="preserve"> realizando cambios en la mención de “dos Developers” a “tres Developers” ya que se consideran los 3 integrantes en el desarrollo de tareas dentro del proyecto</w:t>
       </w:r>
     </w:p>
     <w:p>
       <w:pPr>
         <w:numPr>
           <w:ilvl w:val="1"/>
-          <w:numId w:val="3"/>
+          <w:numId w:val="6"/>
         </w:numPr>
         <w:ind w:left="1440" w:hanging="360"/>
         <w:rPr>
@@ -554,7 +1556,7 @@
       <w:pPr>
         <w:numPr>
           <w:ilvl w:val="1"/>
-          <w:numId w:val="3"/>
+          <w:numId w:val="6"/>
         </w:numPr>
         <w:ind w:left="1440" w:hanging="360"/>
         <w:rPr>
@@ -576,12 +1578,342 @@
           <w:szCs w:val="24"/>
           <w:rtl w:val="0"/>
         </w:rPr>
-        <w:t xml:space="preserve">(07/10/2026) </w:t>
-      </w:r>
-      <w:r>
-        <w:rPr>
-          <w:rtl w:val="0"/>
-        </w:rPr>
+        <w:t xml:space="preserve">(10/10/2026) </w:t>
+      </w:r>
+      <w:r>
+        <w:rPr>
+          <w:sz w:val="24"/>
+          <w:szCs w:val="24"/>
+          <w:rtl w:val="0"/>
+        </w:rPr>
+        <w:t xml:space="preserve">Se </w:t>
+      </w:r>
+      <w:r>
+        <w:rPr>
+          <w:sz w:val="24"/>
+          <w:szCs w:val="24"/>
+          <w:rtl w:val="0"/>
+        </w:rPr>
+        <w:t xml:space="preserve">modificó</w:t>
+      </w:r>
+      <w:r>
+        <w:rPr>
+          <w:sz w:val="24"/>
+          <w:szCs w:val="24"/>
+          <w:rtl w:val="0"/>
+        </w:rPr>
+        <w:t xml:space="preserve"> el apartado de </w:t>
+      </w:r>
+      <w:r>
+        <w:rPr>
+          <w:b w:val="1"/>
+          <w:bCs w:val="1"/>
+          <w:sz w:val="24"/>
+          <w:szCs w:val="24"/>
+          <w:rtl w:val="0"/>
+        </w:rPr>
+        <w:t xml:space="preserve">Introducción</w:t>
+      </w:r>
+      <w:r>
+        <w:rPr>
+          <w:sz w:val="24"/>
+          <w:szCs w:val="24"/>
+          <w:rtl w:val="0"/>
+        </w:rPr>
+        <w:t xml:space="preserve">, añadiendo el texto “(exceptuando el Sprint 4 correspondiente a la Fase 1 que tiene una duración de dos semanas y los Sprints de Fase 2 que pueden extenderse dependiendo del Sprint Planning)”. Esto justifica la duración del Sprint 4 que dura 2 semanas (31/08 a 14/09) y el Sprint 6 (28/09 a 09/10)</w:t>
+      </w:r>
+    </w:p>
+    <w:p>
+      <w:pPr>
+        <w:numPr>
+          <w:ilvl w:val="1"/>
+          <w:numId w:val="6"/>
+        </w:numPr>
+        <w:ind w:left="1440" w:hanging="360"/>
+        <w:rPr>
+          <w:sz w:val="24"/>
+          <w:szCs w:val="24"/>
+        </w:rPr>
+      </w:pPr>
+      <w:r>
+        <w:rPr>
+          <w:b w:val="1"/>
+          <w:bCs w:val="1"/>
+          <w:i w:val="1"/>
+          <w:iCs w:val="1"/>
+          <w:sz w:val="24"/>
+          <w:szCs w:val="24"/>
+          <w:rtl w:val="0"/>
+        </w:rPr>
+        <w:t xml:space="preserve">(10/10/2026) </w:t>
+      </w:r>
+      <w:r>
+        <w:rPr>
+          <w:sz w:val="24"/>
+          <w:szCs w:val="24"/>
+          <w:rtl w:val="0"/>
+        </w:rPr>
+        <w:t xml:space="preserve">Se modificó el apartado de </w:t>
+      </w:r>
+      <w:r>
+        <w:rPr>
+          <w:b w:val="1"/>
+          <w:bCs w:val="1"/>
+          <w:sz w:val="24"/>
+          <w:szCs w:val="24"/>
+          <w:rtl w:val="0"/>
+        </w:rPr>
+        <w:t xml:space="preserve">Consolidado Métrico del Backlog</w:t>
+      </w:r>
+      <w:r>
+        <w:rPr>
+          <w:sz w:val="24"/>
+          <w:szCs w:val="24"/>
+          <w:rtl w:val="0"/>
+        </w:rPr>
+        <w:t xml:space="preserve">, cambiando el total de historias de usuario de 13 a 19, esto para cubrir las historias creadas que consideran RF sin historias de usuario.</w:t>
+        <w:br w:type="textWrapping"/>
+        <w:t xml:space="preserve">Al igual que se cambió </w:t>
+      </w:r>
+      <w:r>
+        <w:rPr>
+          <w:b w:val="1"/>
+          <w:bCs w:val="1"/>
+          <w:sz w:val="24"/>
+          <w:szCs w:val="24"/>
+          <w:rtl w:val="0"/>
+        </w:rPr>
+        <w:t xml:space="preserve">Historias MVP </w:t>
+      </w:r>
+      <w:r>
+        <w:rPr>
+          <w:sz w:val="24"/>
+          <w:szCs w:val="24"/>
+          <w:rtl w:val="0"/>
+        </w:rPr>
+        <w:t xml:space="preserve">de 8 a 9, considerando la creación de la HU-14</w:t>
+      </w:r>
+    </w:p>
+    <w:p>
+      <w:pPr>
+        <w:numPr>
+          <w:ilvl w:val="1"/>
+          <w:numId w:val="6"/>
+        </w:numPr>
+        <w:ind w:left="1440" w:hanging="360"/>
+        <w:rPr>
+          <w:sz w:val="24"/>
+          <w:szCs w:val="24"/>
+        </w:rPr>
+      </w:pPr>
+      <w:r>
+        <w:rPr>
+          <w:b w:val="1"/>
+          <w:bCs w:val="1"/>
+          <w:i w:val="1"/>
+          <w:iCs w:val="1"/>
+          <w:sz w:val="24"/>
+          <w:szCs w:val="24"/>
+          <w:rtl w:val="0"/>
+        </w:rPr>
+        <w:t xml:space="preserve">(10/10/2026) </w:t>
+      </w:r>
+      <w:r>
+        <w:rPr>
+          <w:sz w:val="24"/>
+          <w:szCs w:val="24"/>
+          <w:rtl w:val="0"/>
+        </w:rPr>
+        <w:t xml:space="preserve">Se modificó el apartado de </w:t>
+      </w:r>
+      <w:r>
+        <w:rPr>
+          <w:b w:val="1"/>
+          <w:bCs w:val="1"/>
+          <w:sz w:val="24"/>
+          <w:szCs w:val="24"/>
+          <w:rtl w:val="0"/>
+        </w:rPr>
+        <w:t xml:space="preserve">Objetivos Específicos </w:t>
+      </w:r>
+      <w:r>
+        <w:rPr>
+          <w:sz w:val="24"/>
+          <w:szCs w:val="24"/>
+          <w:rtl w:val="0"/>
+        </w:rPr>
+        <w:t xml:space="preserve">cambiando el enfoque prioritario de 8 Historias de Usuario a 9, esto debido a la adición de una historia de usuario faltante (HU-14 - Finalizar o cancelar emergencia)</w:t>
+      </w:r>
+    </w:p>
+    <w:p>
+      <w:pPr>
+        <w:numPr>
+          <w:ilvl w:val="1"/>
+          <w:numId w:val="6"/>
+        </w:numPr>
+        <w:ind w:left="1440" w:hanging="360"/>
+        <w:rPr>
+          <w:sz w:val="24"/>
+          <w:szCs w:val="24"/>
+        </w:rPr>
+      </w:pPr>
+      <w:r>
+        <w:rPr>
+          <w:b w:val="1"/>
+          <w:bCs w:val="1"/>
+          <w:i w:val="1"/>
+          <w:iCs w:val="1"/>
+          <w:sz w:val="24"/>
+          <w:szCs w:val="24"/>
+          <w:rtl w:val="0"/>
+        </w:rPr>
+        <w:t xml:space="preserve">(10/10/2026) </w:t>
+      </w:r>
+      <w:r>
+        <w:rPr>
+          <w:sz w:val="24"/>
+          <w:szCs w:val="24"/>
+          <w:rtl w:val="0"/>
+        </w:rPr>
+        <w:t xml:space="preserve">Se modificó el apartado de </w:t>
+      </w:r>
+      <w:r>
+        <w:rPr>
+          <w:b w:val="1"/>
+          <w:bCs w:val="1"/>
+          <w:sz w:val="24"/>
+          <w:szCs w:val="24"/>
+          <w:rtl w:val="0"/>
+        </w:rPr>
+        <w:t xml:space="preserve">Análisis Crítico de Historias</w:t>
+      </w:r>
+      <w:r>
+        <w:rPr>
+          <w:sz w:val="24"/>
+          <w:szCs w:val="24"/>
+          <w:rtl w:val="0"/>
+        </w:rPr>
+        <w:t xml:space="preserve">, específicamente el punto </w:t>
+      </w:r>
+      <w:r>
+        <w:rPr>
+          <w:b w:val="1"/>
+          <w:bCs w:val="1"/>
+          <w:sz w:val="24"/>
+          <w:szCs w:val="24"/>
+          <w:rtl w:val="0"/>
+        </w:rPr>
+        <w:t xml:space="preserve">Trabajo en Paralelo </w:t>
+      </w:r>
+      <w:r>
+        <w:rPr>
+          <w:sz w:val="24"/>
+          <w:szCs w:val="24"/>
+          <w:rtl w:val="0"/>
+        </w:rPr>
+        <w:t xml:space="preserve">cambiando la definición de “manera simultánea por dos Developers” a “manera simultánea por dos de los tres Developers”, siguiendo la definición de la capacidad real del mismo documento</w:t>
+      </w:r>
+    </w:p>
+    <w:p>
+      <w:pPr>
+        <w:numPr>
+          <w:ilvl w:val="1"/>
+          <w:numId w:val="6"/>
+        </w:numPr>
+        <w:ind w:left="1440" w:hanging="360"/>
+        <w:rPr>
+          <w:sz w:val="24"/>
+          <w:szCs w:val="24"/>
+        </w:rPr>
+      </w:pPr>
+      <w:r>
+        <w:rPr>
+          <w:b w:val="1"/>
+          <w:bCs w:val="1"/>
+          <w:i w:val="1"/>
+          <w:iCs w:val="1"/>
+          <w:sz w:val="24"/>
+          <w:szCs w:val="24"/>
+          <w:rtl w:val="0"/>
+        </w:rPr>
+        <w:t xml:space="preserve">(10/10/2026) </w:t>
+      </w:r>
+      <w:r>
+        <w:rPr>
+          <w:sz w:val="24"/>
+          <w:szCs w:val="24"/>
+          <w:rtl w:val="0"/>
+        </w:rPr>
+        <w:t xml:space="preserve">Se </w:t>
+      </w:r>
+      <w:r>
+        <w:rPr>
+          <w:sz w:val="24"/>
+          <w:szCs w:val="24"/>
+          <w:rtl w:val="0"/>
+        </w:rPr>
+        <w:t xml:space="preserve">modificó</w:t>
+      </w:r>
+      <w:r>
+        <w:rPr>
+          <w:sz w:val="24"/>
+          <w:szCs w:val="24"/>
+          <w:rtl w:val="0"/>
+        </w:rPr>
+        <w:t xml:space="preserve"> el apartado de </w:t>
+      </w:r>
+      <w:r>
+        <w:rPr>
+          <w:b w:val="1"/>
+          <w:bCs w:val="1"/>
+          <w:sz w:val="24"/>
+          <w:szCs w:val="24"/>
+          <w:rtl w:val="0"/>
+        </w:rPr>
+        <w:t xml:space="preserve">Criterios para Asignar Historias a Sprints</w:t>
+      </w:r>
+      <w:r>
+        <w:rPr>
+          <w:sz w:val="24"/>
+          <w:szCs w:val="24"/>
+          <w:rtl w:val="0"/>
+        </w:rPr>
+        <w:t xml:space="preserve">, específicamente el punto </w:t>
+      </w:r>
+      <w:r>
+        <w:rPr>
+          <w:b w:val="1"/>
+          <w:bCs w:val="1"/>
+          <w:sz w:val="24"/>
+          <w:szCs w:val="24"/>
+          <w:rtl w:val="0"/>
+        </w:rPr>
+        <w:t xml:space="preserve">Prioridad:</w:t>
+      </w:r>
+    </w:p>
+    <w:p>
+      <w:pPr>
+        <w:numPr>
+          <w:ilvl w:val="2"/>
+          <w:numId w:val="6"/>
+        </w:numPr>
+        <w:ind w:left="2160" w:hanging="360"/>
+        <w:rPr>
+          <w:b w:val="1"/>
+          <w:bCs w:val="1"/>
+          <w:sz w:val="24"/>
+          <w:szCs w:val="24"/>
+        </w:rPr>
+      </w:pPr>
+      <w:r>
+        <w:rPr>
+          <w:b w:val="1"/>
+          <w:bCs w:val="1"/>
+          <w:sz w:val="24"/>
+          <w:szCs w:val="24"/>
+          <w:rtl w:val="0"/>
+        </w:rPr>
+        <w:t xml:space="preserve">Texto anterior:</w:t>
       </w:r>
     </w:p>
     <w:p>
@@ -594,6 +1926,348 @@
       </w:pPr>
       <w:r>
         <w:rPr>
+          <w:sz w:val="24"/>
+          <w:szCs w:val="24"/>
+          <w:rtl w:val="0"/>
+        </w:rPr>
+        <w:t xml:space="preserve">“Cumplimiento estricto del enfoque MVP. Los elementos Must Have son absorbidos en los Sprints 1 al 4.”</w:t>
+      </w:r>
+    </w:p>
+    <w:p>
+      <w:pPr>
+        <w:numPr>
+          <w:ilvl w:val="2"/>
+          <w:numId w:val="3"/>
+        </w:numPr>
+        <w:ind w:left="2160" w:hanging="360"/>
+        <w:rPr>
+          <w:b w:val="1"/>
+          <w:bCs w:val="1"/>
+          <w:sz w:val="24"/>
+          <w:szCs w:val="24"/>
+        </w:rPr>
+      </w:pPr>
+      <w:r>
+        <w:rPr>
+          <w:b w:val="1"/>
+          <w:bCs w:val="1"/>
+          <w:sz w:val="24"/>
+          <w:szCs w:val="24"/>
+          <w:rtl w:val="0"/>
+        </w:rPr>
+        <w:t xml:space="preserve">Texto actual:</w:t>
+      </w:r>
+    </w:p>
+    <w:p>
+      <w:pPr>
+        <w:ind w:left="1417.3228346456694" w:firstLine="0"/>
+        <w:rPr>
+          <w:color w:val="1f1f1f"/>
+          <w:sz w:val="24"/>
+          <w:szCs w:val="24"/>
+        </w:rPr>
+      </w:pPr>
+      <w:r>
+        <w:rPr>
+          <w:b w:val="1"/>
+          <w:bCs w:val="1"/>
+          <w:sz w:val="24"/>
+          <w:szCs w:val="24"/>
+          <w:rtl w:val="0"/>
+        </w:rPr>
+        <w:tab/>
+      </w:r>
+      <w:r>
+        <w:rPr>
+          <w:sz w:val="24"/>
+          <w:szCs w:val="24"/>
+          <w:rtl w:val="0"/>
+        </w:rPr>
+        <w:t xml:space="preserve">“Cumplimiento estricto del enfoque MVP. Los elementos Must Have se desarrollan en los primeros Sprints de la Fase 2. Los Sprints 1 al 4 de la Fase 1 establecen la base documental y técnica del proyecto.</w:t>
+      </w:r>
+      <w:r>
+        <w:rPr>
+          <w:color w:val="1f1f1f"/>
+          <w:sz w:val="24"/>
+          <w:szCs w:val="24"/>
+          <w:rtl w:val="0"/>
+        </w:rPr>
+        <w:t xml:space="preserve">”</w:t>
+      </w:r>
+    </w:p>
+    <w:p>
+      <w:pPr>
+        <w:ind w:left="1417.3228346456694" w:firstLine="0"/>
+        <w:rPr>
+          <w:color w:val="1f1f1f"/>
+          <w:sz w:val="24"/>
+          <w:szCs w:val="24"/>
+        </w:rPr>
+      </w:pPr>
+      <w:r>
+        <w:rPr>
+          <w:rtl w:val="0"/>
+        </w:rPr>
+      </w:r>
+    </w:p>
+    <w:p>
+      <w:pPr>
+        <w:ind w:left="1417.3228346456694" w:firstLine="0"/>
+        <w:rPr>
+          <w:color w:val="1f1f1f"/>
+        </w:rPr>
+      </w:pPr>
+      <w:r>
+        <w:rPr>
+          <w:color w:val="1f1f1f"/>
+          <w:sz w:val="24"/>
+          <w:szCs w:val="24"/>
+          <w:rtl w:val="0"/>
+        </w:rPr>
+        <w:t xml:space="preserve">Esto se justifica con el punto 8 “Sprint Planning de la Fase 2” del </w:t>
+      </w:r>
+      <w:hyperlink r:id="rId8">
+        <w:r>
+          <w:rPr>
+            <w:color w:val="1155cc"/>
+            <w:sz w:val="24"/>
+            <w:szCs w:val="24"/>
+            <w:u w:val="single"/>
+            <w:rtl w:val="0"/>
+          </w:rPr>
+          <w:t xml:space="preserve">2.1.1 PRODUCT BACKLOG</w:t>
+        </w:r>
+      </w:hyperlink>
+      <w:r>
+        <w:rPr>
+          <w:rtl w:val="0"/>
+        </w:rPr>
+      </w:r>
+    </w:p>
+    <w:p>
+      <w:pPr>
+        <w:numPr>
+          <w:ilvl w:val="1"/>
+          <w:numId w:val="7"/>
+        </w:numPr>
+        <w:ind w:left="1440" w:hanging="360"/>
+        <w:rPr>
+          <w:color w:val="1f1f1f"/>
+        </w:rPr>
+      </w:pPr>
+      <w:r>
+        <w:rPr>
+          <w:b w:val="1"/>
+          <w:bCs w:val="1"/>
+          <w:i w:val="1"/>
+          <w:iCs w:val="1"/>
+          <w:sz w:val="24"/>
+          <w:szCs w:val="24"/>
+          <w:rtl w:val="0"/>
+        </w:rPr>
+        <w:t xml:space="preserve">(10/10/2026) </w:t>
+      </w:r>
+      <w:r>
+        <w:rPr>
+          <w:sz w:val="24"/>
+          <w:szCs w:val="24"/>
+          <w:rtl w:val="0"/>
+        </w:rPr>
+        <w:t xml:space="preserve">Se </w:t>
+      </w:r>
+      <w:r>
+        <w:rPr>
+          <w:sz w:val="24"/>
+          <w:szCs w:val="24"/>
+          <w:rtl w:val="0"/>
+        </w:rPr>
+        <w:t xml:space="preserve">modificó</w:t>
+      </w:r>
+      <w:r>
+        <w:rPr>
+          <w:sz w:val="24"/>
+          <w:szCs w:val="24"/>
+          <w:rtl w:val="0"/>
+        </w:rPr>
+        <w:t xml:space="preserve"> el apartado de </w:t>
+      </w:r>
+      <w:r>
+        <w:rPr>
+          <w:b w:val="1"/>
+          <w:bCs w:val="1"/>
+          <w:sz w:val="24"/>
+          <w:szCs w:val="24"/>
+          <w:rtl w:val="0"/>
+        </w:rPr>
+        <w:t xml:space="preserve">Conclusión</w:t>
+      </w:r>
+      <w:r>
+        <w:rPr>
+          <w:sz w:val="24"/>
+          <w:szCs w:val="24"/>
+          <w:rtl w:val="0"/>
+        </w:rPr>
+        <w:t xml:space="preserve">, específicamente el punto </w:t>
+      </w:r>
+      <w:r>
+        <w:rPr>
+          <w:b w:val="1"/>
+          <w:bCs w:val="1"/>
+          <w:sz w:val="24"/>
+          <w:szCs w:val="24"/>
+          <w:rtl w:val="0"/>
+        </w:rPr>
+        <w:t xml:space="preserve">Garantía de Entrega Temprana de Valor:</w:t>
+      </w:r>
+    </w:p>
+    <w:p>
+      <w:pPr>
+        <w:numPr>
+          <w:ilvl w:val="2"/>
+          <w:numId w:val="6"/>
+        </w:numPr>
+        <w:ind w:left="2160" w:hanging="360"/>
+        <w:rPr>
+          <w:b w:val="1"/>
+          <w:bCs w:val="1"/>
+          <w:sz w:val="24"/>
+          <w:szCs w:val="24"/>
+        </w:rPr>
+      </w:pPr>
+      <w:r>
+        <w:rPr>
+          <w:b w:val="1"/>
+          <w:bCs w:val="1"/>
+          <w:sz w:val="24"/>
+          <w:szCs w:val="24"/>
+          <w:rtl w:val="0"/>
+        </w:rPr>
+        <w:t xml:space="preserve">Texto anterior:</w:t>
+      </w:r>
+    </w:p>
+    <w:p>
+      <w:pPr>
+        <w:ind w:left="1440" w:firstLine="0"/>
+        <w:rPr>
+          <w:sz w:val="24"/>
+          <w:szCs w:val="24"/>
+        </w:rPr>
+      </w:pPr>
+      <w:r>
+        <w:rPr>
+          <w:sz w:val="24"/>
+          <w:szCs w:val="24"/>
+          <w:rtl w:val="0"/>
+        </w:rPr>
+        <w:t xml:space="preserve">“La consecución del MVP en el Sprint 4 mitiga el riesgo académico de llegar al final del proceso de titulación sin un producto funcional demostrable.”</w:t>
+      </w:r>
+    </w:p>
+    <w:p>
+      <w:pPr>
+        <w:numPr>
+          <w:ilvl w:val="2"/>
+          <w:numId w:val="3"/>
+        </w:numPr>
+        <w:ind w:left="2160" w:hanging="360"/>
+        <w:rPr>
+          <w:b w:val="1"/>
+          <w:bCs w:val="1"/>
+          <w:sz w:val="24"/>
+          <w:szCs w:val="24"/>
+        </w:rPr>
+      </w:pPr>
+      <w:r>
+        <w:rPr>
+          <w:b w:val="1"/>
+          <w:bCs w:val="1"/>
+          <w:sz w:val="24"/>
+          <w:szCs w:val="24"/>
+          <w:rtl w:val="0"/>
+        </w:rPr>
+        <w:t xml:space="preserve">Texto actual:</w:t>
+      </w:r>
+    </w:p>
+    <w:p>
+      <w:pPr>
+        <w:ind w:left="1417.3228346456694" w:firstLine="0"/>
+        <w:rPr>
+          <w:color w:val="1f1f1f"/>
+          <w:sz w:val="24"/>
+          <w:szCs w:val="24"/>
+        </w:rPr>
+      </w:pPr>
+      <w:r>
+        <w:rPr>
+          <w:b w:val="1"/>
+          <w:bCs w:val="1"/>
+          <w:sz w:val="24"/>
+          <w:szCs w:val="24"/>
+          <w:rtl w:val="0"/>
+        </w:rPr>
+        <w:tab/>
+      </w:r>
+      <w:r>
+        <w:rPr>
+          <w:sz w:val="24"/>
+          <w:szCs w:val="24"/>
+          <w:rtl w:val="0"/>
+        </w:rPr>
+        <w:t xml:space="preserve">“La consecución temprana del MVP en la Fase 2 (9 HUs: HU-01 a HU-08 y HU-14), preparada con la base documental entregada en el Sprint 4 de la Fase 1, mitiga el riesgo académico de llegar al proceso final sin un producto funcional demostrable</w:t>
+      </w:r>
+      <w:r>
+        <w:rPr>
+          <w:color w:val="1f1f1f"/>
+          <w:sz w:val="24"/>
+          <w:szCs w:val="24"/>
+          <w:rtl w:val="0"/>
+        </w:rPr>
+        <w:t xml:space="preserve">”</w:t>
+      </w:r>
+    </w:p>
+    <w:p>
+      <w:pPr>
+        <w:ind w:left="1417.3228346456694" w:firstLine="0"/>
+        <w:rPr>
+          <w:color w:val="1f1f1f"/>
+          <w:sz w:val="24"/>
+          <w:szCs w:val="24"/>
+        </w:rPr>
+      </w:pPr>
+      <w:r>
+        <w:rPr>
+          <w:rtl w:val="0"/>
+        </w:rPr>
+      </w:r>
+    </w:p>
+    <w:p>
+      <w:pPr>
+        <w:ind w:left="1417.3228346456694" w:firstLine="0"/>
+        <w:rPr>
+          <w:color w:val="1f1f1f"/>
+          <w:sz w:val="24"/>
+          <w:szCs w:val="24"/>
+        </w:rPr>
+      </w:pPr>
+      <w:r>
+        <w:rPr>
+          <w:color w:val="1f1f1f"/>
+          <w:sz w:val="24"/>
+          <w:szCs w:val="24"/>
+          <w:rtl w:val="0"/>
+        </w:rPr>
+        <w:t xml:space="preserve">Esto debido a que el MVP no se logra en el Sprint 4, sino que éste prepara la línea base para iniciar la Fase 2</w:t>
+      </w:r>
+    </w:p>
+    <w:p>
+      <w:pPr>
+        <w:ind w:left="1440" w:firstLine="0"/>
+        <w:rPr>
+          <w:sz w:val="24"/>
+          <w:szCs w:val="24"/>
+        </w:rPr>
+      </w:pPr>
+      <w:r>
+        <w:rPr>
           <w:rtl w:val="0"/>
         </w:rPr>
       </w:r>
@@ -602,7 +2276,7 @@
       <w:pPr>
         <w:numPr>
           <w:ilvl w:val="0"/>
-          <w:numId w:val="1"/>
+          <w:numId w:val="4"/>
         </w:numPr>
         <w:ind w:left="720" w:hanging="360"/>
         <w:rPr>
@@ -611,7 +2285,7 @@
           <w:u w:val="none"/>
         </w:rPr>
       </w:pPr>
-      <w:hyperlink r:id="rId8">
+      <w:hyperlink r:id="rId9">
         <w:r>
           <w:rPr>
             <w:color w:val="1155cc"/>
@@ -633,7 +2307,7 @@
       <w:pPr>
         <w:numPr>
           <w:ilvl w:val="1"/>
-          <w:numId w:val="1"/>
+          <w:numId w:val="4"/>
         </w:numPr>
         <w:ind w:left="1440" w:hanging="360"/>
         <w:rPr>
@@ -701,7 +2375,7 @@
       <w:pPr>
         <w:numPr>
           <w:ilvl w:val="2"/>
-          <w:numId w:val="1"/>
+          <w:numId w:val="4"/>
         </w:numPr>
         <w:ind w:left="2160" w:hanging="360"/>
         <w:rPr>
@@ -733,7 +2407,7 @@
       <w:pPr>
         <w:numPr>
           <w:ilvl w:val="2"/>
-          <w:numId w:val="1"/>
+          <w:numId w:val="4"/>
         </w:numPr>
         <w:ind w:left="2160" w:hanging="360"/>
         <w:rPr>
@@ -773,7 +2447,7 @@
       <w:pPr>
         <w:numPr>
           <w:ilvl w:val="1"/>
-          <w:numId w:val="1"/>
+          <w:numId w:val="4"/>
         </w:numPr>
         <w:ind w:left="1440" w:hanging="360"/>
         <w:rPr>
@@ -843,7 +2517,7 @@
       <w:pPr>
         <w:numPr>
           <w:ilvl w:val="0"/>
-          <w:numId w:val="1"/>
+          <w:numId w:val="4"/>
         </w:numPr>
         <w:ind w:left="720" w:hanging="360"/>
         <w:rPr>
@@ -852,7 +2526,7 @@
           <w:u w:val="none"/>
         </w:rPr>
       </w:pPr>
-      <w:hyperlink r:id="rId9">
+      <w:hyperlink r:id="rId10">
         <w:r>
           <w:rPr>
             <w:color w:val="1155cc"/>
@@ -874,7 +2548,7 @@
       <w:pPr>
         <w:numPr>
           <w:ilvl w:val="1"/>
-          <w:numId w:val="1"/>
+          <w:numId w:val="4"/>
         </w:numPr>
         <w:ind w:left="1440" w:hanging="360"/>
         <w:rPr>
@@ -926,7 +2600,7 @@
       <w:pPr>
         <w:numPr>
           <w:ilvl w:val="0"/>
-          <w:numId w:val="1"/>
+          <w:numId w:val="4"/>
         </w:numPr>
         <w:ind w:left="720" w:hanging="360"/>
         <w:rPr>
@@ -935,7 +2609,7 @@
           <w:u w:val="none"/>
         </w:rPr>
       </w:pPr>
-      <w:hyperlink r:id="rId10">
+      <w:hyperlink r:id="rId11">
         <w:r>
           <w:rPr>
             <w:color w:val="1155cc"/>
@@ -957,7 +2631,7 @@
       <w:pPr>
         <w:numPr>
           <w:ilvl w:val="1"/>
-          <w:numId w:val="1"/>
+          <w:numId w:val="4"/>
         </w:numPr>
         <w:ind w:left="1440" w:hanging="360"/>
         <w:rPr>
@@ -1043,7 +2717,7 @@
       <w:pPr>
         <w:numPr>
           <w:ilvl w:val="1"/>
-          <w:numId w:val="1"/>
+          <w:numId w:val="4"/>
         </w:numPr>
         <w:ind w:left="1440" w:hanging="360"/>
         <w:rPr>
@@ -1108,7 +2782,7 @@
       <w:pPr>
         <w:numPr>
           <w:ilvl w:val="0"/>
-          <w:numId w:val="1"/>
+          <w:numId w:val="4"/>
         </w:numPr>
         <w:ind w:left="720" w:hanging="360"/>
         <w:rPr>
@@ -1117,7 +2791,7 @@
           <w:u w:val="none"/>
         </w:rPr>
       </w:pPr>
-      <w:hyperlink r:id="rId11">
+      <w:hyperlink r:id="rId12">
         <w:r>
           <w:rPr>
             <w:color w:val="1155cc"/>
@@ -1139,7 +2813,7 @@
       <w:pPr>
         <w:numPr>
           <w:ilvl w:val="1"/>
-          <w:numId w:val="1"/>
+          <w:numId w:val="4"/>
         </w:numPr>
         <w:ind w:left="1440" w:hanging="360"/>
         <w:rPr>
@@ -1173,7 +2847,7 @@
       <w:pPr>
         <w:numPr>
           <w:ilvl w:val="2"/>
-          <w:numId w:val="1"/>
+          <w:numId w:val="4"/>
         </w:numPr>
         <w:ind w:left="2160" w:hanging="360"/>
         <w:rPr>
@@ -1200,7 +2874,7 @@
       <w:pPr>
         <w:numPr>
           <w:ilvl w:val="2"/>
-          <w:numId w:val="1"/>
+          <w:numId w:val="4"/>
         </w:numPr>
         <w:ind w:left="2160" w:hanging="360"/>
         <w:rPr>
@@ -1244,7 +2918,7 @@
       <w:pPr>
         <w:numPr>
           <w:ilvl w:val="1"/>
-          <w:numId w:val="2"/>
+          <w:numId w:val="5"/>
         </w:numPr>
         <w:ind w:left="1440" w:hanging="360"/>
         <w:rPr>
@@ -1317,7 +2991,7 @@
       <w:pPr>
         <w:numPr>
           <w:ilvl w:val="1"/>
-          <w:numId w:val="2"/>
+          <w:numId w:val="5"/>
         </w:numPr>
         <w:ind w:left="1440" w:hanging="360"/>
         <w:rPr>
@@ -1402,7 +3076,7 @@
       <w:pPr>
         <w:numPr>
           <w:ilvl w:val="1"/>
-          <w:numId w:val="2"/>
+          <w:numId w:val="5"/>
         </w:numPr>
         <w:ind w:left="1440" w:hanging="360"/>
         <w:rPr>
@@ -1433,6 +3107,326 @@
           <w:rtl w:val="0"/>
         </w:rPr>
         <w:t xml:space="preserve">Se han modificado TODOS los tipos de datos del documento, adaptandolos a aquellos empleados en el uso de PostgreSQL, esto debido a que anteriormente se tomaron en cuenta tipos de datos de MySQL</w:t>
+      </w:r>
+    </w:p>
+    <w:p>
+      <w:pPr>
+        <w:ind w:left="1440" w:firstLine="0"/>
+        <w:rPr>
+          <w:sz w:val="24"/>
+          <w:szCs w:val="24"/>
+        </w:rPr>
+      </w:pPr>
+      <w:r>
+        <w:rPr>
+          <w:rtl w:val="0"/>
+        </w:rPr>
+      </w:r>
+    </w:p>
+    <w:p>
+      <w:pPr>
+        <w:numPr>
+          <w:ilvl w:val="0"/>
+          <w:numId w:val="5"/>
+        </w:numPr>
+        <w:ind w:left="720" w:hanging="360"/>
+        <w:rPr>
+          <w:sz w:val="24"/>
+          <w:szCs w:val="24"/>
+          <w:u w:val="none"/>
+        </w:rPr>
+      </w:pPr>
+      <w:hyperlink r:id="rId13">
+        <w:r>
+          <w:rPr>
+            <w:color w:val="1155cc"/>
+            <w:sz w:val="24"/>
+            <w:szCs w:val="24"/>
+            <w:u w:val="single"/>
+            <w:rtl w:val="0"/>
+          </w:rPr>
+          <w:t xml:space="preserve">2.1.1 PRODUCT BACKLOG</w:t>
+        </w:r>
+      </w:hyperlink>
+      <w:r>
+        <w:rPr>
+          <w:rtl w:val="0"/>
+        </w:rPr>
+      </w:r>
+    </w:p>
+    <w:p>
+      <w:pPr>
+        <w:numPr>
+          <w:ilvl w:val="1"/>
+          <w:numId w:val="5"/>
+        </w:numPr>
+        <w:ind w:left="1440" w:hanging="360"/>
+        <w:rPr>
+          <w:b w:val="1"/>
+          <w:bCs w:val="1"/>
+          <w:i w:val="1"/>
+          <w:iCs w:val="1"/>
+          <w:sz w:val="24"/>
+          <w:szCs w:val="24"/>
+        </w:rPr>
+      </w:pPr>
+      <w:r>
+        <w:rPr>
+          <w:b w:val="1"/>
+          <w:bCs w:val="1"/>
+          <w:i w:val="1"/>
+          <w:iCs w:val="1"/>
+          <w:sz w:val="24"/>
+          <w:szCs w:val="24"/>
+          <w:rtl w:val="0"/>
+        </w:rPr>
+        <w:t xml:space="preserve">(10/10/2026) </w:t>
+      </w:r>
+      <w:r>
+        <w:rPr>
+          <w:sz w:val="24"/>
+          <w:szCs w:val="24"/>
+          <w:rtl w:val="0"/>
+        </w:rPr>
+        <w:t xml:space="preserve">Se eliminaron “vacíos de acciones” en las historias de usuario, específicamente en la HU-12, donde no se especificaba el cierre de la emergencia, sinó la visualización de los datos médicos y su duración</w:t>
+      </w:r>
+    </w:p>
+    <w:p>
+      <w:pPr>
+        <w:numPr>
+          <w:ilvl w:val="2"/>
+          <w:numId w:val="5"/>
+        </w:numPr>
+        <w:ind w:left="2160" w:hanging="360"/>
+        <w:rPr>
+          <w:b w:val="1"/>
+          <w:bCs w:val="1"/>
+          <w:sz w:val="24"/>
+          <w:szCs w:val="24"/>
+        </w:rPr>
+      </w:pPr>
+      <w:r>
+        <w:rPr>
+          <w:b w:val="1"/>
+          <w:bCs w:val="1"/>
+          <w:sz w:val="24"/>
+          <w:szCs w:val="24"/>
+          <w:rtl w:val="0"/>
+        </w:rPr>
+        <w:t xml:space="preserve">Texto anterior:</w:t>
+      </w:r>
+    </w:p>
+    <w:p>
+      <w:pPr>
+        <w:ind w:left="1440" w:firstLine="0"/>
+        <w:rPr>
+          <w:color w:val="1f1f1f"/>
+          <w:sz w:val="24"/>
+          <w:szCs w:val="24"/>
+        </w:rPr>
+      </w:pPr>
+      <w:r>
+        <w:rPr>
+          <w:sz w:val="24"/>
+          <w:szCs w:val="24"/>
+          <w:rtl w:val="0"/>
+        </w:rPr>
+        <w:t xml:space="preserve">“1. </w:t>
+      </w:r>
+      <w:r>
+        <w:rPr>
+          <w:color w:val="1f1f1f"/>
+          <w:sz w:val="24"/>
+          <w:szCs w:val="24"/>
+          <w:rtl w:val="0"/>
+        </w:rPr>
+        <w:t xml:space="preserve">Los datos médicos sólo se vuelven visibles a través del enlace de la alerta mientras la emergencia permanezca activa.</w:t>
+      </w:r>
+    </w:p>
+    <w:p>
+      <w:pPr>
+        <w:ind w:left="1440" w:firstLine="0"/>
+        <w:rPr>
+          <w:color w:val="1f1f1f"/>
+          <w:sz w:val="24"/>
+          <w:szCs w:val="24"/>
+        </w:rPr>
+      </w:pPr>
+      <w:r>
+        <w:rPr>
+          <w:rtl w:val="0"/>
+        </w:rPr>
+      </w:r>
+    </w:p>
+    <w:p>
+      <w:pPr>
+        <w:ind w:left="1440" w:firstLine="0"/>
+        <w:rPr>
+          <w:sz w:val="24"/>
+          <w:szCs w:val="24"/>
+        </w:rPr>
+      </w:pPr>
+      <w:r>
+        <w:rPr>
+          <w:color w:val="1f1f1f"/>
+          <w:sz w:val="24"/>
+          <w:szCs w:val="24"/>
+          <w:rtl w:val="0"/>
+        </w:rPr>
+        <w:t xml:space="preserve">2. Una vez desactivada la alerta por el usuario o tutor mediante PIN, el acceso a la ficha médica se revoca automáticamente.</w:t>
+      </w:r>
+      <w:r>
+        <w:rPr>
+          <w:sz w:val="24"/>
+          <w:szCs w:val="24"/>
+          <w:rtl w:val="0"/>
+        </w:rPr>
+        <w:t xml:space="preserve">”</w:t>
+      </w:r>
+    </w:p>
+    <w:p>
+      <w:pPr>
+        <w:numPr>
+          <w:ilvl w:val="2"/>
+          <w:numId w:val="3"/>
+        </w:numPr>
+        <w:ind w:left="2160" w:hanging="360"/>
+        <w:rPr>
+          <w:b w:val="1"/>
+          <w:bCs w:val="1"/>
+          <w:sz w:val="24"/>
+          <w:szCs w:val="24"/>
+        </w:rPr>
+      </w:pPr>
+      <w:r>
+        <w:rPr>
+          <w:b w:val="1"/>
+          <w:bCs w:val="1"/>
+          <w:sz w:val="24"/>
+          <w:szCs w:val="24"/>
+          <w:rtl w:val="0"/>
+        </w:rPr>
+        <w:t xml:space="preserve">Texto actual:</w:t>
+      </w:r>
+    </w:p>
+    <w:p>
+      <w:pPr>
+        <w:ind w:left="1417.3228346456694" w:firstLine="0"/>
+        <w:rPr>
+          <w:color w:val="1f1f1f"/>
+          <w:sz w:val="24"/>
+          <w:szCs w:val="24"/>
+        </w:rPr>
+      </w:pPr>
+      <w:r>
+        <w:rPr>
+          <w:b w:val="1"/>
+          <w:bCs w:val="1"/>
+          <w:sz w:val="24"/>
+          <w:szCs w:val="24"/>
+          <w:rtl w:val="0"/>
+        </w:rPr>
+        <w:tab/>
+      </w:r>
+      <w:r>
+        <w:rPr>
+          <w:sz w:val="24"/>
+          <w:szCs w:val="24"/>
+          <w:rtl w:val="0"/>
+        </w:rPr>
+        <w:t xml:space="preserve">“1. </w:t>
+      </w:r>
+      <w:r>
+        <w:rPr>
+          <w:color w:val="1f1f1f"/>
+          <w:sz w:val="24"/>
+          <w:szCs w:val="24"/>
+          <w:rtl w:val="0"/>
+        </w:rPr>
+        <w:t xml:space="preserve">Los datos médicos sólo se vuelven visibles a través del enlace de la alerta mientras la emergencia permanezca activa.</w:t>
+      </w:r>
+    </w:p>
+    <w:p>
+      <w:pPr>
+        <w:ind w:left="1440" w:firstLine="0"/>
+        <w:rPr>
+          <w:color w:val="1f1f1f"/>
+          <w:sz w:val="24"/>
+          <w:szCs w:val="24"/>
+        </w:rPr>
+      </w:pPr>
+      <w:r>
+        <w:rPr>
+          <w:rtl w:val="0"/>
+        </w:rPr>
+      </w:r>
+    </w:p>
+    <w:p>
+      <w:pPr>
+        <w:ind w:left="1417.3228346456694" w:firstLine="0"/>
+        <w:rPr>
+          <w:color w:val="1f1f1f"/>
+          <w:sz w:val="24"/>
+          <w:szCs w:val="24"/>
+        </w:rPr>
+      </w:pPr>
+      <w:r>
+        <w:rPr>
+          <w:color w:val="1f1f1f"/>
+          <w:sz w:val="24"/>
+          <w:szCs w:val="24"/>
+          <w:rtl w:val="0"/>
+        </w:rPr>
+        <w:t xml:space="preserve">2. Cuando la emergencia deja de estar ACTIVA (ya sea finalizada, cancelada o expirada tomando en cuenta HU-14), el acceso a la ficha médica se revoca automáticamente</w:t>
+      </w:r>
+    </w:p>
+    <w:p>
+      <w:pPr>
+        <w:ind w:left="1417.3228346456694" w:firstLine="0"/>
+        <w:rPr>
+          <w:color w:val="1f1f1f"/>
+          <w:sz w:val="24"/>
+          <w:szCs w:val="24"/>
+        </w:rPr>
+      </w:pPr>
+      <w:r>
+        <w:rPr>
+          <w:rtl w:val="0"/>
+        </w:rPr>
+      </w:r>
+    </w:p>
+    <w:p>
+      <w:pPr>
+        <w:ind w:left="1417.3228346456694" w:firstLine="0"/>
+        <w:rPr>
+          <w:color w:val="1f1f1f"/>
+          <w:sz w:val="24"/>
+          <w:szCs w:val="24"/>
+        </w:rPr>
+      </w:pPr>
+      <w:r>
+        <w:rPr>
+          <w:color w:val="1f1f1f"/>
+          <w:sz w:val="24"/>
+          <w:szCs w:val="24"/>
+          <w:rtl w:val="0"/>
+        </w:rPr>
+        <w:t xml:space="preserve">3. Si el usuario no registra ficha médica y/o ningún antecedente médico externo, la alerta es enviada independientemente si existe o no documentación de alguna situación médica.”</w:t>
+      </w:r>
+    </w:p>
+    <w:p>
+      <w:pPr>
+        <w:ind w:left="0" w:firstLine="0"/>
+        <w:rPr>
+          <w:color w:val="1f1f1f"/>
+          <w:sz w:val="24"/>
+          <w:szCs w:val="24"/>
+        </w:rPr>
+      </w:pPr>
+      <w:r>
+        <w:rPr>
+          <w:rtl w:val="0"/>
+        </w:rPr>
       </w:r>
     </w:p>
     <w:p>
@@ -1790,6 +3784,446 @@
       </w:rPr>
     </w:lvl>
   </w:abstractNum>
+  <w:abstractNum w:abstractNumId="4">
+    <w:lvl w:ilvl="0">
+      <w:start w:val="1"/>
+      <w:numFmt w:val="bullet"/>
+      <w:lvlText w:val="●"/>
+      <w:lvlJc w:val="left"/>
+      <w:pPr>
+        <w:ind w:left="720" w:hanging="360"/>
+      </w:pPr>
+      <w:rPr>
+        <w:u w:val="none"/>
+      </w:rPr>
+    </w:lvl>
+    <w:lvl w:ilvl="1">
+      <w:start w:val="1"/>
+      <w:numFmt w:val="bullet"/>
+      <w:lvlText w:val="○"/>
+      <w:lvlJc w:val="left"/>
+      <w:pPr>
+        <w:ind w:left="1440" w:hanging="360"/>
+      </w:pPr>
+      <w:rPr>
+        <w:u w:val="none"/>
+      </w:rPr>
+    </w:lvl>
+    <w:lvl w:ilvl="2">
+      <w:start w:val="1"/>
+      <w:numFmt w:val="bullet"/>
+      <w:lvlText w:val="■"/>
+      <w:lvlJc w:val="left"/>
+      <w:pPr>
+        <w:ind w:left="2160" w:hanging="360"/>
+      </w:pPr>
+      <w:rPr>
+        <w:u w:val="none"/>
+      </w:rPr>
+    </w:lvl>
+    <w:lvl w:ilvl="3">
+      <w:start w:val="1"/>
+      <w:numFmt w:val="bullet"/>
+      <w:lvlText w:val="●"/>
+      <w:lvlJc w:val="left"/>
+      <w:pPr>
+        <w:ind w:left="2880" w:hanging="360"/>
+      </w:pPr>
+      <w:rPr>
+        <w:u w:val="none"/>
+      </w:rPr>
+    </w:lvl>
+    <w:lvl w:ilvl="4">
+      <w:start w:val="1"/>
+      <w:numFmt w:val="bullet"/>
+      <w:lvlText w:val="○"/>
+      <w:lvlJc w:val="left"/>
+      <w:pPr>
+        <w:ind w:left="3600" w:hanging="360"/>
+      </w:pPr>
+      <w:rPr>
+        <w:u w:val="none"/>
+      </w:rPr>
+    </w:lvl>
+    <w:lvl w:ilvl="5">
+      <w:start w:val="1"/>
+      <w:numFmt w:val="bullet"/>
+      <w:lvlText w:val="■"/>
+      <w:lvlJc w:val="left"/>
+      <w:pPr>
+        <w:ind w:left="4320" w:hanging="360"/>
+      </w:pPr>
+      <w:rPr>
+        <w:u w:val="none"/>
+      </w:rPr>
+    </w:lvl>
+    <w:lvl w:ilvl="6">
+      <w:start w:val="1"/>
+      <w:numFmt w:val="bullet"/>
+      <w:lvlText w:val="●"/>
+      <w:lvlJc w:val="left"/>
+      <w:pPr>
+        <w:ind w:left="5040" w:hanging="360"/>
+      </w:pPr>
+      <w:rPr>
+        <w:u w:val="none"/>
+      </w:rPr>
+    </w:lvl>
+    <w:lvl w:ilvl="7">
+      <w:start w:val="1"/>
+      <w:numFmt w:val="bullet"/>
+      <w:lvlText w:val="○"/>
+      <w:lvlJc w:val="left"/>
+      <w:pPr>
+        <w:ind w:left="5760" w:hanging="360"/>
+      </w:pPr>
+      <w:rPr>
+        <w:u w:val="none"/>
+      </w:rPr>
+    </w:lvl>
+    <w:lvl w:ilvl="8">
+      <w:start w:val="1"/>
+      <w:numFmt w:val="bullet"/>
+      <w:lvlText w:val="■"/>
+      <w:lvlJc w:val="left"/>
+      <w:pPr>
+        <w:ind w:left="6480" w:hanging="360"/>
+      </w:pPr>
+      <w:rPr>
+        <w:u w:val="none"/>
+      </w:rPr>
+    </w:lvl>
+  </w:abstractNum>
+  <w:abstractNum w:abstractNumId="5">
+    <w:lvl w:ilvl="0">
+      <w:start w:val="1"/>
+      <w:numFmt w:val="bullet"/>
+      <w:lvlText w:val="●"/>
+      <w:lvlJc w:val="left"/>
+      <w:pPr>
+        <w:ind w:left="720" w:hanging="360"/>
+      </w:pPr>
+      <w:rPr>
+        <w:u w:val="none"/>
+      </w:rPr>
+    </w:lvl>
+    <w:lvl w:ilvl="1">
+      <w:start w:val="1"/>
+      <w:numFmt w:val="bullet"/>
+      <w:lvlText w:val="○"/>
+      <w:lvlJc w:val="left"/>
+      <w:pPr>
+        <w:ind w:left="1440" w:hanging="360"/>
+      </w:pPr>
+      <w:rPr>
+        <w:u w:val="none"/>
+      </w:rPr>
+    </w:lvl>
+    <w:lvl w:ilvl="2">
+      <w:start w:val="1"/>
+      <w:numFmt w:val="bullet"/>
+      <w:lvlText w:val="■"/>
+      <w:lvlJc w:val="left"/>
+      <w:pPr>
+        <w:ind w:left="2160" w:hanging="360"/>
+      </w:pPr>
+      <w:rPr>
+        <w:u w:val="none"/>
+      </w:rPr>
+    </w:lvl>
+    <w:lvl w:ilvl="3">
+      <w:start w:val="1"/>
+      <w:numFmt w:val="bullet"/>
+      <w:lvlText w:val="●"/>
+      <w:lvlJc w:val="left"/>
+      <w:pPr>
+        <w:ind w:left="2880" w:hanging="360"/>
+      </w:pPr>
+      <w:rPr>
+        <w:u w:val="none"/>
+      </w:rPr>
+    </w:lvl>
+    <w:lvl w:ilvl="4">
+      <w:start w:val="1"/>
+      <w:numFmt w:val="bullet"/>
+      <w:lvlText w:val="○"/>
+      <w:lvlJc w:val="left"/>
+      <w:pPr>
+        <w:ind w:left="3600" w:hanging="360"/>
+      </w:pPr>
+      <w:rPr>
+        <w:u w:val="none"/>
+      </w:rPr>
+    </w:lvl>
+    <w:lvl w:ilvl="5">
+      <w:start w:val="1"/>
+      <w:numFmt w:val="bullet"/>
+      <w:lvlText w:val="■"/>
+      <w:lvlJc w:val="left"/>
+      <w:pPr>
+        <w:ind w:left="4320" w:hanging="360"/>
+      </w:pPr>
+      <w:rPr>
+        <w:u w:val="none"/>
+      </w:rPr>
+    </w:lvl>
+    <w:lvl w:ilvl="6">
+      <w:start w:val="1"/>
+      <w:numFmt w:val="bullet"/>
+      <w:lvlText w:val="●"/>
+      <w:lvlJc w:val="left"/>
+      <w:pPr>
+        <w:ind w:left="5040" w:hanging="360"/>
+      </w:pPr>
+      <w:rPr>
+        <w:u w:val="none"/>
+      </w:rPr>
+    </w:lvl>
+    <w:lvl w:ilvl="7">
+      <w:start w:val="1"/>
+      <w:numFmt w:val="bullet"/>
+      <w:lvlText w:val="○"/>
+      <w:lvlJc w:val="left"/>
+      <w:pPr>
+        <w:ind w:left="5760" w:hanging="360"/>
+      </w:pPr>
+      <w:rPr>
+        <w:u w:val="none"/>
+      </w:rPr>
+    </w:lvl>
+    <w:lvl w:ilvl="8">
+      <w:start w:val="1"/>
+      <w:numFmt w:val="bullet"/>
+      <w:lvlText w:val="■"/>
+      <w:lvlJc w:val="left"/>
+      <w:pPr>
+        <w:ind w:left="6480" w:hanging="360"/>
+      </w:pPr>
+      <w:rPr>
+        <w:u w:val="none"/>
+      </w:rPr>
+    </w:lvl>
+  </w:abstractNum>
+  <w:abstractNum w:abstractNumId="6">
+    <w:lvl w:ilvl="0">
+      <w:start w:val="1"/>
+      <w:numFmt w:val="bullet"/>
+      <w:lvlText w:val="●"/>
+      <w:lvlJc w:val="left"/>
+      <w:pPr>
+        <w:ind w:left="720" w:hanging="360"/>
+      </w:pPr>
+      <w:rPr>
+        <w:u w:val="none"/>
+      </w:rPr>
+    </w:lvl>
+    <w:lvl w:ilvl="1">
+      <w:start w:val="1"/>
+      <w:numFmt w:val="bullet"/>
+      <w:lvlText w:val="○"/>
+      <w:lvlJc w:val="left"/>
+      <w:pPr>
+        <w:ind w:left="1440" w:hanging="360"/>
+      </w:pPr>
+      <w:rPr>
+        <w:u w:val="none"/>
+      </w:rPr>
+    </w:lvl>
+    <w:lvl w:ilvl="2">
+      <w:start w:val="1"/>
+      <w:numFmt w:val="bullet"/>
+      <w:lvlText w:val="■"/>
+      <w:lvlJc w:val="left"/>
+      <w:pPr>
+        <w:ind w:left="2160" w:hanging="360"/>
+      </w:pPr>
+      <w:rPr>
+        <w:u w:val="none"/>
+      </w:rPr>
+    </w:lvl>
+    <w:lvl w:ilvl="3">
+      <w:start w:val="1"/>
+      <w:numFmt w:val="bullet"/>
+      <w:lvlText w:val="●"/>
+      <w:lvlJc w:val="left"/>
+      <w:pPr>
+        <w:ind w:left="2880" w:hanging="360"/>
+      </w:pPr>
+      <w:rPr>
+        <w:u w:val="none"/>
+      </w:rPr>
+    </w:lvl>
+    <w:lvl w:ilvl="4">
+      <w:start w:val="1"/>
+      <w:numFmt w:val="bullet"/>
+      <w:lvlText w:val="○"/>
+      <w:lvlJc w:val="left"/>
+      <w:pPr>
+        <w:ind w:left="3600" w:hanging="360"/>
+      </w:pPr>
+      <w:rPr>
+        <w:u w:val="none"/>
+      </w:rPr>
+    </w:lvl>
+    <w:lvl w:ilvl="5">
+      <w:start w:val="1"/>
+      <w:numFmt w:val="bullet"/>
+      <w:lvlText w:val="■"/>
+      <w:lvlJc w:val="left"/>
+      <w:pPr>
+        <w:ind w:left="4320" w:hanging="360"/>
+      </w:pPr>
+      <w:rPr>
+        <w:u w:val="none"/>
+      </w:rPr>
+    </w:lvl>
+    <w:lvl w:ilvl="6">
+      <w:start w:val="1"/>
+      <w:numFmt w:val="bullet"/>
+      <w:lvlText w:val="●"/>
+      <w:lvlJc w:val="left"/>
+      <w:pPr>
+        <w:ind w:left="5040" w:hanging="360"/>
+      </w:pPr>
+      <w:rPr>
+        <w:u w:val="none"/>
+      </w:rPr>
+    </w:lvl>
+    <w:lvl w:ilvl="7">
+      <w:start w:val="1"/>
+      <w:numFmt w:val="bullet"/>
+      <w:lvlText w:val="○"/>
+      <w:lvlJc w:val="left"/>
+      <w:pPr>
+        <w:ind w:left="5760" w:hanging="360"/>
+      </w:pPr>
+      <w:rPr>
+        <w:u w:val="none"/>
+      </w:rPr>
+    </w:lvl>
+    <w:lvl w:ilvl="8">
+      <w:start w:val="1"/>
+      <w:numFmt w:val="bullet"/>
+      <w:lvlText w:val="■"/>
+      <w:lvlJc w:val="left"/>
+      <w:pPr>
+        <w:ind w:left="6480" w:hanging="360"/>
+      </w:pPr>
+      <w:rPr>
+        <w:u w:val="none"/>
+      </w:rPr>
+    </w:lvl>
+  </w:abstractNum>
+  <w:abstractNum w:abstractNumId="7">
+    <w:lvl w:ilvl="0">
+      <w:start w:val="1"/>
+      <w:numFmt w:val="bullet"/>
+      <w:lvlText w:val="●"/>
+      <w:lvlJc w:val="left"/>
+      <w:pPr>
+        <w:ind w:left="720" w:hanging="360"/>
+      </w:pPr>
+      <w:rPr>
+        <w:u w:val="none"/>
+      </w:rPr>
+    </w:lvl>
+    <w:lvl w:ilvl="1">
+      <w:start w:val="1"/>
+      <w:numFmt w:val="bullet"/>
+      <w:lvlText w:val="○"/>
+      <w:lvlJc w:val="left"/>
+      <w:pPr>
+        <w:ind w:left="1440" w:hanging="360"/>
+      </w:pPr>
+      <w:rPr>
+        <w:u w:val="none"/>
+      </w:rPr>
+    </w:lvl>
+    <w:lvl w:ilvl="2">
+      <w:start w:val="1"/>
+      <w:numFmt w:val="bullet"/>
+      <w:lvlText w:val="■"/>
+      <w:lvlJc w:val="left"/>
+      <w:pPr>
+        <w:ind w:left="2160" w:hanging="360"/>
+      </w:pPr>
+      <w:rPr>
+        <w:u w:val="none"/>
+      </w:rPr>
+    </w:lvl>
+    <w:lvl w:ilvl="3">
+      <w:start w:val="1"/>
+      <w:numFmt w:val="bullet"/>
+      <w:lvlText w:val="●"/>
+      <w:lvlJc w:val="left"/>
+      <w:pPr>
+        <w:ind w:left="2880" w:hanging="360"/>
+      </w:pPr>
+      <w:rPr>
+        <w:u w:val="none"/>
+      </w:rPr>
+    </w:lvl>
+    <w:lvl w:ilvl="4">
+      <w:start w:val="1"/>
+      <w:numFmt w:val="bullet"/>
+      <w:lvlText w:val="○"/>
+      <w:lvlJc w:val="left"/>
+      <w:pPr>
+        <w:ind w:left="3600" w:hanging="360"/>
+      </w:pPr>
+      <w:rPr>
+        <w:u w:val="none"/>
+      </w:rPr>
+    </w:lvl>
+    <w:lvl w:ilvl="5">
+      <w:start w:val="1"/>
+      <w:numFmt w:val="bullet"/>
+      <w:lvlText w:val="■"/>
+      <w:lvlJc w:val="left"/>
+      <w:pPr>
+        <w:ind w:left="4320" w:hanging="360"/>
+      </w:pPr>
+      <w:rPr>
+        <w:u w:val="none"/>
+      </w:rPr>
+    </w:lvl>
+    <w:lvl w:ilvl="6">
+      <w:start w:val="1"/>
+      <w:numFmt w:val="bullet"/>
+      <w:lvlText w:val="●"/>
+      <w:lvlJc w:val="left"/>
+      <w:pPr>
+        <w:ind w:left="5040" w:hanging="360"/>
+      </w:pPr>
+      <w:rPr>
+        <w:u w:val="none"/>
+      </w:rPr>
+    </w:lvl>
+    <w:lvl w:ilvl="7">
+      <w:start w:val="1"/>
+      <w:numFmt w:val="bullet"/>
+      <w:lvlText w:val="○"/>
+      <w:lvlJc w:val="left"/>
+      <w:pPr>
+        <w:ind w:left="5760" w:hanging="360"/>
+      </w:pPr>
+      <w:rPr>
+        <w:u w:val="none"/>
+      </w:rPr>
+    </w:lvl>
+    <w:lvl w:ilvl="8">
+      <w:start w:val="1"/>
+      <w:numFmt w:val="bullet"/>
+      <w:lvlText w:val="■"/>
+      <w:lvlJc w:val="left"/>
+      <w:pPr>
+        <w:ind w:left="6480" w:hanging="360"/>
+      </w:pPr>
+      <w:rPr>
+        <w:u w:val="none"/>
+      </w:rPr>
+    </w:lvl>
+  </w:abstractNum>
   <w:num w:numId="1">
     <w:abstractNumId w:val="1"/>
   </w:num>
@@ -1798,6 +4232,18 @@
   </w:num>
   <w:num w:numId="3">
     <w:abstractNumId w:val="3"/>
+  </w:num>
+  <w:num w:numId="4">
+    <w:abstractNumId w:val="4"/>
+  </w:num>
+  <w:num w:numId="5">
+    <w:abstractNumId w:val="5"/>
+  </w:num>
+  <w:num w:numId="6">
+    <w:abstractNumId w:val="6"/>
+  </w:num>
+  <w:num w:numId="7">
+    <w:abstractNumId w:val="7"/>
   </w:num>
 </w:numbering>
 </file>

--- a/Fase 2/Evidencias Proyecto/Evidencias de documentación/Cambios Realizados.docx
+++ b/Fase 2/Evidencias Proyecto/Evidencias de documentación/Cambios Realizados.docx
@@ -1041,7 +1041,7 @@
           <w:szCs w:val="24"/>
           <w:rtl w:val="0"/>
         </w:rPr>
-        <w:t xml:space="preserve">RF5: El sistema debe permitir al usuario configurar el método de activación del SOS.</w:t>
+        <w:t xml:space="preserve">RF5: El sistema debe permitir al usuario configurar el método de activación del SOS. Para personas mayores o usuarios con acceso limitado, la configuración predeterminada requiere pulsación sostenida de 5 segundos; el método es configurable según el tipo de usuario. La activación con la aplicación en segundo plano o cerrada (acceso directo, widget o botón físico) se implementará solo donde el sistema operativo lo permita sin código nativo adicional y se clasifica como Could Have. (Prioridad Could Have y valor del resto de perfiles pendientes de confirmar; ver Cambios Pendientes. La personalización no está implementada en el código fuente de la aplicación móvil.)</w:t>
       </w:r>
     </w:p>
     <w:p>
@@ -1667,7 +1667,7 @@
           <w:szCs w:val="24"/>
           <w:rtl w:val="0"/>
         </w:rPr>
-        <w:t xml:space="preserve">, cambiando el total de historias de usuario de 13 a 19, esto para cubrir las historias creadas que consideran RF sin historias de usuario.</w:t>
+        <w:t xml:space="preserve">, (el cambio del total de historias de 13 a 19 queda pendiente de confirmación: ver Cambios Pendientes).</w:t>
         <w:br w:type="textWrapping"/>
         <w:t xml:space="preserve">Al igual que se cambió </w:t>
       </w:r>
@@ -3036,6 +3036,31 @@
     </w:p>
     <w:p>
       <w:pPr>
+        <w:numPr>
+          <w:ilvl w:val="1"/>
+          <w:numId w:val="9"/>
+        </w:numPr>
+        <w:ind w:left="1440" w:hanging="360"/>
+        <w:rPr>
+          <w:sz w:val="24"/>
+          <w:szCs w:val="24"/>
+        </w:rPr>
+      </w:pPr>
+      <w:r>
+        <w:rPr>
+          <w:b w:val="1"/>
+          <w:bCs w:val="1"/>
+          <w:i w:val="1"/>
+          <w:iCs w:val="1"/>
+          <w:sz w:val="24"/>
+          <w:szCs w:val="24"/>
+          <w:rtl w:val="0"/>
+        </w:rPr>
+        <w:t xml:space="preserve">(verificado 17/10/2026; fecha de la edición no registrada) En la tabla «Usos de Servicios Externos e Internos» se agregó la fila «Servicio Mensajería (integración WhatsApp)»: módulo interno del backend (/notifications/whatsapp) basado en la librería Baileys, que envía la alerta a cada contacto con reintentos y estado por contacto. Su clasificación como servicio externo o interno sigue pendiente (ver Cambios Pendientes).</w:t>
+      </w:r>
+    </w:p>
+    <w:p>
+      <w:pPr>
         <w:pStyle w:val="Heading3"/>
         <w:numPr>
           <w:ilvl w:val="0"/>
@@ -3113,7 +3138,7 @@
           <w:szCs w:val="24"/>
           <w:rtl w:val="0"/>
         </w:rPr>
-        <w:t xml:space="preserve">, corrigiendo la duplicación de un servicio e incluyendo “Servicio Mensajeria” y “Servicio Conversión de Divisas” que previamente no se había definido</w:t>
+        <w:t xml:space="preserve">, corrigiendo la duplicación de un servicio e incluyendo “Servicio Mensajeria” y “Servicio Conversión de Divisas” que previamente no se había definido (Verificado en código: integración WhatsApp mediante Baileys; añadida a la tabla de usos de la Especificación 4.2.)</w:t>
       </w:r>
     </w:p>
     <w:p>
@@ -3432,6 +3457,23 @@
     </w:p>
     <w:p>
       <w:pPr>
+        <w:ind w:left="1440" w:firstLine="0"/>
+        <w:rPr>
+          <w:sz w:val="24"/>
+          <w:szCs w:val="24"/>
+        </w:rPr>
+      </w:pPr>
+      <w:r>
+        <w:rPr>
+          <w:sz w:val="24"/>
+          <w:szCs w:val="24"/>
+          <w:rtl w:val="0"/>
+        </w:rPr>
+        <w:t xml:space="preserve">Nota de verificación (17/10/2026): en la copia del repositorio de «BDD con tipos de datos.xlsx» (hoja PLANES), la tabla PLAN todavía contiene total_venta (celda A10) y fecha_venta (celda A11). La eliminación no está reflejada en el archivo; ver Cambios Pendientes.</w:t>
+      </w:r>
+    </w:p>
+    <w:p>
+      <w:pPr>
         <w:numPr>
           <w:ilvl w:val="1"/>
           <w:numId w:val="8"/>
@@ -3623,6 +3665,23 @@
           <w:rtl w:val="0"/>
         </w:rPr>
         <w:t xml:space="preserve">Se han modificado TODOS los tipos de datos del documento, adaptandolos a aquellos empleados en el uso de PostgreSQL, esto debido a que anteriormente se tomaron en cuenta tipos de datos de MySQL</w:t>
+      </w:r>
+    </w:p>
+    <w:p>
+      <w:pPr>
+        <w:ind w:left="1440" w:firstLine="0"/>
+        <w:rPr>
+          <w:sz w:val="24"/>
+          <w:szCs w:val="24"/>
+        </w:rPr>
+      </w:pPr>
+      <w:r>
+        <w:rPr>
+          <w:sz w:val="24"/>
+          <w:szCs w:val="24"/>
+          <w:rtl w:val="0"/>
+        </w:rPr>
+        <w:t xml:space="preserve">Nota de verificación (17/10/2026): la adaptación no está completa en el archivo. CONTACTO.correo_remitente sigue como nvarchar (120), PIN.PIN como integer (4) (hoja USUARIO) y la hoja PROPUESTA DE MEJORA conserva tipos nvarchar e int; ver Cambios Pendientes.</w:t>
       </w:r>
     </w:p>
     <w:p>
@@ -4396,6 +4455,23 @@
     </w:p>
     <w:p>
       <w:pPr>
+        <w:ind w:left="1440" w:firstLine="0"/>
+        <w:rPr>
+          <w:sz w:val="24"/>
+          <w:szCs w:val="24"/>
+        </w:rPr>
+      </w:pPr>
+      <w:r>
+        <w:rPr>
+          <w:sz w:val="24"/>
+          <w:szCs w:val="24"/>
+          <w:rtl w:val="0"/>
+        </w:rPr>
+        <w:t xml:space="preserve">Nota de verificación (17/10/2026): el criterio 1 de HU-06 en el Product Backlog dice ahora «mantener presionado 5 segundos en el perfil predeterminado de personas mayores o usuarios con acceso limitado; la duración es configurable según el tipo de usuario», en línea con RF5. El texto actual citado arriba (2 segundos) corresponde a la versión del 16/10/2026.</w:t>
+      </w:r>
+    </w:p>
+    <w:p>
+      <w:pPr>
         <w:ind w:left="1417.3228346456694" w:firstLine="0"/>
         <w:rPr>
           <w:color w:val="1f1f1f"/>
@@ -5344,6 +5420,861 @@
         <w:rPr>
           <w:rtl w:val="0"/>
         </w:rPr>
+      </w:r>
+    </w:p>
+    <w:p>
+      <w:pPr>
+        <w:pStyle w:val="Heading3"/>
+        <w:numPr>
+          <w:ilvl w:val="0"/>
+          <w:numId w:val="9"/>
+        </w:numPr>
+        <w:spacing w:after="0" w:afterAutospacing="0"/>
+        <w:ind w:left="720" w:hanging="360"/>
+        <w:rPr/>
+      </w:pPr>
+      <w:r>
+        <w:rPr>
+          <w:color w:val="1155cc"/>
+          <w:u w:val="single"/>
+          <w:rtl w:val="0"/>
+        </w:rPr>
+        <w:t>2.1.1 PRODUCT BACKLOG (correcciones de la auditoría)</w:t>
+      </w:r>
+    </w:p>
+    <w:p>
+      <w:pPr>
+        <w:numPr>
+          <w:ilvl w:val="1"/>
+          <w:numId w:val="9"/>
+        </w:numPr>
+        <w:ind w:left="1440" w:hanging="360"/>
+        <w:rPr>
+          <w:sz w:val="24"/>
+          <w:szCs w:val="24"/>
+        </w:rPr>
+      </w:pPr>
+      <w:r>
+        <w:rPr>
+          <w:b w:val="1"/>
+          <w:bCs w:val="1"/>
+          <w:i w:val="1"/>
+          <w:iCs w:val="1"/>
+          <w:sz w:val="24"/>
+          <w:szCs w:val="24"/>
+          <w:rtl w:val="0"/>
+        </w:rPr>
+        <w:t>(aplicado 17/10/2026) [AUDIT-079] Dependencias de las tareas TD: “Depecencia: F1-xx” corregido a “Dependencia: TD-xx” (10 tareas); errata y IDs antiguos corregidos.</w:t>
+      </w:r>
+    </w:p>
+    <w:p>
+      <w:pPr>
+        <w:numPr>
+          <w:ilvl w:val="1"/>
+          <w:numId w:val="9"/>
+        </w:numPr>
+        <w:ind w:left="1440" w:hanging="360"/>
+        <w:rPr>
+          <w:sz w:val="24"/>
+          <w:szCs w:val="24"/>
+        </w:rPr>
+      </w:pPr>
+      <w:r>
+        <w:rPr>
+          <w:b w:val="1"/>
+          <w:bCs w:val="1"/>
+          <w:i w:val="1"/>
+          <w:iCs w:val="1"/>
+          <w:sz w:val="24"/>
+          <w:szCs w:val="24"/>
+          <w:rtl w:val="0"/>
+        </w:rPr>
+        <w:t>(aplicado 17/10/2026) [AUDIT-112] Garantía de viabilidad: “dos Developers” corregido a “tres Developers”.</w:t>
+      </w:r>
+    </w:p>
+    <w:p>
+      <w:pPr>
+        <w:numPr>
+          <w:ilvl w:val="1"/>
+          <w:numId w:val="9"/>
+        </w:numPr>
+        <w:ind w:left="1440" w:hanging="360"/>
+        <w:rPr>
+          <w:sz w:val="24"/>
+          <w:szCs w:val="24"/>
+        </w:rPr>
+      </w:pPr>
+      <w:r>
+        <w:rPr>
+          <w:b w:val="1"/>
+          <w:bCs w:val="1"/>
+          <w:i w:val="1"/>
+          <w:iCs w:val="1"/>
+          <w:sz w:val="24"/>
+          <w:szCs w:val="24"/>
+          <w:rtl w:val="0"/>
+        </w:rPr>
+        <w:t xml:space="preserve">(verificado 17/10/2026; no estaba registrado) [AUDIT-090] HU-10: nuevo criterio «Si la cuenta tiene usuarios apadrinados, después del inicio de sesión, el sistema solicita el PIN para identificar el perfil que ingresa», y el acceso completo o parcial del usuario apadrinado se agrega a las acciones críticas que exigen PIN. Queda abierto el comentario de Alonso González sobre el ingreso de los usuarios apadrinados.</w:t>
+      </w:r>
+    </w:p>
+    <w:p>
+      <w:pPr>
+        <w:pStyle w:val="Heading3"/>
+        <w:numPr>
+          <w:ilvl w:val="0"/>
+          <w:numId w:val="9"/>
+        </w:numPr>
+        <w:spacing w:after="0" w:afterAutospacing="0"/>
+        <w:ind w:left="720" w:hanging="360"/>
+        <w:rPr/>
+      </w:pPr>
+      <w:r>
+        <w:rPr>
+          <w:color w:val="1155cc"/>
+          <w:u w:val="single"/>
+          <w:rtl w:val="0"/>
+        </w:rPr>
+        <w:t>1.3 Acta de constitución</w:t>
+      </w:r>
+    </w:p>
+    <w:p>
+      <w:pPr>
+        <w:numPr>
+          <w:ilvl w:val="1"/>
+          <w:numId w:val="9"/>
+        </w:numPr>
+        <w:ind w:left="1440" w:hanging="360"/>
+        <w:rPr>
+          <w:sz w:val="24"/>
+          <w:szCs w:val="24"/>
+        </w:rPr>
+      </w:pPr>
+      <w:r>
+        <w:rPr>
+          <w:b w:val="1"/>
+          <w:bCs w:val="1"/>
+          <w:i w:val="1"/>
+          <w:iCs w:val="1"/>
+          <w:sz w:val="24"/>
+          <w:szCs w:val="24"/>
+          <w:rtl w:val="0"/>
+        </w:rPr>
+        <w:t>(aplicado 17/10/2026) [AUDIT-052] Control de cambios: versión 1.2 (07-10-2026) agregada. Autor: Gabriel Valencia.</w:t>
+      </w:r>
+    </w:p>
+    <w:p>
+      <w:pPr>
+        <w:pStyle w:val="Heading3"/>
+        <w:numPr>
+          <w:ilvl w:val="0"/>
+          <w:numId w:val="9"/>
+        </w:numPr>
+        <w:spacing w:after="0" w:afterAutospacing="0"/>
+        <w:ind w:left="720" w:hanging="360"/>
+        <w:rPr/>
+      </w:pPr>
+      <w:r>
+        <w:rPr>
+          <w:color w:val="1155cc"/>
+          <w:u w:val="single"/>
+          <w:rtl w:val="0"/>
+        </w:rPr>
+        <w:t>1.4 Documento ERS</w:t>
+      </w:r>
+    </w:p>
+    <w:p>
+      <w:pPr>
+        <w:numPr>
+          <w:ilvl w:val="1"/>
+          <w:numId w:val="9"/>
+        </w:numPr>
+        <w:ind w:left="1440" w:hanging="360"/>
+        <w:rPr>
+          <w:sz w:val="24"/>
+          <w:szCs w:val="24"/>
+        </w:rPr>
+      </w:pPr>
+      <w:r>
+        <w:rPr>
+          <w:b w:val="1"/>
+          <w:bCs w:val="1"/>
+          <w:i w:val="1"/>
+          <w:iCs w:val="1"/>
+          <w:sz w:val="24"/>
+          <w:szCs w:val="24"/>
+          <w:rtl w:val="0"/>
+        </w:rPr>
+        <w:t>(no verificado, 17/10/2026) [AUDIT-053] Ficha del documento: “IEEE 830” ya no aparece en el Informe ERS, pero la frase de portada que contenía la norma no está en el archivo y no se encuentra ISO/IEC/IEEE 29148:2018. Pendiente de confirmar con el autor.</w:t>
+      </w:r>
+    </w:p>
+    <w:p>
+      <w:pPr>
+        <w:numPr>
+          <w:ilvl w:val="1"/>
+          <w:numId w:val="9"/>
+        </w:numPr>
+        <w:ind w:left="1440" w:hanging="360"/>
+        <w:rPr>
+          <w:sz w:val="24"/>
+          <w:szCs w:val="24"/>
+        </w:rPr>
+      </w:pPr>
+      <w:r>
+        <w:rPr>
+          <w:b w:val="1"/>
+          <w:bCs w:val="1"/>
+          <w:i w:val="1"/>
+          <w:iCs w:val="1"/>
+          <w:sz w:val="24"/>
+          <w:szCs w:val="24"/>
+          <w:rtl w:val="0"/>
+        </w:rPr>
+        <w:t>(aplicado 17/10/2026) [AUDIT-055] RF3: el rol “empleados” pasa a “personal de soporte (rol SOPORTE)”, con verificación de identidad.</w:t>
+      </w:r>
+    </w:p>
+    <w:p>
+      <w:pPr>
+        <w:numPr>
+          <w:ilvl w:val="1"/>
+          <w:numId w:val="9"/>
+        </w:numPr>
+        <w:ind w:left="1440" w:hanging="360"/>
+        <w:rPr>
+          <w:sz w:val="24"/>
+          <w:szCs w:val="24"/>
+        </w:rPr>
+      </w:pPr>
+      <w:r>
+        <w:rPr>
+          <w:b w:val="1"/>
+          <w:bCs w:val="1"/>
+          <w:i w:val="1"/>
+          <w:iCs w:val="1"/>
+          <w:sz w:val="24"/>
+          <w:szCs w:val="24"/>
+          <w:rtl w:val="0"/>
+        </w:rPr>
+        <w:t xml:space="preserve">(aplicado 17/10/2026) [AUDIT-057] RF5: método de activación del SOS configurable según el tipo de usuario, con pulsación sostenida de 5 segundos en el perfil predeterminado de personas mayores o usuarios con acceso limitado; la activación en segundo plano se clasifica como Could Have. Pendiente: confirmar la prioridad Could Have y el valor para el resto de perfiles. (Corregido el 17/10/2026: esta entrada decía «2 segundos», pero el Informe ERS indica 5 segundos.)</w:t>
+      </w:r>
+    </w:p>
+    <w:p>
+      <w:pPr>
+        <w:numPr>
+          <w:ilvl w:val="1"/>
+          <w:numId w:val="9"/>
+        </w:numPr>
+        <w:ind w:left="1440" w:hanging="360"/>
+        <w:rPr>
+          <w:sz w:val="24"/>
+          <w:szCs w:val="24"/>
+        </w:rPr>
+      </w:pPr>
+      <w:r>
+        <w:rPr>
+          <w:b w:val="1"/>
+          <w:bCs w:val="1"/>
+          <w:i w:val="1"/>
+          <w:iCs w:val="1"/>
+          <w:sz w:val="24"/>
+          <w:szCs w:val="24"/>
+          <w:rtl w:val="0"/>
+        </w:rPr>
+        <w:t>(aplicado 17/10/2026) [AUDIT-058] RF7: límite de 5 contactos de emergencia por usuario (cada usuario apadrinado administra su límite).</w:t>
+      </w:r>
+    </w:p>
+    <w:p>
+      <w:pPr>
+        <w:numPr>
+          <w:ilvl w:val="1"/>
+          <w:numId w:val="9"/>
+        </w:numPr>
+        <w:ind w:left="1440" w:hanging="360"/>
+        <w:rPr>
+          <w:sz w:val="24"/>
+          <w:szCs w:val="24"/>
+        </w:rPr>
+      </w:pPr>
+      <w:r>
+        <w:rPr>
+          <w:b w:val="1"/>
+          <w:bCs w:val="1"/>
+          <w:i w:val="1"/>
+          <w:iCs w:val="1"/>
+          <w:sz w:val="24"/>
+          <w:szCs w:val="24"/>
+          <w:rtl w:val="0"/>
+        </w:rPr>
+        <w:t>(aplicado 17/10/2026) [AUDIT-063] RF25: nivel de acceso de cada usuario apadrinado y asistencia al personal de SOPORTE.</w:t>
+      </w:r>
+    </w:p>
+    <w:p>
+      <w:pPr>
+        <w:numPr>
+          <w:ilvl w:val="1"/>
+          <w:numId w:val="9"/>
+        </w:numPr>
+        <w:ind w:left="1440" w:hanging="360"/>
+        <w:rPr>
+          <w:sz w:val="24"/>
+          <w:szCs w:val="24"/>
+        </w:rPr>
+      </w:pPr>
+      <w:r>
+        <w:rPr>
+          <w:b w:val="1"/>
+          <w:bCs w:val="1"/>
+          <w:i w:val="1"/>
+          <w:iCs w:val="1"/>
+          <w:sz w:val="24"/>
+          <w:szCs w:val="24"/>
+          <w:rtl w:val="0"/>
+        </w:rPr>
+        <w:t>(aplicado 17/10/2026) [AUDIT-054] Ficha del documento: revisión 1.1 (07/10/2026). Autor: Gabriel Valencia.</w:t>
+      </w:r>
+    </w:p>
+    <w:p>
+      <w:pPr>
+        <w:numPr>
+          <w:ilvl w:val="1"/>
+          <w:numId w:val="9"/>
+        </w:numPr>
+        <w:ind w:left="1440" w:hanging="360"/>
+        <w:rPr>
+          <w:sz w:val="24"/>
+          <w:szCs w:val="24"/>
+        </w:rPr>
+      </w:pPr>
+      <w:r>
+        <w:rPr>
+          <w:b w:val="1"/>
+          <w:bCs w:val="1"/>
+          <w:i w:val="1"/>
+          <w:iCs w:val="1"/>
+          <w:sz w:val="24"/>
+          <w:szCs w:val="24"/>
+          <w:rtl w:val="0"/>
+        </w:rPr>
+        <w:t>(aplicado 17/10/2026) [AUDIT-067] Anexo “Carta Gantt”: documento externo y precedencia de la Hoja de ruta y de los Sprint Planning.</w:t>
+      </w:r>
+    </w:p>
+    <w:p>
+      <w:pPr>
+        <w:numPr>
+          <w:ilvl w:val="1"/>
+          <w:numId w:val="9"/>
+        </w:numPr>
+        <w:ind w:left="1440" w:hanging="360"/>
+        <w:rPr>
+          <w:sz w:val="24"/>
+          <w:szCs w:val="24"/>
+        </w:rPr>
+      </w:pPr>
+      <w:r>
+        <w:rPr>
+          <w:b w:val="1"/>
+          <w:bCs w:val="1"/>
+          <w:i w:val="1"/>
+          <w:iCs w:val="1"/>
+          <w:sz w:val="24"/>
+          <w:szCs w:val="24"/>
+          <w:rtl w:val="0"/>
+        </w:rPr>
+        <w:t xml:space="preserve">(ejecutado, sin validar, 17/10/2026) [AUDIT-068] Índice: ya no repite «Limitaciones», incluye «3. Hitos del Proyecto» y rotula el anexo «5.1. Carta Gantt». Pendiente: validar los números de página en Word y la referencia del anexo a la «sección 2.3» (en el índice, Hitos del Proyecto es la sección 3).</w:t>
+      </w:r>
+    </w:p>
+    <w:p>
+      <w:pPr>
+        <w:pStyle w:val="Heading3"/>
+        <w:numPr>
+          <w:ilvl w:val="0"/>
+          <w:numId w:val="9"/>
+        </w:numPr>
+        <w:spacing w:after="0" w:afterAutospacing="0"/>
+        <w:ind w:left="720" w:hanging="360"/>
+        <w:rPr/>
+      </w:pPr>
+      <w:r>
+        <w:rPr>
+          <w:color w:val="1155cc"/>
+          <w:u w:val="single"/>
+          <w:rtl w:val="0"/>
+        </w:rPr>
+        <w:t>2.3 Plan de Pruebas</w:t>
+      </w:r>
+    </w:p>
+    <w:p>
+      <w:pPr>
+        <w:numPr>
+          <w:ilvl w:val="1"/>
+          <w:numId w:val="9"/>
+        </w:numPr>
+        <w:ind w:left="1440" w:hanging="360"/>
+        <w:rPr>
+          <w:sz w:val="24"/>
+          <w:szCs w:val="24"/>
+        </w:rPr>
+      </w:pPr>
+      <w:r>
+        <w:rPr>
+          <w:b w:val="1"/>
+          <w:bCs w:val="1"/>
+          <w:i w:val="1"/>
+          <w:iCs w:val="1"/>
+          <w:sz w:val="24"/>
+          <w:szCs w:val="24"/>
+          <w:rtl w:val="0"/>
+        </w:rPr>
+        <w:t>(aplicado 17/10/2026) [AUDIT-157] Control del documento: versión 1.1 (07-10-2026). Estado pendiente de confirmar.</w:t>
+      </w:r>
+    </w:p>
+    <w:p>
+      <w:pPr>
+        <w:pStyle w:val="Heading3"/>
+        <w:numPr>
+          <w:ilvl w:val="0"/>
+          <w:numId w:val="9"/>
+        </w:numPr>
+        <w:spacing w:after="0" w:afterAutospacing="0"/>
+        <w:ind w:left="720" w:hanging="360"/>
+        <w:rPr/>
+      </w:pPr>
+      <w:r>
+        <w:rPr>
+          <w:color w:val="1155cc"/>
+          <w:u w:val="single"/>
+          <w:rtl w:val="0"/>
+        </w:rPr>
+        <w:t>2.3 Matriz de trazabilidad de Pruebas</w:t>
+      </w:r>
+    </w:p>
+    <w:p>
+      <w:pPr>
+        <w:numPr>
+          <w:ilvl w:val="1"/>
+          <w:numId w:val="9"/>
+        </w:numPr>
+        <w:ind w:left="1440" w:hanging="360"/>
+        <w:rPr>
+          <w:sz w:val="24"/>
+          <w:szCs w:val="24"/>
+        </w:rPr>
+      </w:pPr>
+      <w:r>
+        <w:rPr>
+          <w:b w:val="1"/>
+          <w:bCs w:val="1"/>
+          <w:i w:val="1"/>
+          <w:iCs w:val="1"/>
+          <w:sz w:val="24"/>
+          <w:szCs w:val="24"/>
+          <w:rtl w:val="0"/>
+        </w:rPr>
+        <w:t>(aplicado 17/10/2026) [AUDIT-167] CP-RBAC-001: el rol “empleado” pasa a “soporte (rol SOPORTE)”.</w:t>
+      </w:r>
+    </w:p>
+    <w:p>
+      <w:pPr>
+        <w:pStyle w:val="Heading3"/>
+        <w:numPr>
+          <w:ilvl w:val="0"/>
+          <w:numId w:val="9"/>
+        </w:numPr>
+        <w:spacing w:after="0" w:afterAutospacing="0"/>
+        <w:ind w:left="720" w:hanging="360"/>
+        <w:rPr/>
+      </w:pPr>
+      <w:r>
+        <w:rPr>
+          <w:color w:val="1155cc"/>
+          <w:u w:val="single"/>
+          <w:rtl w:val="0"/>
+        </w:rPr>
+        <w:t>1.5 RACI</w:t>
+      </w:r>
+    </w:p>
+    <w:p>
+      <w:pPr>
+        <w:numPr>
+          <w:ilvl w:val="1"/>
+          <w:numId w:val="9"/>
+        </w:numPr>
+        <w:ind w:left="1440" w:hanging="360"/>
+        <w:rPr>
+          <w:sz w:val="24"/>
+          <w:szCs w:val="24"/>
+        </w:rPr>
+      </w:pPr>
+      <w:r>
+        <w:rPr>
+          <w:b w:val="1"/>
+          <w:bCs w:val="1"/>
+          <w:i w:val="1"/>
+          <w:iCs w:val="1"/>
+          <w:sz w:val="24"/>
+          <w:szCs w:val="24"/>
+          <w:rtl w:val="0"/>
+        </w:rPr>
+        <w:t>(aplicado 17/10/2026) [AUDIT-069] [AUDIT-070] Desarrollo de Escritorio: R = Especialista de Escritorio, A = Arquitecto de Software. Testing QA: R = Especialista QA, A = Product Owner, Jefe de Proyecto = C.</w:t>
+      </w:r>
+    </w:p>
+    <w:p>
+      <w:pPr>
+        <w:numPr>
+          <w:ilvl w:val="1"/>
+          <w:numId w:val="9"/>
+        </w:numPr>
+        <w:ind w:left="1440" w:hanging="360"/>
+        <w:rPr>
+          <w:sz w:val="24"/>
+          <w:szCs w:val="24"/>
+        </w:rPr>
+      </w:pPr>
+      <w:r>
+        <w:rPr>
+          <w:b w:val="1"/>
+          <w:bCs w:val="1"/>
+          <w:i w:val="1"/>
+          <w:iCs w:val="1"/>
+          <w:sz w:val="24"/>
+          <w:szCs w:val="24"/>
+          <w:rtl w:val="0"/>
+        </w:rPr>
+        <w:t>(aplicado 17/10/2026) [AUDIT-071] Product Owner = C en Documentación inicial y en Definición de requisitos.</w:t>
+      </w:r>
+    </w:p>
+    <w:p>
+      <w:pPr>
+        <w:numPr>
+          <w:ilvl w:val="1"/>
+          <w:numId w:val="9"/>
+        </w:numPr>
+        <w:ind w:left="1440" w:hanging="360"/>
+        <w:rPr>
+          <w:sz w:val="24"/>
+          <w:szCs w:val="24"/>
+        </w:rPr>
+      </w:pPr>
+      <w:r>
+        <w:rPr>
+          <w:b w:val="1"/>
+          <w:bCs w:val="1"/>
+          <w:i w:val="1"/>
+          <w:iCs w:val="1"/>
+          <w:sz w:val="24"/>
+          <w:szCs w:val="24"/>
+          <w:rtl w:val="0"/>
+        </w:rPr>
+        <w:t>(aplicado 17/10/2026) [AUDIT-072] Nueva fila “Aceptación de incrementos (Sprint Review)”: Jefe de Proyecto = R, Product Owner = A, especialistas = C.</w:t>
+      </w:r>
+    </w:p>
+    <w:p>
+      <w:pPr>
+        <w:numPr>
+          <w:ilvl w:val="1"/>
+          <w:numId w:val="9"/>
+        </w:numPr>
+        <w:ind w:left="1440" w:hanging="360"/>
+        <w:rPr>
+          <w:sz w:val="24"/>
+          <w:szCs w:val="24"/>
+        </w:rPr>
+      </w:pPr>
+      <w:r>
+        <w:rPr>
+          <w:b w:val="1"/>
+          <w:bCs w:val="1"/>
+          <w:i w:val="1"/>
+          <w:iCs w:val="1"/>
+          <w:sz w:val="24"/>
+          <w:szCs w:val="24"/>
+          <w:rtl w:val="0"/>
+        </w:rPr>
+        <w:t>Pendiente: rebalanceo de la carga de Alonso en la RACI [AUDIT-P09] (ver Cambios Pendientes).</w:t>
+      </w:r>
+    </w:p>
+    <w:p>
+      <w:pPr>
+        <w:pStyle w:val="Heading3"/>
+        <w:numPr>
+          <w:ilvl w:val="0"/>
+          <w:numId w:val="9"/>
+        </w:numPr>
+        <w:spacing w:after="0" w:afterAutospacing="0"/>
+        <w:ind w:left="720" w:hanging="360"/>
+        <w:rPr/>
+      </w:pPr>
+      <w:r>
+        <w:rPr>
+          <w:color w:val="1155cc"/>
+          <w:u w:val="single"/>
+          <w:rtl w:val="0"/>
+        </w:rPr>
+        <w:t>3.1 Criterios de Aceptación</w:t>
+      </w:r>
+    </w:p>
+    <w:p>
+      <w:pPr>
+        <w:numPr>
+          <w:ilvl w:val="1"/>
+          <w:numId w:val="9"/>
+        </w:numPr>
+        <w:ind w:left="1440" w:hanging="360"/>
+        <w:rPr>
+          <w:sz w:val="24"/>
+          <w:szCs w:val="24"/>
+        </w:rPr>
+      </w:pPr>
+      <w:r>
+        <w:rPr>
+          <w:b w:val="1"/>
+          <w:bCs w:val="1"/>
+          <w:i w:val="1"/>
+          <w:iCs w:val="1"/>
+          <w:sz w:val="24"/>
+          <w:szCs w:val="24"/>
+          <w:rtl w:val="0"/>
+        </w:rPr>
+        <w:t>(aplicado 17/10/2026) [AUDIT-172] CA-03.1: validación del teléfono en formato E.164, sin duplicados ni el número propio; nuevo mensaje de error. Corregida la errata “numéro” en el título.</w:t>
+      </w:r>
+    </w:p>
+    <w:p>
+      <w:pPr>
+        <w:numPr>
+          <w:ilvl w:val="1"/>
+          <w:numId w:val="9"/>
+        </w:numPr>
+        <w:ind w:left="1440" w:hanging="360"/>
+        <w:rPr>
+          <w:sz w:val="24"/>
+          <w:szCs w:val="24"/>
+        </w:rPr>
+      </w:pPr>
+      <w:r>
+        <w:rPr>
+          <w:b w:val="1"/>
+          <w:bCs w:val="1"/>
+          <w:i w:val="1"/>
+          <w:iCs w:val="1"/>
+          <w:sz w:val="24"/>
+          <w:szCs w:val="24"/>
+          <w:rtl w:val="0"/>
+        </w:rPr>
+        <w:t>(aplicado 17/10/2026) [AUDIT-173] CA-05.1: límite de 160 caracteres con contador que cambia a rojo; el backend rechaza mensajes de más de 160 caracteres.</w:t>
+      </w:r>
+    </w:p>
+    <w:p>
+      <w:pPr>
+        <w:numPr>
+          <w:ilvl w:val="1"/>
+          <w:numId w:val="9"/>
+        </w:numPr>
+        <w:ind w:left="1440" w:hanging="360"/>
+        <w:rPr>
+          <w:sz w:val="24"/>
+          <w:szCs w:val="24"/>
+        </w:rPr>
+      </w:pPr>
+      <w:r>
+        <w:rPr>
+          <w:b w:val="1"/>
+          <w:bCs w:val="1"/>
+          <w:i w:val="1"/>
+          <w:iCs w:val="1"/>
+          <w:sz w:val="24"/>
+          <w:szCs w:val="24"/>
+          <w:rtl w:val="0"/>
+        </w:rPr>
+        <w:t>(aplicado 17/10/2026) [AUDIT-174] CA-08.1: registro del intento de envío por contacto (PENDIENTE, ENVIADO o FALLIDO), número de intentos y hora; reintento ante fallo del proveedor.</w:t>
+      </w:r>
+    </w:p>
+    <w:p>
+      <w:pPr>
+        <w:numPr>
+          <w:ilvl w:val="1"/>
+          <w:numId w:val="9"/>
+        </w:numPr>
+        <w:ind w:left="1440" w:hanging="360"/>
+        <w:rPr>
+          <w:sz w:val="24"/>
+          <w:szCs w:val="24"/>
+        </w:rPr>
+      </w:pPr>
+      <w:r>
+        <w:rPr>
+          <w:b w:val="1"/>
+          <w:bCs w:val="1"/>
+          <w:i w:val="1"/>
+          <w:iCs w:val="1"/>
+          <w:sz w:val="24"/>
+          <w:szCs w:val="24"/>
+          <w:rtl w:val="0"/>
+        </w:rPr>
+        <w:t xml:space="preserve">(verificado 17/10/2026; no estaba registrado) CA-06.1: la confirmación del SOS pasa de 2 a 5 segundos en el perfil predeterminado de personas mayores o usuarios con acceso limitado; la duración es configurable según el tipo de usuario (valor para el resto de perfiles pendiente). Coherente con RF5. La Tabla Maestra (2.1.2) mantiene CA-06.1 con 2 segundos (ver Cambios Pendientes).</w:t>
+      </w:r>
+    </w:p>
+    <w:p>
+      <w:pPr>
+        <w:pStyle w:val="Heading3"/>
+        <w:numPr>
+          <w:ilvl w:val="0"/>
+          <w:numId w:val="9"/>
+        </w:numPr>
+        <w:spacing w:after="0" w:afterAutospacing="0"/>
+        <w:ind w:left="720" w:hanging="360"/>
+        <w:rPr/>
+      </w:pPr>
+      <w:r>
+        <w:rPr>
+          <w:color w:val="1155cc"/>
+          <w:u w:val="single"/>
+          <w:rtl w:val="0"/>
+        </w:rPr>
+        <w:t>1.2.2 Sprint-fase1</w:t>
+      </w:r>
+    </w:p>
+    <w:p>
+      <w:pPr>
+        <w:numPr>
+          <w:ilvl w:val="1"/>
+          <w:numId w:val="9"/>
+        </w:numPr>
+        <w:ind w:left="1440" w:hanging="360"/>
+        <w:rPr>
+          <w:sz w:val="24"/>
+          <w:szCs w:val="24"/>
+        </w:rPr>
+      </w:pPr>
+      <w:r>
+        <w:rPr>
+          <w:b w:val="1"/>
+          <w:bCs w:val="1"/>
+          <w:i w:val="1"/>
+          <w:iCs w:val="1"/>
+          <w:sz w:val="24"/>
+          <w:szCs w:val="24"/>
+          <w:rtl w:val="0"/>
+        </w:rPr>
+        <w:t>(aplicado 17/10/2026) [AUDIT-031] Sprint 3: periodo 24 al 28 de agosto de 2026 (antes 31 ago–14 sep, copiado del Sprint 4).</w:t>
+      </w:r>
+    </w:p>
+    <w:p>
+      <w:pPr>
+        <w:numPr>
+          <w:ilvl w:val="1"/>
+          <w:numId w:val="9"/>
+        </w:numPr>
+        <w:ind w:left="1440" w:hanging="360"/>
+        <w:rPr>
+          <w:sz w:val="24"/>
+          <w:szCs w:val="24"/>
+        </w:rPr>
+      </w:pPr>
+      <w:r>
+        <w:rPr>
+          <w:b w:val="1"/>
+          <w:bCs w:val="1"/>
+          <w:i w:val="1"/>
+          <w:iCs w:val="1"/>
+          <w:sz w:val="24"/>
+          <w:szCs w:val="24"/>
+          <w:rtl w:val="0"/>
+        </w:rPr>
+        <w:t>(aplicado 17/10/2026) [AUDIT-032] Sprint 4: periodo 31 de agosto al 14 de septiembre de 2026, confirmado por el usuario (antes 31 ago–6 sep).</w:t>
+      </w:r>
+    </w:p>
+    <w:p>
+      <w:pPr>
+        <w:pStyle w:val="Heading3"/>
+        <w:numPr>
+          <w:ilvl w:val="0"/>
+          <w:numId w:val="9"/>
+        </w:numPr>
+        <w:spacing w:after="0" w:afterAutospacing="0"/>
+        <w:ind w:left="720" w:hanging="360"/>
+        <w:rPr/>
+      </w:pPr>
+      <w:r>
+        <w:rPr>
+          <w:color w:val="1155cc"/>
+          <w:u w:val="single"/>
+          <w:rtl w:val="0"/>
+        </w:rPr>
+        <w:t>1.2.3 Sprint-fase2</w:t>
+      </w:r>
+    </w:p>
+    <w:p>
+      <w:pPr>
+        <w:numPr>
+          <w:ilvl w:val="1"/>
+          <w:numId w:val="9"/>
+        </w:numPr>
+        <w:ind w:left="1440" w:hanging="360"/>
+        <w:rPr>
+          <w:sz w:val="24"/>
+          <w:szCs w:val="24"/>
+        </w:rPr>
+      </w:pPr>
+      <w:r>
+        <w:rPr>
+          <w:b w:val="1"/>
+          <w:bCs w:val="1"/>
+          <w:i w:val="1"/>
+          <w:iCs w:val="1"/>
+          <w:sz w:val="24"/>
+          <w:szCs w:val="24"/>
+          <w:rtl w:val="0"/>
+        </w:rPr>
+        <w:t>(aplicado 17/10/2026) [AUDIT-033] Sprint 5: Daily Scrum 21 al 25 de septiembre (antes agosto).</w:t>
+      </w:r>
+    </w:p>
+    <w:p>
+      <w:pPr>
+        <w:numPr>
+          <w:ilvl w:val="1"/>
+          <w:numId w:val="9"/>
+        </w:numPr>
+        <w:ind w:left="1440" w:hanging="360"/>
+        <w:rPr>
+          <w:sz w:val="24"/>
+          <w:szCs w:val="24"/>
+        </w:rPr>
+      </w:pPr>
+      <w:r>
+        <w:rPr>
+          <w:b w:val="1"/>
+          <w:bCs w:val="1"/>
+          <w:i w:val="1"/>
+          <w:iCs w:val="1"/>
+          <w:sz w:val="24"/>
+          <w:szCs w:val="24"/>
+          <w:rtl w:val="0"/>
+        </w:rPr>
+        <w:t>(aplicado 17/10/2026) [AUDIT-034] Sprint 6: Daily Scrum 28 al 30 de septiembre y 1 al 9 de octubre (antes agosto).</w:t>
+      </w:r>
+    </w:p>
+    <w:p>
+      <w:pPr>
+        <w:numPr>
+          <w:ilvl w:val="1"/>
+          <w:numId w:val="9"/>
+        </w:numPr>
+        <w:ind w:left="1440" w:hanging="360"/>
+        <w:rPr>
+          <w:sz w:val="24"/>
+          <w:szCs w:val="24"/>
+        </w:rPr>
+      </w:pPr>
+      <w:r>
+        <w:rPr>
+          <w:b w:val="1"/>
+          <w:bCs w:val="1"/>
+          <w:i w:val="1"/>
+          <w:iCs w:val="1"/>
+          <w:sz w:val="24"/>
+          <w:szCs w:val="24"/>
+          <w:rtl w:val="0"/>
+        </w:rPr>
+        <w:t>(aplicado 17/10/2026) [AUDIT-035] Sprint 6: hito académico jueves 1 y 8 de octubre a las 1:40 (antes jueves 24, copiado del Sprint 5).</w:t>
       </w:r>
     </w:p>
     <w:sectPr>

--- a/Fase 2/Evidencias Proyecto/Evidencias de documentación/Cambios Realizados.docx
+++ b/Fase 2/Evidencias Proyecto/Evidencias de documentación/Cambios Realizados.docx
@@ -52,41 +52,39 @@
           <w:szCs w:val="24"/>
           <w:rtl w:val="0"/>
         </w:rPr>
-        <w:t xml:space="preserve">Por el avance realizado en la Fase 2, se han realizado modificaciones específicas a los documentos de la Fase 1, estos cambios son:</w:t>
-      </w:r>
-    </w:p>
-    <w:p>
-      <w:pPr>
-        <w:rPr>
-          <w:sz w:val="24"/>
-          <w:szCs w:val="24"/>
-        </w:rPr>
-      </w:pPr>
-      <w:r>
-        <w:rPr>
-          <w:rtl w:val="0"/>
-        </w:rPr>
-      </w:r>
-    </w:p>
-    <w:p>
-      <w:pPr>
+        <w:t xml:space="preserve">Por el avance realizado en la Fase 2, se han realizado modificaciones específicas a los documentos del proyecto, estos cambios son:</w:t>
+      </w:r>
+    </w:p>
+    <w:p>
+      <w:pPr>
+        <w:rPr>
+          <w:sz w:val="24"/>
+          <w:szCs w:val="24"/>
+        </w:rPr>
+      </w:pPr>
+      <w:r>
+        <w:rPr>
+          <w:rtl w:val="0"/>
+        </w:rPr>
+      </w:r>
+    </w:p>
+    <w:p>
+      <w:pPr>
+        <w:pStyle w:val="Heading3"/>
         <w:numPr>
           <w:ilvl w:val="0"/>
-          <w:numId w:val="4"/>
-        </w:numPr>
+          <w:numId w:val="7"/>
+        </w:numPr>
+        <w:spacing w:after="0" w:afterAutospacing="0"/>
         <w:ind w:left="720" w:hanging="360"/>
-        <w:rPr>
-          <w:sz w:val="24"/>
-          <w:szCs w:val="24"/>
-          <w:u w:val="none"/>
-        </w:rPr>
-      </w:pPr>
-      <w:hyperlink r:id="rId6">
+        <w:rPr/>
+      </w:pPr>
+      <w:bookmarkStart w:colFirst="0" w:colLast="0" w:name="_hxdup0d6euqq" w:id="0"/>
+      <w:bookmarkEnd w:id="0"/>
+      <w:hyperlink r:id="rId7">
         <w:r>
           <w:rPr>
             <w:color w:val="1155cc"/>
-            <w:sz w:val="24"/>
-            <w:szCs w:val="24"/>
             <w:u w:val="single"/>
             <w:rtl w:val="0"/>
           </w:rPr>
@@ -103,7 +101,7 @@
       <w:pPr>
         <w:numPr>
           <w:ilvl w:val="1"/>
-          <w:numId w:val="4"/>
+          <w:numId w:val="7"/>
         </w:numPr>
         <w:ind w:left="1440" w:hanging="360"/>
         <w:rPr>
@@ -155,7 +153,7 @@
       <w:pPr>
         <w:numPr>
           <w:ilvl w:val="1"/>
-          <w:numId w:val="4"/>
+          <w:numId w:val="7"/>
         </w:numPr>
         <w:ind w:left="1440" w:hanging="360"/>
         <w:rPr>
@@ -239,7 +237,7 @@
       <w:pPr>
         <w:numPr>
           <w:ilvl w:val="1"/>
-          <w:numId w:val="6"/>
+          <w:numId w:val="9"/>
         </w:numPr>
         <w:ind w:left="1440" w:hanging="360"/>
         <w:rPr>
@@ -290,7 +288,7 @@
       <w:pPr>
         <w:numPr>
           <w:ilvl w:val="1"/>
-          <w:numId w:val="6"/>
+          <w:numId w:val="9"/>
         </w:numPr>
         <w:ind w:left="1440" w:hanging="360"/>
         <w:rPr>
@@ -341,7 +339,7 @@
       <w:pPr>
         <w:numPr>
           <w:ilvl w:val="1"/>
-          <w:numId w:val="6"/>
+          <w:numId w:val="9"/>
         </w:numPr>
         <w:ind w:left="1440" w:hanging="360"/>
         <w:rPr>
@@ -392,7 +390,7 @@
       <w:pPr>
         <w:numPr>
           <w:ilvl w:val="1"/>
-          <w:numId w:val="6"/>
+          <w:numId w:val="9"/>
         </w:numPr>
         <w:ind w:left="1440" w:hanging="360"/>
         <w:rPr>
@@ -459,7 +457,7 @@
       <w:pPr>
         <w:numPr>
           <w:ilvl w:val="1"/>
-          <w:numId w:val="6"/>
+          <w:numId w:val="9"/>
         </w:numPr>
         <w:ind w:left="1440" w:hanging="360"/>
         <w:rPr>
@@ -562,7 +560,7 @@
       <w:pPr>
         <w:numPr>
           <w:ilvl w:val="2"/>
-          <w:numId w:val="6"/>
+          <w:numId w:val="9"/>
         </w:numPr>
         <w:ind w:left="2160" w:hanging="360"/>
         <w:rPr>
@@ -583,7 +581,7 @@
       <w:pPr>
         <w:numPr>
           <w:ilvl w:val="2"/>
-          <w:numId w:val="6"/>
+          <w:numId w:val="9"/>
         </w:numPr>
         <w:ind w:left="2160" w:hanging="360"/>
         <w:rPr>
@@ -619,6 +617,136 @@
           <w:rtl w:val="0"/>
         </w:rPr>
         <w:t xml:space="preserve">“El sistema tiene que cumplir con las normas de calidad definidas en la ISO 9126 y la ISO 25001.”</w:t>
+      </w:r>
+    </w:p>
+    <w:p>
+      <w:pPr>
+        <w:numPr>
+          <w:ilvl w:val="2"/>
+          <w:numId w:val="5"/>
+        </w:numPr>
+        <w:ind w:left="2160" w:hanging="360"/>
+        <w:rPr>
+          <w:b w:val="1"/>
+          <w:bCs w:val="1"/>
+          <w:sz w:val="24"/>
+          <w:szCs w:val="24"/>
+        </w:rPr>
+      </w:pPr>
+      <w:r>
+        <w:rPr>
+          <w:b w:val="1"/>
+          <w:bCs w:val="1"/>
+          <w:sz w:val="24"/>
+          <w:szCs w:val="24"/>
+          <w:rtl w:val="0"/>
+        </w:rPr>
+        <w:t xml:space="preserve">Texto actual:</w:t>
+      </w:r>
+    </w:p>
+    <w:p>
+      <w:pPr>
+        <w:ind w:left="1417.3228346456694" w:firstLine="0"/>
+        <w:rPr>
+          <w:color w:val="1f1f1f"/>
+          <w:sz w:val="24"/>
+          <w:szCs w:val="24"/>
+        </w:rPr>
+      </w:pPr>
+      <w:r>
+        <w:rPr>
+          <w:b w:val="1"/>
+          <w:bCs w:val="1"/>
+          <w:sz w:val="24"/>
+          <w:szCs w:val="24"/>
+          <w:rtl w:val="0"/>
+        </w:rPr>
+        <w:tab/>
+      </w:r>
+      <w:r>
+        <w:rPr>
+          <w:sz w:val="24"/>
+          <w:szCs w:val="24"/>
+          <w:rtl w:val="0"/>
+        </w:rPr>
+        <w:t xml:space="preserve">“El sistema se evaluará según el modelo de calidad de producto ISO/IEC 25010</w:t>
+      </w:r>
+      <w:r>
+        <w:rPr>
+          <w:color w:val="1f1f1f"/>
+          <w:sz w:val="24"/>
+          <w:szCs w:val="24"/>
+          <w:rtl w:val="0"/>
+        </w:rPr>
+        <w:t xml:space="preserve">”</w:t>
+      </w:r>
+    </w:p>
+    <w:p>
+      <w:pPr>
+        <w:ind w:left="1417.3228346456694" w:firstLine="0"/>
+        <w:rPr>
+          <w:color w:val="1f1f1f"/>
+          <w:sz w:val="24"/>
+          <w:szCs w:val="24"/>
+        </w:rPr>
+      </w:pPr>
+      <w:r>
+        <w:rPr>
+          <w:rtl w:val="0"/>
+        </w:rPr>
+      </w:r>
+    </w:p>
+    <w:p>
+      <w:pPr>
+        <w:ind w:left="1417.3228346456694" w:firstLine="0"/>
+        <w:rPr>
+          <w:color w:val="1f1f1f"/>
+          <w:sz w:val="24"/>
+          <w:szCs w:val="24"/>
+        </w:rPr>
+      </w:pPr>
+      <w:r>
+        <w:rPr>
+          <w:color w:val="1f1f1f"/>
+          <w:sz w:val="24"/>
+          <w:szCs w:val="24"/>
+          <w:rtl w:val="0"/>
+        </w:rPr>
+        <w:t xml:space="preserve">Esto debido a que la ISOs consideradas anteriormente trataban la planificación de evaluación, no un modelo de calidad de producto (que sí considera la ISO/IEC 25010)</w:t>
+      </w:r>
+    </w:p>
+    <w:p>
+      <w:pPr>
+        <w:ind w:left="1417.3228346456694" w:firstLine="0"/>
+        <w:rPr>
+          <w:color w:val="1f1f1f"/>
+          <w:sz w:val="24"/>
+          <w:szCs w:val="24"/>
+        </w:rPr>
+      </w:pPr>
+      <w:r>
+        <w:rPr>
+          <w:rtl w:val="0"/>
+        </w:rPr>
+      </w:r>
+    </w:p>
+    <w:p>
+      <w:pPr>
+        <w:ind w:left="1417.3228346456694" w:firstLine="0"/>
+        <w:rPr>
+          <w:color w:val="1f1f1f"/>
+          <w:sz w:val="24"/>
+          <w:szCs w:val="24"/>
+        </w:rPr>
+      </w:pPr>
+      <w:r>
+        <w:rPr>
+          <w:color w:val="1f1f1f"/>
+          <w:sz w:val="24"/>
+          <w:szCs w:val="24"/>
+          <w:rtl w:val="0"/>
+        </w:rPr>
+        <w:t xml:space="preserve">En el mismo apartado se añadieron métricas de medición de éxito de:</w:t>
       </w:r>
     </w:p>
     <w:p>
@@ -629,133 +757,28 @@
         </w:numPr>
         <w:ind w:left="2160" w:hanging="360"/>
         <w:rPr>
-          <w:b w:val="1"/>
-          <w:bCs w:val="1"/>
-          <w:sz w:val="24"/>
-          <w:szCs w:val="24"/>
-        </w:rPr>
-      </w:pPr>
-      <w:r>
-        <w:rPr>
-          <w:b w:val="1"/>
-          <w:bCs w:val="1"/>
-          <w:sz w:val="24"/>
-          <w:szCs w:val="24"/>
-          <w:rtl w:val="0"/>
-        </w:rPr>
-        <w:t xml:space="preserve">Texto actual:</w:t>
-      </w:r>
-    </w:p>
-    <w:p>
-      <w:pPr>
-        <w:ind w:left="1417.3228346456694" w:firstLine="0"/>
-        <w:rPr>
-          <w:color w:val="1f1f1f"/>
-          <w:sz w:val="24"/>
-          <w:szCs w:val="24"/>
-        </w:rPr>
-      </w:pPr>
-      <w:r>
-        <w:rPr>
-          <w:b w:val="1"/>
-          <w:bCs w:val="1"/>
-          <w:sz w:val="24"/>
-          <w:szCs w:val="24"/>
-          <w:rtl w:val="0"/>
-        </w:rPr>
-        <w:tab/>
-      </w:r>
-      <w:r>
-        <w:rPr>
-          <w:sz w:val="24"/>
-          <w:szCs w:val="24"/>
-          <w:rtl w:val="0"/>
-        </w:rPr>
-        <w:t xml:space="preserve">“El sistema se evaluará según el modelo de calidad de producto ISO/IEC 25010</w:t>
-      </w:r>
-      <w:r>
-        <w:rPr>
-          <w:color w:val="1f1f1f"/>
-          <w:sz w:val="24"/>
-          <w:szCs w:val="24"/>
-          <w:rtl w:val="0"/>
-        </w:rPr>
-        <w:t xml:space="preserve">”</w:t>
-      </w:r>
-    </w:p>
-    <w:p>
-      <w:pPr>
-        <w:ind w:left="1417.3228346456694" w:firstLine="0"/>
-        <w:rPr>
-          <w:color w:val="1f1f1f"/>
-          <w:sz w:val="24"/>
-          <w:szCs w:val="24"/>
-        </w:rPr>
-      </w:pPr>
-      <w:r>
-        <w:rPr>
-          <w:rtl w:val="0"/>
-        </w:rPr>
-      </w:r>
-    </w:p>
-    <w:p>
-      <w:pPr>
-        <w:ind w:left="1417.3228346456694" w:firstLine="0"/>
-        <w:rPr>
-          <w:color w:val="1f1f1f"/>
-          <w:sz w:val="24"/>
-          <w:szCs w:val="24"/>
-        </w:rPr>
-      </w:pPr>
-      <w:r>
-        <w:rPr>
-          <w:color w:val="1f1f1f"/>
-          <w:sz w:val="24"/>
-          <w:szCs w:val="24"/>
-          <w:rtl w:val="0"/>
-        </w:rPr>
-        <w:t xml:space="preserve">Esto debido a que la ISOs consideradas anteriormente trataban la planificación de evaluación, no un modelo de calidad de producto (que sí considera la ISO/IEC 25010)</w:t>
-      </w:r>
-    </w:p>
-    <w:p>
-      <w:pPr>
-        <w:ind w:left="1417.3228346456694" w:firstLine="0"/>
-        <w:rPr>
-          <w:color w:val="1f1f1f"/>
-          <w:sz w:val="24"/>
-          <w:szCs w:val="24"/>
-        </w:rPr>
-      </w:pPr>
-      <w:r>
-        <w:rPr>
-          <w:rtl w:val="0"/>
-        </w:rPr>
-      </w:r>
-    </w:p>
-    <w:p>
-      <w:pPr>
-        <w:ind w:left="1417.3228346456694" w:firstLine="0"/>
-        <w:rPr>
-          <w:color w:val="1f1f1f"/>
-          <w:sz w:val="24"/>
-          <w:szCs w:val="24"/>
-        </w:rPr>
-      </w:pPr>
-      <w:r>
-        <w:rPr>
-          <w:color w:val="1f1f1f"/>
-          <w:sz w:val="24"/>
-          <w:szCs w:val="24"/>
-          <w:rtl w:val="0"/>
-        </w:rPr>
-        <w:t xml:space="preserve">En el mismo apartado se añadieron métricas de medición de éxito de:</w:t>
+          <w:color w:val="1f1f1f"/>
+          <w:sz w:val="24"/>
+          <w:szCs w:val="24"/>
+          <w:u w:val="none"/>
+        </w:rPr>
+      </w:pPr>
+      <w:r>
+        <w:rPr>
+          <w:rFonts w:ascii="Arial Unicode MS" w:cs="Arial Unicode MS" w:eastAsia="Arial Unicode MS" w:hAnsi="Arial Unicode MS"/>
+          <w:color w:val="1f1f1f"/>
+          <w:sz w:val="24"/>
+          <w:szCs w:val="24"/>
+          <w:rtl w:val="0"/>
+        </w:rPr>
+        <w:t xml:space="preserve">Seguridad: ≥98% de los casos de seguridad aprobados y 0 defectos críticos</w:t>
       </w:r>
     </w:p>
     <w:p>
       <w:pPr>
         <w:numPr>
           <w:ilvl w:val="2"/>
-          <w:numId w:val="2"/>
+          <w:numId w:val="3"/>
         </w:numPr>
         <w:ind w:left="2160" w:hanging="360"/>
         <w:rPr>
@@ -773,14 +796,14 @@
           <w:szCs w:val="24"/>
           <w:rtl w:val="0"/>
         </w:rPr>
-        <w:t xml:space="preserve">Seguridad: ≥98% de los casos de seguridad aprobados y 0 defectos críticos</w:t>
+        <w:t xml:space="preserve">Usabilidad: ≥98% de los casos de usabilidad y responsividad aprobados</w:t>
       </w:r>
     </w:p>
     <w:p>
       <w:pPr>
         <w:numPr>
           <w:ilvl w:val="2"/>
-          <w:numId w:val="2"/>
+          <w:numId w:val="3"/>
         </w:numPr>
         <w:ind w:left="2160" w:hanging="360"/>
         <w:rPr>
@@ -798,14 +821,14 @@
           <w:szCs w:val="24"/>
           <w:rtl w:val="0"/>
         </w:rPr>
-        <w:t xml:space="preserve">Usabilidad: ≥98% de los casos de usabilidad y responsividad aprobados</w:t>
+        <w:t xml:space="preserve">Funcionalidad: ≥ 98% de los casos funcionales aprobados</w:t>
       </w:r>
     </w:p>
     <w:p>
       <w:pPr>
         <w:numPr>
           <w:ilvl w:val="2"/>
-          <w:numId w:val="2"/>
+          <w:numId w:val="3"/>
         </w:numPr>
         <w:ind w:left="2160" w:hanging="360"/>
         <w:rPr>
@@ -817,20 +840,19 @@
       </w:pPr>
       <w:r>
         <w:rPr>
-          <w:rFonts w:ascii="Arial Unicode MS" w:cs="Arial Unicode MS" w:eastAsia="Arial Unicode MS" w:hAnsi="Arial Unicode MS"/>
-          <w:color w:val="1f1f1f"/>
-          <w:sz w:val="24"/>
-          <w:szCs w:val="24"/>
-          <w:rtl w:val="0"/>
-        </w:rPr>
-        <w:t xml:space="preserve">Funcionalidad: ≥ 98% de los casos funcionales aprobados</w:t>
+          <w:color w:val="1f1f1f"/>
+          <w:sz w:val="24"/>
+          <w:szCs w:val="24"/>
+          <w:rtl w:val="0"/>
+        </w:rPr>
+        <w:t xml:space="preserve">Mantenibilidad: 100% del código funcional sin errores</w:t>
       </w:r>
     </w:p>
     <w:p>
       <w:pPr>
         <w:numPr>
           <w:ilvl w:val="2"/>
-          <w:numId w:val="2"/>
+          <w:numId w:val="3"/>
         </w:numPr>
         <w:ind w:left="2160" w:hanging="360"/>
         <w:rPr>
@@ -847,30 +869,6 @@
           <w:szCs w:val="24"/>
           <w:rtl w:val="0"/>
         </w:rPr>
-        <w:t xml:space="preserve">Mantenibilidad: 100% del código funcional sin errores</w:t>
-      </w:r>
-    </w:p>
-    <w:p>
-      <w:pPr>
-        <w:numPr>
-          <w:ilvl w:val="2"/>
-          <w:numId w:val="2"/>
-        </w:numPr>
-        <w:ind w:left="2160" w:hanging="360"/>
-        <w:rPr>
-          <w:color w:val="1f1f1f"/>
-          <w:sz w:val="24"/>
-          <w:szCs w:val="24"/>
-          <w:u w:val="none"/>
-        </w:rPr>
-      </w:pPr>
-      <w:r>
-        <w:rPr>
-          <w:color w:val="1f1f1f"/>
-          <w:sz w:val="24"/>
-          <w:szCs w:val="24"/>
-          <w:rtl w:val="0"/>
-        </w:rPr>
         <w:t xml:space="preserve">Interoperabilidad: 100% de los flujos de funcionamiento equivalentes en web, móvil y escritorio</w:t>
       </w:r>
     </w:p>
@@ -878,7 +876,7 @@
       <w:pPr>
         <w:numPr>
           <w:ilvl w:val="1"/>
-          <w:numId w:val="2"/>
+          <w:numId w:val="3"/>
         </w:numPr>
         <w:ind w:left="1440" w:hanging="360"/>
         <w:rPr>
@@ -1043,7 +1041,7 @@
           <w:szCs w:val="24"/>
           <w:rtl w:val="0"/>
         </w:rPr>
-        <w:t xml:space="preserve">RF5: El sistema debe permitir al usuario configurar el método de activación del SOS.</w:t>
+        <w:t xml:space="preserve">RF5: El sistema debe permitir al usuario configurar el método de activación del SOS. Para personas mayores o usuarios con acceso limitado, la configuración predeterminada requiere pulsación sostenida de 5 segundos; el método es configurable según el tipo de usuario. La activación con la aplicación en segundo plano o cerrada (acceso directo, widget o botón físico) se implementará solo donde el sistema operativo lo permita sin código nativo adicional y se clasifica como Could Have. (Prioridad Could Have y valor del resto de perfiles pendientes de confirmar; ver Cambios Pendientes. La personalización no está implementada en el código fuente de la aplicación móvil.)</w:t>
       </w:r>
     </w:p>
     <w:p>
@@ -1405,23 +1403,21 @@
     </w:p>
     <w:p>
       <w:pPr>
+        <w:pStyle w:val="Heading3"/>
         <w:numPr>
           <w:ilvl w:val="0"/>
-          <w:numId w:val="6"/>
-        </w:numPr>
+          <w:numId w:val="9"/>
+        </w:numPr>
+        <w:spacing w:after="0" w:afterAutospacing="0"/>
         <w:ind w:left="720" w:hanging="360"/>
-        <w:rPr>
-          <w:sz w:val="24"/>
-          <w:szCs w:val="24"/>
-          <w:u w:val="none"/>
-        </w:rPr>
-      </w:pPr>
-      <w:hyperlink r:id="rId7">
+        <w:rPr/>
+      </w:pPr>
+      <w:bookmarkStart w:colFirst="0" w:colLast="0" w:name="_wmw9kpw7emqe" w:id="1"/>
+      <w:bookmarkEnd w:id="1"/>
+      <w:hyperlink r:id="rId8">
         <w:r>
           <w:rPr>
             <w:color w:val="1155cc"/>
-            <w:sz w:val="24"/>
-            <w:szCs w:val="24"/>
             <w:u w:val="single"/>
             <w:rtl w:val="0"/>
           </w:rPr>
@@ -1438,7 +1434,7 @@
       <w:pPr>
         <w:numPr>
           <w:ilvl w:val="1"/>
-          <w:numId w:val="6"/>
+          <w:numId w:val="9"/>
         </w:numPr>
         <w:ind w:left="1440" w:hanging="360"/>
         <w:rPr>
@@ -1505,7 +1501,7 @@
       <w:pPr>
         <w:numPr>
           <w:ilvl w:val="1"/>
-          <w:numId w:val="6"/>
+          <w:numId w:val="9"/>
         </w:numPr>
         <w:ind w:left="1440" w:hanging="360"/>
         <w:rPr>
@@ -1556,7 +1552,7 @@
       <w:pPr>
         <w:numPr>
           <w:ilvl w:val="1"/>
-          <w:numId w:val="6"/>
+          <w:numId w:val="9"/>
         </w:numPr>
         <w:ind w:left="1440" w:hanging="360"/>
         <w:rPr>
@@ -1627,7 +1623,7 @@
       <w:pPr>
         <w:numPr>
           <w:ilvl w:val="1"/>
-          <w:numId w:val="6"/>
+          <w:numId w:val="9"/>
         </w:numPr>
         <w:ind w:left="1440" w:hanging="360"/>
         <w:rPr>
@@ -1671,7 +1667,7 @@
           <w:szCs w:val="24"/>
           <w:rtl w:val="0"/>
         </w:rPr>
-        <w:t xml:space="preserve">, cambiando el total de historias de usuario de 13 a 19, esto para cubrir las historias creadas que consideran RF sin historias de usuario.</w:t>
+        <w:t xml:space="preserve">, (el cambio del total de historias de 13 a 19 queda pendiente de confirmación: ver Cambios Pendientes).</w:t>
         <w:br w:type="textWrapping"/>
         <w:t xml:space="preserve">Al igual que se cambió </w:t>
       </w:r>
@@ -1698,7 +1694,7 @@
       <w:pPr>
         <w:numPr>
           <w:ilvl w:val="1"/>
-          <w:numId w:val="6"/>
+          <w:numId w:val="9"/>
         </w:numPr>
         <w:ind w:left="1440" w:hanging="360"/>
         <w:rPr>
@@ -1749,7 +1745,7 @@
       <w:pPr>
         <w:numPr>
           <w:ilvl w:val="1"/>
-          <w:numId w:val="6"/>
+          <w:numId w:val="9"/>
         </w:numPr>
         <w:ind w:left="1440" w:hanging="360"/>
         <w:rPr>
@@ -1818,7 +1814,7 @@
       <w:pPr>
         <w:numPr>
           <w:ilvl w:val="1"/>
-          <w:numId w:val="6"/>
+          <w:numId w:val="9"/>
         </w:numPr>
         <w:ind w:left="1440" w:hanging="360"/>
         <w:rPr>
@@ -1895,7 +1891,7 @@
       <w:pPr>
         <w:numPr>
           <w:ilvl w:val="2"/>
-          <w:numId w:val="6"/>
+          <w:numId w:val="9"/>
         </w:numPr>
         <w:ind w:left="2160" w:hanging="360"/>
         <w:rPr>
@@ -1937,7 +1933,7 @@
       <w:pPr>
         <w:numPr>
           <w:ilvl w:val="2"/>
-          <w:numId w:val="3"/>
+          <w:numId w:val="5"/>
         </w:numPr>
         <w:ind w:left="2160" w:hanging="360"/>
         <w:rPr>
@@ -2026,7 +2022,7 @@
         </w:rPr>
         <w:t xml:space="preserve">Esto se justifica con el punto 8 “Sprint Planning de la Fase 2” del </w:t>
       </w:r>
-      <w:hyperlink r:id="rId8">
+      <w:hyperlink r:id="rId9">
         <w:r>
           <w:rPr>
             <w:color w:val="1155cc"/>
@@ -2048,7 +2044,7 @@
       <w:pPr>
         <w:numPr>
           <w:ilvl w:val="1"/>
-          <w:numId w:val="7"/>
+          <w:numId w:val="11"/>
         </w:numPr>
         <w:ind w:left="1440" w:hanging="360"/>
         <w:rPr>
@@ -2124,7 +2120,7 @@
       <w:pPr>
         <w:numPr>
           <w:ilvl w:val="2"/>
-          <w:numId w:val="6"/>
+          <w:numId w:val="9"/>
         </w:numPr>
         <w:ind w:left="2160" w:hanging="360"/>
         <w:rPr>
@@ -2166,7 +2162,7 @@
       <w:pPr>
         <w:numPr>
           <w:ilvl w:val="2"/>
-          <w:numId w:val="3"/>
+          <w:numId w:val="5"/>
         </w:numPr>
         <w:ind w:left="2160" w:hanging="360"/>
         <w:rPr>
@@ -2274,23 +2270,21 @@
     </w:p>
     <w:p>
       <w:pPr>
+        <w:pStyle w:val="Heading3"/>
         <w:numPr>
           <w:ilvl w:val="0"/>
-          <w:numId w:val="4"/>
-        </w:numPr>
+          <w:numId w:val="7"/>
+        </w:numPr>
+        <w:spacing w:after="0" w:afterAutospacing="0"/>
         <w:ind w:left="720" w:hanging="360"/>
-        <w:rPr>
-          <w:sz w:val="24"/>
-          <w:szCs w:val="24"/>
-          <w:u w:val="none"/>
-        </w:rPr>
-      </w:pPr>
-      <w:hyperlink r:id="rId9">
+        <w:rPr/>
+      </w:pPr>
+      <w:bookmarkStart w:colFirst="0" w:colLast="0" w:name="_ne9sy9x6k5zz" w:id="2"/>
+      <w:bookmarkEnd w:id="2"/>
+      <w:hyperlink r:id="rId10">
         <w:r>
           <w:rPr>
             <w:color w:val="1155cc"/>
-            <w:sz w:val="24"/>
-            <w:szCs w:val="24"/>
             <w:u w:val="single"/>
             <w:rtl w:val="0"/>
           </w:rPr>
@@ -2307,7 +2301,7 @@
       <w:pPr>
         <w:numPr>
           <w:ilvl w:val="1"/>
-          <w:numId w:val="4"/>
+          <w:numId w:val="7"/>
         </w:numPr>
         <w:ind w:left="1440" w:hanging="360"/>
         <w:rPr>
@@ -2375,7 +2369,7 @@
       <w:pPr>
         <w:numPr>
           <w:ilvl w:val="2"/>
-          <w:numId w:val="4"/>
+          <w:numId w:val="7"/>
         </w:numPr>
         <w:ind w:left="2160" w:hanging="360"/>
         <w:rPr>
@@ -2407,7 +2401,7 @@
       <w:pPr>
         <w:numPr>
           <w:ilvl w:val="2"/>
-          <w:numId w:val="4"/>
+          <w:numId w:val="7"/>
         </w:numPr>
         <w:ind w:left="2160" w:hanging="360"/>
         <w:rPr>
@@ -2447,7 +2441,7 @@
       <w:pPr>
         <w:numPr>
           <w:ilvl w:val="1"/>
-          <w:numId w:val="4"/>
+          <w:numId w:val="7"/>
         </w:numPr>
         <w:ind w:left="1440" w:hanging="360"/>
         <w:rPr>
@@ -2516,22 +2510,572 @@
     <w:p>
       <w:pPr>
         <w:numPr>
+          <w:ilvl w:val="1"/>
+          <w:numId w:val="7"/>
+        </w:numPr>
+        <w:ind w:left="1440" w:hanging="360"/>
+        <w:rPr>
+          <w:b w:val="1"/>
+          <w:bCs w:val="1"/>
+          <w:i w:val="1"/>
+          <w:iCs w:val="1"/>
+          <w:sz w:val="24"/>
+          <w:szCs w:val="24"/>
+        </w:rPr>
+      </w:pPr>
+      <w:r>
+        <w:rPr>
+          <w:b w:val="1"/>
+          <w:bCs w:val="1"/>
+          <w:i w:val="1"/>
+          <w:iCs w:val="1"/>
+          <w:sz w:val="24"/>
+          <w:szCs w:val="24"/>
+          <w:rtl w:val="0"/>
+        </w:rPr>
+        <w:t xml:space="preserve">(14/10/2026) </w:t>
+      </w:r>
+      <w:r>
+        <w:rPr>
+          <w:sz w:val="24"/>
+          <w:szCs w:val="24"/>
+          <w:rtl w:val="0"/>
+        </w:rPr>
+        <w:t xml:space="preserve">Se </w:t>
+      </w:r>
+      <w:r>
+        <w:rPr>
+          <w:sz w:val="24"/>
+          <w:szCs w:val="24"/>
+          <w:rtl w:val="0"/>
+        </w:rPr>
+        <w:t xml:space="preserve">modificó</w:t>
+      </w:r>
+      <w:r>
+        <w:rPr>
+          <w:sz w:val="24"/>
+          <w:szCs w:val="24"/>
+          <w:rtl w:val="0"/>
+        </w:rPr>
+        <w:t xml:space="preserve"> el apartado </w:t>
+      </w:r>
+      <w:r>
+        <w:rPr>
+          <w:b w:val="1"/>
+          <w:bCs w:val="1"/>
+          <w:sz w:val="24"/>
+          <w:szCs w:val="24"/>
+          <w:rtl w:val="0"/>
+        </w:rPr>
+        <w:t xml:space="preserve">Servicios Externos a Implementar </w:t>
+      </w:r>
+      <w:r>
+        <w:rPr>
+          <w:sz w:val="24"/>
+          <w:szCs w:val="24"/>
+          <w:rtl w:val="0"/>
+        </w:rPr>
+        <w:t xml:space="preserve">donde se hacía mención del uso de 4 servicios externos de APIs cuando en realidad son 5</w:t>
+      </w:r>
+    </w:p>
+    <w:p>
+      <w:pPr>
+        <w:numPr>
+          <w:ilvl w:val="1"/>
+          <w:numId w:val="7"/>
+        </w:numPr>
+        <w:ind w:left="1440" w:hanging="360"/>
+        <w:rPr>
+          <w:sz w:val="24"/>
+          <w:szCs w:val="24"/>
+        </w:rPr>
+      </w:pPr>
+      <w:r>
+        <w:rPr>
+          <w:b w:val="1"/>
+          <w:bCs w:val="1"/>
+          <w:i w:val="1"/>
+          <w:iCs w:val="1"/>
+          <w:sz w:val="24"/>
+          <w:szCs w:val="24"/>
+          <w:rtl w:val="0"/>
+        </w:rPr>
+        <w:t xml:space="preserve">(14/10/2026) </w:t>
+      </w:r>
+      <w:r>
+        <w:rPr>
+          <w:sz w:val="24"/>
+          <w:szCs w:val="24"/>
+          <w:rtl w:val="0"/>
+        </w:rPr>
+        <w:t xml:space="preserve">Se </w:t>
+      </w:r>
+      <w:r>
+        <w:rPr>
+          <w:sz w:val="24"/>
+          <w:szCs w:val="24"/>
+          <w:rtl w:val="0"/>
+        </w:rPr>
+        <w:t xml:space="preserve">modificó</w:t>
+      </w:r>
+      <w:r>
+        <w:rPr>
+          <w:sz w:val="24"/>
+          <w:szCs w:val="24"/>
+          <w:rtl w:val="0"/>
+        </w:rPr>
+        <w:t xml:space="preserve"> el apartado </w:t>
+      </w:r>
+      <w:r>
+        <w:rPr>
+          <w:b w:val="1"/>
+          <w:bCs w:val="1"/>
+          <w:sz w:val="24"/>
+          <w:szCs w:val="24"/>
+          <w:rtl w:val="0"/>
+        </w:rPr>
+        <w:t xml:space="preserve">Herramientas y Lenguaje de Código a Utilizar</w:t>
+      </w:r>
+      <w:r>
+        <w:rPr>
+          <w:sz w:val="24"/>
+          <w:szCs w:val="24"/>
+          <w:rtl w:val="0"/>
+        </w:rPr>
+        <w:t xml:space="preserve">, específicamente el punto </w:t>
+      </w:r>
+      <w:r>
+        <w:rPr>
+          <w:b w:val="1"/>
+          <w:bCs w:val="1"/>
+          <w:sz w:val="24"/>
+          <w:szCs w:val="24"/>
+          <w:rtl w:val="0"/>
+        </w:rPr>
+        <w:t xml:space="preserve">Desarrollo Frontend</w:t>
+      </w:r>
+      <w:r>
+        <w:rPr>
+          <w:sz w:val="24"/>
+          <w:szCs w:val="24"/>
+          <w:rtl w:val="0"/>
+        </w:rPr>
+        <w:t xml:space="preserve">, realizando los siguientes cambios, alineando el documento con el ambiente de desarrollo actual:</w:t>
+      </w:r>
+    </w:p>
+    <w:p>
+      <w:pPr>
+        <w:numPr>
+          <w:ilvl w:val="2"/>
+          <w:numId w:val="7"/>
+        </w:numPr>
+        <w:ind w:left="2160" w:hanging="360"/>
+        <w:rPr>
+          <w:b w:val="1"/>
+          <w:bCs w:val="1"/>
+          <w:sz w:val="24"/>
+          <w:szCs w:val="24"/>
+        </w:rPr>
+      </w:pPr>
+      <w:r>
+        <w:rPr>
+          <w:b w:val="1"/>
+          <w:bCs w:val="1"/>
+          <w:sz w:val="24"/>
+          <w:szCs w:val="24"/>
+          <w:rtl w:val="0"/>
+        </w:rPr>
+        <w:t xml:space="preserve">Texto anterior:</w:t>
+        <w:tab/>
+      </w:r>
+    </w:p>
+    <w:p>
+      <w:pPr>
+        <w:ind w:left="1440" w:firstLine="0"/>
+        <w:rPr>
+          <w:sz w:val="24"/>
+          <w:szCs w:val="24"/>
+        </w:rPr>
+      </w:pPr>
+      <w:r>
+        <w:rPr>
+          <w:sz w:val="24"/>
+          <w:szCs w:val="24"/>
+          <w:rtl w:val="0"/>
+        </w:rPr>
+        <w:t xml:space="preserve">“Se usará React/Angular en conjunto con los componentes base de Ionic para desarrollar interfaces gráficas y la lógica de negocio dentro de la aplicación”</w:t>
+      </w:r>
+    </w:p>
+    <w:p>
+      <w:pPr>
+        <w:numPr>
+          <w:ilvl w:val="2"/>
+          <w:numId w:val="5"/>
+        </w:numPr>
+        <w:ind w:left="2160" w:hanging="360"/>
+        <w:rPr>
+          <w:b w:val="1"/>
+          <w:bCs w:val="1"/>
+          <w:sz w:val="24"/>
+          <w:szCs w:val="24"/>
+        </w:rPr>
+      </w:pPr>
+      <w:r>
+        <w:rPr>
+          <w:b w:val="1"/>
+          <w:bCs w:val="1"/>
+          <w:sz w:val="24"/>
+          <w:szCs w:val="24"/>
+          <w:rtl w:val="0"/>
+        </w:rPr>
+        <w:t xml:space="preserve">Texto actual:</w:t>
+      </w:r>
+    </w:p>
+    <w:p>
+      <w:pPr>
+        <w:ind w:left="1417.3228346456694" w:firstLine="0"/>
+        <w:rPr>
+          <w:color w:val="1f1f1f"/>
+          <w:sz w:val="24"/>
+          <w:szCs w:val="24"/>
+        </w:rPr>
+      </w:pPr>
+      <w:r>
+        <w:rPr>
+          <w:b w:val="1"/>
+          <w:bCs w:val="1"/>
+          <w:sz w:val="24"/>
+          <w:szCs w:val="24"/>
+          <w:rtl w:val="0"/>
+        </w:rPr>
+        <w:tab/>
+      </w:r>
+      <w:r>
+        <w:rPr>
+          <w:sz w:val="24"/>
+          <w:szCs w:val="24"/>
+          <w:rtl w:val="0"/>
+        </w:rPr>
+        <w:t xml:space="preserve">“Se usará React 19 en conjunto con los componentes base de Ionic React para desarrollar interfaces gráficas y la lógica de negocio dentro de las aplicaciones</w:t>
+      </w:r>
+      <w:r>
+        <w:rPr>
+          <w:color w:val="1f1f1f"/>
+          <w:sz w:val="24"/>
+          <w:szCs w:val="24"/>
+          <w:rtl w:val="0"/>
+        </w:rPr>
+        <w:t xml:space="preserve">”</w:t>
+      </w:r>
+    </w:p>
+    <w:p>
+      <w:pPr>
+        <w:ind w:left="1417.3228346456694" w:firstLine="0"/>
+        <w:rPr>
+          <w:color w:val="1f1f1f"/>
+          <w:sz w:val="24"/>
+          <w:szCs w:val="24"/>
+        </w:rPr>
+      </w:pPr>
+      <w:r>
+        <w:rPr>
+          <w:rtl w:val="0"/>
+        </w:rPr>
+      </w:r>
+    </w:p>
+    <w:p>
+      <w:pPr>
+        <w:ind w:left="1417.3228346456694" w:firstLine="0"/>
+        <w:rPr>
+          <w:color w:val="1f1f1f"/>
+          <w:sz w:val="24"/>
+          <w:szCs w:val="24"/>
+        </w:rPr>
+      </w:pPr>
+      <w:r>
+        <w:rPr>
+          <w:color w:val="1f1f1f"/>
+          <w:sz w:val="24"/>
+          <w:szCs w:val="24"/>
+          <w:rtl w:val="0"/>
+        </w:rPr>
+        <w:t xml:space="preserve">En el mismo apartado, específicamente el punto </w:t>
+      </w:r>
+      <w:r>
+        <w:rPr>
+          <w:b w:val="1"/>
+          <w:bCs w:val="1"/>
+          <w:color w:val="1f1f1f"/>
+          <w:sz w:val="24"/>
+          <w:szCs w:val="24"/>
+          <w:rtl w:val="0"/>
+        </w:rPr>
+        <w:t xml:space="preserve">Gestor de Entorno</w:t>
+      </w:r>
+      <w:r>
+        <w:rPr>
+          <w:color w:val="1f1f1f"/>
+          <w:sz w:val="24"/>
+          <w:szCs w:val="24"/>
+          <w:rtl w:val="0"/>
+        </w:rPr>
+        <w:t xml:space="preserve">, se detalló la versión de </w:t>
+      </w:r>
+      <w:r>
+        <w:rPr>
+          <w:color w:val="1f1f1f"/>
+          <w:sz w:val="24"/>
+          <w:szCs w:val="24"/>
+          <w:rtl w:val="0"/>
+        </w:rPr>
+        <w:t xml:space="preserve">Turborepo</w:t>
+      </w:r>
+      <w:r>
+        <w:rPr>
+          <w:color w:val="1f1f1f"/>
+          <w:sz w:val="24"/>
+          <w:szCs w:val="24"/>
+          <w:rtl w:val="0"/>
+        </w:rPr>
+        <w:t xml:space="preserve"> (2.11) y los workspaces de npm:</w:t>
+      </w:r>
+    </w:p>
+    <w:p>
+      <w:pPr>
+        <w:numPr>
+          <w:ilvl w:val="2"/>
+          <w:numId w:val="7"/>
+        </w:numPr>
+        <w:ind w:left="2160" w:hanging="360"/>
+        <w:rPr>
+          <w:b w:val="1"/>
+          <w:bCs w:val="1"/>
+          <w:sz w:val="24"/>
+          <w:szCs w:val="24"/>
+        </w:rPr>
+      </w:pPr>
+      <w:r>
+        <w:rPr>
+          <w:b w:val="1"/>
+          <w:bCs w:val="1"/>
+          <w:sz w:val="24"/>
+          <w:szCs w:val="24"/>
+          <w:rtl w:val="0"/>
+        </w:rPr>
+        <w:t xml:space="preserve">Texto anterior:</w:t>
+        <w:tab/>
+      </w:r>
+    </w:p>
+    <w:p>
+      <w:pPr>
+        <w:ind w:left="1440" w:firstLine="0"/>
+        <w:rPr>
+          <w:sz w:val="24"/>
+          <w:szCs w:val="24"/>
+        </w:rPr>
+      </w:pPr>
+      <w:r>
+        <w:rPr>
+          <w:sz w:val="24"/>
+          <w:szCs w:val="24"/>
+          <w:rtl w:val="0"/>
+        </w:rPr>
+        <w:t xml:space="preserve">“Se usará </w:t>
+      </w:r>
+      <w:r>
+        <w:rPr>
+          <w:sz w:val="24"/>
+          <w:szCs w:val="24"/>
+          <w:rtl w:val="0"/>
+        </w:rPr>
+        <w:t xml:space="preserve">Turborepo</w:t>
+      </w:r>
+      <w:r>
+        <w:rPr>
+          <w:sz w:val="24"/>
+          <w:szCs w:val="24"/>
+          <w:rtl w:val="0"/>
+        </w:rPr>
+        <w:t xml:space="preserve"> para alojar las 3 aplicaciones confeccionadas y el backend en un solo repositorio”</w:t>
+      </w:r>
+    </w:p>
+    <w:p>
+      <w:pPr>
+        <w:numPr>
+          <w:ilvl w:val="2"/>
+          <w:numId w:val="7"/>
+        </w:numPr>
+        <w:ind w:left="2160" w:hanging="360"/>
+        <w:rPr>
+          <w:b w:val="1"/>
+          <w:bCs w:val="1"/>
+          <w:sz w:val="24"/>
+          <w:szCs w:val="24"/>
+        </w:rPr>
+      </w:pPr>
+      <w:r>
+        <w:rPr>
+          <w:b w:val="1"/>
+          <w:bCs w:val="1"/>
+          <w:sz w:val="24"/>
+          <w:szCs w:val="24"/>
+          <w:rtl w:val="0"/>
+        </w:rPr>
+        <w:t xml:space="preserve">Texto actual:</w:t>
+      </w:r>
+    </w:p>
+    <w:p>
+      <w:pPr>
+        <w:ind w:left="1417.3228346456694" w:firstLine="0"/>
+        <w:rPr>
+          <w:color w:val="1f1f1f"/>
+          <w:sz w:val="24"/>
+          <w:szCs w:val="24"/>
+        </w:rPr>
+      </w:pPr>
+      <w:r>
+        <w:rPr>
+          <w:b w:val="1"/>
+          <w:bCs w:val="1"/>
+          <w:sz w:val="24"/>
+          <w:szCs w:val="24"/>
+          <w:rtl w:val="0"/>
+        </w:rPr>
+        <w:tab/>
+      </w:r>
+      <w:r>
+        <w:rPr>
+          <w:sz w:val="24"/>
+          <w:szCs w:val="24"/>
+          <w:rtl w:val="0"/>
+        </w:rPr>
+        <w:t xml:space="preserve">“Se usará </w:t>
+      </w:r>
+      <w:r>
+        <w:rPr>
+          <w:sz w:val="24"/>
+          <w:szCs w:val="24"/>
+          <w:rtl w:val="0"/>
+        </w:rPr>
+        <w:t xml:space="preserve">Turborepo</w:t>
+      </w:r>
+      <w:r>
+        <w:rPr>
+          <w:sz w:val="24"/>
+          <w:szCs w:val="24"/>
+          <w:rtl w:val="0"/>
+        </w:rPr>
+        <w:t xml:space="preserve"> 2.11 para alojar las 3 aplicaciones confeccionadas y el backend en un solo repositorio (workspaces de npm: apps/* y packages/*)</w:t>
+      </w:r>
+      <w:r>
+        <w:rPr>
+          <w:color w:val="1f1f1f"/>
+          <w:sz w:val="24"/>
+          <w:szCs w:val="24"/>
+          <w:rtl w:val="0"/>
+        </w:rPr>
+        <w:t xml:space="preserve">”</w:t>
+      </w:r>
+    </w:p>
+    <w:p>
+      <w:pPr>
+        <w:numPr>
+          <w:ilvl w:val="1"/>
+          <w:numId w:val="7"/>
+        </w:numPr>
+        <w:spacing w:after="0" w:afterAutospacing="0"/>
+        <w:ind w:left="1440" w:hanging="360"/>
+        <w:rPr>
+          <w:sz w:val="24"/>
+          <w:szCs w:val="24"/>
+        </w:rPr>
+      </w:pPr>
+      <w:r>
+        <w:rPr>
+          <w:b w:val="1"/>
+          <w:bCs w:val="1"/>
+          <w:i w:val="1"/>
+          <w:iCs w:val="1"/>
+          <w:sz w:val="24"/>
+          <w:szCs w:val="24"/>
+          <w:rtl w:val="0"/>
+        </w:rPr>
+        <w:t xml:space="preserve">(14/10/2026) </w:t>
+      </w:r>
+      <w:r>
+        <w:rPr>
+          <w:sz w:val="24"/>
+          <w:szCs w:val="24"/>
+          <w:rtl w:val="0"/>
+        </w:rPr>
+        <w:t xml:space="preserve">Se creó el apartado </w:t>
+      </w:r>
+      <w:r>
+        <w:rPr>
+          <w:b w:val="1"/>
+          <w:bCs w:val="1"/>
+          <w:sz w:val="24"/>
+          <w:szCs w:val="24"/>
+          <w:rtl w:val="0"/>
+        </w:rPr>
+        <w:t xml:space="preserve">Versiones y Herramientas de Calidad</w:t>
+      </w:r>
+      <w:r>
+        <w:rPr>
+          <w:sz w:val="24"/>
+          <w:szCs w:val="24"/>
+          <w:rtl w:val="0"/>
+        </w:rPr>
+        <w:t xml:space="preserve">, en el cual se detallan las versiones de las herramientas utilizadas dentro del proyecto, al igual que herramientas de calidad y frameworks de prueba.</w:t>
+      </w:r>
+      <w:r>
+        <w:rPr>
+          <w:rtl w:val="0"/>
+        </w:rPr>
+      </w:r>
+    </w:p>
+    <w:p>
+      <w:pPr>
+        <w:numPr>
+          <w:ilvl w:val="1"/>
+          <w:numId w:val="9"/>
+        </w:numPr>
+        <w:ind w:left="1440" w:hanging="360"/>
+        <w:rPr>
+          <w:sz w:val="24"/>
+          <w:szCs w:val="24"/>
+        </w:rPr>
+      </w:pPr>
+      <w:r>
+        <w:rPr>
+          <w:b w:val="1"/>
+          <w:bCs w:val="1"/>
+          <w:i w:val="1"/>
+          <w:iCs w:val="1"/>
+          <w:sz w:val="24"/>
+          <w:szCs w:val="24"/>
+          <w:rtl w:val="0"/>
+        </w:rPr>
+        <w:t xml:space="preserve">(verificado 17/10/2026; fecha de la edición no registrada) En la tabla «Usos de Servicios Externos e Internos» se agregó la fila «Servicio Mensajería (integración WhatsApp)»: módulo interno del backend (/notifications/whatsapp) basado en la librería Baileys, que envía la alerta a cada contacto con reintentos y estado por contacto. Su clasificación como servicio externo o interno sigue pendiente (ver Cambios Pendientes).</w:t>
+      </w:r>
+    </w:p>
+    <w:p>
+      <w:pPr>
+        <w:pStyle w:val="Heading3"/>
+        <w:numPr>
           <w:ilvl w:val="0"/>
-          <w:numId w:val="4"/>
-        </w:numPr>
+          <w:numId w:val="7"/>
+        </w:numPr>
+        <w:spacing w:after="0" w:afterAutospacing="0" w:before="0" w:beforeAutospacing="0"/>
         <w:ind w:left="720" w:hanging="360"/>
-        <w:rPr>
-          <w:sz w:val="24"/>
-          <w:szCs w:val="24"/>
-          <w:u w:val="none"/>
-        </w:rPr>
-      </w:pPr>
-      <w:hyperlink r:id="rId10">
+        <w:rPr/>
+      </w:pPr>
+      <w:bookmarkStart w:colFirst="0" w:colLast="0" w:name="_a8skogbqse4b" w:id="3"/>
+      <w:bookmarkEnd w:id="3"/>
+      <w:hyperlink r:id="rId11">
         <w:r>
           <w:rPr>
             <w:color w:val="1155cc"/>
-            <w:sz w:val="24"/>
-            <w:szCs w:val="24"/>
             <w:u w:val="single"/>
             <w:rtl w:val="0"/>
           </w:rPr>
@@ -2548,8 +3092,9 @@
       <w:pPr>
         <w:numPr>
           <w:ilvl w:val="1"/>
-          <w:numId w:val="4"/>
-        </w:numPr>
+          <w:numId w:val="7"/>
+        </w:numPr>
+        <w:spacing w:after="0" w:afterAutospacing="0"/>
         <w:ind w:left="1440" w:hanging="360"/>
         <w:rPr>
           <w:sz w:val="24"/>
@@ -2593,28 +3138,26 @@
           <w:szCs w:val="24"/>
           <w:rtl w:val="0"/>
         </w:rPr>
-        <w:t xml:space="preserve">, corrigiendo la duplicación de un servicio e incluyendo “Servicio Mensajeria” y “Servicio Conversión de Divisas” que previamente no se había definido</w:t>
-      </w:r>
-    </w:p>
-    <w:p>
-      <w:pPr>
+        <w:t xml:space="preserve">, corrigiendo la duplicación de un servicio e incluyendo “Servicio Mensajeria” y “Servicio Conversión de Divisas” que previamente no se había definido (Verificado en código: integración WhatsApp mediante Baileys; añadida a la tabla de usos de la Especificación 4.2.)</w:t>
+      </w:r>
+    </w:p>
+    <w:p>
+      <w:pPr>
+        <w:pStyle w:val="Heading3"/>
         <w:numPr>
           <w:ilvl w:val="0"/>
-          <w:numId w:val="4"/>
-        </w:numPr>
+          <w:numId w:val="7"/>
+        </w:numPr>
+        <w:spacing w:after="0" w:afterAutospacing="0" w:before="0" w:beforeAutospacing="0"/>
         <w:ind w:left="720" w:hanging="360"/>
-        <w:rPr>
-          <w:sz w:val="24"/>
-          <w:szCs w:val="24"/>
-          <w:u w:val="none"/>
-        </w:rPr>
-      </w:pPr>
-      <w:hyperlink r:id="rId11">
+        <w:rPr/>
+      </w:pPr>
+      <w:bookmarkStart w:colFirst="0" w:colLast="0" w:name="_5zpoi1cdq274" w:id="4"/>
+      <w:bookmarkEnd w:id="4"/>
+      <w:hyperlink r:id="rId12">
         <w:r>
           <w:rPr>
             <w:color w:val="1155cc"/>
-            <w:sz w:val="24"/>
-            <w:szCs w:val="24"/>
             <w:u w:val="single"/>
             <w:rtl w:val="0"/>
           </w:rPr>
@@ -2631,7 +3174,7 @@
       <w:pPr>
         <w:numPr>
           <w:ilvl w:val="1"/>
-          <w:numId w:val="4"/>
+          <w:numId w:val="7"/>
         </w:numPr>
         <w:ind w:left="1440" w:hanging="360"/>
         <w:rPr>
@@ -2717,7 +3260,7 @@
       <w:pPr>
         <w:numPr>
           <w:ilvl w:val="1"/>
-          <w:numId w:val="4"/>
+          <w:numId w:val="7"/>
         </w:numPr>
         <w:ind w:left="1440" w:hanging="360"/>
         <w:rPr>
@@ -2780,23 +3323,21 @@
     </w:p>
     <w:p>
       <w:pPr>
+        <w:pStyle w:val="Heading3"/>
         <w:numPr>
           <w:ilvl w:val="0"/>
-          <w:numId w:val="4"/>
-        </w:numPr>
+          <w:numId w:val="7"/>
+        </w:numPr>
+        <w:spacing w:after="0" w:afterAutospacing="0"/>
         <w:ind w:left="720" w:hanging="360"/>
-        <w:rPr>
-          <w:sz w:val="24"/>
-          <w:szCs w:val="24"/>
-          <w:u w:val="none"/>
-        </w:rPr>
-      </w:pPr>
-      <w:hyperlink r:id="rId12">
+        <w:rPr/>
+      </w:pPr>
+      <w:bookmarkStart w:colFirst="0" w:colLast="0" w:name="_pui5lzbofmxk" w:id="5"/>
+      <w:bookmarkEnd w:id="5"/>
+      <w:hyperlink r:id="rId13">
         <w:r>
           <w:rPr>
             <w:color w:val="1155cc"/>
-            <w:sz w:val="24"/>
-            <w:szCs w:val="24"/>
             <w:u w:val="single"/>
             <w:rtl w:val="0"/>
           </w:rPr>
@@ -2813,7 +3354,7 @@
       <w:pPr>
         <w:numPr>
           <w:ilvl w:val="1"/>
-          <w:numId w:val="4"/>
+          <w:numId w:val="7"/>
         </w:numPr>
         <w:ind w:left="1440" w:hanging="360"/>
         <w:rPr>
@@ -2847,7 +3388,7 @@
       <w:pPr>
         <w:numPr>
           <w:ilvl w:val="2"/>
-          <w:numId w:val="4"/>
+          <w:numId w:val="7"/>
         </w:numPr>
         <w:ind w:left="2160" w:hanging="360"/>
         <w:rPr>
@@ -2874,7 +3415,7 @@
       <w:pPr>
         <w:numPr>
           <w:ilvl w:val="2"/>
-          <w:numId w:val="4"/>
+          <w:numId w:val="7"/>
         </w:numPr>
         <w:ind w:left="2160" w:hanging="360"/>
         <w:rPr>
@@ -2916,9 +3457,26 @@
     </w:p>
     <w:p>
       <w:pPr>
+        <w:ind w:left="1440" w:firstLine="0"/>
+        <w:rPr>
+          <w:sz w:val="24"/>
+          <w:szCs w:val="24"/>
+        </w:rPr>
+      </w:pPr>
+      <w:r>
+        <w:rPr>
+          <w:sz w:val="24"/>
+          <w:szCs w:val="24"/>
+          <w:rtl w:val="0"/>
+        </w:rPr>
+        <w:t xml:space="preserve">Nota de verificación (17/10/2026): en la copia del repositorio de «BDD con tipos de datos.xlsx» (hoja PLANES), la tabla PLAN todavía contiene total_venta (celda A10) y fecha_venta (celda A11). La eliminación no está reflejada en el archivo; ver Cambios Pendientes.</w:t>
+      </w:r>
+    </w:p>
+    <w:p>
+      <w:pPr>
         <w:numPr>
           <w:ilvl w:val="1"/>
-          <w:numId w:val="5"/>
+          <w:numId w:val="8"/>
         </w:numPr>
         <w:ind w:left="1440" w:hanging="360"/>
         <w:rPr>
@@ -2991,7 +3549,7 @@
       <w:pPr>
         <w:numPr>
           <w:ilvl w:val="1"/>
-          <w:numId w:val="5"/>
+          <w:numId w:val="8"/>
         </w:numPr>
         <w:ind w:left="1440" w:hanging="360"/>
         <w:rPr>
@@ -3076,7 +3634,7 @@
       <w:pPr>
         <w:numPr>
           <w:ilvl w:val="1"/>
-          <w:numId w:val="5"/>
+          <w:numId w:val="8"/>
         </w:numPr>
         <w:ind w:left="1440" w:hanging="360"/>
         <w:rPr>
@@ -3119,29 +3677,44 @@
       </w:pPr>
       <w:r>
         <w:rPr>
-          <w:rtl w:val="0"/>
-        </w:rPr>
-      </w:r>
-    </w:p>
-    <w:p>
-      <w:pPr>
+          <w:sz w:val="24"/>
+          <w:szCs w:val="24"/>
+          <w:rtl w:val="0"/>
+        </w:rPr>
+        <w:t xml:space="preserve">Nota de verificación (17/10/2026): la adaptación no está completa en el archivo. CONTACTO.correo_remitente sigue como nvarchar (120), PIN.PIN como integer (4) (hoja USUARIO) y la hoja PROPUESTA DE MEJORA conserva tipos nvarchar e int; ver Cambios Pendientes.</w:t>
+      </w:r>
+    </w:p>
+    <w:p>
+      <w:pPr>
+        <w:ind w:left="1440" w:firstLine="0"/>
+        <w:rPr>
+          <w:sz w:val="24"/>
+          <w:szCs w:val="24"/>
+        </w:rPr>
+      </w:pPr>
+      <w:r>
+        <w:rPr>
+          <w:rtl w:val="0"/>
+        </w:rPr>
+      </w:r>
+    </w:p>
+    <w:p>
+      <w:pPr>
+        <w:pStyle w:val="Heading3"/>
         <w:numPr>
           <w:ilvl w:val="0"/>
-          <w:numId w:val="5"/>
-        </w:numPr>
+          <w:numId w:val="8"/>
+        </w:numPr>
+        <w:spacing w:after="0" w:afterAutospacing="0"/>
         <w:ind w:left="720" w:hanging="360"/>
-        <w:rPr>
-          <w:sz w:val="24"/>
-          <w:szCs w:val="24"/>
-          <w:u w:val="none"/>
-        </w:rPr>
-      </w:pPr>
-      <w:hyperlink r:id="rId13">
+        <w:rPr/>
+      </w:pPr>
+      <w:bookmarkStart w:colFirst="0" w:colLast="0" w:name="_6fih12yltusw" w:id="6"/>
+      <w:bookmarkEnd w:id="6"/>
+      <w:hyperlink r:id="rId14">
         <w:r>
           <w:rPr>
             <w:color w:val="1155cc"/>
-            <w:sz w:val="24"/>
-            <w:szCs w:val="24"/>
             <w:u w:val="single"/>
             <w:rtl w:val="0"/>
           </w:rPr>
@@ -3158,7 +3731,7 @@
       <w:pPr>
         <w:numPr>
           <w:ilvl w:val="1"/>
-          <w:numId w:val="5"/>
+          <w:numId w:val="8"/>
         </w:numPr>
         <w:ind w:left="1440" w:hanging="360"/>
         <w:rPr>
@@ -3195,6 +3768,99 @@
       <w:pPr>
         <w:numPr>
           <w:ilvl w:val="2"/>
+          <w:numId w:val="8"/>
+        </w:numPr>
+        <w:ind w:left="2160" w:hanging="360"/>
+        <w:rPr>
+          <w:b w:val="1"/>
+          <w:bCs w:val="1"/>
+          <w:sz w:val="24"/>
+          <w:szCs w:val="24"/>
+        </w:rPr>
+      </w:pPr>
+      <w:r>
+        <w:rPr>
+          <w:b w:val="1"/>
+          <w:bCs w:val="1"/>
+          <w:sz w:val="24"/>
+          <w:szCs w:val="24"/>
+          <w:rtl w:val="0"/>
+        </w:rPr>
+        <w:t xml:space="preserve">Texto anterior:</w:t>
+      </w:r>
+    </w:p>
+    <w:p>
+      <w:pPr>
+        <w:ind w:left="1440" w:firstLine="0"/>
+        <w:rPr>
+          <w:color w:val="1f1f1f"/>
+          <w:sz w:val="24"/>
+          <w:szCs w:val="24"/>
+        </w:rPr>
+      </w:pPr>
+      <w:r>
+        <w:rPr>
+          <w:sz w:val="24"/>
+          <w:szCs w:val="24"/>
+          <w:rtl w:val="0"/>
+        </w:rPr>
+        <w:t xml:space="preserve">“1. </w:t>
+      </w:r>
+      <w:r>
+        <w:rPr>
+          <w:color w:val="1f1f1f"/>
+          <w:sz w:val="24"/>
+          <w:szCs w:val="24"/>
+          <w:rtl w:val="0"/>
+        </w:rPr>
+        <w:t xml:space="preserve">Los datos médicos sólo se vuelven visibles a través del enlace de la alerta mientras la emergencia permanezca activa.</w:t>
+      </w:r>
+    </w:p>
+    <w:p>
+      <w:pPr>
+        <w:ind w:left="1440" w:firstLine="0"/>
+        <w:rPr>
+          <w:color w:val="1f1f1f"/>
+          <w:sz w:val="24"/>
+          <w:szCs w:val="24"/>
+        </w:rPr>
+      </w:pPr>
+      <w:r>
+        <w:rPr>
+          <w:rtl w:val="0"/>
+        </w:rPr>
+      </w:r>
+    </w:p>
+    <w:p>
+      <w:pPr>
+        <w:ind w:left="1440" w:firstLine="0"/>
+        <w:rPr>
+          <w:sz w:val="24"/>
+          <w:szCs w:val="24"/>
+        </w:rPr>
+      </w:pPr>
+      <w:r>
+        <w:rPr>
+          <w:color w:val="1f1f1f"/>
+          <w:sz w:val="24"/>
+          <w:szCs w:val="24"/>
+          <w:rtl w:val="0"/>
+        </w:rPr>
+        <w:t xml:space="preserve">2. Una vez desactivada la alerta por el usuario o tutor mediante PIN, el acceso a la ficha médica se revoca automáticamente.</w:t>
+      </w:r>
+      <w:r>
+        <w:rPr>
+          <w:sz w:val="24"/>
+          <w:szCs w:val="24"/>
+          <w:rtl w:val="0"/>
+        </w:rPr>
+        <w:t xml:space="preserve">”</w:t>
+      </w:r>
+    </w:p>
+    <w:p>
+      <w:pPr>
+        <w:numPr>
+          <w:ilvl w:val="2"/>
           <w:numId w:val="5"/>
         </w:numPr>
         <w:ind w:left="2160" w:hanging="360"/>
@@ -3213,6 +3879,431 @@
           <w:szCs w:val="24"/>
           <w:rtl w:val="0"/>
         </w:rPr>
+        <w:t xml:space="preserve">Texto actual:</w:t>
+      </w:r>
+    </w:p>
+    <w:p>
+      <w:pPr>
+        <w:ind w:left="1417.3228346456694" w:firstLine="0"/>
+        <w:rPr>
+          <w:color w:val="1f1f1f"/>
+          <w:sz w:val="24"/>
+          <w:szCs w:val="24"/>
+        </w:rPr>
+      </w:pPr>
+      <w:r>
+        <w:rPr>
+          <w:b w:val="1"/>
+          <w:bCs w:val="1"/>
+          <w:sz w:val="24"/>
+          <w:szCs w:val="24"/>
+          <w:rtl w:val="0"/>
+        </w:rPr>
+        <w:tab/>
+      </w:r>
+      <w:r>
+        <w:rPr>
+          <w:sz w:val="24"/>
+          <w:szCs w:val="24"/>
+          <w:rtl w:val="0"/>
+        </w:rPr>
+        <w:t xml:space="preserve">“1. </w:t>
+      </w:r>
+      <w:r>
+        <w:rPr>
+          <w:color w:val="1f1f1f"/>
+          <w:sz w:val="24"/>
+          <w:szCs w:val="24"/>
+          <w:rtl w:val="0"/>
+        </w:rPr>
+        <w:t xml:space="preserve">Los datos médicos sólo se vuelven visibles a través del enlace de la alerta mientras la emergencia permanezca activa.</w:t>
+      </w:r>
+    </w:p>
+    <w:p>
+      <w:pPr>
+        <w:ind w:left="1440" w:firstLine="0"/>
+        <w:rPr>
+          <w:color w:val="1f1f1f"/>
+          <w:sz w:val="24"/>
+          <w:szCs w:val="24"/>
+        </w:rPr>
+      </w:pPr>
+      <w:r>
+        <w:rPr>
+          <w:rtl w:val="0"/>
+        </w:rPr>
+      </w:r>
+    </w:p>
+    <w:p>
+      <w:pPr>
+        <w:ind w:left="1417.3228346456694" w:firstLine="0"/>
+        <w:rPr>
+          <w:color w:val="1f1f1f"/>
+          <w:sz w:val="24"/>
+          <w:szCs w:val="24"/>
+        </w:rPr>
+      </w:pPr>
+      <w:r>
+        <w:rPr>
+          <w:color w:val="1f1f1f"/>
+          <w:sz w:val="24"/>
+          <w:szCs w:val="24"/>
+          <w:rtl w:val="0"/>
+        </w:rPr>
+        <w:t xml:space="preserve">2. Cuando la emergencia deja de estar ACTIVA (ya sea finalizada, cancelada o expirada tomando en cuenta HU-14), el acceso a la ficha médica se revoca automáticamente</w:t>
+      </w:r>
+    </w:p>
+    <w:p>
+      <w:pPr>
+        <w:ind w:left="1417.3228346456694" w:firstLine="0"/>
+        <w:rPr>
+          <w:color w:val="1f1f1f"/>
+          <w:sz w:val="24"/>
+          <w:szCs w:val="24"/>
+        </w:rPr>
+      </w:pPr>
+      <w:r>
+        <w:rPr>
+          <w:rtl w:val="0"/>
+        </w:rPr>
+      </w:r>
+    </w:p>
+    <w:p>
+      <w:pPr>
+        <w:ind w:left="1417.3228346456694" w:firstLine="0"/>
+        <w:rPr>
+          <w:color w:val="1f1f1f"/>
+          <w:sz w:val="24"/>
+          <w:szCs w:val="24"/>
+        </w:rPr>
+      </w:pPr>
+      <w:r>
+        <w:rPr>
+          <w:color w:val="1f1f1f"/>
+          <w:sz w:val="24"/>
+          <w:szCs w:val="24"/>
+          <w:rtl w:val="0"/>
+        </w:rPr>
+        <w:t xml:space="preserve">3. Si el usuario no registra ficha médica y/o ningún antecedente médico externo, la alerta es enviada independientemente si existe o no documentación de alguna situación médica.”</w:t>
+      </w:r>
+    </w:p>
+    <w:p>
+      <w:pPr>
+        <w:numPr>
+          <w:ilvl w:val="1"/>
+          <w:numId w:val="4"/>
+        </w:numPr>
+        <w:ind w:left="1440" w:hanging="360"/>
+        <w:rPr>
+          <w:b w:val="1"/>
+          <w:bCs w:val="1"/>
+          <w:i w:val="1"/>
+          <w:iCs w:val="1"/>
+          <w:color w:val="1f1f1f"/>
+          <w:sz w:val="24"/>
+          <w:szCs w:val="24"/>
+        </w:rPr>
+      </w:pPr>
+      <w:r>
+        <w:rPr>
+          <w:b w:val="1"/>
+          <w:bCs w:val="1"/>
+          <w:i w:val="1"/>
+          <w:iCs w:val="1"/>
+          <w:color w:val="1f1f1f"/>
+          <w:sz w:val="24"/>
+          <w:szCs w:val="24"/>
+          <w:rtl w:val="0"/>
+        </w:rPr>
+        <w:t xml:space="preserve">(16/10/2026) </w:t>
+      </w:r>
+      <w:r>
+        <w:rPr>
+          <w:color w:val="1f1f1f"/>
+          <w:sz w:val="24"/>
+          <w:szCs w:val="24"/>
+          <w:rtl w:val="0"/>
+        </w:rPr>
+        <w:t xml:space="preserve">En el apartado de </w:t>
+      </w:r>
+      <w:r>
+        <w:rPr>
+          <w:b w:val="1"/>
+          <w:bCs w:val="1"/>
+          <w:color w:val="1f1f1f"/>
+          <w:sz w:val="24"/>
+          <w:szCs w:val="24"/>
+          <w:rtl w:val="0"/>
+        </w:rPr>
+        <w:t xml:space="preserve">Features por Épica</w:t>
+      </w:r>
+      <w:r>
+        <w:rPr>
+          <w:color w:val="1f1f1f"/>
+          <w:sz w:val="24"/>
+          <w:szCs w:val="24"/>
+          <w:rtl w:val="0"/>
+        </w:rPr>
+        <w:t xml:space="preserve">, se añadieron las siguientes features que cubren vacíos de funciones:</w:t>
+      </w:r>
+    </w:p>
+    <w:p>
+      <w:pPr>
+        <w:numPr>
+          <w:ilvl w:val="2"/>
+          <w:numId w:val="4"/>
+        </w:numPr>
+        <w:ind w:left="2160" w:hanging="360"/>
+        <w:rPr>
+          <w:color w:val="1f1f1f"/>
+          <w:sz w:val="24"/>
+          <w:szCs w:val="24"/>
+          <w:u w:val="none"/>
+        </w:rPr>
+      </w:pPr>
+      <w:r>
+        <w:rPr>
+          <w:color w:val="1f1f1f"/>
+          <w:sz w:val="24"/>
+          <w:szCs w:val="24"/>
+          <w:rtl w:val="0"/>
+        </w:rPr>
+        <w:t xml:space="preserve">En el punto: </w:t>
+      </w:r>
+      <w:r>
+        <w:rPr>
+          <w:b w:val="1"/>
+          <w:bCs w:val="1"/>
+          <w:color w:val="1f1f1f"/>
+          <w:sz w:val="24"/>
+          <w:szCs w:val="24"/>
+          <w:rtl w:val="0"/>
+        </w:rPr>
+        <w:t xml:space="preserve">EP-05: Activación SOS y Geolocalización</w:t>
+      </w:r>
+      <w:r>
+        <w:rPr>
+          <w:color w:val="1f1f1f"/>
+          <w:sz w:val="24"/>
+          <w:szCs w:val="24"/>
+          <w:rtl w:val="0"/>
+        </w:rPr>
+        <w:br w:type="textWrapping"/>
+      </w:r>
+      <w:commentRangeStart w:id="0"/>
+      <w:r>
+        <w:rPr>
+          <w:color w:val="1f1f1f"/>
+          <w:sz w:val="24"/>
+          <w:szCs w:val="24"/>
+          <w:rtl w:val="0"/>
+        </w:rPr>
+        <w:t xml:space="preserve">F05.3: Finalización y expiración de la emergencia (Estados: Activa, Finalizada, Expirada)</w:t>
+      </w:r>
+      <w:commentRangeEnd w:id="0"/>
+      <w:r>
+        <w:commentReference w:id="0"/>
+      </w:r>
+      <w:r>
+        <w:rPr>
+          <w:rtl w:val="0"/>
+        </w:rPr>
+      </w:r>
+    </w:p>
+    <w:p>
+      <w:pPr>
+        <w:numPr>
+          <w:ilvl w:val="2"/>
+          <w:numId w:val="4"/>
+        </w:numPr>
+        <w:ind w:left="2160" w:hanging="360"/>
+        <w:rPr>
+          <w:color w:val="1f1f1f"/>
+          <w:sz w:val="24"/>
+          <w:szCs w:val="24"/>
+          <w:u w:val="none"/>
+        </w:rPr>
+      </w:pPr>
+      <w:r>
+        <w:rPr>
+          <w:color w:val="1f1f1f"/>
+          <w:sz w:val="24"/>
+          <w:szCs w:val="24"/>
+          <w:rtl w:val="0"/>
+        </w:rPr>
+        <w:t xml:space="preserve">En el punto: </w:t>
+      </w:r>
+      <w:r>
+        <w:rPr>
+          <w:b w:val="1"/>
+          <w:bCs w:val="1"/>
+          <w:color w:val="1f1f1f"/>
+          <w:sz w:val="24"/>
+          <w:szCs w:val="24"/>
+          <w:rtl w:val="0"/>
+        </w:rPr>
+        <w:t xml:space="preserve">EP-07: Cuentas Vinculadas y PIN</w:t>
+      </w:r>
+      <w:r>
+        <w:rPr>
+          <w:color w:val="1f1f1f"/>
+          <w:sz w:val="24"/>
+          <w:szCs w:val="24"/>
+          <w:rtl w:val="0"/>
+        </w:rPr>
+        <w:br w:type="textWrapping"/>
+        <w:t xml:space="preserve">F07.3: Adquisición de planes de usuario principal y cupos para usuarios apadrinados</w:t>
+      </w:r>
+    </w:p>
+    <w:p>
+      <w:pPr>
+        <w:numPr>
+          <w:ilvl w:val="2"/>
+          <w:numId w:val="4"/>
+        </w:numPr>
+        <w:ind w:left="2160" w:hanging="360"/>
+        <w:rPr>
+          <w:color w:val="1f1f1f"/>
+          <w:sz w:val="24"/>
+          <w:szCs w:val="24"/>
+          <w:u w:val="none"/>
+        </w:rPr>
+      </w:pPr>
+      <w:r>
+        <w:rPr>
+          <w:color w:val="1f1f1f"/>
+          <w:sz w:val="24"/>
+          <w:szCs w:val="24"/>
+          <w:rtl w:val="0"/>
+        </w:rPr>
+        <w:t xml:space="preserve">En el punto: </w:t>
+      </w:r>
+      <w:r>
+        <w:rPr>
+          <w:b w:val="1"/>
+          <w:bCs w:val="1"/>
+          <w:color w:val="1f1f1f"/>
+          <w:sz w:val="24"/>
+          <w:szCs w:val="24"/>
+          <w:rtl w:val="0"/>
+        </w:rPr>
+        <w:t xml:space="preserve">EP-09: Plataforma Administrativa</w:t>
+        <w:br w:type="textWrapping"/>
+      </w:r>
+      <w:r>
+        <w:rPr>
+          <w:color w:val="1f1f1f"/>
+          <w:sz w:val="24"/>
+          <w:szCs w:val="24"/>
+          <w:rtl w:val="0"/>
+        </w:rPr>
+        <w:t xml:space="preserve">F09.3: Solicitudes de soporte desde la aplicación web</w:t>
+      </w:r>
+    </w:p>
+    <w:p>
+      <w:pPr>
+        <w:numPr>
+          <w:ilvl w:val="1"/>
+          <w:numId w:val="4"/>
+        </w:numPr>
+        <w:ind w:left="1440" w:hanging="360"/>
+        <w:rPr>
+          <w:color w:val="1f1f1f"/>
+          <w:sz w:val="24"/>
+          <w:szCs w:val="24"/>
+          <w:u w:val="none"/>
+        </w:rPr>
+      </w:pPr>
+      <w:r>
+        <w:rPr>
+          <w:b w:val="1"/>
+          <w:bCs w:val="1"/>
+          <w:i w:val="1"/>
+          <w:iCs w:val="1"/>
+          <w:color w:val="1f1f1f"/>
+          <w:sz w:val="24"/>
+          <w:szCs w:val="24"/>
+          <w:rtl w:val="0"/>
+        </w:rPr>
+        <w:t xml:space="preserve">(16/10/2026) </w:t>
+      </w:r>
+      <w:r>
+        <w:rPr>
+          <w:color w:val="1f1f1f"/>
+          <w:sz w:val="24"/>
+          <w:szCs w:val="24"/>
+          <w:rtl w:val="0"/>
+        </w:rPr>
+        <w:t xml:space="preserve">En el apartado </w:t>
+      </w:r>
+      <w:r>
+        <w:rPr>
+          <w:b w:val="1"/>
+          <w:bCs w:val="1"/>
+          <w:color w:val="1f1f1f"/>
+          <w:sz w:val="24"/>
+          <w:szCs w:val="24"/>
+          <w:rtl w:val="0"/>
+        </w:rPr>
+        <w:t xml:space="preserve">Historias de Usuario y Criterios de Aceptación</w:t>
+      </w:r>
+      <w:r>
+        <w:rPr>
+          <w:color w:val="1f1f1f"/>
+          <w:sz w:val="24"/>
+          <w:szCs w:val="24"/>
+          <w:rtl w:val="0"/>
+        </w:rPr>
+        <w:t xml:space="preserve">, se modificaron las siguientes historias de usuario para cubrir vacíos técnicos de funciones:</w:t>
+      </w:r>
+    </w:p>
+    <w:p>
+      <w:pPr>
+        <w:numPr>
+          <w:ilvl w:val="2"/>
+          <w:numId w:val="8"/>
+        </w:numPr>
+        <w:ind w:left="2160" w:hanging="360"/>
+        <w:rPr>
+          <w:b w:val="1"/>
+          <w:bCs w:val="1"/>
+          <w:sz w:val="24"/>
+          <w:szCs w:val="24"/>
+        </w:rPr>
+      </w:pPr>
+      <w:r>
+        <w:rPr>
+          <w:b w:val="1"/>
+          <w:bCs w:val="1"/>
+          <w:sz w:val="24"/>
+          <w:szCs w:val="24"/>
+          <w:rtl w:val="0"/>
+        </w:rPr>
+        <w:t xml:space="preserve">HU-06: Disparar Alerta de Emergencia SOS</w:t>
+      </w:r>
+    </w:p>
+    <w:p>
+      <w:pPr>
+        <w:numPr>
+          <w:ilvl w:val="2"/>
+          <w:numId w:val="8"/>
+        </w:numPr>
+        <w:ind w:left="2160" w:hanging="360"/>
+        <w:rPr>
+          <w:b w:val="1"/>
+          <w:bCs w:val="1"/>
+          <w:sz w:val="24"/>
+          <w:szCs w:val="24"/>
+        </w:rPr>
+      </w:pPr>
+      <w:r>
+        <w:rPr>
+          <w:b w:val="1"/>
+          <w:bCs w:val="1"/>
+          <w:sz w:val="24"/>
+          <w:szCs w:val="24"/>
+          <w:rtl w:val="0"/>
+        </w:rPr>
         <w:t xml:space="preserve">Texto anterior:</w:t>
       </w:r>
     </w:p>
@@ -3240,22 +4331,126 @@
           <w:szCs w:val="24"/>
           <w:rtl w:val="0"/>
         </w:rPr>
-        <w:t xml:space="preserve">Los datos médicos sólo se vuelven visibles a través del enlace de la alerta mientras la emergencia permanezca activa.</w:t>
+        <w:t xml:space="preserve">La interfaz del botón SOS debe requerir una confirmación rápida (p. ej., mantener presionado 2 segundos) para evitar activaciones accidentales.</w:t>
       </w:r>
     </w:p>
     <w:p>
       <w:pPr>
         <w:ind w:left="1440" w:firstLine="0"/>
         <w:rPr>
-          <w:color w:val="1f1f1f"/>
-          <w:sz w:val="24"/>
-          <w:szCs w:val="24"/>
-        </w:rPr>
-      </w:pPr>
-      <w:r>
-        <w:rPr>
-          <w:rtl w:val="0"/>
-        </w:rPr>
+          <w:sz w:val="24"/>
+          <w:szCs w:val="24"/>
+        </w:rPr>
+      </w:pPr>
+      <w:r>
+        <w:rPr>
+          <w:color w:val="1f1f1f"/>
+          <w:sz w:val="24"/>
+          <w:szCs w:val="24"/>
+          <w:rtl w:val="0"/>
+        </w:rPr>
+        <w:t xml:space="preserve">2. Al confirmarse la activación, el sistema cambia el estado del perfil a "En Emergencia Active"”</w:t>
+      </w:r>
+      <w:r>
+        <w:rPr>
+          <w:rtl w:val="0"/>
+        </w:rPr>
+      </w:r>
+    </w:p>
+    <w:p>
+      <w:pPr>
+        <w:numPr>
+          <w:ilvl w:val="2"/>
+          <w:numId w:val="5"/>
+        </w:numPr>
+        <w:ind w:left="2160" w:hanging="360"/>
+        <w:rPr>
+          <w:b w:val="1"/>
+          <w:bCs w:val="1"/>
+          <w:sz w:val="24"/>
+          <w:szCs w:val="24"/>
+        </w:rPr>
+      </w:pPr>
+      <w:r>
+        <w:rPr>
+          <w:b w:val="1"/>
+          <w:bCs w:val="1"/>
+          <w:sz w:val="24"/>
+          <w:szCs w:val="24"/>
+          <w:rtl w:val="0"/>
+        </w:rPr>
+        <w:t xml:space="preserve">Texto actual:</w:t>
+      </w:r>
+    </w:p>
+    <w:p>
+      <w:pPr>
+        <w:ind w:left="1417.3228346456694" w:firstLine="0"/>
+        <w:rPr>
+          <w:color w:val="1f1f1f"/>
+          <w:sz w:val="24"/>
+          <w:szCs w:val="24"/>
+        </w:rPr>
+      </w:pPr>
+      <w:r>
+        <w:rPr>
+          <w:b w:val="1"/>
+          <w:bCs w:val="1"/>
+          <w:sz w:val="24"/>
+          <w:szCs w:val="24"/>
+          <w:rtl w:val="0"/>
+        </w:rPr>
+        <w:tab/>
+      </w:r>
+      <w:r>
+        <w:rPr>
+          <w:sz w:val="24"/>
+          <w:szCs w:val="24"/>
+          <w:rtl w:val="0"/>
+        </w:rPr>
+        <w:t xml:space="preserve">“1. La interfaz del botón SOS debe requerir una confirmación rápida (p. ej., mantener presionado 2 segundos) para evitar activaciones accidentales.</w:t>
+      </w:r>
+      <w:r>
+        <w:rPr>
+          <w:rtl w:val="0"/>
+        </w:rPr>
+      </w:r>
+    </w:p>
+    <w:p>
+      <w:pPr>
+        <w:ind w:left="1417.3228346456694" w:firstLine="0"/>
+        <w:rPr>
+          <w:color w:val="1f1f1f"/>
+          <w:sz w:val="24"/>
+          <w:szCs w:val="24"/>
+        </w:rPr>
+      </w:pPr>
+      <w:r>
+        <w:rPr>
+          <w:color w:val="1f1f1f"/>
+          <w:sz w:val="24"/>
+          <w:szCs w:val="24"/>
+          <w:rtl w:val="0"/>
+        </w:rPr>
+        <w:t xml:space="preserve">2. Al confirmarse la activación, el sistema registra la alerta en estado ACTIVA (estados de alerta detallados en HU-14) y responde en un plazo de 3 segundos</w:t>
+      </w:r>
+    </w:p>
+    <w:p>
+      <w:pPr>
+        <w:ind w:left="1417.3228346456694" w:firstLine="0"/>
+        <w:rPr>
+          <w:color w:val="1f1f1f"/>
+          <w:sz w:val="24"/>
+          <w:szCs w:val="24"/>
+        </w:rPr>
+      </w:pPr>
+      <w:r>
+        <w:rPr>
+          <w:color w:val="1f1f1f"/>
+          <w:sz w:val="24"/>
+          <w:szCs w:val="24"/>
+          <w:rtl w:val="0"/>
+        </w:rPr>
+        <w:t xml:space="preserve">3. Solo puede existir una alerta ACTIVA por usuario y los reintentos no deben duplicar las mismas”</w:t>
       </w:r>
     </w:p>
     <w:p>
@@ -3268,32 +4463,145 @@
       </w:pPr>
       <w:r>
         <w:rPr>
-          <w:color w:val="1f1f1f"/>
-          <w:sz w:val="24"/>
-          <w:szCs w:val="24"/>
-          <w:rtl w:val="0"/>
-        </w:rPr>
-        <w:t xml:space="preserve">2. Una vez desactivada la alerta por el usuario o tutor mediante PIN, el acceso a la ficha médica se revoca automáticamente.</w:t>
-      </w:r>
-      <w:r>
-        <w:rPr>
-          <w:sz w:val="24"/>
-          <w:szCs w:val="24"/>
-          <w:rtl w:val="0"/>
-        </w:rPr>
-        <w:t xml:space="preserve">”</w:t>
+          <w:sz w:val="24"/>
+          <w:szCs w:val="24"/>
+          <w:rtl w:val="0"/>
+        </w:rPr>
+        <w:t xml:space="preserve">Nota de verificación (17/10/2026): el criterio 1 de HU-06 en el Product Backlog dice ahora «mantener presionado 5 segundos en el perfil predeterminado de personas mayores o usuarios con acceso limitado; la duración es configurable según el tipo de usuario», en línea con RF5. El texto actual citado arriba (2 segundos) corresponde a la versión del 16/10/2026.</w:t>
+      </w:r>
+    </w:p>
+    <w:p>
+      <w:pPr>
+        <w:ind w:left="1417.3228346456694" w:firstLine="0"/>
+        <w:rPr>
+          <w:color w:val="1f1f1f"/>
+          <w:sz w:val="24"/>
+          <w:szCs w:val="24"/>
+        </w:rPr>
+      </w:pPr>
+      <w:r>
+        <w:rPr>
+          <w:rtl w:val="0"/>
+        </w:rPr>
       </w:r>
     </w:p>
     <w:p>
       <w:pPr>
         <w:numPr>
           <w:ilvl w:val="2"/>
-          <w:numId w:val="3"/>
+          <w:numId w:val="2"/>
         </w:numPr>
         <w:ind w:left="2160" w:hanging="360"/>
         <w:rPr>
           <w:b w:val="1"/>
           <w:bCs w:val="1"/>
+          <w:color w:val="1f1f1f"/>
+          <w:sz w:val="24"/>
+          <w:szCs w:val="24"/>
+        </w:rPr>
+      </w:pPr>
+      <w:r>
+        <w:rPr>
+          <w:b w:val="1"/>
+          <w:bCs w:val="1"/>
+          <w:color w:val="1f1f1f"/>
+          <w:sz w:val="24"/>
+          <w:szCs w:val="24"/>
+          <w:rtl w:val="0"/>
+        </w:rPr>
+        <w:t xml:space="preserve">HU-08: Despachar Notificación de Alerta</w:t>
+      </w:r>
+      <w:r>
+        <w:rPr>
+          <w:rtl w:val="0"/>
+        </w:rPr>
+      </w:r>
+    </w:p>
+    <w:p>
+      <w:pPr>
+        <w:numPr>
+          <w:ilvl w:val="2"/>
+          <w:numId w:val="2"/>
+        </w:numPr>
+        <w:ind w:left="2160" w:hanging="360"/>
+        <w:rPr>
+          <w:b w:val="1"/>
+          <w:bCs w:val="1"/>
+          <w:sz w:val="24"/>
+          <w:szCs w:val="24"/>
+        </w:rPr>
+      </w:pPr>
+      <w:r>
+        <w:rPr>
+          <w:b w:val="1"/>
+          <w:bCs w:val="1"/>
+          <w:sz w:val="24"/>
+          <w:szCs w:val="24"/>
+          <w:rtl w:val="0"/>
+        </w:rPr>
+        <w:t xml:space="preserve">Texto anterior:</w:t>
+      </w:r>
+    </w:p>
+    <w:p>
+      <w:pPr>
+        <w:ind w:left="1440" w:firstLine="0"/>
+        <w:rPr>
+          <w:color w:val="1f1f1f"/>
+          <w:sz w:val="24"/>
+          <w:szCs w:val="24"/>
+        </w:rPr>
+      </w:pPr>
+      <w:r>
+        <w:rPr>
+          <w:sz w:val="24"/>
+          <w:szCs w:val="24"/>
+          <w:rtl w:val="0"/>
+        </w:rPr>
+        <w:t xml:space="preserve">“1. </w:t>
+      </w:r>
+      <w:r>
+        <w:rPr>
+          <w:color w:val="1f1f1f"/>
+          <w:sz w:val="24"/>
+          <w:szCs w:val="24"/>
+          <w:rtl w:val="0"/>
+        </w:rPr>
+        <w:t xml:space="preserve">La alerta se transmite mediante el servicio de notificaciones Push / SMS a los contactos asignados (1 a 5).</w:t>
+      </w:r>
+    </w:p>
+    <w:p>
+      <w:pPr>
+        <w:ind w:left="1440" w:firstLine="0"/>
+        <w:rPr>
+          <w:sz w:val="24"/>
+          <w:szCs w:val="24"/>
+        </w:rPr>
+      </w:pPr>
+      <w:r>
+        <w:rPr>
+          <w:color w:val="1f1f1f"/>
+          <w:sz w:val="24"/>
+          <w:szCs w:val="24"/>
+          <w:rtl w:val="0"/>
+        </w:rPr>
+        <w:t xml:space="preserve">2. El sistema almacena la hora exacta y el estado del envío para auditoría.”</w:t>
+      </w:r>
+      <w:r>
+        <w:rPr>
+          <w:rtl w:val="0"/>
+        </w:rPr>
+      </w:r>
+    </w:p>
+    <w:p>
+      <w:pPr>
+        <w:numPr>
+          <w:ilvl w:val="2"/>
+          <w:numId w:val="5"/>
+        </w:numPr>
+        <w:ind w:left="2160" w:hanging="360"/>
+        <w:rPr>
+          <w:b w:val="1"/>
+          <w:bCs w:val="1"/>
           <w:sz w:val="24"/>
           <w:szCs w:val="24"/>
         </w:rPr>
@@ -3334,6 +4642,120 @@
           <w:szCs w:val="24"/>
           <w:rtl w:val="0"/>
         </w:rPr>
+        <w:t xml:space="preserve">“1. La alerta se transmite mediante el servicio de notificaciones Push / SMS a los contactos asignados (1 a 5).</w:t>
+      </w:r>
+      <w:r>
+        <w:rPr>
+          <w:rtl w:val="0"/>
+        </w:rPr>
+      </w:r>
+    </w:p>
+    <w:p>
+      <w:pPr>
+        <w:ind w:left="1417.3228346456694" w:firstLine="0"/>
+        <w:rPr>
+          <w:color w:val="1f1f1f"/>
+          <w:sz w:val="24"/>
+          <w:szCs w:val="24"/>
+        </w:rPr>
+      </w:pPr>
+      <w:r>
+        <w:rPr>
+          <w:color w:val="1f1f1f"/>
+          <w:sz w:val="24"/>
+          <w:szCs w:val="24"/>
+          <w:rtl w:val="0"/>
+        </w:rPr>
+        <w:t xml:space="preserve">2. El sistema almacena por cada contacto, la hora exacta, número de intentos y  el estado del envío (Enviado, Pendiente, Fallido) para auditoría.”</w:t>
+      </w:r>
+    </w:p>
+    <w:p>
+      <w:pPr>
+        <w:ind w:left="1417.3228346456694" w:firstLine="0"/>
+        <w:rPr>
+          <w:color w:val="1f1f1f"/>
+          <w:sz w:val="24"/>
+          <w:szCs w:val="24"/>
+        </w:rPr>
+      </w:pPr>
+      <w:r>
+        <w:rPr>
+          <w:rtl w:val="0"/>
+        </w:rPr>
+      </w:r>
+    </w:p>
+    <w:p>
+      <w:pPr>
+        <w:numPr>
+          <w:ilvl w:val="2"/>
+          <w:numId w:val="2"/>
+        </w:numPr>
+        <w:ind w:left="2160" w:hanging="360"/>
+        <w:rPr>
+          <w:b w:val="1"/>
+          <w:bCs w:val="1"/>
+          <w:color w:val="1f1f1f"/>
+          <w:sz w:val="24"/>
+          <w:szCs w:val="24"/>
+        </w:rPr>
+      </w:pPr>
+      <w:r>
+        <w:rPr>
+          <w:b w:val="1"/>
+          <w:bCs w:val="1"/>
+          <w:color w:val="1f1f1f"/>
+          <w:sz w:val="24"/>
+          <w:szCs w:val="24"/>
+          <w:rtl w:val="0"/>
+        </w:rPr>
+        <w:t xml:space="preserve">HU-09: Crear y Vincular Usuario Dependiente</w:t>
+      </w:r>
+      <w:r>
+        <w:rPr>
+          <w:rtl w:val="0"/>
+        </w:rPr>
+      </w:r>
+    </w:p>
+    <w:p>
+      <w:pPr>
+        <w:numPr>
+          <w:ilvl w:val="2"/>
+          <w:numId w:val="2"/>
+        </w:numPr>
+        <w:ind w:left="2160" w:hanging="360"/>
+        <w:rPr>
+          <w:b w:val="1"/>
+          <w:bCs w:val="1"/>
+          <w:sz w:val="24"/>
+          <w:szCs w:val="24"/>
+        </w:rPr>
+      </w:pPr>
+      <w:r>
+        <w:rPr>
+          <w:b w:val="1"/>
+          <w:bCs w:val="1"/>
+          <w:sz w:val="24"/>
+          <w:szCs w:val="24"/>
+          <w:rtl w:val="0"/>
+        </w:rPr>
+        <w:t xml:space="preserve">Texto anterior:</w:t>
+      </w:r>
+    </w:p>
+    <w:p>
+      <w:pPr>
+        <w:ind w:left="1440" w:firstLine="0"/>
+        <w:rPr>
+          <w:color w:val="1f1f1f"/>
+          <w:sz w:val="24"/>
+          <w:szCs w:val="24"/>
+        </w:rPr>
+      </w:pPr>
+      <w:r>
+        <w:rPr>
+          <w:sz w:val="24"/>
+          <w:szCs w:val="24"/>
+          <w:rtl w:val="0"/>
+        </w:rPr>
         <w:t xml:space="preserve">“1. </w:t>
       </w:r>
       <w:r>
@@ -3343,7 +4765,7 @@
           <w:szCs w:val="24"/>
           <w:rtl w:val="0"/>
         </w:rPr>
-        <w:t xml:space="preserve">Los datos médicos sólo se vuelven visibles a través del enlace de la alerta mientras la emergencia permanezca activa.</w:t>
+        <w:t xml:space="preserve">La cuenta principal puede vincular un máximo de 5 usuarios dependientes.</w:t>
       </w:r>
     </w:p>
     <w:p>
@@ -3357,61 +4779,618 @@
       </w:pPr>
       <w:r>
         <w:rPr>
-          <w:rtl w:val="0"/>
-        </w:rPr>
-      </w:r>
-    </w:p>
-    <w:p>
-      <w:pPr>
-        <w:ind w:left="1417.3228346456694" w:firstLine="0"/>
-        <w:rPr>
-          <w:color w:val="1f1f1f"/>
-          <w:sz w:val="24"/>
-          <w:szCs w:val="24"/>
-        </w:rPr>
-      </w:pPr>
-      <w:r>
-        <w:rPr>
-          <w:color w:val="1f1f1f"/>
-          <w:sz w:val="24"/>
-          <w:szCs w:val="24"/>
-          <w:rtl w:val="0"/>
-        </w:rPr>
-        <w:t xml:space="preserve">2. Cuando la emergencia deja de estar ACTIVA (ya sea finalizada, cancelada o expirada tomando en cuenta HU-14), el acceso a la ficha médica se revoca automáticamente</w:t>
-      </w:r>
-    </w:p>
-    <w:p>
-      <w:pPr>
-        <w:ind w:left="1417.3228346456694" w:firstLine="0"/>
-        <w:rPr>
-          <w:color w:val="1f1f1f"/>
-          <w:sz w:val="24"/>
-          <w:szCs w:val="24"/>
-        </w:rPr>
-      </w:pPr>
-      <w:r>
-        <w:rPr>
-          <w:rtl w:val="0"/>
-        </w:rPr>
-      </w:r>
-    </w:p>
-    <w:p>
-      <w:pPr>
-        <w:ind w:left="1417.3228346456694" w:firstLine="0"/>
-        <w:rPr>
-          <w:color w:val="1f1f1f"/>
-          <w:sz w:val="24"/>
-          <w:szCs w:val="24"/>
-        </w:rPr>
-      </w:pPr>
-      <w:r>
-        <w:rPr>
-          <w:color w:val="1f1f1f"/>
-          <w:sz w:val="24"/>
-          <w:szCs w:val="24"/>
-          <w:rtl w:val="0"/>
-        </w:rPr>
-        <w:t xml:space="preserve">3. Si el usuario no registra ficha médica y/o ningún antecedente médico externo, la alerta es enviada independientemente si existe o no documentación de alguna situación médica.”</w:t>
+          <w:color w:val="1f1f1f"/>
+          <w:sz w:val="24"/>
+          <w:szCs w:val="24"/>
+          <w:rtl w:val="0"/>
+        </w:rPr>
+        <w:t xml:space="preserve">2. Cada dependiente posee sus propios datos personales aislados en la BD.</w:t>
+      </w:r>
+    </w:p>
+    <w:p>
+      <w:pPr>
+        <w:ind w:left="1440" w:firstLine="0"/>
+        <w:rPr>
+          <w:sz w:val="24"/>
+          <w:szCs w:val="24"/>
+        </w:rPr>
+      </w:pPr>
+      <w:r>
+        <w:rPr>
+          <w:color w:val="1f1f1f"/>
+          <w:sz w:val="24"/>
+          <w:szCs w:val="24"/>
+          <w:rtl w:val="0"/>
+        </w:rPr>
+        <w:t xml:space="preserve">3. La vinculación se valida mediante el PIN de la cuenta principal.”</w:t>
+      </w:r>
+      <w:r>
+        <w:rPr>
+          <w:rtl w:val="0"/>
+        </w:rPr>
+      </w:r>
+    </w:p>
+    <w:p>
+      <w:pPr>
+        <w:numPr>
+          <w:ilvl w:val="2"/>
+          <w:numId w:val="5"/>
+        </w:numPr>
+        <w:ind w:left="2160" w:hanging="360"/>
+        <w:rPr>
+          <w:b w:val="1"/>
+          <w:bCs w:val="1"/>
+          <w:sz w:val="24"/>
+          <w:szCs w:val="24"/>
+        </w:rPr>
+      </w:pPr>
+      <w:r>
+        <w:rPr>
+          <w:b w:val="1"/>
+          <w:bCs w:val="1"/>
+          <w:sz w:val="24"/>
+          <w:szCs w:val="24"/>
+          <w:rtl w:val="0"/>
+        </w:rPr>
+        <w:t xml:space="preserve">Texto actual:</w:t>
+      </w:r>
+    </w:p>
+    <w:p>
+      <w:pPr>
+        <w:ind w:left="1440" w:firstLine="0"/>
+        <w:rPr>
+          <w:color w:val="1f1f1f"/>
+          <w:sz w:val="24"/>
+          <w:szCs w:val="24"/>
+        </w:rPr>
+      </w:pPr>
+      <w:r>
+        <w:rPr>
+          <w:sz w:val="24"/>
+          <w:szCs w:val="24"/>
+          <w:rtl w:val="0"/>
+        </w:rPr>
+        <w:t xml:space="preserve">“1. </w:t>
+      </w:r>
+      <w:r>
+        <w:rPr>
+          <w:color w:val="1f1f1f"/>
+          <w:sz w:val="24"/>
+          <w:szCs w:val="24"/>
+          <w:rtl w:val="0"/>
+        </w:rPr>
+        <w:t xml:space="preserve">La cuenta principal puede vincular un máximo de 5 usuarios dependientes.</w:t>
+      </w:r>
+    </w:p>
+    <w:p>
+      <w:pPr>
+        <w:ind w:left="1440" w:firstLine="0"/>
+        <w:rPr>
+          <w:color w:val="1f1f1f"/>
+          <w:sz w:val="24"/>
+          <w:szCs w:val="24"/>
+        </w:rPr>
+      </w:pPr>
+      <w:r>
+        <w:rPr>
+          <w:color w:val="1f1f1f"/>
+          <w:sz w:val="24"/>
+          <w:szCs w:val="24"/>
+          <w:rtl w:val="0"/>
+        </w:rPr>
+        <w:t xml:space="preserve">2. Cada dependiente posee sus propios datos personales aislados en la BD.</w:t>
+      </w:r>
+    </w:p>
+    <w:p>
+      <w:pPr>
+        <w:ind w:left="1440" w:firstLine="0"/>
+        <w:rPr>
+          <w:color w:val="1f1f1f"/>
+          <w:sz w:val="24"/>
+          <w:szCs w:val="24"/>
+        </w:rPr>
+      </w:pPr>
+      <w:r>
+        <w:rPr>
+          <w:color w:val="1f1f1f"/>
+          <w:sz w:val="24"/>
+          <w:szCs w:val="24"/>
+          <w:rtl w:val="0"/>
+        </w:rPr>
+        <w:t xml:space="preserve">3. La vinculación se valida mediante el PIN de la cuenta principal.</w:t>
+      </w:r>
+    </w:p>
+    <w:p>
+      <w:pPr>
+        <w:ind w:left="1440" w:firstLine="0"/>
+        <w:rPr>
+          <w:color w:val="1f1f1f"/>
+          <w:sz w:val="24"/>
+          <w:szCs w:val="24"/>
+        </w:rPr>
+      </w:pPr>
+      <w:r>
+        <w:rPr>
+          <w:color w:val="1f1f1f"/>
+          <w:sz w:val="24"/>
+          <w:szCs w:val="24"/>
+          <w:rtl w:val="0"/>
+        </w:rPr>
+        <w:t xml:space="preserve">4. Si la cuenta principal no tiene cupos disponibles, el sistema deriva a la compra de cupos.”</w:t>
+      </w:r>
+    </w:p>
+    <w:p>
+      <w:pPr>
+        <w:ind w:left="1440" w:firstLine="0"/>
+        <w:rPr>
+          <w:color w:val="1f1f1f"/>
+          <w:sz w:val="24"/>
+          <w:szCs w:val="24"/>
+        </w:rPr>
+      </w:pPr>
+      <w:r>
+        <w:rPr>
+          <w:rtl w:val="0"/>
+        </w:rPr>
+      </w:r>
+    </w:p>
+    <w:p>
+      <w:pPr>
+        <w:numPr>
+          <w:ilvl w:val="2"/>
+          <w:numId w:val="2"/>
+        </w:numPr>
+        <w:ind w:left="2160" w:hanging="360"/>
+        <w:rPr>
+          <w:b w:val="1"/>
+          <w:bCs w:val="1"/>
+          <w:color w:val="1f1f1f"/>
+          <w:sz w:val="24"/>
+          <w:szCs w:val="24"/>
+        </w:rPr>
+      </w:pPr>
+      <w:r>
+        <w:rPr>
+          <w:b w:val="1"/>
+          <w:bCs w:val="1"/>
+          <w:color w:val="1f1f1f"/>
+          <w:sz w:val="24"/>
+          <w:szCs w:val="24"/>
+          <w:rtl w:val="0"/>
+        </w:rPr>
+        <w:t xml:space="preserve">HU-13: Panel de Administración de Usuarios (Web/Desktop)</w:t>
+      </w:r>
+      <w:r>
+        <w:rPr>
+          <w:rtl w:val="0"/>
+        </w:rPr>
+      </w:r>
+    </w:p>
+    <w:p>
+      <w:pPr>
+        <w:numPr>
+          <w:ilvl w:val="2"/>
+          <w:numId w:val="2"/>
+        </w:numPr>
+        <w:ind w:left="2160" w:hanging="360"/>
+        <w:rPr>
+          <w:b w:val="1"/>
+          <w:bCs w:val="1"/>
+          <w:sz w:val="24"/>
+          <w:szCs w:val="24"/>
+        </w:rPr>
+      </w:pPr>
+      <w:r>
+        <w:rPr>
+          <w:b w:val="1"/>
+          <w:bCs w:val="1"/>
+          <w:sz w:val="24"/>
+          <w:szCs w:val="24"/>
+          <w:rtl w:val="0"/>
+        </w:rPr>
+        <w:t xml:space="preserve">Texto anterior:</w:t>
+      </w:r>
+    </w:p>
+    <w:p>
+      <w:pPr>
+        <w:ind w:left="1440" w:firstLine="0"/>
+        <w:rPr>
+          <w:color w:val="1f1f1f"/>
+          <w:sz w:val="24"/>
+          <w:szCs w:val="24"/>
+        </w:rPr>
+      </w:pPr>
+      <w:r>
+        <w:rPr>
+          <w:sz w:val="24"/>
+          <w:szCs w:val="24"/>
+          <w:rtl w:val="0"/>
+        </w:rPr>
+        <w:t xml:space="preserve">“1. </w:t>
+      </w:r>
+      <w:r>
+        <w:rPr>
+          <w:color w:val="1f1f1f"/>
+          <w:sz w:val="24"/>
+          <w:szCs w:val="24"/>
+          <w:rtl w:val="0"/>
+        </w:rPr>
+        <w:t xml:space="preserve">El panel muestra el estado de las cuentas (Activa, Bloqueada, En Emergencia).</w:t>
+      </w:r>
+    </w:p>
+    <w:p>
+      <w:pPr>
+        <w:ind w:left="1440" w:firstLine="0"/>
+        <w:rPr>
+          <w:sz w:val="24"/>
+          <w:szCs w:val="24"/>
+        </w:rPr>
+      </w:pPr>
+      <w:r>
+        <w:rPr>
+          <w:color w:val="1f1f1f"/>
+          <w:sz w:val="24"/>
+          <w:szCs w:val="24"/>
+          <w:rtl w:val="0"/>
+        </w:rPr>
+        <w:t xml:space="preserve">2. Solo los usuarios con rol "Administrador" pueden acceder a este módulo.”</w:t>
+      </w:r>
+      <w:r>
+        <w:rPr>
+          <w:rtl w:val="0"/>
+        </w:rPr>
+      </w:r>
+    </w:p>
+    <w:p>
+      <w:pPr>
+        <w:numPr>
+          <w:ilvl w:val="2"/>
+          <w:numId w:val="5"/>
+        </w:numPr>
+        <w:ind w:left="2160" w:hanging="360"/>
+        <w:rPr>
+          <w:b w:val="1"/>
+          <w:bCs w:val="1"/>
+          <w:sz w:val="24"/>
+          <w:szCs w:val="24"/>
+        </w:rPr>
+      </w:pPr>
+      <w:r>
+        <w:rPr>
+          <w:b w:val="1"/>
+          <w:bCs w:val="1"/>
+          <w:sz w:val="24"/>
+          <w:szCs w:val="24"/>
+          <w:rtl w:val="0"/>
+        </w:rPr>
+        <w:t xml:space="preserve">Texto actual:</w:t>
+      </w:r>
+    </w:p>
+    <w:p>
+      <w:pPr>
+        <w:ind w:left="1440" w:firstLine="0"/>
+        <w:rPr>
+          <w:color w:val="1f1f1f"/>
+          <w:sz w:val="24"/>
+          <w:szCs w:val="24"/>
+        </w:rPr>
+      </w:pPr>
+      <w:r>
+        <w:rPr>
+          <w:sz w:val="24"/>
+          <w:szCs w:val="24"/>
+          <w:rtl w:val="0"/>
+        </w:rPr>
+        <w:t xml:space="preserve">“1. </w:t>
+      </w:r>
+      <w:r>
+        <w:rPr>
+          <w:color w:val="1f1f1f"/>
+          <w:sz w:val="24"/>
+          <w:szCs w:val="24"/>
+          <w:rtl w:val="0"/>
+        </w:rPr>
+        <w:t xml:space="preserve">El panel muestra el estado de las cuentas (Acceso completo, Acceso Parcial, Bloqueado/Inactivo) y si tienen una alerta ACTIVA.</w:t>
+      </w:r>
+    </w:p>
+    <w:p>
+      <w:pPr>
+        <w:ind w:left="1440" w:firstLine="0"/>
+        <w:rPr>
+          <w:color w:val="1f1f1f"/>
+          <w:sz w:val="24"/>
+          <w:szCs w:val="24"/>
+        </w:rPr>
+      </w:pPr>
+      <w:r>
+        <w:rPr>
+          <w:color w:val="1f1f1f"/>
+          <w:sz w:val="24"/>
+          <w:szCs w:val="24"/>
+          <w:rtl w:val="0"/>
+        </w:rPr>
+        <w:t xml:space="preserve">2. Solo los usuarios con rol "Administrador" pueden acceder a este módulo.</w:t>
+      </w:r>
+    </w:p>
+    <w:p>
+      <w:pPr>
+        <w:ind w:left="1440" w:firstLine="0"/>
+        <w:rPr>
+          <w:color w:val="1f1f1f"/>
+          <w:sz w:val="24"/>
+          <w:szCs w:val="24"/>
+        </w:rPr>
+      </w:pPr>
+      <w:r>
+        <w:rPr>
+          <w:color w:val="1f1f1f"/>
+          <w:sz w:val="24"/>
+          <w:szCs w:val="24"/>
+          <w:rtl w:val="0"/>
+        </w:rPr>
+        <w:t xml:space="preserve">3. El administrador puede consultar cuentas y compras realizadas, y cambiar el estado de la cuenta en caso de </w:t>
+      </w:r>
+      <w:r>
+        <w:rPr>
+          <w:color w:val="1f1f1f"/>
+          <w:sz w:val="24"/>
+          <w:szCs w:val="24"/>
+          <w:rtl w:val="0"/>
+        </w:rPr>
+        <w:t xml:space="preserve">necesitarse</w:t>
+      </w:r>
+      <w:r>
+        <w:rPr>
+          <w:color w:val="1f1f1f"/>
+          <w:sz w:val="24"/>
+          <w:szCs w:val="24"/>
+          <w:rtl w:val="0"/>
+        </w:rPr>
+        <w:t xml:space="preserve">, mediante la solicitud de soporte. Cada acción del administrador queda registrada en una bitácora.</w:t>
+      </w:r>
+    </w:p>
+    <w:p>
+      <w:pPr>
+        <w:ind w:left="1440" w:firstLine="0"/>
+        <w:rPr>
+          <w:color w:val="1f1f1f"/>
+          <w:sz w:val="24"/>
+          <w:szCs w:val="24"/>
+        </w:rPr>
+      </w:pPr>
+      <w:r>
+        <w:rPr>
+          <w:color w:val="1f1f1f"/>
+          <w:sz w:val="24"/>
+          <w:szCs w:val="24"/>
+          <w:rtl w:val="0"/>
+        </w:rPr>
+        <w:t xml:space="preserve">4. El sistema debe tener al menos 1 administrador y este no puede remover ni modificar su rol.”</w:t>
+      </w:r>
+    </w:p>
+    <w:p>
+      <w:pPr>
+        <w:pStyle w:val="Heading3"/>
+        <w:numPr>
+          <w:ilvl w:val="0"/>
+          <w:numId w:val="6"/>
+        </w:numPr>
+        <w:spacing w:after="0" w:afterAutospacing="0"/>
+        <w:ind w:left="720" w:hanging="360"/>
+        <w:rPr/>
+      </w:pPr>
+      <w:bookmarkStart w:colFirst="0" w:colLast="0" w:name="_fjkyz57ei7v7" w:id="7"/>
+      <w:bookmarkEnd w:id="7"/>
+      <w:hyperlink r:id="rId15">
+        <w:r>
+          <w:rPr>
+            <w:color w:val="1155cc"/>
+            <w:u w:val="single"/>
+            <w:rtl w:val="0"/>
+          </w:rPr>
+          <w:t xml:space="preserve">Horas hombre en relación a Tareas</w:t>
+        </w:r>
+      </w:hyperlink>
+      <w:r>
+        <w:rPr>
+          <w:rtl w:val="0"/>
+        </w:rPr>
+      </w:r>
+    </w:p>
+    <w:p>
+      <w:pPr>
+        <w:numPr>
+          <w:ilvl w:val="1"/>
+          <w:numId w:val="6"/>
+        </w:numPr>
+        <w:ind w:left="1440" w:hanging="360"/>
+        <w:rPr>
+          <w:color w:val="1f1f1f"/>
+          <w:sz w:val="24"/>
+          <w:szCs w:val="24"/>
+          <w:u w:val="none"/>
+        </w:rPr>
+      </w:pPr>
+      <w:r>
+        <w:rPr>
+          <w:b w:val="1"/>
+          <w:bCs w:val="1"/>
+          <w:i w:val="1"/>
+          <w:iCs w:val="1"/>
+          <w:color w:val="1f1f1f"/>
+          <w:sz w:val="24"/>
+          <w:szCs w:val="24"/>
+          <w:rtl w:val="0"/>
+        </w:rPr>
+        <w:t xml:space="preserve">(14/10/2026)</w:t>
+      </w:r>
+      <w:r>
+        <w:rPr>
+          <w:color w:val="1f1f1f"/>
+          <w:sz w:val="24"/>
+          <w:szCs w:val="24"/>
+          <w:rtl w:val="0"/>
+        </w:rPr>
+        <w:t xml:space="preserve"> Se corrigió la columna </w:t>
+      </w:r>
+      <w:r>
+        <w:rPr>
+          <w:b w:val="1"/>
+          <w:bCs w:val="1"/>
+          <w:color w:val="1f1f1f"/>
+          <w:sz w:val="24"/>
+          <w:szCs w:val="24"/>
+          <w:rtl w:val="0"/>
+        </w:rPr>
+        <w:t xml:space="preserve">Tareas o Actividad </w:t>
+      </w:r>
+      <w:r>
+        <w:rPr>
+          <w:color w:val="1f1f1f"/>
+          <w:sz w:val="24"/>
+          <w:szCs w:val="24"/>
+          <w:rtl w:val="0"/>
+        </w:rPr>
+        <w:t xml:space="preserve">de la tarea </w:t>
+      </w:r>
+      <w:r>
+        <w:rPr>
+          <w:b w:val="1"/>
+          <w:bCs w:val="1"/>
+          <w:color w:val="1f1f1f"/>
+          <w:sz w:val="24"/>
+          <w:szCs w:val="24"/>
+          <w:rtl w:val="0"/>
+        </w:rPr>
+        <w:t xml:space="preserve">TH-1.3</w:t>
+      </w:r>
+      <w:r>
+        <w:rPr>
+          <w:color w:val="1f1f1f"/>
+          <w:sz w:val="24"/>
+          <w:szCs w:val="24"/>
+          <w:rtl w:val="0"/>
+        </w:rPr>
+        <w:t xml:space="preserve">, donde se mencionaba el uso de “React/Angular” cuando este es “React + Ionic”</w:t>
+      </w:r>
+    </w:p>
+    <w:p>
+      <w:pPr>
+        <w:rPr>
+          <w:color w:val="1f1f1f"/>
+          <w:sz w:val="24"/>
+          <w:szCs w:val="24"/>
+        </w:rPr>
+      </w:pPr>
+      <w:r>
+        <w:rPr>
+          <w:rtl w:val="0"/>
+        </w:rPr>
+      </w:r>
+    </w:p>
+    <w:p>
+      <w:pPr>
+        <w:pStyle w:val="Heading3"/>
+        <w:numPr>
+          <w:ilvl w:val="0"/>
+          <w:numId w:val="10"/>
+        </w:numPr>
+        <w:spacing w:after="0" w:afterAutospacing="0"/>
+        <w:ind w:left="720" w:hanging="360"/>
+        <w:rPr/>
+      </w:pPr>
+      <w:bookmarkStart w:colFirst="0" w:colLast="0" w:name="_he4yk8czsg8m" w:id="8"/>
+      <w:bookmarkEnd w:id="8"/>
+      <w:hyperlink r:id="rId16">
+        <w:r>
+          <w:rPr>
+            <w:color w:val="1155cc"/>
+            <w:u w:val="single"/>
+            <w:rtl w:val="0"/>
+          </w:rPr>
+          <w:t xml:space="preserve">Sprint backlog actividades horas</w:t>
+        </w:r>
+      </w:hyperlink>
+      <w:r>
+        <w:rPr>
+          <w:rtl w:val="0"/>
+        </w:rPr>
+      </w:r>
+    </w:p>
+    <w:p>
+      <w:pPr>
+        <w:numPr>
+          <w:ilvl w:val="1"/>
+          <w:numId w:val="10"/>
+        </w:numPr>
+        <w:ind w:left="1440" w:hanging="360"/>
+        <w:rPr>
+          <w:color w:val="1f1f1f"/>
+          <w:sz w:val="24"/>
+          <w:szCs w:val="24"/>
+        </w:rPr>
+      </w:pPr>
+      <w:r>
+        <w:rPr>
+          <w:b w:val="1"/>
+          <w:bCs w:val="1"/>
+          <w:i w:val="1"/>
+          <w:iCs w:val="1"/>
+          <w:color w:val="1f1f1f"/>
+          <w:sz w:val="24"/>
+          <w:szCs w:val="24"/>
+          <w:rtl w:val="0"/>
+        </w:rPr>
+        <w:t xml:space="preserve">(14/10/2026)</w:t>
+      </w:r>
+      <w:r>
+        <w:rPr>
+          <w:color w:val="1f1f1f"/>
+          <w:sz w:val="24"/>
+          <w:szCs w:val="24"/>
+          <w:rtl w:val="0"/>
+        </w:rPr>
+        <w:t xml:space="preserve"> Se corrigió la columna </w:t>
+      </w:r>
+      <w:r>
+        <w:rPr>
+          <w:b w:val="1"/>
+          <w:bCs w:val="1"/>
+          <w:color w:val="1f1f1f"/>
+          <w:sz w:val="24"/>
+          <w:szCs w:val="24"/>
+          <w:rtl w:val="0"/>
+        </w:rPr>
+        <w:t xml:space="preserve">Tareas o Actividad </w:t>
+      </w:r>
+      <w:r>
+        <w:rPr>
+          <w:color w:val="1f1f1f"/>
+          <w:sz w:val="24"/>
+          <w:szCs w:val="24"/>
+          <w:rtl w:val="0"/>
+        </w:rPr>
+        <w:t xml:space="preserve">de la tarea </w:t>
+      </w:r>
+      <w:r>
+        <w:rPr>
+          <w:b w:val="1"/>
+          <w:bCs w:val="1"/>
+          <w:color w:val="1f1f1f"/>
+          <w:sz w:val="24"/>
+          <w:szCs w:val="24"/>
+          <w:rtl w:val="0"/>
+        </w:rPr>
+        <w:t xml:space="preserve">TH-1.3</w:t>
+      </w:r>
+      <w:r>
+        <w:rPr>
+          <w:color w:val="1f1f1f"/>
+          <w:sz w:val="24"/>
+          <w:szCs w:val="24"/>
+          <w:rtl w:val="0"/>
+        </w:rPr>
+        <w:t xml:space="preserve">, donde se mencionaba el uso de “React/Angular” cuando este es “React + Ionic”</w:t>
       </w:r>
     </w:p>
     <w:p>
@@ -3441,6 +5420,861 @@
         <w:rPr>
           <w:rtl w:val="0"/>
         </w:rPr>
+      </w:r>
+    </w:p>
+    <w:p>
+      <w:pPr>
+        <w:pStyle w:val="Heading3"/>
+        <w:numPr>
+          <w:ilvl w:val="0"/>
+          <w:numId w:val="9"/>
+        </w:numPr>
+        <w:spacing w:after="0" w:afterAutospacing="0"/>
+        <w:ind w:left="720" w:hanging="360"/>
+        <w:rPr/>
+      </w:pPr>
+      <w:r>
+        <w:rPr>
+          <w:color w:val="1155cc"/>
+          <w:u w:val="single"/>
+          <w:rtl w:val="0"/>
+        </w:rPr>
+        <w:t>2.1.1 PRODUCT BACKLOG (correcciones de la auditoría)</w:t>
+      </w:r>
+    </w:p>
+    <w:p>
+      <w:pPr>
+        <w:numPr>
+          <w:ilvl w:val="1"/>
+          <w:numId w:val="9"/>
+        </w:numPr>
+        <w:ind w:left="1440" w:hanging="360"/>
+        <w:rPr>
+          <w:sz w:val="24"/>
+          <w:szCs w:val="24"/>
+        </w:rPr>
+      </w:pPr>
+      <w:r>
+        <w:rPr>
+          <w:b w:val="1"/>
+          <w:bCs w:val="1"/>
+          <w:i w:val="1"/>
+          <w:iCs w:val="1"/>
+          <w:sz w:val="24"/>
+          <w:szCs w:val="24"/>
+          <w:rtl w:val="0"/>
+        </w:rPr>
+        <w:t>(aplicado 17/10/2026) [AUDIT-079] Dependencias de las tareas TD: “Depecencia: F1-xx” corregido a “Dependencia: TD-xx” (10 tareas); errata y IDs antiguos corregidos.</w:t>
+      </w:r>
+    </w:p>
+    <w:p>
+      <w:pPr>
+        <w:numPr>
+          <w:ilvl w:val="1"/>
+          <w:numId w:val="9"/>
+        </w:numPr>
+        <w:ind w:left="1440" w:hanging="360"/>
+        <w:rPr>
+          <w:sz w:val="24"/>
+          <w:szCs w:val="24"/>
+        </w:rPr>
+      </w:pPr>
+      <w:r>
+        <w:rPr>
+          <w:b w:val="1"/>
+          <w:bCs w:val="1"/>
+          <w:i w:val="1"/>
+          <w:iCs w:val="1"/>
+          <w:sz w:val="24"/>
+          <w:szCs w:val="24"/>
+          <w:rtl w:val="0"/>
+        </w:rPr>
+        <w:t>(aplicado 17/10/2026) [AUDIT-112] Garantía de viabilidad: “dos Developers” corregido a “tres Developers”.</w:t>
+      </w:r>
+    </w:p>
+    <w:p>
+      <w:pPr>
+        <w:numPr>
+          <w:ilvl w:val="1"/>
+          <w:numId w:val="9"/>
+        </w:numPr>
+        <w:ind w:left="1440" w:hanging="360"/>
+        <w:rPr>
+          <w:sz w:val="24"/>
+          <w:szCs w:val="24"/>
+        </w:rPr>
+      </w:pPr>
+      <w:r>
+        <w:rPr>
+          <w:b w:val="1"/>
+          <w:bCs w:val="1"/>
+          <w:i w:val="1"/>
+          <w:iCs w:val="1"/>
+          <w:sz w:val="24"/>
+          <w:szCs w:val="24"/>
+          <w:rtl w:val="0"/>
+        </w:rPr>
+        <w:t xml:space="preserve">(verificado 17/10/2026; no estaba registrado) [AUDIT-090] HU-10: nuevo criterio «Si la cuenta tiene usuarios apadrinados, después del inicio de sesión, el sistema solicita el PIN para identificar el perfil que ingresa», y el acceso completo o parcial del usuario apadrinado se agrega a las acciones críticas que exigen PIN. Queda abierto el comentario de Alonso González sobre el ingreso de los usuarios apadrinados.</w:t>
+      </w:r>
+    </w:p>
+    <w:p>
+      <w:pPr>
+        <w:pStyle w:val="Heading3"/>
+        <w:numPr>
+          <w:ilvl w:val="0"/>
+          <w:numId w:val="9"/>
+        </w:numPr>
+        <w:spacing w:after="0" w:afterAutospacing="0"/>
+        <w:ind w:left="720" w:hanging="360"/>
+        <w:rPr/>
+      </w:pPr>
+      <w:r>
+        <w:rPr>
+          <w:color w:val="1155cc"/>
+          <w:u w:val="single"/>
+          <w:rtl w:val="0"/>
+        </w:rPr>
+        <w:t>1.3 Acta de constitución</w:t>
+      </w:r>
+    </w:p>
+    <w:p>
+      <w:pPr>
+        <w:numPr>
+          <w:ilvl w:val="1"/>
+          <w:numId w:val="9"/>
+        </w:numPr>
+        <w:ind w:left="1440" w:hanging="360"/>
+        <w:rPr>
+          <w:sz w:val="24"/>
+          <w:szCs w:val="24"/>
+        </w:rPr>
+      </w:pPr>
+      <w:r>
+        <w:rPr>
+          <w:b w:val="1"/>
+          <w:bCs w:val="1"/>
+          <w:i w:val="1"/>
+          <w:iCs w:val="1"/>
+          <w:sz w:val="24"/>
+          <w:szCs w:val="24"/>
+          <w:rtl w:val="0"/>
+        </w:rPr>
+        <w:t>(aplicado 17/10/2026) [AUDIT-052] Control de cambios: versión 1.2 (07-10-2026) agregada. Autor: Gabriel Valencia.</w:t>
+      </w:r>
+    </w:p>
+    <w:p>
+      <w:pPr>
+        <w:pStyle w:val="Heading3"/>
+        <w:numPr>
+          <w:ilvl w:val="0"/>
+          <w:numId w:val="9"/>
+        </w:numPr>
+        <w:spacing w:after="0" w:afterAutospacing="0"/>
+        <w:ind w:left="720" w:hanging="360"/>
+        <w:rPr/>
+      </w:pPr>
+      <w:r>
+        <w:rPr>
+          <w:color w:val="1155cc"/>
+          <w:u w:val="single"/>
+          <w:rtl w:val="0"/>
+        </w:rPr>
+        <w:t>1.4 Documento ERS</w:t>
+      </w:r>
+    </w:p>
+    <w:p>
+      <w:pPr>
+        <w:numPr>
+          <w:ilvl w:val="1"/>
+          <w:numId w:val="9"/>
+        </w:numPr>
+        <w:ind w:left="1440" w:hanging="360"/>
+        <w:rPr>
+          <w:sz w:val="24"/>
+          <w:szCs w:val="24"/>
+        </w:rPr>
+      </w:pPr>
+      <w:r>
+        <w:rPr>
+          <w:b w:val="1"/>
+          <w:bCs w:val="1"/>
+          <w:i w:val="1"/>
+          <w:iCs w:val="1"/>
+          <w:sz w:val="24"/>
+          <w:szCs w:val="24"/>
+          <w:rtl w:val="0"/>
+        </w:rPr>
+        <w:t>(no verificado, 17/10/2026) [AUDIT-053] Ficha del documento: “IEEE 830” ya no aparece en el Informe ERS, pero la frase de portada que contenía la norma no está en el archivo y no se encuentra ISO/IEC/IEEE 29148:2018. Pendiente de confirmar con el autor.</w:t>
+      </w:r>
+    </w:p>
+    <w:p>
+      <w:pPr>
+        <w:numPr>
+          <w:ilvl w:val="1"/>
+          <w:numId w:val="9"/>
+        </w:numPr>
+        <w:ind w:left="1440" w:hanging="360"/>
+        <w:rPr>
+          <w:sz w:val="24"/>
+          <w:szCs w:val="24"/>
+        </w:rPr>
+      </w:pPr>
+      <w:r>
+        <w:rPr>
+          <w:b w:val="1"/>
+          <w:bCs w:val="1"/>
+          <w:i w:val="1"/>
+          <w:iCs w:val="1"/>
+          <w:sz w:val="24"/>
+          <w:szCs w:val="24"/>
+          <w:rtl w:val="0"/>
+        </w:rPr>
+        <w:t>(aplicado 17/10/2026) [AUDIT-055] RF3: el rol “empleados” pasa a “personal de soporte (rol SOPORTE)”, con verificación de identidad.</w:t>
+      </w:r>
+    </w:p>
+    <w:p>
+      <w:pPr>
+        <w:numPr>
+          <w:ilvl w:val="1"/>
+          <w:numId w:val="9"/>
+        </w:numPr>
+        <w:ind w:left="1440" w:hanging="360"/>
+        <w:rPr>
+          <w:sz w:val="24"/>
+          <w:szCs w:val="24"/>
+        </w:rPr>
+      </w:pPr>
+      <w:r>
+        <w:rPr>
+          <w:b w:val="1"/>
+          <w:bCs w:val="1"/>
+          <w:i w:val="1"/>
+          <w:iCs w:val="1"/>
+          <w:sz w:val="24"/>
+          <w:szCs w:val="24"/>
+          <w:rtl w:val="0"/>
+        </w:rPr>
+        <w:t xml:space="preserve">(aplicado 17/10/2026) [AUDIT-057] RF5: método de activación del SOS configurable según el tipo de usuario, con pulsación sostenida de 5 segundos en el perfil predeterminado de personas mayores o usuarios con acceso limitado; la activación en segundo plano se clasifica como Could Have. Pendiente: confirmar la prioridad Could Have y el valor para el resto de perfiles. (Corregido el 17/10/2026: esta entrada decía «2 segundos», pero el Informe ERS indica 5 segundos.)</w:t>
+      </w:r>
+    </w:p>
+    <w:p>
+      <w:pPr>
+        <w:numPr>
+          <w:ilvl w:val="1"/>
+          <w:numId w:val="9"/>
+        </w:numPr>
+        <w:ind w:left="1440" w:hanging="360"/>
+        <w:rPr>
+          <w:sz w:val="24"/>
+          <w:szCs w:val="24"/>
+        </w:rPr>
+      </w:pPr>
+      <w:r>
+        <w:rPr>
+          <w:b w:val="1"/>
+          <w:bCs w:val="1"/>
+          <w:i w:val="1"/>
+          <w:iCs w:val="1"/>
+          <w:sz w:val="24"/>
+          <w:szCs w:val="24"/>
+          <w:rtl w:val="0"/>
+        </w:rPr>
+        <w:t>(aplicado 17/10/2026) [AUDIT-058] RF7: límite de 5 contactos de emergencia por usuario (cada usuario apadrinado administra su límite).</w:t>
+      </w:r>
+    </w:p>
+    <w:p>
+      <w:pPr>
+        <w:numPr>
+          <w:ilvl w:val="1"/>
+          <w:numId w:val="9"/>
+        </w:numPr>
+        <w:ind w:left="1440" w:hanging="360"/>
+        <w:rPr>
+          <w:sz w:val="24"/>
+          <w:szCs w:val="24"/>
+        </w:rPr>
+      </w:pPr>
+      <w:r>
+        <w:rPr>
+          <w:b w:val="1"/>
+          <w:bCs w:val="1"/>
+          <w:i w:val="1"/>
+          <w:iCs w:val="1"/>
+          <w:sz w:val="24"/>
+          <w:szCs w:val="24"/>
+          <w:rtl w:val="0"/>
+        </w:rPr>
+        <w:t>(aplicado 17/10/2026) [AUDIT-063] RF25: nivel de acceso de cada usuario apadrinado y asistencia al personal de SOPORTE.</w:t>
+      </w:r>
+    </w:p>
+    <w:p>
+      <w:pPr>
+        <w:numPr>
+          <w:ilvl w:val="1"/>
+          <w:numId w:val="9"/>
+        </w:numPr>
+        <w:ind w:left="1440" w:hanging="360"/>
+        <w:rPr>
+          <w:sz w:val="24"/>
+          <w:szCs w:val="24"/>
+        </w:rPr>
+      </w:pPr>
+      <w:r>
+        <w:rPr>
+          <w:b w:val="1"/>
+          <w:bCs w:val="1"/>
+          <w:i w:val="1"/>
+          <w:iCs w:val="1"/>
+          <w:sz w:val="24"/>
+          <w:szCs w:val="24"/>
+          <w:rtl w:val="0"/>
+        </w:rPr>
+        <w:t>(aplicado 17/10/2026) [AUDIT-054] Ficha del documento: revisión 1.1 (07/10/2026). Autor: Gabriel Valencia.</w:t>
+      </w:r>
+    </w:p>
+    <w:p>
+      <w:pPr>
+        <w:numPr>
+          <w:ilvl w:val="1"/>
+          <w:numId w:val="9"/>
+        </w:numPr>
+        <w:ind w:left="1440" w:hanging="360"/>
+        <w:rPr>
+          <w:sz w:val="24"/>
+          <w:szCs w:val="24"/>
+        </w:rPr>
+      </w:pPr>
+      <w:r>
+        <w:rPr>
+          <w:b w:val="1"/>
+          <w:bCs w:val="1"/>
+          <w:i w:val="1"/>
+          <w:iCs w:val="1"/>
+          <w:sz w:val="24"/>
+          <w:szCs w:val="24"/>
+          <w:rtl w:val="0"/>
+        </w:rPr>
+        <w:t>(aplicado 17/10/2026) [AUDIT-067] Anexo “Carta Gantt”: documento externo y precedencia de la Hoja de ruta y de los Sprint Planning.</w:t>
+      </w:r>
+    </w:p>
+    <w:p>
+      <w:pPr>
+        <w:numPr>
+          <w:ilvl w:val="1"/>
+          <w:numId w:val="9"/>
+        </w:numPr>
+        <w:ind w:left="1440" w:hanging="360"/>
+        <w:rPr>
+          <w:sz w:val="24"/>
+          <w:szCs w:val="24"/>
+        </w:rPr>
+      </w:pPr>
+      <w:r>
+        <w:rPr>
+          <w:b w:val="1"/>
+          <w:bCs w:val="1"/>
+          <w:i w:val="1"/>
+          <w:iCs w:val="1"/>
+          <w:sz w:val="24"/>
+          <w:szCs w:val="24"/>
+          <w:rtl w:val="0"/>
+        </w:rPr>
+        <w:t xml:space="preserve">(ejecutado, sin validar, 17/10/2026) [AUDIT-068] Índice: ya no repite «Limitaciones», incluye «3. Hitos del Proyecto» y rotula el anexo «5.1. Carta Gantt». Pendiente: validar los números de página en Word y la referencia del anexo a la «sección 2.3» (en el índice, Hitos del Proyecto es la sección 3).</w:t>
+      </w:r>
+    </w:p>
+    <w:p>
+      <w:pPr>
+        <w:pStyle w:val="Heading3"/>
+        <w:numPr>
+          <w:ilvl w:val="0"/>
+          <w:numId w:val="9"/>
+        </w:numPr>
+        <w:spacing w:after="0" w:afterAutospacing="0"/>
+        <w:ind w:left="720" w:hanging="360"/>
+        <w:rPr/>
+      </w:pPr>
+      <w:r>
+        <w:rPr>
+          <w:color w:val="1155cc"/>
+          <w:u w:val="single"/>
+          <w:rtl w:val="0"/>
+        </w:rPr>
+        <w:t>2.3 Plan de Pruebas</w:t>
+      </w:r>
+    </w:p>
+    <w:p>
+      <w:pPr>
+        <w:numPr>
+          <w:ilvl w:val="1"/>
+          <w:numId w:val="9"/>
+        </w:numPr>
+        <w:ind w:left="1440" w:hanging="360"/>
+        <w:rPr>
+          <w:sz w:val="24"/>
+          <w:szCs w:val="24"/>
+        </w:rPr>
+      </w:pPr>
+      <w:r>
+        <w:rPr>
+          <w:b w:val="1"/>
+          <w:bCs w:val="1"/>
+          <w:i w:val="1"/>
+          <w:iCs w:val="1"/>
+          <w:sz w:val="24"/>
+          <w:szCs w:val="24"/>
+          <w:rtl w:val="0"/>
+        </w:rPr>
+        <w:t>(aplicado 17/10/2026) [AUDIT-157] Control del documento: versión 1.1 (07-10-2026). Estado pendiente de confirmar.</w:t>
+      </w:r>
+    </w:p>
+    <w:p>
+      <w:pPr>
+        <w:pStyle w:val="Heading3"/>
+        <w:numPr>
+          <w:ilvl w:val="0"/>
+          <w:numId w:val="9"/>
+        </w:numPr>
+        <w:spacing w:after="0" w:afterAutospacing="0"/>
+        <w:ind w:left="720" w:hanging="360"/>
+        <w:rPr/>
+      </w:pPr>
+      <w:r>
+        <w:rPr>
+          <w:color w:val="1155cc"/>
+          <w:u w:val="single"/>
+          <w:rtl w:val="0"/>
+        </w:rPr>
+        <w:t>2.3 Matriz de trazabilidad de Pruebas</w:t>
+      </w:r>
+    </w:p>
+    <w:p>
+      <w:pPr>
+        <w:numPr>
+          <w:ilvl w:val="1"/>
+          <w:numId w:val="9"/>
+        </w:numPr>
+        <w:ind w:left="1440" w:hanging="360"/>
+        <w:rPr>
+          <w:sz w:val="24"/>
+          <w:szCs w:val="24"/>
+        </w:rPr>
+      </w:pPr>
+      <w:r>
+        <w:rPr>
+          <w:b w:val="1"/>
+          <w:bCs w:val="1"/>
+          <w:i w:val="1"/>
+          <w:iCs w:val="1"/>
+          <w:sz w:val="24"/>
+          <w:szCs w:val="24"/>
+          <w:rtl w:val="0"/>
+        </w:rPr>
+        <w:t>(aplicado 17/10/2026) [AUDIT-167] CP-RBAC-001: el rol “empleado” pasa a “soporte (rol SOPORTE)”.</w:t>
+      </w:r>
+    </w:p>
+    <w:p>
+      <w:pPr>
+        <w:pStyle w:val="Heading3"/>
+        <w:numPr>
+          <w:ilvl w:val="0"/>
+          <w:numId w:val="9"/>
+        </w:numPr>
+        <w:spacing w:after="0" w:afterAutospacing="0"/>
+        <w:ind w:left="720" w:hanging="360"/>
+        <w:rPr/>
+      </w:pPr>
+      <w:r>
+        <w:rPr>
+          <w:color w:val="1155cc"/>
+          <w:u w:val="single"/>
+          <w:rtl w:val="0"/>
+        </w:rPr>
+        <w:t>1.5 RACI</w:t>
+      </w:r>
+    </w:p>
+    <w:p>
+      <w:pPr>
+        <w:numPr>
+          <w:ilvl w:val="1"/>
+          <w:numId w:val="9"/>
+        </w:numPr>
+        <w:ind w:left="1440" w:hanging="360"/>
+        <w:rPr>
+          <w:sz w:val="24"/>
+          <w:szCs w:val="24"/>
+        </w:rPr>
+      </w:pPr>
+      <w:r>
+        <w:rPr>
+          <w:b w:val="1"/>
+          <w:bCs w:val="1"/>
+          <w:i w:val="1"/>
+          <w:iCs w:val="1"/>
+          <w:sz w:val="24"/>
+          <w:szCs w:val="24"/>
+          <w:rtl w:val="0"/>
+        </w:rPr>
+        <w:t>(aplicado 17/10/2026) [AUDIT-069] [AUDIT-070] Desarrollo de Escritorio: R = Especialista de Escritorio, A = Arquitecto de Software. Testing QA: R = Especialista QA, A = Product Owner, Jefe de Proyecto = C.</w:t>
+      </w:r>
+    </w:p>
+    <w:p>
+      <w:pPr>
+        <w:numPr>
+          <w:ilvl w:val="1"/>
+          <w:numId w:val="9"/>
+        </w:numPr>
+        <w:ind w:left="1440" w:hanging="360"/>
+        <w:rPr>
+          <w:sz w:val="24"/>
+          <w:szCs w:val="24"/>
+        </w:rPr>
+      </w:pPr>
+      <w:r>
+        <w:rPr>
+          <w:b w:val="1"/>
+          <w:bCs w:val="1"/>
+          <w:i w:val="1"/>
+          <w:iCs w:val="1"/>
+          <w:sz w:val="24"/>
+          <w:szCs w:val="24"/>
+          <w:rtl w:val="0"/>
+        </w:rPr>
+        <w:t>(aplicado 17/10/2026) [AUDIT-071] Product Owner = C en Documentación inicial y en Definición de requisitos.</w:t>
+      </w:r>
+    </w:p>
+    <w:p>
+      <w:pPr>
+        <w:numPr>
+          <w:ilvl w:val="1"/>
+          <w:numId w:val="9"/>
+        </w:numPr>
+        <w:ind w:left="1440" w:hanging="360"/>
+        <w:rPr>
+          <w:sz w:val="24"/>
+          <w:szCs w:val="24"/>
+        </w:rPr>
+      </w:pPr>
+      <w:r>
+        <w:rPr>
+          <w:b w:val="1"/>
+          <w:bCs w:val="1"/>
+          <w:i w:val="1"/>
+          <w:iCs w:val="1"/>
+          <w:sz w:val="24"/>
+          <w:szCs w:val="24"/>
+          <w:rtl w:val="0"/>
+        </w:rPr>
+        <w:t>(aplicado 17/10/2026) [AUDIT-072] Nueva fila “Aceptación de incrementos (Sprint Review)”: Jefe de Proyecto = R, Product Owner = A, especialistas = C.</w:t>
+      </w:r>
+    </w:p>
+    <w:p>
+      <w:pPr>
+        <w:numPr>
+          <w:ilvl w:val="1"/>
+          <w:numId w:val="9"/>
+        </w:numPr>
+        <w:ind w:left="1440" w:hanging="360"/>
+        <w:rPr>
+          <w:sz w:val="24"/>
+          <w:szCs w:val="24"/>
+        </w:rPr>
+      </w:pPr>
+      <w:r>
+        <w:rPr>
+          <w:b w:val="1"/>
+          <w:bCs w:val="1"/>
+          <w:i w:val="1"/>
+          <w:iCs w:val="1"/>
+          <w:sz w:val="24"/>
+          <w:szCs w:val="24"/>
+          <w:rtl w:val="0"/>
+        </w:rPr>
+        <w:t>Pendiente: rebalanceo de la carga de Alonso en la RACI [AUDIT-P09] (ver Cambios Pendientes).</w:t>
+      </w:r>
+    </w:p>
+    <w:p>
+      <w:pPr>
+        <w:pStyle w:val="Heading3"/>
+        <w:numPr>
+          <w:ilvl w:val="0"/>
+          <w:numId w:val="9"/>
+        </w:numPr>
+        <w:spacing w:after="0" w:afterAutospacing="0"/>
+        <w:ind w:left="720" w:hanging="360"/>
+        <w:rPr/>
+      </w:pPr>
+      <w:r>
+        <w:rPr>
+          <w:color w:val="1155cc"/>
+          <w:u w:val="single"/>
+          <w:rtl w:val="0"/>
+        </w:rPr>
+        <w:t>3.1 Criterios de Aceptación</w:t>
+      </w:r>
+    </w:p>
+    <w:p>
+      <w:pPr>
+        <w:numPr>
+          <w:ilvl w:val="1"/>
+          <w:numId w:val="9"/>
+        </w:numPr>
+        <w:ind w:left="1440" w:hanging="360"/>
+        <w:rPr>
+          <w:sz w:val="24"/>
+          <w:szCs w:val="24"/>
+        </w:rPr>
+      </w:pPr>
+      <w:r>
+        <w:rPr>
+          <w:b w:val="1"/>
+          <w:bCs w:val="1"/>
+          <w:i w:val="1"/>
+          <w:iCs w:val="1"/>
+          <w:sz w:val="24"/>
+          <w:szCs w:val="24"/>
+          <w:rtl w:val="0"/>
+        </w:rPr>
+        <w:t>(aplicado 17/10/2026) [AUDIT-172] CA-03.1: validación del teléfono en formato E.164, sin duplicados ni el número propio; nuevo mensaje de error. Corregida la errata “numéro” en el título.</w:t>
+      </w:r>
+    </w:p>
+    <w:p>
+      <w:pPr>
+        <w:numPr>
+          <w:ilvl w:val="1"/>
+          <w:numId w:val="9"/>
+        </w:numPr>
+        <w:ind w:left="1440" w:hanging="360"/>
+        <w:rPr>
+          <w:sz w:val="24"/>
+          <w:szCs w:val="24"/>
+        </w:rPr>
+      </w:pPr>
+      <w:r>
+        <w:rPr>
+          <w:b w:val="1"/>
+          <w:bCs w:val="1"/>
+          <w:i w:val="1"/>
+          <w:iCs w:val="1"/>
+          <w:sz w:val="24"/>
+          <w:szCs w:val="24"/>
+          <w:rtl w:val="0"/>
+        </w:rPr>
+        <w:t>(aplicado 17/10/2026) [AUDIT-173] CA-05.1: límite de 160 caracteres con contador que cambia a rojo; el backend rechaza mensajes de más de 160 caracteres.</w:t>
+      </w:r>
+    </w:p>
+    <w:p>
+      <w:pPr>
+        <w:numPr>
+          <w:ilvl w:val="1"/>
+          <w:numId w:val="9"/>
+        </w:numPr>
+        <w:ind w:left="1440" w:hanging="360"/>
+        <w:rPr>
+          <w:sz w:val="24"/>
+          <w:szCs w:val="24"/>
+        </w:rPr>
+      </w:pPr>
+      <w:r>
+        <w:rPr>
+          <w:b w:val="1"/>
+          <w:bCs w:val="1"/>
+          <w:i w:val="1"/>
+          <w:iCs w:val="1"/>
+          <w:sz w:val="24"/>
+          <w:szCs w:val="24"/>
+          <w:rtl w:val="0"/>
+        </w:rPr>
+        <w:t>(aplicado 17/10/2026) [AUDIT-174] CA-08.1: registro del intento de envío por contacto (PENDIENTE, ENVIADO o FALLIDO), número de intentos y hora; reintento ante fallo del proveedor.</w:t>
+      </w:r>
+    </w:p>
+    <w:p>
+      <w:pPr>
+        <w:numPr>
+          <w:ilvl w:val="1"/>
+          <w:numId w:val="9"/>
+        </w:numPr>
+        <w:ind w:left="1440" w:hanging="360"/>
+        <w:rPr>
+          <w:sz w:val="24"/>
+          <w:szCs w:val="24"/>
+        </w:rPr>
+      </w:pPr>
+      <w:r>
+        <w:rPr>
+          <w:b w:val="1"/>
+          <w:bCs w:val="1"/>
+          <w:i w:val="1"/>
+          <w:iCs w:val="1"/>
+          <w:sz w:val="24"/>
+          <w:szCs w:val="24"/>
+          <w:rtl w:val="0"/>
+        </w:rPr>
+        <w:t xml:space="preserve">(verificado 17/10/2026; no estaba registrado) CA-06.1: la confirmación del SOS pasa de 2 a 5 segundos en el perfil predeterminado de personas mayores o usuarios con acceso limitado; la duración es configurable según el tipo de usuario (valor para el resto de perfiles pendiente). Coherente con RF5. La Tabla Maestra (2.1.2) mantiene CA-06.1 con 2 segundos (ver Cambios Pendientes).</w:t>
+      </w:r>
+    </w:p>
+    <w:p>
+      <w:pPr>
+        <w:pStyle w:val="Heading3"/>
+        <w:numPr>
+          <w:ilvl w:val="0"/>
+          <w:numId w:val="9"/>
+        </w:numPr>
+        <w:spacing w:after="0" w:afterAutospacing="0"/>
+        <w:ind w:left="720" w:hanging="360"/>
+        <w:rPr/>
+      </w:pPr>
+      <w:r>
+        <w:rPr>
+          <w:color w:val="1155cc"/>
+          <w:u w:val="single"/>
+          <w:rtl w:val="0"/>
+        </w:rPr>
+        <w:t>1.2.2 Sprint-fase1</w:t>
+      </w:r>
+    </w:p>
+    <w:p>
+      <w:pPr>
+        <w:numPr>
+          <w:ilvl w:val="1"/>
+          <w:numId w:val="9"/>
+        </w:numPr>
+        <w:ind w:left="1440" w:hanging="360"/>
+        <w:rPr>
+          <w:sz w:val="24"/>
+          <w:szCs w:val="24"/>
+        </w:rPr>
+      </w:pPr>
+      <w:r>
+        <w:rPr>
+          <w:b w:val="1"/>
+          <w:bCs w:val="1"/>
+          <w:i w:val="1"/>
+          <w:iCs w:val="1"/>
+          <w:sz w:val="24"/>
+          <w:szCs w:val="24"/>
+          <w:rtl w:val="0"/>
+        </w:rPr>
+        <w:t>(aplicado 17/10/2026) [AUDIT-031] Sprint 3: periodo 24 al 28 de agosto de 2026 (antes 31 ago–14 sep, copiado del Sprint 4).</w:t>
+      </w:r>
+    </w:p>
+    <w:p>
+      <w:pPr>
+        <w:numPr>
+          <w:ilvl w:val="1"/>
+          <w:numId w:val="9"/>
+        </w:numPr>
+        <w:ind w:left="1440" w:hanging="360"/>
+        <w:rPr>
+          <w:sz w:val="24"/>
+          <w:szCs w:val="24"/>
+        </w:rPr>
+      </w:pPr>
+      <w:r>
+        <w:rPr>
+          <w:b w:val="1"/>
+          <w:bCs w:val="1"/>
+          <w:i w:val="1"/>
+          <w:iCs w:val="1"/>
+          <w:sz w:val="24"/>
+          <w:szCs w:val="24"/>
+          <w:rtl w:val="0"/>
+        </w:rPr>
+        <w:t>(aplicado 17/10/2026) [AUDIT-032] Sprint 4: periodo 31 de agosto al 14 de septiembre de 2026, confirmado por el usuario (antes 31 ago–6 sep).</w:t>
+      </w:r>
+    </w:p>
+    <w:p>
+      <w:pPr>
+        <w:pStyle w:val="Heading3"/>
+        <w:numPr>
+          <w:ilvl w:val="0"/>
+          <w:numId w:val="9"/>
+        </w:numPr>
+        <w:spacing w:after="0" w:afterAutospacing="0"/>
+        <w:ind w:left="720" w:hanging="360"/>
+        <w:rPr/>
+      </w:pPr>
+      <w:r>
+        <w:rPr>
+          <w:color w:val="1155cc"/>
+          <w:u w:val="single"/>
+          <w:rtl w:val="0"/>
+        </w:rPr>
+        <w:t>1.2.3 Sprint-fase2</w:t>
+      </w:r>
+    </w:p>
+    <w:p>
+      <w:pPr>
+        <w:numPr>
+          <w:ilvl w:val="1"/>
+          <w:numId w:val="9"/>
+        </w:numPr>
+        <w:ind w:left="1440" w:hanging="360"/>
+        <w:rPr>
+          <w:sz w:val="24"/>
+          <w:szCs w:val="24"/>
+        </w:rPr>
+      </w:pPr>
+      <w:r>
+        <w:rPr>
+          <w:b w:val="1"/>
+          <w:bCs w:val="1"/>
+          <w:i w:val="1"/>
+          <w:iCs w:val="1"/>
+          <w:sz w:val="24"/>
+          <w:szCs w:val="24"/>
+          <w:rtl w:val="0"/>
+        </w:rPr>
+        <w:t>(aplicado 17/10/2026) [AUDIT-033] Sprint 5: Daily Scrum 21 al 25 de septiembre (antes agosto).</w:t>
+      </w:r>
+    </w:p>
+    <w:p>
+      <w:pPr>
+        <w:numPr>
+          <w:ilvl w:val="1"/>
+          <w:numId w:val="9"/>
+        </w:numPr>
+        <w:ind w:left="1440" w:hanging="360"/>
+        <w:rPr>
+          <w:sz w:val="24"/>
+          <w:szCs w:val="24"/>
+        </w:rPr>
+      </w:pPr>
+      <w:r>
+        <w:rPr>
+          <w:b w:val="1"/>
+          <w:bCs w:val="1"/>
+          <w:i w:val="1"/>
+          <w:iCs w:val="1"/>
+          <w:sz w:val="24"/>
+          <w:szCs w:val="24"/>
+          <w:rtl w:val="0"/>
+        </w:rPr>
+        <w:t>(aplicado 17/10/2026) [AUDIT-034] Sprint 6: Daily Scrum 28 al 30 de septiembre y 1 al 9 de octubre (antes agosto).</w:t>
+      </w:r>
+    </w:p>
+    <w:p>
+      <w:pPr>
+        <w:numPr>
+          <w:ilvl w:val="1"/>
+          <w:numId w:val="9"/>
+        </w:numPr>
+        <w:ind w:left="1440" w:hanging="360"/>
+        <w:rPr>
+          <w:sz w:val="24"/>
+          <w:szCs w:val="24"/>
+        </w:rPr>
+      </w:pPr>
+      <w:r>
+        <w:rPr>
+          <w:b w:val="1"/>
+          <w:bCs w:val="1"/>
+          <w:i w:val="1"/>
+          <w:iCs w:val="1"/>
+          <w:sz w:val="24"/>
+          <w:szCs w:val="24"/>
+          <w:rtl w:val="0"/>
+        </w:rPr>
+        <w:t>(aplicado 17/10/2026) [AUDIT-035] Sprint 6: hito académico jueves 1 y 8 de octubre a las 1:40 (antes jueves 24, copiado del Sprint 5).</w:t>
       </w:r>
     </w:p>
     <w:sectPr>
@@ -3452,6 +6286,66 @@
 </w:document>
 </file>
 
+<file path=word/comments.xml><?xml version="1.0" encoding="utf-8"?>
+<w:comments xmlns:mc="http://schemas.openxmlformats.org/markup-compatibility/2006" xmlns:o="urn:schemas-microsoft-com:office:office" xmlns:r="http://schemas.openxmlformats.org/officeDocument/2006/relationships" xmlns:m="http://schemas.openxmlformats.org/officeDocument/2006/math" xmlns:v="urn:schemas-microsoft-com:vml" xmlns:wp="http://schemas.openxmlformats.org/drawingml/2006/wordprocessingDrawing" xmlns:w10="urn:schemas-microsoft-com:office:word" xmlns:w="http://schemas.openxmlformats.org/wordprocessingml/2006/main" xmlns:wne="http://schemas.microsoft.com/office/word/2006/wordml" xmlns:sl="http://schemas.openxmlformats.org/schemaLibrary/2006/main" xmlns:a="http://schemas.openxmlformats.org/drawingml/2006/main" xmlns:pic="http://schemas.openxmlformats.org/drawingml/2006/picture" xmlns:c="http://schemas.openxmlformats.org/drawingml/2006/chart" xmlns:lc="http://schemas.openxmlformats.org/drawingml/2006/lockedCanvas" xmlns:dgm="http://schemas.openxmlformats.org/drawingml/2006/diagram" xmlns:wps="http://schemas.microsoft.com/office/word/2010/wordprocessingShape" xmlns:wpg="http://schemas.microsoft.com/office/word/2010/wordprocessingGroup" xmlns:w14="http://schemas.microsoft.com/office/word/2010/wordml" xmlns:w15="http://schemas.microsoft.com/office/word/2012/wordml" xmlns:w16="http://schemas.microsoft.com/office/word/2018/wordml" xmlns:w16cex="http://schemas.microsoft.com/office/word/2018/wordml/cex" xmlns:w16cid="http://schemas.microsoft.com/office/word/2016/wordml/cid" xmlns="http://schemas.microsoft.com/office/tasks/2019/documenttasks" xmlns:cr="http://schemas.microsoft.com/office/comments/2020/reactions">
+  <w:comment w:author="ALONSO . GONZALEZ JARA" w:id="0" w:date="2026-10-16T20:24:16Z">
+    <w:p>
+      <w:pPr>
+        <w:keepNext w:val="0"/>
+        <w:keepLines w:val="0"/>
+        <w:pageBreakBefore w:val="0"/>
+        <w:widowControl w:val="0"/>
+        <w:pBdr>
+          <w:top w:space="0" w:sz="0" w:val="nil"/>
+          <w:left w:space="0" w:sz="0" w:val="nil"/>
+          <w:bottom w:space="0" w:sz="0" w:val="nil"/>
+          <w:right w:space="0" w:sz="0" w:val="nil"/>
+          <w:between w:space="0" w:sz="0" w:val="nil"/>
+        </w:pBdr>
+        <w:shd w:fill="auto" w:val="clear"/>
+        <w:spacing w:after="0" w:before="0" w:line="240" w:lineRule="auto"/>
+        <w:ind w:left="0" w:right="0" w:firstLine="0"/>
+        <w:jc w:val="left"/>
+        <w:rPr>
+          <w:rFonts w:ascii="Arial" w:cs="Arial" w:eastAsia="Arial" w:hAnsi="Arial"/>
+          <w:b w:val="0"/>
+          <w:bCs w:val="0"/>
+          <w:i w:val="0"/>
+          <w:iCs w:val="0"/>
+          <w:smallCaps w:val="0"/>
+          <w:strike w:val="0"/>
+          <w:color w:val="000000"/>
+          <w:sz w:val="22"/>
+          <w:szCs w:val="22"/>
+          <w:u w:val="none"/>
+          <w:shd w:fill="auto" w:val="clear"/>
+          <w:vertAlign w:val="baseline"/>
+        </w:rPr>
+      </w:pPr>
+      <w:r>
+        <w:rPr>
+          <w:rFonts w:ascii="Arial" w:cs="Arial" w:eastAsia="Arial" w:hAnsi="Arial"/>
+          <w:b w:val="0"/>
+          <w:bCs w:val="0"/>
+          <w:i w:val="0"/>
+          <w:iCs w:val="0"/>
+          <w:smallCaps w:val="0"/>
+          <w:strike w:val="0"/>
+          <w:color w:val="000000"/>
+          <w:sz w:val="22"/>
+          <w:szCs w:val="22"/>
+          <w:u w:val="none"/>
+          <w:shd w:fill="auto" w:val="clear"/>
+          <w:vertAlign w:val="baseline"/>
+          <w:rtl w:val="0"/>
+        </w:rPr>
+        <w:t xml:space="preserve">La auditoria menciona una cancelación, pero por los metodos personalizados para activar la alerta no lo consideré</w:t>
+      </w:r>
+    </w:p>
+  </w:comment>
+</w:comments>
+</file>
+
 <file path=word/numbering.xml><?xml version="1.0" encoding="utf-8"?>
 <w:numbering xmlns:mc="http://schemas.openxmlformats.org/markup-compatibility/2006" xmlns:o="urn:schemas-microsoft-com:office:office" xmlns:r="http://schemas.openxmlformats.org/officeDocument/2006/relationships" xmlns:m="http://schemas.openxmlformats.org/officeDocument/2006/math" xmlns:v="urn:schemas-microsoft-com:vml" xmlns:wp="http://schemas.openxmlformats.org/drawingml/2006/wordprocessingDrawing" xmlns:w10="urn:schemas-microsoft-com:office:word" xmlns:w="http://schemas.openxmlformats.org/wordprocessingml/2006/main" xmlns:wne="http://schemas.microsoft.com/office/word/2006/wordml" xmlns:sl="http://schemas.openxmlformats.org/schemaLibrary/2006/main" xmlns:a="http://schemas.openxmlformats.org/drawingml/2006/main" xmlns:pic="http://schemas.openxmlformats.org/drawingml/2006/picture" xmlns:c="http://schemas.openxmlformats.org/drawingml/2006/chart" xmlns:lc="http://schemas.openxmlformats.org/drawingml/2006/lockedCanvas" xmlns:dgm="http://schemas.openxmlformats.org/drawingml/2006/diagram" xmlns:wps="http://schemas.microsoft.com/office/word/2010/wordprocessingShape" xmlns:wpg="http://schemas.microsoft.com/office/word/2010/wordprocessingGroup" xmlns:w14="http://schemas.microsoft.com/office/word/2010/wordml" xmlns:w15="http://schemas.microsoft.com/office/word/2012/wordml" xmlns:w16="http://schemas.microsoft.com/office/word/2018/wordml" xmlns:w16cex="http://schemas.microsoft.com/office/word/2018/wordml/cex" xmlns:w16cid="http://schemas.microsoft.com/office/word/2016/wordml/cid" xmlns="http://schemas.microsoft.com/office/tasks/2019/documenttasks" xmlns:cr="http://schemas.microsoft.com/office/comments/2020/reactions">
   <w:abstractNum w:abstractNumId="1">
@@ -4115,6 +7009,446 @@
     </w:lvl>
   </w:abstractNum>
   <w:abstractNum w:abstractNumId="7">
+    <w:lvl w:ilvl="0">
+      <w:start w:val="1"/>
+      <w:numFmt w:val="bullet"/>
+      <w:lvlText w:val="●"/>
+      <w:lvlJc w:val="left"/>
+      <w:pPr>
+        <w:ind w:left="720" w:hanging="360"/>
+      </w:pPr>
+      <w:rPr>
+        <w:u w:val="none"/>
+      </w:rPr>
+    </w:lvl>
+    <w:lvl w:ilvl="1">
+      <w:start w:val="1"/>
+      <w:numFmt w:val="bullet"/>
+      <w:lvlText w:val="○"/>
+      <w:lvlJc w:val="left"/>
+      <w:pPr>
+        <w:ind w:left="1440" w:hanging="360"/>
+      </w:pPr>
+      <w:rPr>
+        <w:u w:val="none"/>
+      </w:rPr>
+    </w:lvl>
+    <w:lvl w:ilvl="2">
+      <w:start w:val="1"/>
+      <w:numFmt w:val="bullet"/>
+      <w:lvlText w:val="■"/>
+      <w:lvlJc w:val="left"/>
+      <w:pPr>
+        <w:ind w:left="2160" w:hanging="360"/>
+      </w:pPr>
+      <w:rPr>
+        <w:u w:val="none"/>
+      </w:rPr>
+    </w:lvl>
+    <w:lvl w:ilvl="3">
+      <w:start w:val="1"/>
+      <w:numFmt w:val="bullet"/>
+      <w:lvlText w:val="●"/>
+      <w:lvlJc w:val="left"/>
+      <w:pPr>
+        <w:ind w:left="2880" w:hanging="360"/>
+      </w:pPr>
+      <w:rPr>
+        <w:u w:val="none"/>
+      </w:rPr>
+    </w:lvl>
+    <w:lvl w:ilvl="4">
+      <w:start w:val="1"/>
+      <w:numFmt w:val="bullet"/>
+      <w:lvlText w:val="○"/>
+      <w:lvlJc w:val="left"/>
+      <w:pPr>
+        <w:ind w:left="3600" w:hanging="360"/>
+      </w:pPr>
+      <w:rPr>
+        <w:u w:val="none"/>
+      </w:rPr>
+    </w:lvl>
+    <w:lvl w:ilvl="5">
+      <w:start w:val="1"/>
+      <w:numFmt w:val="bullet"/>
+      <w:lvlText w:val="■"/>
+      <w:lvlJc w:val="left"/>
+      <w:pPr>
+        <w:ind w:left="4320" w:hanging="360"/>
+      </w:pPr>
+      <w:rPr>
+        <w:u w:val="none"/>
+      </w:rPr>
+    </w:lvl>
+    <w:lvl w:ilvl="6">
+      <w:start w:val="1"/>
+      <w:numFmt w:val="bullet"/>
+      <w:lvlText w:val="●"/>
+      <w:lvlJc w:val="left"/>
+      <w:pPr>
+        <w:ind w:left="5040" w:hanging="360"/>
+      </w:pPr>
+      <w:rPr>
+        <w:u w:val="none"/>
+      </w:rPr>
+    </w:lvl>
+    <w:lvl w:ilvl="7">
+      <w:start w:val="1"/>
+      <w:numFmt w:val="bullet"/>
+      <w:lvlText w:val="○"/>
+      <w:lvlJc w:val="left"/>
+      <w:pPr>
+        <w:ind w:left="5760" w:hanging="360"/>
+      </w:pPr>
+      <w:rPr>
+        <w:u w:val="none"/>
+      </w:rPr>
+    </w:lvl>
+    <w:lvl w:ilvl="8">
+      <w:start w:val="1"/>
+      <w:numFmt w:val="bullet"/>
+      <w:lvlText w:val="■"/>
+      <w:lvlJc w:val="left"/>
+      <w:pPr>
+        <w:ind w:left="6480" w:hanging="360"/>
+      </w:pPr>
+      <w:rPr>
+        <w:u w:val="none"/>
+      </w:rPr>
+    </w:lvl>
+  </w:abstractNum>
+  <w:abstractNum w:abstractNumId="8">
+    <w:lvl w:ilvl="0">
+      <w:start w:val="1"/>
+      <w:numFmt w:val="bullet"/>
+      <w:lvlText w:val="●"/>
+      <w:lvlJc w:val="left"/>
+      <w:pPr>
+        <w:ind w:left="720" w:hanging="360"/>
+      </w:pPr>
+      <w:rPr>
+        <w:u w:val="none"/>
+      </w:rPr>
+    </w:lvl>
+    <w:lvl w:ilvl="1">
+      <w:start w:val="1"/>
+      <w:numFmt w:val="bullet"/>
+      <w:lvlText w:val="○"/>
+      <w:lvlJc w:val="left"/>
+      <w:pPr>
+        <w:ind w:left="1440" w:hanging="360"/>
+      </w:pPr>
+      <w:rPr>
+        <w:u w:val="none"/>
+      </w:rPr>
+    </w:lvl>
+    <w:lvl w:ilvl="2">
+      <w:start w:val="1"/>
+      <w:numFmt w:val="bullet"/>
+      <w:lvlText w:val="■"/>
+      <w:lvlJc w:val="left"/>
+      <w:pPr>
+        <w:ind w:left="2160" w:hanging="360"/>
+      </w:pPr>
+      <w:rPr>
+        <w:u w:val="none"/>
+      </w:rPr>
+    </w:lvl>
+    <w:lvl w:ilvl="3">
+      <w:start w:val="1"/>
+      <w:numFmt w:val="bullet"/>
+      <w:lvlText w:val="●"/>
+      <w:lvlJc w:val="left"/>
+      <w:pPr>
+        <w:ind w:left="2880" w:hanging="360"/>
+      </w:pPr>
+      <w:rPr>
+        <w:u w:val="none"/>
+      </w:rPr>
+    </w:lvl>
+    <w:lvl w:ilvl="4">
+      <w:start w:val="1"/>
+      <w:numFmt w:val="bullet"/>
+      <w:lvlText w:val="○"/>
+      <w:lvlJc w:val="left"/>
+      <w:pPr>
+        <w:ind w:left="3600" w:hanging="360"/>
+      </w:pPr>
+      <w:rPr>
+        <w:u w:val="none"/>
+      </w:rPr>
+    </w:lvl>
+    <w:lvl w:ilvl="5">
+      <w:start w:val="1"/>
+      <w:numFmt w:val="bullet"/>
+      <w:lvlText w:val="■"/>
+      <w:lvlJc w:val="left"/>
+      <w:pPr>
+        <w:ind w:left="4320" w:hanging="360"/>
+      </w:pPr>
+      <w:rPr>
+        <w:u w:val="none"/>
+      </w:rPr>
+    </w:lvl>
+    <w:lvl w:ilvl="6">
+      <w:start w:val="1"/>
+      <w:numFmt w:val="bullet"/>
+      <w:lvlText w:val="●"/>
+      <w:lvlJc w:val="left"/>
+      <w:pPr>
+        <w:ind w:left="5040" w:hanging="360"/>
+      </w:pPr>
+      <w:rPr>
+        <w:u w:val="none"/>
+      </w:rPr>
+    </w:lvl>
+    <w:lvl w:ilvl="7">
+      <w:start w:val="1"/>
+      <w:numFmt w:val="bullet"/>
+      <w:lvlText w:val="○"/>
+      <w:lvlJc w:val="left"/>
+      <w:pPr>
+        <w:ind w:left="5760" w:hanging="360"/>
+      </w:pPr>
+      <w:rPr>
+        <w:u w:val="none"/>
+      </w:rPr>
+    </w:lvl>
+    <w:lvl w:ilvl="8">
+      <w:start w:val="1"/>
+      <w:numFmt w:val="bullet"/>
+      <w:lvlText w:val="■"/>
+      <w:lvlJc w:val="left"/>
+      <w:pPr>
+        <w:ind w:left="6480" w:hanging="360"/>
+      </w:pPr>
+      <w:rPr>
+        <w:u w:val="none"/>
+      </w:rPr>
+    </w:lvl>
+  </w:abstractNum>
+  <w:abstractNum w:abstractNumId="9">
+    <w:lvl w:ilvl="0">
+      <w:start w:val="1"/>
+      <w:numFmt w:val="bullet"/>
+      <w:lvlText w:val="●"/>
+      <w:lvlJc w:val="left"/>
+      <w:pPr>
+        <w:ind w:left="720" w:hanging="360"/>
+      </w:pPr>
+      <w:rPr>
+        <w:u w:val="none"/>
+      </w:rPr>
+    </w:lvl>
+    <w:lvl w:ilvl="1">
+      <w:start w:val="1"/>
+      <w:numFmt w:val="bullet"/>
+      <w:lvlText w:val="○"/>
+      <w:lvlJc w:val="left"/>
+      <w:pPr>
+        <w:ind w:left="1440" w:hanging="360"/>
+      </w:pPr>
+      <w:rPr>
+        <w:u w:val="none"/>
+      </w:rPr>
+    </w:lvl>
+    <w:lvl w:ilvl="2">
+      <w:start w:val="1"/>
+      <w:numFmt w:val="bullet"/>
+      <w:lvlText w:val="■"/>
+      <w:lvlJc w:val="left"/>
+      <w:pPr>
+        <w:ind w:left="2160" w:hanging="360"/>
+      </w:pPr>
+      <w:rPr>
+        <w:u w:val="none"/>
+      </w:rPr>
+    </w:lvl>
+    <w:lvl w:ilvl="3">
+      <w:start w:val="1"/>
+      <w:numFmt w:val="bullet"/>
+      <w:lvlText w:val="●"/>
+      <w:lvlJc w:val="left"/>
+      <w:pPr>
+        <w:ind w:left="2880" w:hanging="360"/>
+      </w:pPr>
+      <w:rPr>
+        <w:u w:val="none"/>
+      </w:rPr>
+    </w:lvl>
+    <w:lvl w:ilvl="4">
+      <w:start w:val="1"/>
+      <w:numFmt w:val="bullet"/>
+      <w:lvlText w:val="○"/>
+      <w:lvlJc w:val="left"/>
+      <w:pPr>
+        <w:ind w:left="3600" w:hanging="360"/>
+      </w:pPr>
+      <w:rPr>
+        <w:u w:val="none"/>
+      </w:rPr>
+    </w:lvl>
+    <w:lvl w:ilvl="5">
+      <w:start w:val="1"/>
+      <w:numFmt w:val="bullet"/>
+      <w:lvlText w:val="■"/>
+      <w:lvlJc w:val="left"/>
+      <w:pPr>
+        <w:ind w:left="4320" w:hanging="360"/>
+      </w:pPr>
+      <w:rPr>
+        <w:u w:val="none"/>
+      </w:rPr>
+    </w:lvl>
+    <w:lvl w:ilvl="6">
+      <w:start w:val="1"/>
+      <w:numFmt w:val="bullet"/>
+      <w:lvlText w:val="●"/>
+      <w:lvlJc w:val="left"/>
+      <w:pPr>
+        <w:ind w:left="5040" w:hanging="360"/>
+      </w:pPr>
+      <w:rPr>
+        <w:u w:val="none"/>
+      </w:rPr>
+    </w:lvl>
+    <w:lvl w:ilvl="7">
+      <w:start w:val="1"/>
+      <w:numFmt w:val="bullet"/>
+      <w:lvlText w:val="○"/>
+      <w:lvlJc w:val="left"/>
+      <w:pPr>
+        <w:ind w:left="5760" w:hanging="360"/>
+      </w:pPr>
+      <w:rPr>
+        <w:u w:val="none"/>
+      </w:rPr>
+    </w:lvl>
+    <w:lvl w:ilvl="8">
+      <w:start w:val="1"/>
+      <w:numFmt w:val="bullet"/>
+      <w:lvlText w:val="■"/>
+      <w:lvlJc w:val="left"/>
+      <w:pPr>
+        <w:ind w:left="6480" w:hanging="360"/>
+      </w:pPr>
+      <w:rPr>
+        <w:u w:val="none"/>
+      </w:rPr>
+    </w:lvl>
+  </w:abstractNum>
+  <w:abstractNum w:abstractNumId="10">
+    <w:lvl w:ilvl="0">
+      <w:start w:val="1"/>
+      <w:numFmt w:val="bullet"/>
+      <w:lvlText w:val="●"/>
+      <w:lvlJc w:val="left"/>
+      <w:pPr>
+        <w:ind w:left="720" w:hanging="360"/>
+      </w:pPr>
+      <w:rPr>
+        <w:u w:val="none"/>
+      </w:rPr>
+    </w:lvl>
+    <w:lvl w:ilvl="1">
+      <w:start w:val="1"/>
+      <w:numFmt w:val="bullet"/>
+      <w:lvlText w:val="○"/>
+      <w:lvlJc w:val="left"/>
+      <w:pPr>
+        <w:ind w:left="1440" w:hanging="360"/>
+      </w:pPr>
+      <w:rPr>
+        <w:u w:val="none"/>
+      </w:rPr>
+    </w:lvl>
+    <w:lvl w:ilvl="2">
+      <w:start w:val="1"/>
+      <w:numFmt w:val="bullet"/>
+      <w:lvlText w:val="■"/>
+      <w:lvlJc w:val="left"/>
+      <w:pPr>
+        <w:ind w:left="2160" w:hanging="360"/>
+      </w:pPr>
+      <w:rPr>
+        <w:u w:val="none"/>
+      </w:rPr>
+    </w:lvl>
+    <w:lvl w:ilvl="3">
+      <w:start w:val="1"/>
+      <w:numFmt w:val="bullet"/>
+      <w:lvlText w:val="●"/>
+      <w:lvlJc w:val="left"/>
+      <w:pPr>
+        <w:ind w:left="2880" w:hanging="360"/>
+      </w:pPr>
+      <w:rPr>
+        <w:u w:val="none"/>
+      </w:rPr>
+    </w:lvl>
+    <w:lvl w:ilvl="4">
+      <w:start w:val="1"/>
+      <w:numFmt w:val="bullet"/>
+      <w:lvlText w:val="○"/>
+      <w:lvlJc w:val="left"/>
+      <w:pPr>
+        <w:ind w:left="3600" w:hanging="360"/>
+      </w:pPr>
+      <w:rPr>
+        <w:u w:val="none"/>
+      </w:rPr>
+    </w:lvl>
+    <w:lvl w:ilvl="5">
+      <w:start w:val="1"/>
+      <w:numFmt w:val="bullet"/>
+      <w:lvlText w:val="■"/>
+      <w:lvlJc w:val="left"/>
+      <w:pPr>
+        <w:ind w:left="4320" w:hanging="360"/>
+      </w:pPr>
+      <w:rPr>
+        <w:u w:val="none"/>
+      </w:rPr>
+    </w:lvl>
+    <w:lvl w:ilvl="6">
+      <w:start w:val="1"/>
+      <w:numFmt w:val="bullet"/>
+      <w:lvlText w:val="●"/>
+      <w:lvlJc w:val="left"/>
+      <w:pPr>
+        <w:ind w:left="5040" w:hanging="360"/>
+      </w:pPr>
+      <w:rPr>
+        <w:u w:val="none"/>
+      </w:rPr>
+    </w:lvl>
+    <w:lvl w:ilvl="7">
+      <w:start w:val="1"/>
+      <w:numFmt w:val="bullet"/>
+      <w:lvlText w:val="○"/>
+      <w:lvlJc w:val="left"/>
+      <w:pPr>
+        <w:ind w:left="5760" w:hanging="360"/>
+      </w:pPr>
+      <w:rPr>
+        <w:u w:val="none"/>
+      </w:rPr>
+    </w:lvl>
+    <w:lvl w:ilvl="8">
+      <w:start w:val="1"/>
+      <w:numFmt w:val="bullet"/>
+      <w:lvlText w:val="■"/>
+      <w:lvlJc w:val="left"/>
+      <w:pPr>
+        <w:ind w:left="6480" w:hanging="360"/>
+      </w:pPr>
+      <w:rPr>
+        <w:u w:val="none"/>
+      </w:rPr>
+    </w:lvl>
+  </w:abstractNum>
+  <w:abstractNum w:abstractNumId="11">
     <w:lvl w:ilvl="0">
       <w:start w:val="1"/>
       <w:numFmt w:val="bullet"/>
@@ -4244,6 +7578,18 @@
   </w:num>
   <w:num w:numId="7">
     <w:abstractNumId w:val="7"/>
+  </w:num>
+  <w:num w:numId="8">
+    <w:abstractNumId w:val="8"/>
+  </w:num>
+  <w:num w:numId="9">
+    <w:abstractNumId w:val="9"/>
+  </w:num>
+  <w:num w:numId="10">
+    <w:abstractNumId w:val="10"/>
+  </w:num>
+  <w:num w:numId="11">
+    <w:abstractNumId w:val="11"/>
   </w:num>
 </w:numbering>
 </file>

--- a/Fase 2/Evidencias Proyecto/Evidencias de documentación/Cambios Realizados.docx
+++ b/Fase 2/Evidencias Proyecto/Evidencias de documentación/Cambios Realizados.docx
@@ -73,13 +73,13 @@
         <w:pStyle w:val="Heading3"/>
         <w:numPr>
           <w:ilvl w:val="0"/>
-          <w:numId w:val="7"/>
-        </w:numPr>
-        <w:spacing w:after="0" w:afterAutospacing="0"/>
+          <w:numId w:val="9"/>
+        </w:numPr>
+        <w:spacing w:after="0" w:lineRule="auto"/>
         <w:ind w:left="720" w:hanging="360"/>
         <w:rPr/>
       </w:pPr>
-      <w:bookmarkStart w:colFirst="0" w:colLast="0" w:name="_hxdup0d6euqq" w:id="0"/>
+      <w:bookmarkStart w:colFirst="0" w:colLast="0" w:name="_heading=h.ik01ysaycfju" w:id="0"/>
       <w:bookmarkEnd w:id="0"/>
       <w:hyperlink r:id="rId7">
         <w:r>
@@ -101,13 +101,12 @@
       <w:pPr>
         <w:numPr>
           <w:ilvl w:val="1"/>
-          <w:numId w:val="7"/>
+          <w:numId w:val="9"/>
         </w:numPr>
         <w:ind w:left="1440" w:hanging="360"/>
         <w:rPr>
           <w:sz w:val="24"/>
           <w:szCs w:val="24"/>
-          <w:u w:val="none"/>
         </w:rPr>
       </w:pPr>
       <w:r>
@@ -148,12 +147,17 @@
         </w:rPr>
         <w:t xml:space="preserve">reemplazando la definición de “MySQL” por la incorporación de Docker Desktop y PostgreSQL, esto debido a que el contenedor se levanta utilizando una base de datos creada en PostgreSQL </w:t>
       </w:r>
+      <w:r>
+        <w:rPr>
+          <w:rtl w:val="0"/>
+        </w:rPr>
+      </w:r>
     </w:p>
     <w:p>
       <w:pPr>
         <w:numPr>
           <w:ilvl w:val="1"/>
-          <w:numId w:val="7"/>
+          <w:numId w:val="9"/>
         </w:numPr>
         <w:ind w:left="1440" w:hanging="360"/>
         <w:rPr>
@@ -214,30 +218,14 @@
           <w:szCs w:val="24"/>
           <w:rtl w:val="0"/>
         </w:rPr>
-        <w:t xml:space="preserve">En el mismo apartado se corrigió la definición </w:t>
-      </w:r>
-      <w:r>
-        <w:rPr>
-          <w:sz w:val="24"/>
-          <w:szCs w:val="24"/>
-          <w:rtl w:val="0"/>
-        </w:rPr>
-        <w:t xml:space="preserve">“El</w:t>
-      </w:r>
-      <w:r>
-        <w:rPr>
-          <w:sz w:val="24"/>
-          <w:szCs w:val="24"/>
-          <w:rtl w:val="0"/>
-        </w:rPr>
-        <w:t xml:space="preserve"> lenguaje a desarrollar será JavaScript” a “El lenguaje a desarrollar será TypeScript”</w:t>
+        <w:t xml:space="preserve">En el mismo apartado se corrigió la definición “El lenguaje a desarrollar será JavaScript” a “El lenguaje a desarrollar será TypeScript”</w:t>
       </w:r>
     </w:p>
     <w:p>
       <w:pPr>
         <w:numPr>
           <w:ilvl w:val="1"/>
-          <w:numId w:val="9"/>
+          <w:numId w:val="11"/>
         </w:numPr>
         <w:ind w:left="1440" w:hanging="360"/>
         <w:rPr>
@@ -288,7 +276,7 @@
       <w:pPr>
         <w:numPr>
           <w:ilvl w:val="1"/>
-          <w:numId w:val="9"/>
+          <w:numId w:val="11"/>
         </w:numPr>
         <w:ind w:left="1440" w:hanging="360"/>
         <w:rPr>
@@ -339,7 +327,7 @@
       <w:pPr>
         <w:numPr>
           <w:ilvl w:val="1"/>
-          <w:numId w:val="9"/>
+          <w:numId w:val="11"/>
         </w:numPr>
         <w:ind w:left="1440" w:hanging="360"/>
         <w:rPr>
@@ -390,7 +378,7 @@
       <w:pPr>
         <w:numPr>
           <w:ilvl w:val="1"/>
-          <w:numId w:val="9"/>
+          <w:numId w:val="11"/>
         </w:numPr>
         <w:ind w:left="1440" w:hanging="360"/>
         <w:rPr>
@@ -416,23 +404,7 @@
           <w:szCs w:val="24"/>
           <w:rtl w:val="0"/>
         </w:rPr>
-        <w:t xml:space="preserve">Se </w:t>
-      </w:r>
-      <w:r>
-        <w:rPr>
-          <w:sz w:val="24"/>
-          <w:szCs w:val="24"/>
-          <w:rtl w:val="0"/>
-        </w:rPr>
-        <w:t xml:space="preserve">modificó</w:t>
-      </w:r>
-      <w:r>
-        <w:rPr>
-          <w:sz w:val="24"/>
-          <w:szCs w:val="24"/>
-          <w:rtl w:val="0"/>
-        </w:rPr>
-        <w:t xml:space="preserve"> el apartado </w:t>
+        <w:t xml:space="preserve">Se modificó el apartado </w:t>
       </w:r>
       <w:r>
         <w:rPr>
@@ -457,7 +429,7 @@
       <w:pPr>
         <w:numPr>
           <w:ilvl w:val="1"/>
-          <w:numId w:val="9"/>
+          <w:numId w:val="11"/>
         </w:numPr>
         <w:ind w:left="1440" w:hanging="360"/>
         <w:rPr>
@@ -483,23 +455,7 @@
           <w:szCs w:val="24"/>
           <w:rtl w:val="0"/>
         </w:rPr>
-        <w:t xml:space="preserve">Se </w:t>
-      </w:r>
-      <w:r>
-        <w:rPr>
-          <w:sz w:val="24"/>
-          <w:szCs w:val="24"/>
-          <w:rtl w:val="0"/>
-        </w:rPr>
-        <w:t xml:space="preserve">modificó</w:t>
-      </w:r>
-      <w:r>
-        <w:rPr>
-          <w:sz w:val="24"/>
-          <w:szCs w:val="24"/>
-          <w:rtl w:val="0"/>
-        </w:rPr>
-        <w:t xml:space="preserve"> el apartado </w:t>
+        <w:t xml:space="preserve">Se modificó el apartado </w:t>
       </w:r>
       <w:r>
         <w:rPr>
@@ -560,7 +516,7 @@
       <w:pPr>
         <w:numPr>
           <w:ilvl w:val="2"/>
-          <w:numId w:val="9"/>
+          <w:numId w:val="11"/>
         </w:numPr>
         <w:ind w:left="2160" w:hanging="360"/>
         <w:rPr>
@@ -581,7 +537,7 @@
       <w:pPr>
         <w:numPr>
           <w:ilvl w:val="2"/>
-          <w:numId w:val="9"/>
+          <w:numId w:val="11"/>
         </w:numPr>
         <w:ind w:left="2160" w:hanging="360"/>
         <w:rPr>
@@ -617,6 +573,136 @@
           <w:rtl w:val="0"/>
         </w:rPr>
         <w:t xml:space="preserve">“El sistema tiene que cumplir con las normas de calidad definidas en la ISO 9126 y la ISO 25001.”</w:t>
+      </w:r>
+    </w:p>
+    <w:p>
+      <w:pPr>
+        <w:numPr>
+          <w:ilvl w:val="2"/>
+          <w:numId w:val="7"/>
+        </w:numPr>
+        <w:ind w:left="2160" w:hanging="360"/>
+        <w:rPr>
+          <w:b w:val="1"/>
+          <w:bCs w:val="1"/>
+          <w:sz w:val="24"/>
+          <w:szCs w:val="24"/>
+        </w:rPr>
+      </w:pPr>
+      <w:r>
+        <w:rPr>
+          <w:b w:val="1"/>
+          <w:bCs w:val="1"/>
+          <w:sz w:val="24"/>
+          <w:szCs w:val="24"/>
+          <w:rtl w:val="0"/>
+        </w:rPr>
+        <w:t xml:space="preserve">Texto actual:</w:t>
+      </w:r>
+    </w:p>
+    <w:p>
+      <w:pPr>
+        <w:ind w:left="1417.3228346456694" w:firstLine="0"/>
+        <w:rPr>
+          <w:color w:val="1f1f1f"/>
+          <w:sz w:val="24"/>
+          <w:szCs w:val="24"/>
+        </w:rPr>
+      </w:pPr>
+      <w:r>
+        <w:rPr>
+          <w:b w:val="1"/>
+          <w:bCs w:val="1"/>
+          <w:sz w:val="24"/>
+          <w:szCs w:val="24"/>
+          <w:rtl w:val="0"/>
+        </w:rPr>
+        <w:tab/>
+      </w:r>
+      <w:r>
+        <w:rPr>
+          <w:sz w:val="24"/>
+          <w:szCs w:val="24"/>
+          <w:rtl w:val="0"/>
+        </w:rPr>
+        <w:t xml:space="preserve">“El sistema se evaluará según el modelo de calidad de producto ISO/IEC 25010</w:t>
+      </w:r>
+      <w:r>
+        <w:rPr>
+          <w:color w:val="1f1f1f"/>
+          <w:sz w:val="24"/>
+          <w:szCs w:val="24"/>
+          <w:rtl w:val="0"/>
+        </w:rPr>
+        <w:t xml:space="preserve">”</w:t>
+      </w:r>
+    </w:p>
+    <w:p>
+      <w:pPr>
+        <w:ind w:left="1417.3228346456694" w:firstLine="0"/>
+        <w:rPr>
+          <w:color w:val="1f1f1f"/>
+          <w:sz w:val="24"/>
+          <w:szCs w:val="24"/>
+        </w:rPr>
+      </w:pPr>
+      <w:r>
+        <w:rPr>
+          <w:rtl w:val="0"/>
+        </w:rPr>
+      </w:r>
+    </w:p>
+    <w:p>
+      <w:pPr>
+        <w:ind w:left="1417.3228346456694" w:firstLine="0"/>
+        <w:rPr>
+          <w:color w:val="1f1f1f"/>
+          <w:sz w:val="24"/>
+          <w:szCs w:val="24"/>
+        </w:rPr>
+      </w:pPr>
+      <w:r>
+        <w:rPr>
+          <w:color w:val="1f1f1f"/>
+          <w:sz w:val="24"/>
+          <w:szCs w:val="24"/>
+          <w:rtl w:val="0"/>
+        </w:rPr>
+        <w:t xml:space="preserve">Esto debido a que la ISOs consideradas anteriormente trataban la planificación de evaluación, no un modelo de calidad de producto (que sí considera la ISO/IEC 25010)</w:t>
+      </w:r>
+    </w:p>
+    <w:p>
+      <w:pPr>
+        <w:ind w:left="1417.3228346456694" w:firstLine="0"/>
+        <w:rPr>
+          <w:color w:val="1f1f1f"/>
+          <w:sz w:val="24"/>
+          <w:szCs w:val="24"/>
+        </w:rPr>
+      </w:pPr>
+      <w:r>
+        <w:rPr>
+          <w:rtl w:val="0"/>
+        </w:rPr>
+      </w:r>
+    </w:p>
+    <w:p>
+      <w:pPr>
+        <w:ind w:left="1417.3228346456694" w:firstLine="0"/>
+        <w:rPr>
+          <w:color w:val="1f1f1f"/>
+          <w:sz w:val="24"/>
+          <w:szCs w:val="24"/>
+        </w:rPr>
+      </w:pPr>
+      <w:r>
+        <w:rPr>
+          <w:color w:val="1f1f1f"/>
+          <w:sz w:val="24"/>
+          <w:szCs w:val="24"/>
+          <w:rtl w:val="0"/>
+        </w:rPr>
+        <w:t xml:space="preserve">En el mismo apartado se añadieron métricas de medición de éxito de:</w:t>
       </w:r>
     </w:p>
     <w:p>
@@ -627,239 +713,148 @@
         </w:numPr>
         <w:ind w:left="2160" w:hanging="360"/>
         <w:rPr>
-          <w:b w:val="1"/>
-          <w:bCs w:val="1"/>
-          <w:sz w:val="24"/>
-          <w:szCs w:val="24"/>
-        </w:rPr>
-      </w:pPr>
-      <w:r>
-        <w:rPr>
-          <w:b w:val="1"/>
-          <w:bCs w:val="1"/>
-          <w:sz w:val="24"/>
-          <w:szCs w:val="24"/>
-          <w:rtl w:val="0"/>
-        </w:rPr>
-        <w:t xml:space="preserve">Texto actual:</w:t>
-      </w:r>
-    </w:p>
-    <w:p>
-      <w:pPr>
-        <w:ind w:left="1417.3228346456694" w:firstLine="0"/>
-        <w:rPr>
-          <w:color w:val="1f1f1f"/>
-          <w:sz w:val="24"/>
-          <w:szCs w:val="24"/>
-        </w:rPr>
-      </w:pPr>
-      <w:r>
-        <w:rPr>
-          <w:b w:val="1"/>
-          <w:bCs w:val="1"/>
-          <w:sz w:val="24"/>
-          <w:szCs w:val="24"/>
-          <w:rtl w:val="0"/>
-        </w:rPr>
-        <w:tab/>
-      </w:r>
-      <w:r>
-        <w:rPr>
-          <w:sz w:val="24"/>
-          <w:szCs w:val="24"/>
-          <w:rtl w:val="0"/>
-        </w:rPr>
-        <w:t xml:space="preserve">“El sistema se evaluará según el modelo de calidad de producto ISO/IEC 25010</w:t>
-      </w:r>
-      <w:r>
-        <w:rPr>
-          <w:color w:val="1f1f1f"/>
-          <w:sz w:val="24"/>
-          <w:szCs w:val="24"/>
-          <w:rtl w:val="0"/>
-        </w:rPr>
-        <w:t xml:space="preserve">”</w:t>
-      </w:r>
-    </w:p>
-    <w:p>
-      <w:pPr>
-        <w:ind w:left="1417.3228346456694" w:firstLine="0"/>
-        <w:rPr>
-          <w:color w:val="1f1f1f"/>
-          <w:sz w:val="24"/>
-          <w:szCs w:val="24"/>
-        </w:rPr>
-      </w:pPr>
-      <w:r>
-        <w:rPr>
-          <w:rtl w:val="0"/>
-        </w:rPr>
-      </w:r>
-    </w:p>
-    <w:p>
-      <w:pPr>
-        <w:ind w:left="1417.3228346456694" w:firstLine="0"/>
-        <w:rPr>
-          <w:color w:val="1f1f1f"/>
-          <w:sz w:val="24"/>
-          <w:szCs w:val="24"/>
-        </w:rPr>
-      </w:pPr>
-      <w:r>
-        <w:rPr>
-          <w:color w:val="1f1f1f"/>
-          <w:sz w:val="24"/>
-          <w:szCs w:val="24"/>
-          <w:rtl w:val="0"/>
-        </w:rPr>
-        <w:t xml:space="preserve">Esto debido a que la ISOs consideradas anteriormente trataban la planificación de evaluación, no un modelo de calidad de producto (que sí considera la ISO/IEC 25010)</w:t>
-      </w:r>
-    </w:p>
-    <w:p>
-      <w:pPr>
-        <w:ind w:left="1417.3228346456694" w:firstLine="0"/>
-        <w:rPr>
-          <w:color w:val="1f1f1f"/>
-          <w:sz w:val="24"/>
-          <w:szCs w:val="24"/>
-        </w:rPr>
-      </w:pPr>
-      <w:r>
-        <w:rPr>
-          <w:rtl w:val="0"/>
-        </w:rPr>
-      </w:r>
-    </w:p>
-    <w:p>
-      <w:pPr>
-        <w:ind w:left="1417.3228346456694" w:firstLine="0"/>
-        <w:rPr>
-          <w:color w:val="1f1f1f"/>
-          <w:sz w:val="24"/>
-          <w:szCs w:val="24"/>
-        </w:rPr>
-      </w:pPr>
-      <w:r>
-        <w:rPr>
-          <w:color w:val="1f1f1f"/>
-          <w:sz w:val="24"/>
-          <w:szCs w:val="24"/>
-          <w:rtl w:val="0"/>
-        </w:rPr>
-        <w:t xml:space="preserve">En el mismo apartado se añadieron métricas de medición de éxito de:</w:t>
+          <w:color w:val="1f1f1f"/>
+          <w:sz w:val="24"/>
+          <w:szCs w:val="24"/>
+        </w:rPr>
+      </w:pPr>
+      <w:sdt>
+        <w:sdtPr>
+          <w:id w:val="-1195171137"/>
+          <w:tag w:val="goog_rdk_0"/>
+        </w:sdtPr>
+        <w:sdtContent>
+          <w:r>
+            <w:rPr>
+              <w:rFonts w:ascii="Arial Unicode MS" w:cs="Arial Unicode MS" w:eastAsia="Arial Unicode MS" w:hAnsi="Arial Unicode MS"/>
+              <w:color w:val="1f1f1f"/>
+              <w:sz w:val="24"/>
+              <w:szCs w:val="24"/>
+              <w:rtl w:val="0"/>
+            </w:rPr>
+            <w:t xml:space="preserve">Seguridad: ≥98% de los casos de seguridad aprobados y 0 defectos críticos</w:t>
+          </w:r>
+        </w:sdtContent>
+      </w:sdt>
+      <w:r>
+        <w:rPr>
+          <w:rtl w:val="0"/>
+        </w:rPr>
       </w:r>
     </w:p>
     <w:p>
       <w:pPr>
         <w:numPr>
           <w:ilvl w:val="2"/>
-          <w:numId w:val="3"/>
+          <w:numId w:val="5"/>
         </w:numPr>
         <w:ind w:left="2160" w:hanging="360"/>
         <w:rPr>
           <w:color w:val="1f1f1f"/>
           <w:sz w:val="24"/>
           <w:szCs w:val="24"/>
-          <w:u w:val="none"/>
-        </w:rPr>
-      </w:pPr>
-      <w:r>
-        <w:rPr>
-          <w:rFonts w:ascii="Arial Unicode MS" w:cs="Arial Unicode MS" w:eastAsia="Arial Unicode MS" w:hAnsi="Arial Unicode MS"/>
-          <w:color w:val="1f1f1f"/>
-          <w:sz w:val="24"/>
-          <w:szCs w:val="24"/>
-          <w:rtl w:val="0"/>
-        </w:rPr>
-        <w:t xml:space="preserve">Seguridad: ≥98% de los casos de seguridad aprobados y 0 defectos críticos</w:t>
+        </w:rPr>
+      </w:pPr>
+      <w:sdt>
+        <w:sdtPr>
+          <w:id w:val="-526726354"/>
+          <w:tag w:val="goog_rdk_1"/>
+        </w:sdtPr>
+        <w:sdtContent>
+          <w:r>
+            <w:rPr>
+              <w:rFonts w:ascii="Arial Unicode MS" w:cs="Arial Unicode MS" w:eastAsia="Arial Unicode MS" w:hAnsi="Arial Unicode MS"/>
+              <w:color w:val="1f1f1f"/>
+              <w:sz w:val="24"/>
+              <w:szCs w:val="24"/>
+              <w:rtl w:val="0"/>
+            </w:rPr>
+            <w:t xml:space="preserve">Usabilidad: ≥98% de los casos de usabilidad y responsividad aprobados</w:t>
+          </w:r>
+        </w:sdtContent>
+      </w:sdt>
+      <w:r>
+        <w:rPr>
+          <w:rtl w:val="0"/>
+        </w:rPr>
       </w:r>
     </w:p>
     <w:p>
       <w:pPr>
         <w:numPr>
           <w:ilvl w:val="2"/>
-          <w:numId w:val="3"/>
+          <w:numId w:val="5"/>
         </w:numPr>
         <w:ind w:left="2160" w:hanging="360"/>
         <w:rPr>
           <w:color w:val="1f1f1f"/>
           <w:sz w:val="24"/>
           <w:szCs w:val="24"/>
-          <w:u w:val="none"/>
-        </w:rPr>
-      </w:pPr>
-      <w:r>
-        <w:rPr>
-          <w:rFonts w:ascii="Arial Unicode MS" w:cs="Arial Unicode MS" w:eastAsia="Arial Unicode MS" w:hAnsi="Arial Unicode MS"/>
-          <w:color w:val="1f1f1f"/>
-          <w:sz w:val="24"/>
-          <w:szCs w:val="24"/>
-          <w:rtl w:val="0"/>
-        </w:rPr>
-        <w:t xml:space="preserve">Usabilidad: ≥98% de los casos de usabilidad y responsividad aprobados</w:t>
+        </w:rPr>
+      </w:pPr>
+      <w:sdt>
+        <w:sdtPr>
+          <w:id w:val="-1975317791"/>
+          <w:tag w:val="goog_rdk_2"/>
+        </w:sdtPr>
+        <w:sdtContent>
+          <w:r>
+            <w:rPr>
+              <w:rFonts w:ascii="Arial Unicode MS" w:cs="Arial Unicode MS" w:eastAsia="Arial Unicode MS" w:hAnsi="Arial Unicode MS"/>
+              <w:color w:val="1f1f1f"/>
+              <w:sz w:val="24"/>
+              <w:szCs w:val="24"/>
+              <w:rtl w:val="0"/>
+            </w:rPr>
+            <w:t xml:space="preserve">Funcionalidad: ≥ 98% de los casos funcionales aprobados</w:t>
+          </w:r>
+        </w:sdtContent>
+      </w:sdt>
+      <w:r>
+        <w:rPr>
+          <w:rtl w:val="0"/>
+        </w:rPr>
       </w:r>
     </w:p>
     <w:p>
       <w:pPr>
         <w:numPr>
           <w:ilvl w:val="2"/>
-          <w:numId w:val="3"/>
+          <w:numId w:val="5"/>
         </w:numPr>
         <w:ind w:left="2160" w:hanging="360"/>
         <w:rPr>
           <w:color w:val="1f1f1f"/>
           <w:sz w:val="24"/>
           <w:szCs w:val="24"/>
-          <w:u w:val="none"/>
-        </w:rPr>
-      </w:pPr>
-      <w:r>
-        <w:rPr>
-          <w:rFonts w:ascii="Arial Unicode MS" w:cs="Arial Unicode MS" w:eastAsia="Arial Unicode MS" w:hAnsi="Arial Unicode MS"/>
-          <w:color w:val="1f1f1f"/>
-          <w:sz w:val="24"/>
-          <w:szCs w:val="24"/>
-          <w:rtl w:val="0"/>
-        </w:rPr>
-        <w:t xml:space="preserve">Funcionalidad: ≥ 98% de los casos funcionales aprobados</w:t>
+        </w:rPr>
+      </w:pPr>
+      <w:r>
+        <w:rPr>
+          <w:color w:val="1f1f1f"/>
+          <w:sz w:val="24"/>
+          <w:szCs w:val="24"/>
+          <w:rtl w:val="0"/>
+        </w:rPr>
+        <w:t xml:space="preserve">Mantenibilidad: 100% del código funcional sin errores</w:t>
+      </w:r>
+      <w:r>
+        <w:rPr>
+          <w:rtl w:val="0"/>
+        </w:rPr>
       </w:r>
     </w:p>
     <w:p>
       <w:pPr>
         <w:numPr>
           <w:ilvl w:val="2"/>
-          <w:numId w:val="3"/>
+          <w:numId w:val="5"/>
         </w:numPr>
         <w:ind w:left="2160" w:hanging="360"/>
         <w:rPr>
           <w:color w:val="1f1f1f"/>
           <w:sz w:val="24"/>
           <w:szCs w:val="24"/>
-          <w:u w:val="none"/>
-        </w:rPr>
-      </w:pPr>
-      <w:r>
-        <w:rPr>
-          <w:color w:val="1f1f1f"/>
-          <w:sz w:val="24"/>
-          <w:szCs w:val="24"/>
-          <w:rtl w:val="0"/>
-        </w:rPr>
-        <w:t xml:space="preserve">Mantenibilidad: 100% del código funcional sin errores</w:t>
-      </w:r>
-    </w:p>
-    <w:p>
-      <w:pPr>
-        <w:numPr>
-          <w:ilvl w:val="2"/>
-          <w:numId w:val="3"/>
-        </w:numPr>
-        <w:ind w:left="2160" w:hanging="360"/>
-        <w:rPr>
-          <w:color w:val="1f1f1f"/>
-          <w:sz w:val="24"/>
-          <w:szCs w:val="24"/>
-          <w:u w:val="none"/>
         </w:rPr>
       </w:pPr>
       <w:r>
@@ -871,12 +866,17 @@
         </w:rPr>
         <w:t xml:space="preserve">Interoperabilidad: 100% de los flujos de funcionamiento equivalentes en web, móvil y escritorio</w:t>
       </w:r>
+      <w:r>
+        <w:rPr>
+          <w:rtl w:val="0"/>
+        </w:rPr>
+      </w:r>
     </w:p>
     <w:p>
       <w:pPr>
         <w:numPr>
           <w:ilvl w:val="1"/>
-          <w:numId w:val="3"/>
+          <w:numId w:val="5"/>
         </w:numPr>
         <w:ind w:left="1440" w:hanging="360"/>
         <w:rPr>
@@ -903,23 +903,7 @@
           <w:szCs w:val="24"/>
           <w:rtl w:val="0"/>
         </w:rPr>
-        <w:t xml:space="preserve">Se </w:t>
-      </w:r>
-      <w:r>
-        <w:rPr>
-          <w:sz w:val="24"/>
-          <w:szCs w:val="24"/>
-          <w:rtl w:val="0"/>
-        </w:rPr>
-        <w:t xml:space="preserve">modificó</w:t>
-      </w:r>
-      <w:r>
-        <w:rPr>
-          <w:sz w:val="24"/>
-          <w:szCs w:val="24"/>
-          <w:rtl w:val="0"/>
-        </w:rPr>
-        <w:t xml:space="preserve"> el apartado </w:t>
+        <w:t xml:space="preserve">Se modificó el apartado </w:t>
       </w:r>
       <w:r>
         <w:rPr>
@@ -957,6 +941,11 @@
         </w:rPr>
         <w:t xml:space="preserve">, se especificó el RF3 que mencionaba “empleados”, siendo reemplazado por “personal de soporte” que es acorde a los roles dentro de las aplicaciones.</w:t>
       </w:r>
+      <w:r>
+        <w:rPr>
+          <w:rtl w:val="0"/>
+        </w:rPr>
+      </w:r>
     </w:p>
     <w:p>
       <w:pPr>
@@ -972,23 +961,7 @@
           <w:szCs w:val="24"/>
           <w:rtl w:val="0"/>
         </w:rPr>
-        <w:t xml:space="preserve">Al igual que se corrigió un error de tipeo en el RF4 que se refería a los tipos de emergencias que se </w:t>
-      </w:r>
-      <w:r>
-        <w:rPr>
-          <w:sz w:val="24"/>
-          <w:szCs w:val="24"/>
-          <w:rtl w:val="0"/>
-        </w:rPr>
-        <w:t xml:space="preserve">manejarán</w:t>
-      </w:r>
-      <w:r>
-        <w:rPr>
-          <w:sz w:val="24"/>
-          <w:szCs w:val="24"/>
-          <w:rtl w:val="0"/>
-        </w:rPr>
-        <w:t xml:space="preserve"> y no mencionaba al usuario</w:t>
+        <w:t xml:space="preserve">Al igual que se corrigió un error de tipeo en el RF4 que se refería a los tipos de emergencias que se manejarán y no mencionaba al usuario</w:t>
       </w:r>
     </w:p>
     <w:p>
@@ -1032,7 +1005,6 @@
         <w:rPr>
           <w:sz w:val="24"/>
           <w:szCs w:val="24"/>
-          <w:u w:val="none"/>
         </w:rPr>
       </w:pPr>
       <w:r>
@@ -1042,6 +1014,11 @@
           <w:rtl w:val="0"/>
         </w:rPr>
         <w:t xml:space="preserve">RF5: El sistema debe permitir al usuario configurar el método de activación del SOS. Para personas mayores o usuarios con acceso limitado, la configuración predeterminada requiere pulsación sostenida de 5 segundos; el método es configurable según el tipo de usuario. La activación con la aplicación en segundo plano o cerrada (acceso directo, widget o botón físico) se implementará solo donde el sistema operativo lo permita sin código nativo adicional y se clasifica como Could Have. (Prioridad Could Have y valor del resto de perfiles pendientes de confirmar; ver Cambios Pendientes. La personalización no está implementada en el código fuente de la aplicación móvil.)</w:t>
+      </w:r>
+      <w:r>
+        <w:rPr>
+          <w:rtl w:val="0"/>
+        </w:rPr>
       </w:r>
     </w:p>
     <w:p>
@@ -1054,7 +1031,6 @@
         <w:rPr>
           <w:sz w:val="24"/>
           <w:szCs w:val="24"/>
-          <w:u w:val="none"/>
         </w:rPr>
       </w:pPr>
       <w:r>
@@ -1064,6 +1040,11 @@
           <w:rtl w:val="0"/>
         </w:rPr>
         <w:t xml:space="preserve">RF7: El sistema debe tener un máximo de 5 contactos de emergencia por usuario: la cuenta principal y cada usuario apadrinado deben poder administrar su límite de 5 contactos</w:t>
+      </w:r>
+      <w:r>
+        <w:rPr>
+          <w:rtl w:val="0"/>
+        </w:rPr>
       </w:r>
     </w:p>
     <w:p>
@@ -1076,7 +1057,6 @@
         <w:rPr>
           <w:sz w:val="24"/>
           <w:szCs w:val="24"/>
-          <w:u w:val="none"/>
         </w:rPr>
       </w:pPr>
       <w:r>
@@ -1086,6 +1066,11 @@
           <w:rtl w:val="0"/>
         </w:rPr>
         <w:t xml:space="preserve">RF12: El sistema debe enviar un mensaje personalizado dependiendo de la finalidad del usuario (Urbano, Medico, Emergencias y Adulto mayor)</w:t>
+      </w:r>
+      <w:r>
+        <w:rPr>
+          <w:rtl w:val="0"/>
+        </w:rPr>
       </w:r>
     </w:p>
     <w:p>
@@ -1098,7 +1083,6 @@
         <w:rPr>
           <w:sz w:val="24"/>
           <w:szCs w:val="24"/>
-          <w:u w:val="none"/>
         </w:rPr>
       </w:pPr>
       <w:r>
@@ -1108,6 +1092,11 @@
           <w:rtl w:val="0"/>
         </w:rPr>
         <w:t xml:space="preserve">RF16: La aplicación web debe realizar ventas de planes de cuentas de usuarios y de cupos para usuarios apadrinados.</w:t>
+      </w:r>
+      <w:r>
+        <w:rPr>
+          <w:rtl w:val="0"/>
+        </w:rPr>
       </w:r>
     </w:p>
     <w:p>
@@ -1120,7 +1109,6 @@
         <w:rPr>
           <w:sz w:val="24"/>
           <w:szCs w:val="24"/>
-          <w:u w:val="none"/>
         </w:rPr>
       </w:pPr>
       <w:r>
@@ -1130,6 +1118,11 @@
           <w:rtl w:val="0"/>
         </w:rPr>
         <w:t xml:space="preserve">RF25: La aplicación web y móvil debe permitir al usuario principal definir sus usuarios apadrinados y el nivel de acceso de cada uno (acceso completo o parcial), y solicitar asistencia al personal de soporte en caso de ayuda para gestionarlo</w:t>
+      </w:r>
+      <w:r>
+        <w:rPr>
+          <w:rtl w:val="0"/>
+        </w:rPr>
       </w:r>
     </w:p>
     <w:p>
@@ -1164,6 +1157,11 @@
         </w:rPr>
         <w:t xml:space="preserve">Se modificó el RF20 ya que consideraba el acceso a la BDD del sistema que contradice el RNF4:</w:t>
       </w:r>
+      <w:r>
+        <w:rPr>
+          <w:rtl w:val="0"/>
+        </w:rPr>
+      </w:r>
     </w:p>
     <w:p>
       <w:pPr>
@@ -1175,7 +1173,6 @@
         <w:rPr>
           <w:sz w:val="24"/>
           <w:szCs w:val="24"/>
-          <w:u w:val="none"/>
         </w:rPr>
       </w:pPr>
       <w:r>
@@ -1185,6 +1182,11 @@
           <w:rtl w:val="0"/>
         </w:rPr>
         <w:t xml:space="preserve">RF20: La aplicación de escritorio debe permitir al usuario con rol ADMINISTRADOR, consultar y modificar los datos del sistema exclusivamente a través de los datos expuestos por la API del backend</w:t>
+      </w:r>
+      <w:r>
+        <w:rPr>
+          <w:rtl w:val="0"/>
+        </w:rPr>
       </w:r>
     </w:p>
     <w:p>
@@ -1231,23 +1233,7 @@
           <w:szCs w:val="24"/>
           <w:rtl w:val="0"/>
         </w:rPr>
-        <w:t xml:space="preserve">Se </w:t>
-      </w:r>
-      <w:r>
-        <w:rPr>
-          <w:sz w:val="24"/>
-          <w:szCs w:val="24"/>
-          <w:rtl w:val="0"/>
-        </w:rPr>
-        <w:t xml:space="preserve">modificó</w:t>
-      </w:r>
-      <w:r>
-        <w:rPr>
-          <w:sz w:val="24"/>
-          <w:szCs w:val="24"/>
-          <w:rtl w:val="0"/>
-        </w:rPr>
-        <w:t xml:space="preserve"> el apartado </w:t>
+        <w:t xml:space="preserve">Se modificó el apartado </w:t>
       </w:r>
       <w:r>
         <w:rPr>
@@ -1278,7 +1264,6 @@
         <w:rPr>
           <w:sz w:val="24"/>
           <w:szCs w:val="24"/>
-          <w:u w:val="none"/>
         </w:rPr>
       </w:pPr>
       <w:r>
@@ -1288,6 +1273,11 @@
           <w:rtl w:val="0"/>
         </w:rPr>
         <w:t xml:space="preserve">RNF6: Al momento de emergencia, el sistema debe registrar la alerta e iniciar acción en un máximo de 3 segundos, y el primer intento de despacho a cada contacto en un máximo de 10 segundos desde la alerta.</w:t>
+      </w:r>
+      <w:r>
+        <w:rPr>
+          <w:rtl w:val="0"/>
+        </w:rPr>
       </w:r>
     </w:p>
     <w:p>
@@ -1406,13 +1396,13 @@
         <w:pStyle w:val="Heading3"/>
         <w:numPr>
           <w:ilvl w:val="0"/>
-          <w:numId w:val="9"/>
-        </w:numPr>
-        <w:spacing w:after="0" w:afterAutospacing="0"/>
+          <w:numId w:val="11"/>
+        </w:numPr>
+        <w:spacing w:after="0" w:lineRule="auto"/>
         <w:ind w:left="720" w:hanging="360"/>
         <w:rPr/>
       </w:pPr>
-      <w:bookmarkStart w:colFirst="0" w:colLast="0" w:name="_wmw9kpw7emqe" w:id="1"/>
+      <w:bookmarkStart w:colFirst="0" w:colLast="0" w:name="_heading=h.byxg1jwpy9th" w:id="1"/>
       <w:bookmarkEnd w:id="1"/>
       <w:hyperlink r:id="rId8">
         <w:r>
@@ -1434,7 +1424,7 @@
       <w:pPr>
         <w:numPr>
           <w:ilvl w:val="1"/>
-          <w:numId w:val="9"/>
+          <w:numId w:val="11"/>
         </w:numPr>
         <w:ind w:left="1440" w:hanging="360"/>
         <w:rPr>
@@ -1460,23 +1450,7 @@
           <w:szCs w:val="24"/>
           <w:rtl w:val="0"/>
         </w:rPr>
-        <w:t xml:space="preserve">Se </w:t>
-      </w:r>
-      <w:r>
-        <w:rPr>
-          <w:sz w:val="24"/>
-          <w:szCs w:val="24"/>
-          <w:rtl w:val="0"/>
-        </w:rPr>
-        <w:t xml:space="preserve">modificó</w:t>
-      </w:r>
-      <w:r>
-        <w:rPr>
-          <w:sz w:val="24"/>
-          <w:szCs w:val="24"/>
-          <w:rtl w:val="0"/>
-        </w:rPr>
-        <w:t xml:space="preserve"> el apartado de </w:t>
+        <w:t xml:space="preserve">Se modificó el apartado de </w:t>
       </w:r>
       <w:r>
         <w:rPr>
@@ -1501,7 +1475,7 @@
       <w:pPr>
         <w:numPr>
           <w:ilvl w:val="1"/>
-          <w:numId w:val="9"/>
+          <w:numId w:val="11"/>
         </w:numPr>
         <w:ind w:left="1440" w:hanging="360"/>
         <w:rPr>
@@ -1552,7 +1526,7 @@
       <w:pPr>
         <w:numPr>
           <w:ilvl w:val="1"/>
-          <w:numId w:val="9"/>
+          <w:numId w:val="11"/>
         </w:numPr>
         <w:ind w:left="1440" w:hanging="360"/>
         <w:rPr>
@@ -1582,23 +1556,7 @@
           <w:szCs w:val="24"/>
           <w:rtl w:val="0"/>
         </w:rPr>
-        <w:t xml:space="preserve">Se </w:t>
-      </w:r>
-      <w:r>
-        <w:rPr>
-          <w:sz w:val="24"/>
-          <w:szCs w:val="24"/>
-          <w:rtl w:val="0"/>
-        </w:rPr>
-        <w:t xml:space="preserve">modificó</w:t>
-      </w:r>
-      <w:r>
-        <w:rPr>
-          <w:sz w:val="24"/>
-          <w:szCs w:val="24"/>
-          <w:rtl w:val="0"/>
-        </w:rPr>
-        <w:t xml:space="preserve"> el apartado de </w:t>
+        <w:t xml:space="preserve">Se modificó el apartado de </w:t>
       </w:r>
       <w:r>
         <w:rPr>
@@ -1618,12 +1576,17 @@
         </w:rPr>
         <w:t xml:space="preserve">, añadiendo el texto “(exceptuando el Sprint 4 correspondiente a la Fase 1 que tiene una duración de dos semanas y los Sprints de Fase 2 que pueden extenderse dependiendo del Sprint Planning)”. Esto justifica la duración del Sprint 4 que dura 2 semanas (31/08 a 14/09) y el Sprint 6 (28/09 a 09/10)</w:t>
       </w:r>
+      <w:r>
+        <w:rPr>
+          <w:rtl w:val="0"/>
+        </w:rPr>
+      </w:r>
     </w:p>
     <w:p>
       <w:pPr>
         <w:numPr>
           <w:ilvl w:val="1"/>
-          <w:numId w:val="9"/>
+          <w:numId w:val="11"/>
         </w:numPr>
         <w:ind w:left="1440" w:hanging="360"/>
         <w:rPr>
@@ -1694,7 +1657,7 @@
       <w:pPr>
         <w:numPr>
           <w:ilvl w:val="1"/>
-          <w:numId w:val="9"/>
+          <w:numId w:val="11"/>
         </w:numPr>
         <w:ind w:left="1440" w:hanging="360"/>
         <w:rPr>
@@ -1745,7 +1708,7 @@
       <w:pPr>
         <w:numPr>
           <w:ilvl w:val="1"/>
-          <w:numId w:val="9"/>
+          <w:numId w:val="11"/>
         </w:numPr>
         <w:ind w:left="1440" w:hanging="360"/>
         <w:rPr>
@@ -1814,7 +1777,7 @@
       <w:pPr>
         <w:numPr>
           <w:ilvl w:val="1"/>
-          <w:numId w:val="9"/>
+          <w:numId w:val="11"/>
         </w:numPr>
         <w:ind w:left="1440" w:hanging="360"/>
         <w:rPr>
@@ -1840,23 +1803,7 @@
           <w:szCs w:val="24"/>
           <w:rtl w:val="0"/>
         </w:rPr>
-        <w:t xml:space="preserve">Se </w:t>
-      </w:r>
-      <w:r>
-        <w:rPr>
-          <w:sz w:val="24"/>
-          <w:szCs w:val="24"/>
-          <w:rtl w:val="0"/>
-        </w:rPr>
-        <w:t xml:space="preserve">modificó</w:t>
-      </w:r>
-      <w:r>
-        <w:rPr>
-          <w:sz w:val="24"/>
-          <w:szCs w:val="24"/>
-          <w:rtl w:val="0"/>
-        </w:rPr>
-        <w:t xml:space="preserve"> el apartado de </w:t>
+        <w:t xml:space="preserve">Se modificó el apartado de </w:t>
       </w:r>
       <w:r>
         <w:rPr>
@@ -1886,12 +1833,17 @@
         </w:rPr>
         <w:t xml:space="preserve">Prioridad:</w:t>
       </w:r>
+      <w:r>
+        <w:rPr>
+          <w:rtl w:val="0"/>
+        </w:rPr>
+      </w:r>
     </w:p>
     <w:p>
       <w:pPr>
         <w:numPr>
           <w:ilvl w:val="2"/>
-          <w:numId w:val="9"/>
+          <w:numId w:val="11"/>
         </w:numPr>
         <w:ind w:left="2160" w:hanging="360"/>
         <w:rPr>
@@ -1933,7 +1885,7 @@
       <w:pPr>
         <w:numPr>
           <w:ilvl w:val="2"/>
-          <w:numId w:val="5"/>
+          <w:numId w:val="7"/>
         </w:numPr>
         <w:ind w:left="2160" w:hanging="360"/>
         <w:rPr>
@@ -2044,7 +1996,7 @@
       <w:pPr>
         <w:numPr>
           <w:ilvl w:val="1"/>
-          <w:numId w:val="11"/>
+          <w:numId w:val="3"/>
         </w:numPr>
         <w:ind w:left="1440" w:hanging="360"/>
         <w:rPr>
@@ -2069,23 +2021,7 @@
           <w:szCs w:val="24"/>
           <w:rtl w:val="0"/>
         </w:rPr>
-        <w:t xml:space="preserve">Se </w:t>
-      </w:r>
-      <w:r>
-        <w:rPr>
-          <w:sz w:val="24"/>
-          <w:szCs w:val="24"/>
-          <w:rtl w:val="0"/>
-        </w:rPr>
-        <w:t xml:space="preserve">modificó</w:t>
-      </w:r>
-      <w:r>
-        <w:rPr>
-          <w:sz w:val="24"/>
-          <w:szCs w:val="24"/>
-          <w:rtl w:val="0"/>
-        </w:rPr>
-        <w:t xml:space="preserve"> el apartado de </w:t>
+        <w:t xml:space="preserve">Se modificó el apartado de </w:t>
       </w:r>
       <w:r>
         <w:rPr>
@@ -2115,171 +2051,176 @@
         </w:rPr>
         <w:t xml:space="preserve">Garantía de Entrega Temprana de Valor:</w:t>
       </w:r>
+      <w:r>
+        <w:rPr>
+          <w:rtl w:val="0"/>
+        </w:rPr>
+      </w:r>
     </w:p>
     <w:p>
       <w:pPr>
         <w:numPr>
           <w:ilvl w:val="2"/>
+          <w:numId w:val="11"/>
+        </w:numPr>
+        <w:ind w:left="2160" w:hanging="360"/>
+        <w:rPr>
+          <w:b w:val="1"/>
+          <w:bCs w:val="1"/>
+          <w:sz w:val="24"/>
+          <w:szCs w:val="24"/>
+        </w:rPr>
+      </w:pPr>
+      <w:r>
+        <w:rPr>
+          <w:b w:val="1"/>
+          <w:bCs w:val="1"/>
+          <w:sz w:val="24"/>
+          <w:szCs w:val="24"/>
+          <w:rtl w:val="0"/>
+        </w:rPr>
+        <w:t xml:space="preserve">Texto anterior:</w:t>
+      </w:r>
+    </w:p>
+    <w:p>
+      <w:pPr>
+        <w:ind w:left="1440" w:firstLine="0"/>
+        <w:rPr>
+          <w:sz w:val="24"/>
+          <w:szCs w:val="24"/>
+        </w:rPr>
+      </w:pPr>
+      <w:r>
+        <w:rPr>
+          <w:sz w:val="24"/>
+          <w:szCs w:val="24"/>
+          <w:rtl w:val="0"/>
+        </w:rPr>
+        <w:t xml:space="preserve">“La consecución del MVP en el Sprint 4 mitiga el riesgo académico de llegar al final del proceso de titulación sin un producto funcional demostrable.”</w:t>
+      </w:r>
+    </w:p>
+    <w:p>
+      <w:pPr>
+        <w:numPr>
+          <w:ilvl w:val="2"/>
+          <w:numId w:val="7"/>
+        </w:numPr>
+        <w:ind w:left="2160" w:hanging="360"/>
+        <w:rPr>
+          <w:b w:val="1"/>
+          <w:bCs w:val="1"/>
+          <w:sz w:val="24"/>
+          <w:szCs w:val="24"/>
+        </w:rPr>
+      </w:pPr>
+      <w:r>
+        <w:rPr>
+          <w:b w:val="1"/>
+          <w:bCs w:val="1"/>
+          <w:sz w:val="24"/>
+          <w:szCs w:val="24"/>
+          <w:rtl w:val="0"/>
+        </w:rPr>
+        <w:t xml:space="preserve">Texto actual:</w:t>
+      </w:r>
+    </w:p>
+    <w:p>
+      <w:pPr>
+        <w:ind w:left="1417.3228346456694" w:firstLine="0"/>
+        <w:rPr>
+          <w:color w:val="1f1f1f"/>
+          <w:sz w:val="24"/>
+          <w:szCs w:val="24"/>
+        </w:rPr>
+      </w:pPr>
+      <w:r>
+        <w:rPr>
+          <w:b w:val="1"/>
+          <w:bCs w:val="1"/>
+          <w:sz w:val="24"/>
+          <w:szCs w:val="24"/>
+          <w:rtl w:val="0"/>
+        </w:rPr>
+        <w:tab/>
+      </w:r>
+      <w:r>
+        <w:rPr>
+          <w:sz w:val="24"/>
+          <w:szCs w:val="24"/>
+          <w:rtl w:val="0"/>
+        </w:rPr>
+        <w:t xml:space="preserve">“La consecución temprana del MVP en la Fase 2 (9 HUs: HU-01 a HU-08 y HU-14), preparada con la base documental entregada en el Sprint 4 de la Fase 1, mitiga el riesgo académico de llegar al proceso final sin un producto funcional demostrable</w:t>
+      </w:r>
+      <w:r>
+        <w:rPr>
+          <w:color w:val="1f1f1f"/>
+          <w:sz w:val="24"/>
+          <w:szCs w:val="24"/>
+          <w:rtl w:val="0"/>
+        </w:rPr>
+        <w:t xml:space="preserve">”</w:t>
+      </w:r>
+    </w:p>
+    <w:p>
+      <w:pPr>
+        <w:ind w:left="1417.3228346456694" w:firstLine="0"/>
+        <w:rPr>
+          <w:color w:val="1f1f1f"/>
+          <w:sz w:val="24"/>
+          <w:szCs w:val="24"/>
+        </w:rPr>
+      </w:pPr>
+      <w:r>
+        <w:rPr>
+          <w:rtl w:val="0"/>
+        </w:rPr>
+      </w:r>
+    </w:p>
+    <w:p>
+      <w:pPr>
+        <w:ind w:left="1417.3228346456694" w:firstLine="0"/>
+        <w:rPr>
+          <w:color w:val="1f1f1f"/>
+          <w:sz w:val="24"/>
+          <w:szCs w:val="24"/>
+        </w:rPr>
+      </w:pPr>
+      <w:r>
+        <w:rPr>
+          <w:color w:val="1f1f1f"/>
+          <w:sz w:val="24"/>
+          <w:szCs w:val="24"/>
+          <w:rtl w:val="0"/>
+        </w:rPr>
+        <w:t xml:space="preserve">Esto debido a que el MVP no se logra en el Sprint 4, sino que éste prepara la línea base para iniciar la Fase 2</w:t>
+      </w:r>
+    </w:p>
+    <w:p>
+      <w:pPr>
+        <w:ind w:left="1440" w:firstLine="0"/>
+        <w:rPr>
+          <w:sz w:val="24"/>
+          <w:szCs w:val="24"/>
+        </w:rPr>
+      </w:pPr>
+      <w:r>
+        <w:rPr>
+          <w:rtl w:val="0"/>
+        </w:rPr>
+      </w:r>
+    </w:p>
+    <w:p>
+      <w:pPr>
+        <w:pStyle w:val="Heading3"/>
+        <w:numPr>
+          <w:ilvl w:val="0"/>
           <w:numId w:val="9"/>
         </w:numPr>
-        <w:ind w:left="2160" w:hanging="360"/>
-        <w:rPr>
-          <w:b w:val="1"/>
-          <w:bCs w:val="1"/>
-          <w:sz w:val="24"/>
-          <w:szCs w:val="24"/>
-        </w:rPr>
-      </w:pPr>
-      <w:r>
-        <w:rPr>
-          <w:b w:val="1"/>
-          <w:bCs w:val="1"/>
-          <w:sz w:val="24"/>
-          <w:szCs w:val="24"/>
-          <w:rtl w:val="0"/>
-        </w:rPr>
-        <w:t xml:space="preserve">Texto anterior:</w:t>
-      </w:r>
-    </w:p>
-    <w:p>
-      <w:pPr>
-        <w:ind w:left="1440" w:firstLine="0"/>
-        <w:rPr>
-          <w:sz w:val="24"/>
-          <w:szCs w:val="24"/>
-        </w:rPr>
-      </w:pPr>
-      <w:r>
-        <w:rPr>
-          <w:sz w:val="24"/>
-          <w:szCs w:val="24"/>
-          <w:rtl w:val="0"/>
-        </w:rPr>
-        <w:t xml:space="preserve">“La consecución del MVP en el Sprint 4 mitiga el riesgo académico de llegar al final del proceso de titulación sin un producto funcional demostrable.”</w:t>
-      </w:r>
-    </w:p>
-    <w:p>
-      <w:pPr>
-        <w:numPr>
-          <w:ilvl w:val="2"/>
-          <w:numId w:val="5"/>
-        </w:numPr>
-        <w:ind w:left="2160" w:hanging="360"/>
-        <w:rPr>
-          <w:b w:val="1"/>
-          <w:bCs w:val="1"/>
-          <w:sz w:val="24"/>
-          <w:szCs w:val="24"/>
-        </w:rPr>
-      </w:pPr>
-      <w:r>
-        <w:rPr>
-          <w:b w:val="1"/>
-          <w:bCs w:val="1"/>
-          <w:sz w:val="24"/>
-          <w:szCs w:val="24"/>
-          <w:rtl w:val="0"/>
-        </w:rPr>
-        <w:t xml:space="preserve">Texto actual:</w:t>
-      </w:r>
-    </w:p>
-    <w:p>
-      <w:pPr>
-        <w:ind w:left="1417.3228346456694" w:firstLine="0"/>
-        <w:rPr>
-          <w:color w:val="1f1f1f"/>
-          <w:sz w:val="24"/>
-          <w:szCs w:val="24"/>
-        </w:rPr>
-      </w:pPr>
-      <w:r>
-        <w:rPr>
-          <w:b w:val="1"/>
-          <w:bCs w:val="1"/>
-          <w:sz w:val="24"/>
-          <w:szCs w:val="24"/>
-          <w:rtl w:val="0"/>
-        </w:rPr>
-        <w:tab/>
-      </w:r>
-      <w:r>
-        <w:rPr>
-          <w:sz w:val="24"/>
-          <w:szCs w:val="24"/>
-          <w:rtl w:val="0"/>
-        </w:rPr>
-        <w:t xml:space="preserve">“La consecución temprana del MVP en la Fase 2 (9 HUs: HU-01 a HU-08 y HU-14), preparada con la base documental entregada en el Sprint 4 de la Fase 1, mitiga el riesgo académico de llegar al proceso final sin un producto funcional demostrable</w:t>
-      </w:r>
-      <w:r>
-        <w:rPr>
-          <w:color w:val="1f1f1f"/>
-          <w:sz w:val="24"/>
-          <w:szCs w:val="24"/>
-          <w:rtl w:val="0"/>
-        </w:rPr>
-        <w:t xml:space="preserve">”</w:t>
-      </w:r>
-    </w:p>
-    <w:p>
-      <w:pPr>
-        <w:ind w:left="1417.3228346456694" w:firstLine="0"/>
-        <w:rPr>
-          <w:color w:val="1f1f1f"/>
-          <w:sz w:val="24"/>
-          <w:szCs w:val="24"/>
-        </w:rPr>
-      </w:pPr>
-      <w:r>
-        <w:rPr>
-          <w:rtl w:val="0"/>
-        </w:rPr>
-      </w:r>
-    </w:p>
-    <w:p>
-      <w:pPr>
-        <w:ind w:left="1417.3228346456694" w:firstLine="0"/>
-        <w:rPr>
-          <w:color w:val="1f1f1f"/>
-          <w:sz w:val="24"/>
-          <w:szCs w:val="24"/>
-        </w:rPr>
-      </w:pPr>
-      <w:r>
-        <w:rPr>
-          <w:color w:val="1f1f1f"/>
-          <w:sz w:val="24"/>
-          <w:szCs w:val="24"/>
-          <w:rtl w:val="0"/>
-        </w:rPr>
-        <w:t xml:space="preserve">Esto debido a que el MVP no se logra en el Sprint 4, sino que éste prepara la línea base para iniciar la Fase 2</w:t>
-      </w:r>
-    </w:p>
-    <w:p>
-      <w:pPr>
-        <w:ind w:left="1440" w:firstLine="0"/>
-        <w:rPr>
-          <w:sz w:val="24"/>
-          <w:szCs w:val="24"/>
-        </w:rPr>
-      </w:pPr>
-      <w:r>
-        <w:rPr>
-          <w:rtl w:val="0"/>
-        </w:rPr>
-      </w:r>
-    </w:p>
-    <w:p>
-      <w:pPr>
-        <w:pStyle w:val="Heading3"/>
-        <w:numPr>
-          <w:ilvl w:val="0"/>
-          <w:numId w:val="7"/>
-        </w:numPr>
-        <w:spacing w:after="0" w:afterAutospacing="0"/>
+        <w:spacing w:after="0" w:lineRule="auto"/>
         <w:ind w:left="720" w:hanging="360"/>
         <w:rPr/>
       </w:pPr>
-      <w:bookmarkStart w:colFirst="0" w:colLast="0" w:name="_ne9sy9x6k5zz" w:id="2"/>
+      <w:bookmarkStart w:colFirst="0" w:colLast="0" w:name="_heading=h.caqr4rlu1o55" w:id="2"/>
       <w:bookmarkEnd w:id="2"/>
       <w:hyperlink r:id="rId10">
         <w:r>
@@ -2301,13 +2242,12 @@
       <w:pPr>
         <w:numPr>
           <w:ilvl w:val="1"/>
-          <w:numId w:val="7"/>
+          <w:numId w:val="9"/>
         </w:numPr>
         <w:ind w:left="1440" w:hanging="360"/>
         <w:rPr>
           <w:sz w:val="24"/>
           <w:szCs w:val="24"/>
-          <w:u w:val="none"/>
         </w:rPr>
       </w:pPr>
       <w:r>
@@ -2328,23 +2268,7 @@
           <w:szCs w:val="24"/>
           <w:rtl w:val="0"/>
         </w:rPr>
-        <w:t xml:space="preserve">  Se </w:t>
-      </w:r>
-      <w:r>
-        <w:rPr>
-          <w:sz w:val="24"/>
-          <w:szCs w:val="24"/>
-          <w:rtl w:val="0"/>
-        </w:rPr>
-        <w:t xml:space="preserve">modificó</w:t>
-      </w:r>
-      <w:r>
-        <w:rPr>
-          <w:sz w:val="24"/>
-          <w:szCs w:val="24"/>
-          <w:rtl w:val="0"/>
-        </w:rPr>
-        <w:t xml:space="preserve"> el apartado de </w:t>
+        <w:t xml:space="preserve">  Se modificó el apartado de </w:t>
       </w:r>
       <w:r>
         <w:rPr>
@@ -2363,6 +2287,321 @@
           <w:rtl w:val="0"/>
         </w:rPr>
         <w:t xml:space="preserve">, específicamente el punto de</w:t>
+      </w:r>
+      <w:r>
+        <w:rPr>
+          <w:rtl w:val="0"/>
+        </w:rPr>
+      </w:r>
+    </w:p>
+    <w:p>
+      <w:pPr>
+        <w:numPr>
+          <w:ilvl w:val="2"/>
+          <w:numId w:val="9"/>
+        </w:numPr>
+        <w:ind w:left="2160" w:hanging="360"/>
+        <w:rPr>
+          <w:sz w:val="24"/>
+          <w:szCs w:val="24"/>
+        </w:rPr>
+      </w:pPr>
+      <w:r>
+        <w:rPr>
+          <w:b w:val="1"/>
+          <w:bCs w:val="1"/>
+          <w:sz w:val="24"/>
+          <w:szCs w:val="24"/>
+          <w:rtl w:val="0"/>
+        </w:rPr>
+        <w:t xml:space="preserve">Base de datos relacional:</w:t>
+      </w:r>
+      <w:r>
+        <w:rPr>
+          <w:sz w:val="24"/>
+          <w:szCs w:val="24"/>
+          <w:rtl w:val="0"/>
+        </w:rPr>
+        <w:t xml:space="preserve"> Se estableció como PostgreSQL por lo comentado en el punto anterior</w:t>
+      </w:r>
+      <w:r>
+        <w:rPr>
+          <w:rtl w:val="0"/>
+        </w:rPr>
+      </w:r>
+    </w:p>
+    <w:p>
+      <w:pPr>
+        <w:numPr>
+          <w:ilvl w:val="2"/>
+          <w:numId w:val="9"/>
+        </w:numPr>
+        <w:ind w:left="2160" w:hanging="360"/>
+        <w:rPr>
+          <w:sz w:val="24"/>
+          <w:szCs w:val="24"/>
+        </w:rPr>
+      </w:pPr>
+      <w:r>
+        <w:rPr>
+          <w:sz w:val="24"/>
+          <w:szCs w:val="24"/>
+          <w:rtl w:val="0"/>
+        </w:rPr>
+        <w:t xml:space="preserve">Se creó el punto </w:t>
+      </w:r>
+      <w:r>
+        <w:rPr>
+          <w:b w:val="1"/>
+          <w:bCs w:val="1"/>
+          <w:sz w:val="24"/>
+          <w:szCs w:val="24"/>
+          <w:rtl w:val="0"/>
+        </w:rPr>
+        <w:t xml:space="preserve">Entorno de Ejecución </w:t>
+      </w:r>
+      <w:r>
+        <w:rPr>
+          <w:sz w:val="24"/>
+          <w:szCs w:val="24"/>
+          <w:rtl w:val="0"/>
+        </w:rPr>
+        <w:t xml:space="preserve">donde se especificó el uso del contenedor mediante Docker Desktop</w:t>
+      </w:r>
+      <w:r>
+        <w:rPr>
+          <w:rtl w:val="0"/>
+        </w:rPr>
+      </w:r>
+    </w:p>
+    <w:p>
+      <w:pPr>
+        <w:numPr>
+          <w:ilvl w:val="1"/>
+          <w:numId w:val="9"/>
+        </w:numPr>
+        <w:ind w:left="1440" w:hanging="360"/>
+        <w:rPr>
+          <w:sz w:val="24"/>
+          <w:szCs w:val="24"/>
+        </w:rPr>
+      </w:pPr>
+      <w:r>
+        <w:rPr>
+          <w:b w:val="1"/>
+          <w:bCs w:val="1"/>
+          <w:i w:val="1"/>
+          <w:iCs w:val="1"/>
+          <w:sz w:val="24"/>
+          <w:szCs w:val="24"/>
+          <w:rtl w:val="0"/>
+        </w:rPr>
+        <w:t xml:space="preserve">(28/09/2026)</w:t>
+      </w:r>
+      <w:r>
+        <w:rPr>
+          <w:sz w:val="24"/>
+          <w:szCs w:val="24"/>
+          <w:rtl w:val="0"/>
+        </w:rPr>
+        <w:t xml:space="preserve">  Se modificó el apartado de </w:t>
+      </w:r>
+      <w:r>
+        <w:rPr>
+          <w:b w:val="1"/>
+          <w:bCs w:val="1"/>
+          <w:sz w:val="24"/>
+          <w:szCs w:val="24"/>
+          <w:rtl w:val="0"/>
+        </w:rPr>
+        <w:t xml:space="preserve">Servicios Externos a Implementar</w:t>
+      </w:r>
+      <w:r>
+        <w:rPr>
+          <w:sz w:val="24"/>
+          <w:szCs w:val="24"/>
+          <w:rtl w:val="0"/>
+        </w:rPr>
+        <w:t xml:space="preserve">, reemplazando “Twilio Send Grid” por “Firebase Authentication”, esto debido a que las funciones necesarias de Twilio solo son accesibles mediante una suscripción, la cual no está contemplada en el proyecto.</w:t>
+        <w:br w:type="textWrapping"/>
+        <w:t xml:space="preserve">Al igual que en el mismo apartado, se añadió Mindicador, debido a que este es necesario para el funcionamiento correcto de la pasarela de pago (Paypal) </w:t>
+      </w:r>
+      <w:r>
+        <w:rPr>
+          <w:rtl w:val="0"/>
+        </w:rPr>
+      </w:r>
+    </w:p>
+    <w:p>
+      <w:pPr>
+        <w:numPr>
+          <w:ilvl w:val="1"/>
+          <w:numId w:val="9"/>
+        </w:numPr>
+        <w:ind w:left="1440" w:hanging="360"/>
+        <w:rPr>
+          <w:b w:val="1"/>
+          <w:bCs w:val="1"/>
+          <w:i w:val="1"/>
+          <w:iCs w:val="1"/>
+          <w:sz w:val="24"/>
+          <w:szCs w:val="24"/>
+        </w:rPr>
+      </w:pPr>
+      <w:r>
+        <w:rPr>
+          <w:b w:val="1"/>
+          <w:bCs w:val="1"/>
+          <w:i w:val="1"/>
+          <w:iCs w:val="1"/>
+          <w:sz w:val="24"/>
+          <w:szCs w:val="24"/>
+          <w:rtl w:val="0"/>
+        </w:rPr>
+        <w:t xml:space="preserve">(14/10/2026) </w:t>
+      </w:r>
+      <w:r>
+        <w:rPr>
+          <w:sz w:val="24"/>
+          <w:szCs w:val="24"/>
+          <w:rtl w:val="0"/>
+        </w:rPr>
+        <w:t xml:space="preserve">Se modificó el apartado </w:t>
+      </w:r>
+      <w:r>
+        <w:rPr>
+          <w:b w:val="1"/>
+          <w:bCs w:val="1"/>
+          <w:sz w:val="24"/>
+          <w:szCs w:val="24"/>
+          <w:rtl w:val="0"/>
+        </w:rPr>
+        <w:t xml:space="preserve">Servicios Externos a Implementar </w:t>
+      </w:r>
+      <w:r>
+        <w:rPr>
+          <w:sz w:val="24"/>
+          <w:szCs w:val="24"/>
+          <w:rtl w:val="0"/>
+        </w:rPr>
+        <w:t xml:space="preserve">donde se hacía mención del uso de 4 servicios externos de APIs cuando en realidad son 5</w:t>
+      </w:r>
+      <w:r>
+        <w:rPr>
+          <w:rtl w:val="0"/>
+        </w:rPr>
+      </w:r>
+    </w:p>
+    <w:p>
+      <w:pPr>
+        <w:numPr>
+          <w:ilvl w:val="1"/>
+          <w:numId w:val="9"/>
+        </w:numPr>
+        <w:ind w:left="1440" w:hanging="360"/>
+        <w:rPr>
+          <w:sz w:val="24"/>
+          <w:szCs w:val="24"/>
+        </w:rPr>
+      </w:pPr>
+      <w:r>
+        <w:rPr>
+          <w:b w:val="1"/>
+          <w:bCs w:val="1"/>
+          <w:i w:val="1"/>
+          <w:iCs w:val="1"/>
+          <w:sz w:val="24"/>
+          <w:szCs w:val="24"/>
+          <w:rtl w:val="0"/>
+        </w:rPr>
+        <w:t xml:space="preserve">(14/10/2026) </w:t>
+      </w:r>
+      <w:r>
+        <w:rPr>
+          <w:sz w:val="24"/>
+          <w:szCs w:val="24"/>
+          <w:rtl w:val="0"/>
+        </w:rPr>
+        <w:t xml:space="preserve">Se modificó el apartado </w:t>
+      </w:r>
+      <w:r>
+        <w:rPr>
+          <w:b w:val="1"/>
+          <w:bCs w:val="1"/>
+          <w:sz w:val="24"/>
+          <w:szCs w:val="24"/>
+          <w:rtl w:val="0"/>
+        </w:rPr>
+        <w:t xml:space="preserve">Herramientas y Lenguaje de Código a Utilizar</w:t>
+      </w:r>
+      <w:r>
+        <w:rPr>
+          <w:sz w:val="24"/>
+          <w:szCs w:val="24"/>
+          <w:rtl w:val="0"/>
+        </w:rPr>
+        <w:t xml:space="preserve">, específicamente el punto </w:t>
+      </w:r>
+      <w:r>
+        <w:rPr>
+          <w:b w:val="1"/>
+          <w:bCs w:val="1"/>
+          <w:sz w:val="24"/>
+          <w:szCs w:val="24"/>
+          <w:rtl w:val="0"/>
+        </w:rPr>
+        <w:t xml:space="preserve">Desarrollo Frontend</w:t>
+      </w:r>
+      <w:r>
+        <w:rPr>
+          <w:sz w:val="24"/>
+          <w:szCs w:val="24"/>
+          <w:rtl w:val="0"/>
+        </w:rPr>
+        <w:t xml:space="preserve">, realizando los siguientes cambios, alineando el documento con el ambiente de desarrollo actual:</w:t>
+      </w:r>
+    </w:p>
+    <w:p>
+      <w:pPr>
+        <w:numPr>
+          <w:ilvl w:val="2"/>
+          <w:numId w:val="9"/>
+        </w:numPr>
+        <w:ind w:left="2160" w:hanging="360"/>
+        <w:rPr>
+          <w:b w:val="1"/>
+          <w:bCs w:val="1"/>
+          <w:sz w:val="24"/>
+          <w:szCs w:val="24"/>
+        </w:rPr>
+      </w:pPr>
+      <w:r>
+        <w:rPr>
+          <w:b w:val="1"/>
+          <w:bCs w:val="1"/>
+          <w:sz w:val="24"/>
+          <w:szCs w:val="24"/>
+          <w:rtl w:val="0"/>
+        </w:rPr>
+        <w:t xml:space="preserve">Texto anterior:</w:t>
+        <w:tab/>
+      </w:r>
+    </w:p>
+    <w:p>
+      <w:pPr>
+        <w:ind w:left="1440" w:firstLine="0"/>
+        <w:rPr>
+          <w:sz w:val="24"/>
+          <w:szCs w:val="24"/>
+        </w:rPr>
+      </w:pPr>
+      <w:r>
+        <w:rPr>
+          <w:sz w:val="24"/>
+          <w:szCs w:val="24"/>
+          <w:rtl w:val="0"/>
+        </w:rPr>
+        <w:t xml:space="preserve">“Se usará React/Angular en conjunto con los componentes base de Ionic para desarrollar interfaces gráficas y la lógica de negocio dentro de la aplicación”</w:t>
       </w:r>
     </w:p>
     <w:p>
@@ -2373,81 +2612,230 @@
         </w:numPr>
         <w:ind w:left="2160" w:hanging="360"/>
         <w:rPr>
-          <w:sz w:val="24"/>
-          <w:szCs w:val="24"/>
-          <w:u w:val="none"/>
-        </w:rPr>
-      </w:pPr>
-      <w:r>
-        <w:rPr>
-          <w:b w:val="1"/>
-          <w:bCs w:val="1"/>
-          <w:sz w:val="24"/>
-          <w:szCs w:val="24"/>
-          <w:rtl w:val="0"/>
-        </w:rPr>
-        <w:t xml:space="preserve">Base de datos relacional:</w:t>
-      </w:r>
-      <w:r>
-        <w:rPr>
-          <w:sz w:val="24"/>
-          <w:szCs w:val="24"/>
-          <w:rtl w:val="0"/>
-        </w:rPr>
-        <w:t xml:space="preserve"> Se estableció como PostgreSQL por lo comentado en el punto anterior</w:t>
+          <w:b w:val="1"/>
+          <w:bCs w:val="1"/>
+          <w:sz w:val="24"/>
+          <w:szCs w:val="24"/>
+        </w:rPr>
+      </w:pPr>
+      <w:r>
+        <w:rPr>
+          <w:b w:val="1"/>
+          <w:bCs w:val="1"/>
+          <w:sz w:val="24"/>
+          <w:szCs w:val="24"/>
+          <w:rtl w:val="0"/>
+        </w:rPr>
+        <w:t xml:space="preserve">Texto actual:</w:t>
+      </w:r>
+    </w:p>
+    <w:p>
+      <w:pPr>
+        <w:ind w:left="1417.3228346456694" w:firstLine="0"/>
+        <w:rPr>
+          <w:color w:val="1f1f1f"/>
+          <w:sz w:val="24"/>
+          <w:szCs w:val="24"/>
+        </w:rPr>
+      </w:pPr>
+      <w:r>
+        <w:rPr>
+          <w:b w:val="1"/>
+          <w:bCs w:val="1"/>
+          <w:sz w:val="24"/>
+          <w:szCs w:val="24"/>
+          <w:rtl w:val="0"/>
+        </w:rPr>
+        <w:tab/>
+      </w:r>
+      <w:r>
+        <w:rPr>
+          <w:sz w:val="24"/>
+          <w:szCs w:val="24"/>
+          <w:rtl w:val="0"/>
+        </w:rPr>
+        <w:t xml:space="preserve">“Se usará React 19 en conjunto con los componentes base de Ionic React para desarrollar interfaces gráficas y la lógica de negocio dentro de las aplicaciones</w:t>
+      </w:r>
+      <w:r>
+        <w:rPr>
+          <w:color w:val="1f1f1f"/>
+          <w:sz w:val="24"/>
+          <w:szCs w:val="24"/>
+          <w:rtl w:val="0"/>
+        </w:rPr>
+        <w:t xml:space="preserve">”</w:t>
+      </w:r>
+    </w:p>
+    <w:p>
+      <w:pPr>
+        <w:ind w:left="1417.3228346456694" w:firstLine="0"/>
+        <w:rPr>
+          <w:color w:val="1f1f1f"/>
+          <w:sz w:val="24"/>
+          <w:szCs w:val="24"/>
+        </w:rPr>
+      </w:pPr>
+      <w:r>
+        <w:rPr>
+          <w:rtl w:val="0"/>
+        </w:rPr>
+      </w:r>
+    </w:p>
+    <w:p>
+      <w:pPr>
+        <w:ind w:left="1417.3228346456694" w:firstLine="0"/>
+        <w:rPr>
+          <w:color w:val="1f1f1f"/>
+          <w:sz w:val="24"/>
+          <w:szCs w:val="24"/>
+        </w:rPr>
+      </w:pPr>
+      <w:r>
+        <w:rPr>
+          <w:color w:val="1f1f1f"/>
+          <w:sz w:val="24"/>
+          <w:szCs w:val="24"/>
+          <w:rtl w:val="0"/>
+        </w:rPr>
+        <w:t xml:space="preserve">En el mismo apartado, específicamente el punto </w:t>
+      </w:r>
+      <w:r>
+        <w:rPr>
+          <w:b w:val="1"/>
+          <w:bCs w:val="1"/>
+          <w:color w:val="1f1f1f"/>
+          <w:sz w:val="24"/>
+          <w:szCs w:val="24"/>
+          <w:rtl w:val="0"/>
+        </w:rPr>
+        <w:t xml:space="preserve">Gestor de Entorno</w:t>
+      </w:r>
+      <w:r>
+        <w:rPr>
+          <w:color w:val="1f1f1f"/>
+          <w:sz w:val="24"/>
+          <w:szCs w:val="24"/>
+          <w:rtl w:val="0"/>
+        </w:rPr>
+        <w:t xml:space="preserve">, se detalló la versión de Turborepo (2.11) y los workspaces de npm:</w:t>
       </w:r>
     </w:p>
     <w:p>
       <w:pPr>
         <w:numPr>
           <w:ilvl w:val="2"/>
-          <w:numId w:val="7"/>
+          <w:numId w:val="9"/>
         </w:numPr>
         <w:ind w:left="2160" w:hanging="360"/>
         <w:rPr>
-          <w:sz w:val="24"/>
-          <w:szCs w:val="24"/>
-          <w:u w:val="none"/>
-        </w:rPr>
-      </w:pPr>
-      <w:r>
-        <w:rPr>
-          <w:sz w:val="24"/>
-          <w:szCs w:val="24"/>
-          <w:rtl w:val="0"/>
-        </w:rPr>
-        <w:t xml:space="preserve">Se creó el punto </w:t>
-      </w:r>
-      <w:r>
-        <w:rPr>
-          <w:b w:val="1"/>
-          <w:bCs w:val="1"/>
-          <w:sz w:val="24"/>
-          <w:szCs w:val="24"/>
-          <w:rtl w:val="0"/>
-        </w:rPr>
-        <w:t xml:space="preserve">Entorno de Ejecución </w:t>
-      </w:r>
-      <w:r>
-        <w:rPr>
-          <w:sz w:val="24"/>
-          <w:szCs w:val="24"/>
-          <w:rtl w:val="0"/>
-        </w:rPr>
-        <w:t xml:space="preserve">donde se especificó el uso del contenedor mediante Docker Desktop</w:t>
+          <w:b w:val="1"/>
+          <w:bCs w:val="1"/>
+          <w:sz w:val="24"/>
+          <w:szCs w:val="24"/>
+        </w:rPr>
+      </w:pPr>
+      <w:r>
+        <w:rPr>
+          <w:b w:val="1"/>
+          <w:bCs w:val="1"/>
+          <w:sz w:val="24"/>
+          <w:szCs w:val="24"/>
+          <w:rtl w:val="0"/>
+        </w:rPr>
+        <w:t xml:space="preserve">Texto anterior:</w:t>
+        <w:tab/>
+      </w:r>
+    </w:p>
+    <w:p>
+      <w:pPr>
+        <w:ind w:left="1440" w:firstLine="0"/>
+        <w:rPr>
+          <w:sz w:val="24"/>
+          <w:szCs w:val="24"/>
+        </w:rPr>
+      </w:pPr>
+      <w:r>
+        <w:rPr>
+          <w:sz w:val="24"/>
+          <w:szCs w:val="24"/>
+          <w:rtl w:val="0"/>
+        </w:rPr>
+        <w:t xml:space="preserve">“Se usará Turborepo para alojar las 3 aplicaciones confeccionadas y el backend en un solo repositorio”</w:t>
+      </w:r>
+    </w:p>
+    <w:p>
+      <w:pPr>
+        <w:numPr>
+          <w:ilvl w:val="2"/>
+          <w:numId w:val="9"/>
+        </w:numPr>
+        <w:ind w:left="2160" w:hanging="360"/>
+        <w:rPr>
+          <w:b w:val="1"/>
+          <w:bCs w:val="1"/>
+          <w:sz w:val="24"/>
+          <w:szCs w:val="24"/>
+        </w:rPr>
+      </w:pPr>
+      <w:r>
+        <w:rPr>
+          <w:b w:val="1"/>
+          <w:bCs w:val="1"/>
+          <w:sz w:val="24"/>
+          <w:szCs w:val="24"/>
+          <w:rtl w:val="0"/>
+        </w:rPr>
+        <w:t xml:space="preserve">Texto actual:</w:t>
+      </w:r>
+    </w:p>
+    <w:p>
+      <w:pPr>
+        <w:ind w:left="1417.3228346456694" w:firstLine="0"/>
+        <w:rPr>
+          <w:color w:val="1f1f1f"/>
+          <w:sz w:val="24"/>
+          <w:szCs w:val="24"/>
+        </w:rPr>
+      </w:pPr>
+      <w:r>
+        <w:rPr>
+          <w:b w:val="1"/>
+          <w:bCs w:val="1"/>
+          <w:sz w:val="24"/>
+          <w:szCs w:val="24"/>
+          <w:rtl w:val="0"/>
+        </w:rPr>
+        <w:tab/>
+      </w:r>
+      <w:r>
+        <w:rPr>
+          <w:sz w:val="24"/>
+          <w:szCs w:val="24"/>
+          <w:rtl w:val="0"/>
+        </w:rPr>
+        <w:t xml:space="preserve">“Se usará Turborepo 2.11 para alojar las 3 aplicaciones confeccionadas y el backend en un solo repositorio (workspaces de npm: apps/* y packages/*)</w:t>
+      </w:r>
+      <w:r>
+        <w:rPr>
+          <w:color w:val="1f1f1f"/>
+          <w:sz w:val="24"/>
+          <w:szCs w:val="24"/>
+          <w:rtl w:val="0"/>
+        </w:rPr>
+        <w:t xml:space="preserve">”</w:t>
       </w:r>
     </w:p>
     <w:p>
       <w:pPr>
         <w:numPr>
           <w:ilvl w:val="1"/>
-          <w:numId w:val="7"/>
-        </w:numPr>
+          <w:numId w:val="9"/>
+        </w:numPr>
+        <w:spacing w:after="0" w:lineRule="auto"/>
         <w:ind w:left="1440" w:hanging="360"/>
         <w:rPr>
           <w:sz w:val="24"/>
           <w:szCs w:val="24"/>
-          <w:u w:val="none"/>
         </w:rPr>
       </w:pPr>
       <w:r>
@@ -2460,60 +2848,48 @@
           <w:szCs w:val="24"/>
           <w:rtl w:val="0"/>
         </w:rPr>
-        <w:t xml:space="preserve">(28/09/2026)</w:t>
-      </w:r>
-      <w:r>
-        <w:rPr>
-          <w:sz w:val="24"/>
-          <w:szCs w:val="24"/>
-          <w:rtl w:val="0"/>
-        </w:rPr>
-        <w:t xml:space="preserve">  Se modificó el apartado de </w:t>
-      </w:r>
-      <w:r>
-        <w:rPr>
-          <w:b w:val="1"/>
-          <w:bCs w:val="1"/>
-          <w:sz w:val="24"/>
-          <w:szCs w:val="24"/>
-          <w:rtl w:val="0"/>
-        </w:rPr>
-        <w:t xml:space="preserve">Servicios Externos a Implementar</w:t>
-      </w:r>
-      <w:r>
-        <w:rPr>
-          <w:sz w:val="24"/>
-          <w:szCs w:val="24"/>
-          <w:rtl w:val="0"/>
-        </w:rPr>
-        <w:t xml:space="preserve">, reemplazando “Twilio Send Grid” por “Firebase Authentication”, esto debido a que las funciones necesarias de Twilio solo son accesibles mediante una suscripción, la cual no está contemplada en el proyecto.</w:t>
-        <w:br w:type="textWrapping"/>
-        <w:t xml:space="preserve">Al igual que en el mismo apartado, se añadió </w:t>
-      </w:r>
-      <w:r>
-        <w:rPr>
-          <w:sz w:val="24"/>
-          <w:szCs w:val="24"/>
-          <w:rtl w:val="0"/>
-        </w:rPr>
-        <w:t xml:space="preserve">Mindicador</w:t>
-      </w:r>
-      <w:r>
-        <w:rPr>
-          <w:sz w:val="24"/>
-          <w:szCs w:val="24"/>
-          <w:rtl w:val="0"/>
-        </w:rPr>
-        <w:t xml:space="preserve">, debido a que este es necesario para el funcionamiento correcto de la pasarela de pago (Paypal) </w:t>
+        <w:t xml:space="preserve">(14/10/2026) </w:t>
+      </w:r>
+      <w:r>
+        <w:rPr>
+          <w:sz w:val="24"/>
+          <w:szCs w:val="24"/>
+          <w:rtl w:val="0"/>
+        </w:rPr>
+        <w:t xml:space="preserve">Se creó el apartado </w:t>
+      </w:r>
+      <w:r>
+        <w:rPr>
+          <w:b w:val="1"/>
+          <w:bCs w:val="1"/>
+          <w:sz w:val="24"/>
+          <w:szCs w:val="24"/>
+          <w:rtl w:val="0"/>
+        </w:rPr>
+        <w:t xml:space="preserve">Versiones y Herramientas de Calidad</w:t>
+      </w:r>
+      <w:r>
+        <w:rPr>
+          <w:sz w:val="24"/>
+          <w:szCs w:val="24"/>
+          <w:rtl w:val="0"/>
+        </w:rPr>
+        <w:t xml:space="preserve">, en el cual se detallan las versiones de las herramientas utilizadas dentro del proyecto, al igual que herramientas de calidad y frameworks de prueba.</w:t>
       </w:r>
     </w:p>
     <w:p>
       <w:pPr>
         <w:numPr>
           <w:ilvl w:val="1"/>
-          <w:numId w:val="7"/>
+          <w:numId w:val="11"/>
         </w:numPr>
         <w:ind w:left="1440" w:hanging="360"/>
+        <w:rPr>
+          <w:sz w:val="24"/>
+          <w:szCs w:val="24"/>
+        </w:rPr>
+      </w:pPr>
+      <w:r>
         <w:rPr>
           <w:b w:val="1"/>
           <w:bCs w:val="1"/>
@@ -2521,556 +2897,28 @@
           <w:iCs w:val="1"/>
           <w:sz w:val="24"/>
           <w:szCs w:val="24"/>
-        </w:rPr>
-      </w:pPr>
-      <w:r>
-        <w:rPr>
-          <w:b w:val="1"/>
-          <w:bCs w:val="1"/>
-          <w:i w:val="1"/>
-          <w:iCs w:val="1"/>
-          <w:sz w:val="24"/>
-          <w:szCs w:val="24"/>
-          <w:rtl w:val="0"/>
-        </w:rPr>
-        <w:t xml:space="preserve">(14/10/2026) </w:t>
-      </w:r>
-      <w:r>
-        <w:rPr>
-          <w:sz w:val="24"/>
-          <w:szCs w:val="24"/>
-          <w:rtl w:val="0"/>
-        </w:rPr>
-        <w:t xml:space="preserve">Se </w:t>
-      </w:r>
-      <w:r>
-        <w:rPr>
-          <w:sz w:val="24"/>
-          <w:szCs w:val="24"/>
-          <w:rtl w:val="0"/>
-        </w:rPr>
-        <w:t xml:space="preserve">modificó</w:t>
-      </w:r>
-      <w:r>
-        <w:rPr>
-          <w:sz w:val="24"/>
-          <w:szCs w:val="24"/>
-          <w:rtl w:val="0"/>
-        </w:rPr>
-        <w:t xml:space="preserve"> el apartado </w:t>
-      </w:r>
-      <w:r>
-        <w:rPr>
-          <w:b w:val="1"/>
-          <w:bCs w:val="1"/>
-          <w:sz w:val="24"/>
-          <w:szCs w:val="24"/>
-          <w:rtl w:val="0"/>
-        </w:rPr>
-        <w:t xml:space="preserve">Servicios Externos a Implementar </w:t>
-      </w:r>
-      <w:r>
-        <w:rPr>
-          <w:sz w:val="24"/>
-          <w:szCs w:val="24"/>
-          <w:rtl w:val="0"/>
-        </w:rPr>
-        <w:t xml:space="preserve">donde se hacía mención del uso de 4 servicios externos de APIs cuando en realidad son 5</w:t>
-      </w:r>
-    </w:p>
-    <w:p>
-      <w:pPr>
-        <w:numPr>
-          <w:ilvl w:val="1"/>
-          <w:numId w:val="7"/>
-        </w:numPr>
-        <w:ind w:left="1440" w:hanging="360"/>
-        <w:rPr>
-          <w:sz w:val="24"/>
-          <w:szCs w:val="24"/>
-        </w:rPr>
-      </w:pPr>
-      <w:r>
-        <w:rPr>
-          <w:b w:val="1"/>
-          <w:bCs w:val="1"/>
-          <w:i w:val="1"/>
-          <w:iCs w:val="1"/>
-          <w:sz w:val="24"/>
-          <w:szCs w:val="24"/>
-          <w:rtl w:val="0"/>
-        </w:rPr>
-        <w:t xml:space="preserve">(14/10/2026) </w:t>
-      </w:r>
-      <w:r>
-        <w:rPr>
-          <w:sz w:val="24"/>
-          <w:szCs w:val="24"/>
-          <w:rtl w:val="0"/>
-        </w:rPr>
-        <w:t xml:space="preserve">Se </w:t>
-      </w:r>
-      <w:r>
-        <w:rPr>
-          <w:sz w:val="24"/>
-          <w:szCs w:val="24"/>
-          <w:rtl w:val="0"/>
-        </w:rPr>
-        <w:t xml:space="preserve">modificó</w:t>
-      </w:r>
-      <w:r>
-        <w:rPr>
-          <w:sz w:val="24"/>
-          <w:szCs w:val="24"/>
-          <w:rtl w:val="0"/>
-        </w:rPr>
-        <w:t xml:space="preserve"> el apartado </w:t>
-      </w:r>
-      <w:r>
-        <w:rPr>
-          <w:b w:val="1"/>
-          <w:bCs w:val="1"/>
-          <w:sz w:val="24"/>
-          <w:szCs w:val="24"/>
-          <w:rtl w:val="0"/>
-        </w:rPr>
-        <w:t xml:space="preserve">Herramientas y Lenguaje de Código a Utilizar</w:t>
-      </w:r>
-      <w:r>
-        <w:rPr>
-          <w:sz w:val="24"/>
-          <w:szCs w:val="24"/>
-          <w:rtl w:val="0"/>
-        </w:rPr>
-        <w:t xml:space="preserve">, específicamente el punto </w:t>
-      </w:r>
-      <w:r>
-        <w:rPr>
-          <w:b w:val="1"/>
-          <w:bCs w:val="1"/>
-          <w:sz w:val="24"/>
-          <w:szCs w:val="24"/>
-          <w:rtl w:val="0"/>
-        </w:rPr>
-        <w:t xml:space="preserve">Desarrollo Frontend</w:t>
-      </w:r>
-      <w:r>
-        <w:rPr>
-          <w:sz w:val="24"/>
-          <w:szCs w:val="24"/>
-          <w:rtl w:val="0"/>
-        </w:rPr>
-        <w:t xml:space="preserve">, realizando los siguientes cambios, alineando el documento con el ambiente de desarrollo actual:</w:t>
-      </w:r>
-    </w:p>
-    <w:p>
-      <w:pPr>
-        <w:numPr>
-          <w:ilvl w:val="2"/>
-          <w:numId w:val="7"/>
-        </w:numPr>
-        <w:ind w:left="2160" w:hanging="360"/>
-        <w:rPr>
-          <w:b w:val="1"/>
-          <w:bCs w:val="1"/>
-          <w:sz w:val="24"/>
-          <w:szCs w:val="24"/>
-        </w:rPr>
-      </w:pPr>
-      <w:r>
-        <w:rPr>
-          <w:b w:val="1"/>
-          <w:bCs w:val="1"/>
-          <w:sz w:val="24"/>
-          <w:szCs w:val="24"/>
-          <w:rtl w:val="0"/>
-        </w:rPr>
-        <w:t xml:space="preserve">Texto anterior:</w:t>
-        <w:tab/>
-      </w:r>
-    </w:p>
-    <w:p>
-      <w:pPr>
-        <w:ind w:left="1440" w:firstLine="0"/>
-        <w:rPr>
-          <w:sz w:val="24"/>
-          <w:szCs w:val="24"/>
-        </w:rPr>
-      </w:pPr>
-      <w:r>
-        <w:rPr>
-          <w:sz w:val="24"/>
-          <w:szCs w:val="24"/>
-          <w:rtl w:val="0"/>
-        </w:rPr>
-        <w:t xml:space="preserve">“Se usará React/Angular en conjunto con los componentes base de Ionic para desarrollar interfaces gráficas y la lógica de negocio dentro de la aplicación”</w:t>
-      </w:r>
-    </w:p>
-    <w:p>
-      <w:pPr>
-        <w:numPr>
-          <w:ilvl w:val="2"/>
-          <w:numId w:val="5"/>
-        </w:numPr>
-        <w:ind w:left="2160" w:hanging="360"/>
-        <w:rPr>
-          <w:b w:val="1"/>
-          <w:bCs w:val="1"/>
-          <w:sz w:val="24"/>
-          <w:szCs w:val="24"/>
-        </w:rPr>
-      </w:pPr>
-      <w:r>
-        <w:rPr>
-          <w:b w:val="1"/>
-          <w:bCs w:val="1"/>
-          <w:sz w:val="24"/>
-          <w:szCs w:val="24"/>
-          <w:rtl w:val="0"/>
-        </w:rPr>
-        <w:t xml:space="preserve">Texto actual:</w:t>
-      </w:r>
-    </w:p>
-    <w:p>
-      <w:pPr>
-        <w:ind w:left="1417.3228346456694" w:firstLine="0"/>
-        <w:rPr>
-          <w:color w:val="1f1f1f"/>
-          <w:sz w:val="24"/>
-          <w:szCs w:val="24"/>
-        </w:rPr>
-      </w:pPr>
-      <w:r>
-        <w:rPr>
-          <w:b w:val="1"/>
-          <w:bCs w:val="1"/>
-          <w:sz w:val="24"/>
-          <w:szCs w:val="24"/>
-          <w:rtl w:val="0"/>
-        </w:rPr>
-        <w:tab/>
-      </w:r>
-      <w:r>
-        <w:rPr>
-          <w:sz w:val="24"/>
-          <w:szCs w:val="24"/>
-          <w:rtl w:val="0"/>
-        </w:rPr>
-        <w:t xml:space="preserve">“Se usará React 19 en conjunto con los componentes base de Ionic React para desarrollar interfaces gráficas y la lógica de negocio dentro de las aplicaciones</w:t>
-      </w:r>
-      <w:r>
-        <w:rPr>
-          <w:color w:val="1f1f1f"/>
-          <w:sz w:val="24"/>
-          <w:szCs w:val="24"/>
-          <w:rtl w:val="0"/>
-        </w:rPr>
-        <w:t xml:space="preserve">”</w:t>
-      </w:r>
-    </w:p>
-    <w:p>
-      <w:pPr>
-        <w:ind w:left="1417.3228346456694" w:firstLine="0"/>
-        <w:rPr>
-          <w:color w:val="1f1f1f"/>
-          <w:sz w:val="24"/>
-          <w:szCs w:val="24"/>
-        </w:rPr>
-      </w:pPr>
-      <w:r>
-        <w:rPr>
-          <w:rtl w:val="0"/>
-        </w:rPr>
-      </w:r>
-    </w:p>
-    <w:p>
-      <w:pPr>
-        <w:ind w:left="1417.3228346456694" w:firstLine="0"/>
-        <w:rPr>
-          <w:color w:val="1f1f1f"/>
-          <w:sz w:val="24"/>
-          <w:szCs w:val="24"/>
-        </w:rPr>
-      </w:pPr>
-      <w:r>
-        <w:rPr>
-          <w:color w:val="1f1f1f"/>
-          <w:sz w:val="24"/>
-          <w:szCs w:val="24"/>
-          <w:rtl w:val="0"/>
-        </w:rPr>
-        <w:t xml:space="preserve">En el mismo apartado, específicamente el punto </w:t>
-      </w:r>
-      <w:r>
-        <w:rPr>
-          <w:b w:val="1"/>
-          <w:bCs w:val="1"/>
-          <w:color w:val="1f1f1f"/>
-          <w:sz w:val="24"/>
-          <w:szCs w:val="24"/>
-          <w:rtl w:val="0"/>
-        </w:rPr>
-        <w:t xml:space="preserve">Gestor de Entorno</w:t>
-      </w:r>
-      <w:r>
-        <w:rPr>
-          <w:color w:val="1f1f1f"/>
-          <w:sz w:val="24"/>
-          <w:szCs w:val="24"/>
-          <w:rtl w:val="0"/>
-        </w:rPr>
-        <w:t xml:space="preserve">, se detalló la versión de </w:t>
-      </w:r>
-      <w:r>
-        <w:rPr>
-          <w:color w:val="1f1f1f"/>
-          <w:sz w:val="24"/>
-          <w:szCs w:val="24"/>
-          <w:rtl w:val="0"/>
-        </w:rPr>
-        <w:t xml:space="preserve">Turborepo</w:t>
-      </w:r>
-      <w:r>
-        <w:rPr>
-          <w:color w:val="1f1f1f"/>
-          <w:sz w:val="24"/>
-          <w:szCs w:val="24"/>
-          <w:rtl w:val="0"/>
-        </w:rPr>
-        <w:t xml:space="preserve"> (2.11) y los workspaces de npm:</w:t>
-      </w:r>
-    </w:p>
-    <w:p>
-      <w:pPr>
-        <w:numPr>
-          <w:ilvl w:val="2"/>
-          <w:numId w:val="7"/>
-        </w:numPr>
-        <w:ind w:left="2160" w:hanging="360"/>
-        <w:rPr>
-          <w:b w:val="1"/>
-          <w:bCs w:val="1"/>
-          <w:sz w:val="24"/>
-          <w:szCs w:val="24"/>
-        </w:rPr>
-      </w:pPr>
-      <w:r>
-        <w:rPr>
-          <w:b w:val="1"/>
-          <w:bCs w:val="1"/>
-          <w:sz w:val="24"/>
-          <w:szCs w:val="24"/>
-          <w:rtl w:val="0"/>
-        </w:rPr>
-        <w:t xml:space="preserve">Texto anterior:</w:t>
-        <w:tab/>
-      </w:r>
-    </w:p>
-    <w:p>
-      <w:pPr>
-        <w:ind w:left="1440" w:firstLine="0"/>
-        <w:rPr>
-          <w:sz w:val="24"/>
-          <w:szCs w:val="24"/>
-        </w:rPr>
-      </w:pPr>
-      <w:r>
-        <w:rPr>
-          <w:sz w:val="24"/>
-          <w:szCs w:val="24"/>
-          <w:rtl w:val="0"/>
-        </w:rPr>
-        <w:t xml:space="preserve">“Se usará </w:t>
-      </w:r>
-      <w:r>
-        <w:rPr>
-          <w:sz w:val="24"/>
-          <w:szCs w:val="24"/>
-          <w:rtl w:val="0"/>
-        </w:rPr>
-        <w:t xml:space="preserve">Turborepo</w:t>
-      </w:r>
-      <w:r>
-        <w:rPr>
-          <w:sz w:val="24"/>
-          <w:szCs w:val="24"/>
-          <w:rtl w:val="0"/>
-        </w:rPr>
-        <w:t xml:space="preserve"> para alojar las 3 aplicaciones confeccionadas y el backend en un solo repositorio”</w:t>
-      </w:r>
-    </w:p>
-    <w:p>
-      <w:pPr>
-        <w:numPr>
-          <w:ilvl w:val="2"/>
-          <w:numId w:val="7"/>
-        </w:numPr>
-        <w:ind w:left="2160" w:hanging="360"/>
-        <w:rPr>
-          <w:b w:val="1"/>
-          <w:bCs w:val="1"/>
-          <w:sz w:val="24"/>
-          <w:szCs w:val="24"/>
-        </w:rPr>
-      </w:pPr>
-      <w:r>
-        <w:rPr>
-          <w:b w:val="1"/>
-          <w:bCs w:val="1"/>
-          <w:sz w:val="24"/>
-          <w:szCs w:val="24"/>
-          <w:rtl w:val="0"/>
-        </w:rPr>
-        <w:t xml:space="preserve">Texto actual:</w:t>
-      </w:r>
-    </w:p>
-    <w:p>
-      <w:pPr>
-        <w:ind w:left="1417.3228346456694" w:firstLine="0"/>
-        <w:rPr>
-          <w:color w:val="1f1f1f"/>
-          <w:sz w:val="24"/>
-          <w:szCs w:val="24"/>
-        </w:rPr>
-      </w:pPr>
-      <w:r>
-        <w:rPr>
-          <w:b w:val="1"/>
-          <w:bCs w:val="1"/>
-          <w:sz w:val="24"/>
-          <w:szCs w:val="24"/>
-          <w:rtl w:val="0"/>
-        </w:rPr>
-        <w:tab/>
-      </w:r>
-      <w:r>
-        <w:rPr>
-          <w:sz w:val="24"/>
-          <w:szCs w:val="24"/>
-          <w:rtl w:val="0"/>
-        </w:rPr>
-        <w:t xml:space="preserve">“Se usará </w:t>
-      </w:r>
-      <w:r>
-        <w:rPr>
-          <w:sz w:val="24"/>
-          <w:szCs w:val="24"/>
-          <w:rtl w:val="0"/>
-        </w:rPr>
-        <w:t xml:space="preserve">Turborepo</w:t>
-      </w:r>
-      <w:r>
-        <w:rPr>
-          <w:sz w:val="24"/>
-          <w:szCs w:val="24"/>
-          <w:rtl w:val="0"/>
-        </w:rPr>
-        <w:t xml:space="preserve"> 2.11 para alojar las 3 aplicaciones confeccionadas y el backend en un solo repositorio (workspaces de npm: apps/* y packages/*)</w:t>
-      </w:r>
-      <w:r>
-        <w:rPr>
-          <w:color w:val="1f1f1f"/>
-          <w:sz w:val="24"/>
-          <w:szCs w:val="24"/>
-          <w:rtl w:val="0"/>
-        </w:rPr>
-        <w:t xml:space="preserve">”</w:t>
-      </w:r>
-    </w:p>
-    <w:p>
-      <w:pPr>
-        <w:numPr>
-          <w:ilvl w:val="1"/>
-          <w:numId w:val="7"/>
-        </w:numPr>
-        <w:spacing w:after="0" w:afterAutospacing="0"/>
-        <w:ind w:left="1440" w:hanging="360"/>
-        <w:rPr>
-          <w:sz w:val="24"/>
-          <w:szCs w:val="24"/>
-        </w:rPr>
-      </w:pPr>
-      <w:r>
-        <w:rPr>
-          <w:b w:val="1"/>
-          <w:bCs w:val="1"/>
-          <w:i w:val="1"/>
-          <w:iCs w:val="1"/>
-          <w:sz w:val="24"/>
-          <w:szCs w:val="24"/>
-          <w:rtl w:val="0"/>
-        </w:rPr>
-        <w:t xml:space="preserve">(14/10/2026) </w:t>
-      </w:r>
-      <w:r>
-        <w:rPr>
-          <w:sz w:val="24"/>
-          <w:szCs w:val="24"/>
-          <w:rtl w:val="0"/>
-        </w:rPr>
-        <w:t xml:space="preserve">Se creó el apartado </w:t>
-      </w:r>
-      <w:r>
-        <w:rPr>
-          <w:b w:val="1"/>
-          <w:bCs w:val="1"/>
-          <w:sz w:val="24"/>
-          <w:szCs w:val="24"/>
-          <w:rtl w:val="0"/>
-        </w:rPr>
-        <w:t xml:space="preserve">Versiones y Herramientas de Calidad</w:t>
-      </w:r>
-      <w:r>
-        <w:rPr>
-          <w:sz w:val="24"/>
-          <w:szCs w:val="24"/>
-          <w:rtl w:val="0"/>
-        </w:rPr>
-        <w:t xml:space="preserve">, en el cual se detallan las versiones de las herramientas utilizadas dentro del proyecto, al igual que herramientas de calidad y frameworks de prueba.</w:t>
-      </w:r>
-      <w:r>
-        <w:rPr>
-          <w:rtl w:val="0"/>
-        </w:rPr>
-      </w:r>
-    </w:p>
-    <w:p>
-      <w:pPr>
-        <w:numPr>
-          <w:ilvl w:val="1"/>
+          <w:rtl w:val="0"/>
+        </w:rPr>
+        <w:t xml:space="preserve">(verificado 17/10/2026; fecha de la edición no registrada) En la tabla «Usos de Servicios Externos e Internos» se agregó la fila «Servicio Mensajería (integración WhatsApp)»: módulo interno del backend (/notifications/whatsapp) basado en la librería Baileys, que envía la alerta a cada contacto con reintentos y estado por contacto. Su clasificación como servicio externo o interno sigue pendiente (ver Cambios Pendientes).</w:t>
+      </w:r>
+      <w:r>
+        <w:rPr>
+          <w:rtl w:val="0"/>
+        </w:rPr>
+      </w:r>
+    </w:p>
+    <w:p>
+      <w:pPr>
+        <w:pStyle w:val="Heading3"/>
+        <w:numPr>
+          <w:ilvl w:val="0"/>
           <w:numId w:val="9"/>
         </w:numPr>
-        <w:ind w:left="1440" w:hanging="360"/>
-        <w:rPr>
-          <w:sz w:val="24"/>
-          <w:szCs w:val="24"/>
-        </w:rPr>
-      </w:pPr>
-      <w:r>
-        <w:rPr>
-          <w:b w:val="1"/>
-          <w:bCs w:val="1"/>
-          <w:i w:val="1"/>
-          <w:iCs w:val="1"/>
-          <w:sz w:val="24"/>
-          <w:szCs w:val="24"/>
-          <w:rtl w:val="0"/>
-        </w:rPr>
-        <w:t xml:space="preserve">(verificado 17/10/2026; fecha de la edición no registrada) En la tabla «Usos de Servicios Externos e Internos» se agregó la fila «Servicio Mensajería (integración WhatsApp)»: módulo interno del backend (/notifications/whatsapp) basado en la librería Baileys, que envía la alerta a cada contacto con reintentos y estado por contacto. Su clasificación como servicio externo o interno sigue pendiente (ver Cambios Pendientes).</w:t>
-      </w:r>
-    </w:p>
-    <w:p>
-      <w:pPr>
-        <w:pStyle w:val="Heading3"/>
-        <w:numPr>
-          <w:ilvl w:val="0"/>
-          <w:numId w:val="7"/>
-        </w:numPr>
-        <w:spacing w:after="0" w:afterAutospacing="0" w:before="0" w:beforeAutospacing="0"/>
+        <w:spacing w:after="0" w:before="0" w:lineRule="auto"/>
         <w:ind w:left="720" w:hanging="360"/>
         <w:rPr/>
       </w:pPr>
-      <w:bookmarkStart w:colFirst="0" w:colLast="0" w:name="_a8skogbqse4b" w:id="3"/>
+      <w:bookmarkStart w:colFirst="0" w:colLast="0" w:name="_heading=h.iyrdfd23l9nd" w:id="3"/>
       <w:bookmarkEnd w:id="3"/>
       <w:hyperlink r:id="rId11">
         <w:r>
@@ -3092,14 +2940,13 @@
       <w:pPr>
         <w:numPr>
           <w:ilvl w:val="1"/>
-          <w:numId w:val="7"/>
-        </w:numPr>
-        <w:spacing w:after="0" w:afterAutospacing="0"/>
+          <w:numId w:val="9"/>
+        </w:numPr>
+        <w:spacing w:after="0" w:lineRule="auto"/>
         <w:ind w:left="1440" w:hanging="360"/>
         <w:rPr>
           <w:sz w:val="24"/>
           <w:szCs w:val="24"/>
-          <w:u w:val="none"/>
         </w:rPr>
       </w:pPr>
       <w:r>
@@ -3140,19 +2987,24 @@
         </w:rPr>
         <w:t xml:space="preserve">, corrigiendo la duplicación de un servicio e incluyendo “Servicio Mensajeria” y “Servicio Conversión de Divisas” que previamente no se había definido (Verificado en código: integración WhatsApp mediante Baileys; añadida a la tabla de usos de la Especificación 4.2.)</w:t>
       </w:r>
+      <w:r>
+        <w:rPr>
+          <w:rtl w:val="0"/>
+        </w:rPr>
+      </w:r>
     </w:p>
     <w:p>
       <w:pPr>
         <w:pStyle w:val="Heading3"/>
         <w:numPr>
           <w:ilvl w:val="0"/>
-          <w:numId w:val="7"/>
-        </w:numPr>
-        <w:spacing w:after="0" w:afterAutospacing="0" w:before="0" w:beforeAutospacing="0"/>
+          <w:numId w:val="9"/>
+        </w:numPr>
+        <w:spacing w:after="0" w:before="0" w:lineRule="auto"/>
         <w:ind w:left="720" w:hanging="360"/>
         <w:rPr/>
       </w:pPr>
-      <w:bookmarkStart w:colFirst="0" w:colLast="0" w:name="_5zpoi1cdq274" w:id="4"/>
+      <w:bookmarkStart w:colFirst="0" w:colLast="0" w:name="_heading=h.hzzu168xlgmc" w:id="4"/>
       <w:bookmarkEnd w:id="4"/>
       <w:hyperlink r:id="rId12">
         <w:r>
@@ -3174,13 +3026,12 @@
       <w:pPr>
         <w:numPr>
           <w:ilvl w:val="1"/>
-          <w:numId w:val="7"/>
+          <w:numId w:val="9"/>
         </w:numPr>
         <w:ind w:left="1440" w:hanging="360"/>
         <w:rPr>
           <w:sz w:val="24"/>
           <w:szCs w:val="24"/>
-          <w:u w:val="none"/>
         </w:rPr>
       </w:pPr>
       <w:r>
@@ -3219,54 +3070,26 @@
           <w:szCs w:val="24"/>
           <w:rtl w:val="0"/>
         </w:rPr>
-        <w:t xml:space="preserve">, reemplazando “Send Grid (Correos Transaccionales)” por “</w:t>
-      </w:r>
-      <w:r>
-        <w:rPr>
-          <w:sz w:val="24"/>
-          <w:szCs w:val="24"/>
-          <w:rtl w:val="0"/>
-        </w:rPr>
-        <w:t xml:space="preserve">jsReport</w:t>
-      </w:r>
-      <w:r>
-        <w:rPr>
-          <w:sz w:val="24"/>
-          <w:szCs w:val="24"/>
-          <w:rtl w:val="0"/>
-        </w:rPr>
-        <w:t xml:space="preserve"> (Confección de Reportes)”.</w:t>
+        <w:t xml:space="preserve">, reemplazando “Send Grid (Correos Transaccionales)” por “jsReport (Confección de Reportes)”.</w:t>
         <w:br w:type="textWrapping"/>
-        <w:t xml:space="preserve">Dentro del mismo apartado se añadió “</w:t>
-      </w:r>
-      <w:r>
-        <w:rPr>
-          <w:sz w:val="24"/>
-          <w:szCs w:val="24"/>
-          <w:rtl w:val="0"/>
-        </w:rPr>
-        <w:t xml:space="preserve">Mindicador</w:t>
-      </w:r>
-      <w:r>
-        <w:rPr>
-          <w:sz w:val="24"/>
-          <w:szCs w:val="24"/>
-          <w:rtl w:val="0"/>
-        </w:rPr>
-        <w:t xml:space="preserve"> (Conversor de Divisas)” que “Realiza Conversión de Dinero”</w:t>
+        <w:t xml:space="preserve">Dentro del mismo apartado se añadió “Mindicador (Conversor de Divisas)” que “Realiza Conversión de Dinero”</w:t>
+      </w:r>
+      <w:r>
+        <w:rPr>
+          <w:rtl w:val="0"/>
+        </w:rPr>
       </w:r>
     </w:p>
     <w:p>
       <w:pPr>
         <w:numPr>
           <w:ilvl w:val="1"/>
-          <w:numId w:val="7"/>
+          <w:numId w:val="9"/>
         </w:numPr>
         <w:ind w:left="1440" w:hanging="360"/>
         <w:rPr>
           <w:sz w:val="24"/>
           <w:szCs w:val="24"/>
-          <w:u w:val="none"/>
         </w:rPr>
       </w:pPr>
       <w:r>
@@ -3307,6 +3130,11 @@
         </w:rPr>
         <w:t xml:space="preserve">, reemplazando “Base de datos SQL” por “Base de datos PostgreSQL”</w:t>
       </w:r>
+      <w:r>
+        <w:rPr>
+          <w:rtl w:val="0"/>
+        </w:rPr>
+      </w:r>
     </w:p>
     <w:p>
       <w:pPr>
@@ -3326,13 +3154,13 @@
         <w:pStyle w:val="Heading3"/>
         <w:numPr>
           <w:ilvl w:val="0"/>
-          <w:numId w:val="7"/>
-        </w:numPr>
-        <w:spacing w:after="0" w:afterAutospacing="0"/>
+          <w:numId w:val="9"/>
+        </w:numPr>
+        <w:spacing w:after="0" w:lineRule="auto"/>
         <w:ind w:left="720" w:hanging="360"/>
         <w:rPr/>
       </w:pPr>
-      <w:bookmarkStart w:colFirst="0" w:colLast="0" w:name="_pui5lzbofmxk" w:id="5"/>
+      <w:bookmarkStart w:colFirst="0" w:colLast="0" w:name="_heading=h.1bvg6z3i88zs" w:id="5"/>
       <w:bookmarkEnd w:id="5"/>
       <w:hyperlink r:id="rId13">
         <w:r>
@@ -3354,13 +3182,12 @@
       <w:pPr>
         <w:numPr>
           <w:ilvl w:val="1"/>
-          <w:numId w:val="7"/>
+          <w:numId w:val="9"/>
         </w:numPr>
         <w:ind w:left="1440" w:hanging="360"/>
         <w:rPr>
           <w:sz w:val="24"/>
           <w:szCs w:val="24"/>
-          <w:u w:val="none"/>
         </w:rPr>
       </w:pPr>
       <w:r>
@@ -3383,18 +3210,22 @@
         </w:rPr>
         <w:t xml:space="preserve">Se modifica el apartado de PLANES, modificando la tabla PLAN, eliminando los datos:</w:t>
       </w:r>
+      <w:r>
+        <w:rPr>
+          <w:rtl w:val="0"/>
+        </w:rPr>
+      </w:r>
     </w:p>
     <w:p>
       <w:pPr>
         <w:numPr>
           <w:ilvl w:val="2"/>
-          <w:numId w:val="7"/>
+          <w:numId w:val="9"/>
         </w:numPr>
         <w:ind w:left="2160" w:hanging="360"/>
         <w:rPr>
           <w:sz w:val="24"/>
           <w:szCs w:val="24"/>
-          <w:u w:val="none"/>
         </w:rPr>
       </w:pPr>
       <w:r>
@@ -3415,13 +3246,12 @@
       <w:pPr>
         <w:numPr>
           <w:ilvl w:val="2"/>
-          <w:numId w:val="7"/>
+          <w:numId w:val="9"/>
         </w:numPr>
         <w:ind w:left="2160" w:hanging="360"/>
         <w:rPr>
           <w:sz w:val="24"/>
           <w:szCs w:val="24"/>
-          <w:u w:val="none"/>
         </w:rPr>
       </w:pPr>
       <w:r>
@@ -3476,7 +3306,7 @@
       <w:pPr>
         <w:numPr>
           <w:ilvl w:val="1"/>
-          <w:numId w:val="8"/>
+          <w:numId w:val="10"/>
         </w:numPr>
         <w:ind w:left="1440" w:hanging="360"/>
         <w:rPr>
@@ -3544,12 +3374,17 @@
         </w:rPr>
         <w:t xml:space="preserve">”, la cual controla la información médica entregada por el usuario</w:t>
       </w:r>
+      <w:r>
+        <w:rPr>
+          <w:rtl w:val="0"/>
+        </w:rPr>
+      </w:r>
     </w:p>
     <w:p>
       <w:pPr>
         <w:numPr>
           <w:ilvl w:val="1"/>
-          <w:numId w:val="8"/>
+          <w:numId w:val="10"/>
         </w:numPr>
         <w:ind w:left="1440" w:hanging="360"/>
         <w:rPr>
@@ -3611,30 +3446,14 @@
           <w:szCs w:val="24"/>
           <w:rtl w:val="0"/>
         </w:rPr>
-        <w:t xml:space="preserve">”, se añadió la clave foránea de “</w:t>
-      </w:r>
-      <w:r>
-        <w:rPr>
-          <w:sz w:val="24"/>
-          <w:szCs w:val="24"/>
-          <w:rtl w:val="0"/>
-        </w:rPr>
-        <w:t xml:space="preserve">antecedente_medico_ID</w:t>
-      </w:r>
-      <w:r>
-        <w:rPr>
-          <w:sz w:val="24"/>
-          <w:szCs w:val="24"/>
-          <w:rtl w:val="0"/>
-        </w:rPr>
-        <w:t xml:space="preserve">” que conecta la tabla anteriormente creada con las alertas</w:t>
+        <w:t xml:space="preserve">”, se añadió la clave foránea de “antecedente_medico_ID” que conecta la tabla anteriormente creada con las alertas</w:t>
       </w:r>
     </w:p>
     <w:p>
       <w:pPr>
         <w:numPr>
           <w:ilvl w:val="1"/>
-          <w:numId w:val="8"/>
+          <w:numId w:val="10"/>
         </w:numPr>
         <w:ind w:left="1440" w:hanging="360"/>
         <w:rPr>
@@ -3666,6 +3485,11 @@
         </w:rPr>
         <w:t xml:space="preserve">Se han modificado TODOS los tipos de datos del documento, adaptandolos a aquellos empleados en el uso de PostgreSQL, esto debido a que anteriormente se tomaron en cuenta tipos de datos de MySQL</w:t>
       </w:r>
+      <w:r>
+        <w:rPr>
+          <w:rtl w:val="0"/>
+        </w:rPr>
+      </w:r>
     </w:p>
     <w:p>
       <w:pPr>
@@ -3703,13 +3527,13 @@
         <w:pStyle w:val="Heading3"/>
         <w:numPr>
           <w:ilvl w:val="0"/>
-          <w:numId w:val="8"/>
-        </w:numPr>
-        <w:spacing w:after="0" w:afterAutospacing="0"/>
+          <w:numId w:val="10"/>
+        </w:numPr>
+        <w:spacing w:after="0" w:lineRule="auto"/>
         <w:ind w:left="720" w:hanging="360"/>
         <w:rPr/>
       </w:pPr>
-      <w:bookmarkStart w:colFirst="0" w:colLast="0" w:name="_6fih12yltusw" w:id="6"/>
+      <w:bookmarkStart w:colFirst="0" w:colLast="0" w:name="_heading=h.q2ykg3f0v4pf" w:id="6"/>
       <w:bookmarkEnd w:id="6"/>
       <w:hyperlink r:id="rId14">
         <w:r>
@@ -3731,7 +3555,7 @@
       <w:pPr>
         <w:numPr>
           <w:ilvl w:val="1"/>
-          <w:numId w:val="8"/>
+          <w:numId w:val="10"/>
         </w:numPr>
         <w:ind w:left="1440" w:hanging="360"/>
         <w:rPr>
@@ -3763,12 +3587,17 @@
         </w:rPr>
         <w:t xml:space="preserve">Se eliminaron “vacíos de acciones” en las historias de usuario, específicamente en la HU-12, donde no se especificaba el cierre de la emergencia, sinó la visualización de los datos médicos y su duración</w:t>
       </w:r>
+      <w:r>
+        <w:rPr>
+          <w:rtl w:val="0"/>
+        </w:rPr>
+      </w:r>
     </w:p>
     <w:p>
       <w:pPr>
         <w:numPr>
           <w:ilvl w:val="2"/>
-          <w:numId w:val="8"/>
+          <w:numId w:val="10"/>
         </w:numPr>
         <w:ind w:left="2160" w:hanging="360"/>
         <w:rPr>
@@ -3861,7 +3690,7 @@
       <w:pPr>
         <w:numPr>
           <w:ilvl w:val="2"/>
-          <w:numId w:val="5"/>
+          <w:numId w:val="7"/>
         </w:numPr>
         <w:ind w:left="2160" w:hanging="360"/>
         <w:rPr>
@@ -3991,7 +3820,7 @@
       <w:pPr>
         <w:numPr>
           <w:ilvl w:val="1"/>
-          <w:numId w:val="4"/>
+          <w:numId w:val="6"/>
         </w:numPr>
         <w:ind w:left="1440" w:hanging="360"/>
         <w:rPr>
@@ -4046,6 +3875,455 @@
         </w:rPr>
         <w:t xml:space="preserve">, se añadieron las siguientes features que cubren vacíos de funciones:</w:t>
       </w:r>
+      <w:r>
+        <w:rPr>
+          <w:rtl w:val="0"/>
+        </w:rPr>
+      </w:r>
+    </w:p>
+    <w:p>
+      <w:pPr>
+        <w:numPr>
+          <w:ilvl w:val="2"/>
+          <w:numId w:val="6"/>
+        </w:numPr>
+        <w:ind w:left="2160" w:hanging="360"/>
+        <w:rPr>
+          <w:color w:val="1f1f1f"/>
+          <w:sz w:val="24"/>
+          <w:szCs w:val="24"/>
+        </w:rPr>
+      </w:pPr>
+      <w:r>
+        <w:rPr>
+          <w:color w:val="1f1f1f"/>
+          <w:sz w:val="24"/>
+          <w:szCs w:val="24"/>
+          <w:rtl w:val="0"/>
+        </w:rPr>
+        <w:t xml:space="preserve">En el punto: </w:t>
+      </w:r>
+      <w:r>
+        <w:rPr>
+          <w:b w:val="1"/>
+          <w:bCs w:val="1"/>
+          <w:color w:val="1f1f1f"/>
+          <w:sz w:val="24"/>
+          <w:szCs w:val="24"/>
+          <w:rtl w:val="0"/>
+        </w:rPr>
+        <w:t xml:space="preserve">EP-05: Activación SOS y Geolocalización</w:t>
+      </w:r>
+      <w:r>
+        <w:rPr>
+          <w:color w:val="1f1f1f"/>
+          <w:sz w:val="24"/>
+          <w:szCs w:val="24"/>
+          <w:rtl w:val="0"/>
+        </w:rPr>
+        <w:br w:type="textWrapping"/>
+      </w:r>
+      <w:r>
+        <w:rPr>
+          <w:color w:val="1f1f1f"/>
+          <w:sz w:val="24"/>
+          <w:szCs w:val="24"/>
+          <w:rtl w:val="0"/>
+        </w:rPr>
+        <w:t xml:space="preserve">F05.3: Finalización y expiración de la emergencia (Estados: Activa, Finalizada, Expirada)</w:t>
+      </w:r>
+      <w:r>
+        <w:rPr>
+          <w:rtl w:val="0"/>
+        </w:rPr>
+      </w:r>
+    </w:p>
+    <w:p>
+      <w:pPr>
+        <w:numPr>
+          <w:ilvl w:val="2"/>
+          <w:numId w:val="6"/>
+        </w:numPr>
+        <w:ind w:left="2160" w:hanging="360"/>
+        <w:rPr>
+          <w:color w:val="1f1f1f"/>
+          <w:sz w:val="24"/>
+          <w:szCs w:val="24"/>
+        </w:rPr>
+      </w:pPr>
+      <w:r>
+        <w:rPr>
+          <w:color w:val="1f1f1f"/>
+          <w:sz w:val="24"/>
+          <w:szCs w:val="24"/>
+          <w:rtl w:val="0"/>
+        </w:rPr>
+        <w:t xml:space="preserve">En el punto: </w:t>
+      </w:r>
+      <w:r>
+        <w:rPr>
+          <w:b w:val="1"/>
+          <w:bCs w:val="1"/>
+          <w:color w:val="1f1f1f"/>
+          <w:sz w:val="24"/>
+          <w:szCs w:val="24"/>
+          <w:rtl w:val="0"/>
+        </w:rPr>
+        <w:t xml:space="preserve">EP-07: Cuentas Vinculadas y PIN</w:t>
+      </w:r>
+      <w:r>
+        <w:rPr>
+          <w:color w:val="1f1f1f"/>
+          <w:sz w:val="24"/>
+          <w:szCs w:val="24"/>
+          <w:rtl w:val="0"/>
+        </w:rPr>
+        <w:br w:type="textWrapping"/>
+        <w:t xml:space="preserve">F07.3: Adquisición de planes de usuario principal y cupos para usuarios apadrinados</w:t>
+      </w:r>
+      <w:r>
+        <w:rPr>
+          <w:rtl w:val="0"/>
+        </w:rPr>
+      </w:r>
+    </w:p>
+    <w:p>
+      <w:pPr>
+        <w:numPr>
+          <w:ilvl w:val="2"/>
+          <w:numId w:val="6"/>
+        </w:numPr>
+        <w:ind w:left="2160" w:hanging="360"/>
+        <w:rPr>
+          <w:color w:val="1f1f1f"/>
+          <w:sz w:val="24"/>
+          <w:szCs w:val="24"/>
+        </w:rPr>
+      </w:pPr>
+      <w:r>
+        <w:rPr>
+          <w:color w:val="1f1f1f"/>
+          <w:sz w:val="24"/>
+          <w:szCs w:val="24"/>
+          <w:rtl w:val="0"/>
+        </w:rPr>
+        <w:t xml:space="preserve">En el punto: </w:t>
+      </w:r>
+      <w:r>
+        <w:rPr>
+          <w:b w:val="1"/>
+          <w:bCs w:val="1"/>
+          <w:color w:val="1f1f1f"/>
+          <w:sz w:val="24"/>
+          <w:szCs w:val="24"/>
+          <w:rtl w:val="0"/>
+        </w:rPr>
+        <w:t xml:space="preserve">EP-09: Plataforma Administrativa</w:t>
+        <w:br w:type="textWrapping"/>
+      </w:r>
+      <w:r>
+        <w:rPr>
+          <w:color w:val="1f1f1f"/>
+          <w:sz w:val="24"/>
+          <w:szCs w:val="24"/>
+          <w:rtl w:val="0"/>
+        </w:rPr>
+        <w:t xml:space="preserve">F09.3: Solicitudes de soporte desde la aplicación web</w:t>
+      </w:r>
+      <w:r>
+        <w:rPr>
+          <w:rtl w:val="0"/>
+        </w:rPr>
+      </w:r>
+    </w:p>
+    <w:p>
+      <w:pPr>
+        <w:numPr>
+          <w:ilvl w:val="1"/>
+          <w:numId w:val="6"/>
+        </w:numPr>
+        <w:ind w:left="1440" w:hanging="360"/>
+        <w:rPr>
+          <w:color w:val="1f1f1f"/>
+          <w:sz w:val="24"/>
+          <w:szCs w:val="24"/>
+        </w:rPr>
+      </w:pPr>
+      <w:r>
+        <w:rPr>
+          <w:b w:val="1"/>
+          <w:bCs w:val="1"/>
+          <w:i w:val="1"/>
+          <w:iCs w:val="1"/>
+          <w:color w:val="1f1f1f"/>
+          <w:sz w:val="24"/>
+          <w:szCs w:val="24"/>
+          <w:rtl w:val="0"/>
+        </w:rPr>
+        <w:t xml:space="preserve">(16/10/2026) </w:t>
+      </w:r>
+      <w:r>
+        <w:rPr>
+          <w:color w:val="1f1f1f"/>
+          <w:sz w:val="24"/>
+          <w:szCs w:val="24"/>
+          <w:rtl w:val="0"/>
+        </w:rPr>
+        <w:t xml:space="preserve">En el apartado </w:t>
+      </w:r>
+      <w:r>
+        <w:rPr>
+          <w:b w:val="1"/>
+          <w:bCs w:val="1"/>
+          <w:color w:val="1f1f1f"/>
+          <w:sz w:val="24"/>
+          <w:szCs w:val="24"/>
+          <w:rtl w:val="0"/>
+        </w:rPr>
+        <w:t xml:space="preserve">Historias de Usuario y Criterios de Aceptación</w:t>
+      </w:r>
+      <w:r>
+        <w:rPr>
+          <w:color w:val="1f1f1f"/>
+          <w:sz w:val="24"/>
+          <w:szCs w:val="24"/>
+          <w:rtl w:val="0"/>
+        </w:rPr>
+        <w:t xml:space="preserve">, se modificaron las siguientes historias de usuario para cubrir vacíos técnicos de funciones:</w:t>
+      </w:r>
+      <w:r>
+        <w:rPr>
+          <w:rtl w:val="0"/>
+        </w:rPr>
+      </w:r>
+    </w:p>
+    <w:p>
+      <w:pPr>
+        <w:numPr>
+          <w:ilvl w:val="2"/>
+          <w:numId w:val="10"/>
+        </w:numPr>
+        <w:ind w:left="2160" w:hanging="360"/>
+        <w:rPr>
+          <w:b w:val="1"/>
+          <w:bCs w:val="1"/>
+          <w:sz w:val="24"/>
+          <w:szCs w:val="24"/>
+        </w:rPr>
+      </w:pPr>
+      <w:r>
+        <w:rPr>
+          <w:b w:val="1"/>
+          <w:bCs w:val="1"/>
+          <w:sz w:val="24"/>
+          <w:szCs w:val="24"/>
+          <w:rtl w:val="0"/>
+        </w:rPr>
+        <w:t xml:space="preserve">HU-06: Disparar Alerta de Emergencia SOS</w:t>
+      </w:r>
+    </w:p>
+    <w:p>
+      <w:pPr>
+        <w:numPr>
+          <w:ilvl w:val="2"/>
+          <w:numId w:val="10"/>
+        </w:numPr>
+        <w:ind w:left="2160" w:hanging="360"/>
+        <w:rPr>
+          <w:b w:val="1"/>
+          <w:bCs w:val="1"/>
+          <w:sz w:val="24"/>
+          <w:szCs w:val="24"/>
+        </w:rPr>
+      </w:pPr>
+      <w:r>
+        <w:rPr>
+          <w:b w:val="1"/>
+          <w:bCs w:val="1"/>
+          <w:sz w:val="24"/>
+          <w:szCs w:val="24"/>
+          <w:rtl w:val="0"/>
+        </w:rPr>
+        <w:t xml:space="preserve">Texto anterior:</w:t>
+      </w:r>
+    </w:p>
+    <w:p>
+      <w:pPr>
+        <w:ind w:left="1440" w:firstLine="0"/>
+        <w:rPr>
+          <w:color w:val="1f1f1f"/>
+          <w:sz w:val="24"/>
+          <w:szCs w:val="24"/>
+        </w:rPr>
+      </w:pPr>
+      <w:r>
+        <w:rPr>
+          <w:sz w:val="24"/>
+          <w:szCs w:val="24"/>
+          <w:rtl w:val="0"/>
+        </w:rPr>
+        <w:t xml:space="preserve">“1. </w:t>
+      </w:r>
+      <w:r>
+        <w:rPr>
+          <w:color w:val="1f1f1f"/>
+          <w:sz w:val="24"/>
+          <w:szCs w:val="24"/>
+          <w:rtl w:val="0"/>
+        </w:rPr>
+        <w:t xml:space="preserve">La interfaz del botón SOS debe requerir una confirmación rápida (p. ej., mantener presionado 2 segundos) para evitar activaciones accidentales.</w:t>
+      </w:r>
+    </w:p>
+    <w:p>
+      <w:pPr>
+        <w:ind w:left="1440" w:firstLine="0"/>
+        <w:rPr>
+          <w:sz w:val="24"/>
+          <w:szCs w:val="24"/>
+        </w:rPr>
+      </w:pPr>
+      <w:r>
+        <w:rPr>
+          <w:color w:val="1f1f1f"/>
+          <w:sz w:val="24"/>
+          <w:szCs w:val="24"/>
+          <w:rtl w:val="0"/>
+        </w:rPr>
+        <w:t xml:space="preserve">2. Al confirmarse la activación, el sistema cambia el estado del perfil a "En Emergencia Active"”</w:t>
+      </w:r>
+      <w:r>
+        <w:rPr>
+          <w:rtl w:val="0"/>
+        </w:rPr>
+      </w:r>
+    </w:p>
+    <w:p>
+      <w:pPr>
+        <w:numPr>
+          <w:ilvl w:val="2"/>
+          <w:numId w:val="7"/>
+        </w:numPr>
+        <w:ind w:left="2160" w:hanging="360"/>
+        <w:rPr>
+          <w:b w:val="1"/>
+          <w:bCs w:val="1"/>
+          <w:sz w:val="24"/>
+          <w:szCs w:val="24"/>
+        </w:rPr>
+      </w:pPr>
+      <w:r>
+        <w:rPr>
+          <w:b w:val="1"/>
+          <w:bCs w:val="1"/>
+          <w:sz w:val="24"/>
+          <w:szCs w:val="24"/>
+          <w:rtl w:val="0"/>
+        </w:rPr>
+        <w:t xml:space="preserve">Texto actual:</w:t>
+      </w:r>
+    </w:p>
+    <w:p>
+      <w:pPr>
+        <w:ind w:left="1417.3228346456694" w:firstLine="0"/>
+        <w:rPr>
+          <w:color w:val="1f1f1f"/>
+          <w:sz w:val="24"/>
+          <w:szCs w:val="24"/>
+        </w:rPr>
+      </w:pPr>
+      <w:r>
+        <w:rPr>
+          <w:b w:val="1"/>
+          <w:bCs w:val="1"/>
+          <w:sz w:val="24"/>
+          <w:szCs w:val="24"/>
+          <w:rtl w:val="0"/>
+        </w:rPr>
+        <w:tab/>
+      </w:r>
+      <w:r>
+        <w:rPr>
+          <w:sz w:val="24"/>
+          <w:szCs w:val="24"/>
+          <w:rtl w:val="0"/>
+        </w:rPr>
+        <w:t xml:space="preserve">“1. La interfaz del botón SOS debe requerir una confirmación rápida (p. ej., mantener presionado 2 segundos) para evitar activaciones accidentales.</w:t>
+      </w:r>
+      <w:r>
+        <w:rPr>
+          <w:rtl w:val="0"/>
+        </w:rPr>
+      </w:r>
+    </w:p>
+    <w:p>
+      <w:pPr>
+        <w:ind w:left="1417.3228346456694" w:firstLine="0"/>
+        <w:rPr>
+          <w:color w:val="1f1f1f"/>
+          <w:sz w:val="24"/>
+          <w:szCs w:val="24"/>
+        </w:rPr>
+      </w:pPr>
+      <w:r>
+        <w:rPr>
+          <w:color w:val="1f1f1f"/>
+          <w:sz w:val="24"/>
+          <w:szCs w:val="24"/>
+          <w:rtl w:val="0"/>
+        </w:rPr>
+        <w:t xml:space="preserve">2. Al confirmarse la activación, el sistema registra la alerta en estado ACTIVA (estados de alerta detallados en HU-14) y responde en un plazo de 3 segundos</w:t>
+      </w:r>
+    </w:p>
+    <w:p>
+      <w:pPr>
+        <w:ind w:left="1417.3228346456694" w:firstLine="0"/>
+        <w:rPr>
+          <w:color w:val="1f1f1f"/>
+          <w:sz w:val="24"/>
+          <w:szCs w:val="24"/>
+        </w:rPr>
+      </w:pPr>
+      <w:r>
+        <w:rPr>
+          <w:color w:val="1f1f1f"/>
+          <w:sz w:val="24"/>
+          <w:szCs w:val="24"/>
+          <w:rtl w:val="0"/>
+        </w:rPr>
+        <w:t xml:space="preserve">3. Solo puede existir una alerta ACTIVA por usuario y los reintentos no deben duplicar las mismas”</w:t>
+      </w:r>
+    </w:p>
+    <w:p>
+      <w:pPr>
+        <w:ind w:left="1440" w:firstLine="0"/>
+        <w:rPr>
+          <w:sz w:val="24"/>
+          <w:szCs w:val="24"/>
+        </w:rPr>
+      </w:pPr>
+      <w:r>
+        <w:rPr>
+          <w:sz w:val="24"/>
+          <w:szCs w:val="24"/>
+          <w:rtl w:val="0"/>
+        </w:rPr>
+        <w:t xml:space="preserve">Nota de verificación (17/10/2026): el criterio 1 de HU-06 en el Product Backlog dice ahora «mantener presionado 5 segundos en el perfil predeterminado de personas mayores o usuarios con acceso limitado; la duración es configurable según el tipo de usuario», en línea con RF5. El texto actual citado arriba (2 segundos) corresponde a la versión del 16/10/2026.</w:t>
+      </w:r>
+    </w:p>
+    <w:p>
+      <w:pPr>
+        <w:ind w:left="1417.3228346456694" w:firstLine="0"/>
+        <w:rPr>
+          <w:color w:val="1f1f1f"/>
+          <w:sz w:val="24"/>
+          <w:szCs w:val="24"/>
+        </w:rPr>
+      </w:pPr>
+      <w:r>
+        <w:rPr>
+          <w:rtl w:val="0"/>
+        </w:rPr>
+      </w:r>
     </w:p>
     <w:p>
       <w:pPr>
@@ -4055,59 +4333,23 @@
         </w:numPr>
         <w:ind w:left="2160" w:hanging="360"/>
         <w:rPr>
-          <w:color w:val="1f1f1f"/>
-          <w:sz w:val="24"/>
-          <w:szCs w:val="24"/>
-          <w:u w:val="none"/>
-        </w:rPr>
-      </w:pPr>
-      <w:r>
-        <w:rPr>
-          <w:color w:val="1f1f1f"/>
-          <w:sz w:val="24"/>
-          <w:szCs w:val="24"/>
-          <w:rtl w:val="0"/>
-        </w:rPr>
-        <w:t xml:space="preserve">En el punto: </w:t>
-      </w:r>
-      <w:r>
-        <w:rPr>
-          <w:b w:val="1"/>
-          <w:bCs w:val="1"/>
-          <w:color w:val="1f1f1f"/>
-          <w:sz w:val="24"/>
-          <w:szCs w:val="24"/>
-          <w:rtl w:val="0"/>
-        </w:rPr>
-        <w:t xml:space="preserve">EP-05: Activación SOS y Geolocalización</w:t>
-      </w:r>
-      <w:r>
-        <w:rPr>
-          <w:color w:val="1f1f1f"/>
-          <w:sz w:val="24"/>
-          <w:szCs w:val="24"/>
-          <w:rtl w:val="0"/>
-        </w:rPr>
-        <w:br w:type="textWrapping"/>
-      </w:r>
-      <w:commentRangeStart w:id="0"/>
-      <w:r>
-        <w:rPr>
-          <w:color w:val="1f1f1f"/>
-          <w:sz w:val="24"/>
-          <w:szCs w:val="24"/>
-          <w:rtl w:val="0"/>
-        </w:rPr>
-        <w:t xml:space="preserve">F05.3: Finalización y expiración de la emergencia (Estados: Activa, Finalizada, Expirada)</w:t>
-      </w:r>
-      <w:commentRangeEnd w:id="0"/>
-      <w:r>
-        <w:commentReference w:id="0"/>
-      </w:r>
-      <w:r>
-        <w:rPr>
-          <w:rtl w:val="0"/>
-        </w:rPr>
+          <w:b w:val="1"/>
+          <w:bCs w:val="1"/>
+          <w:color w:val="1f1f1f"/>
+          <w:sz w:val="24"/>
+          <w:szCs w:val="24"/>
+        </w:rPr>
+      </w:pPr>
+      <w:r>
+        <w:rPr>
+          <w:b w:val="1"/>
+          <w:bCs w:val="1"/>
+          <w:color w:val="1f1f1f"/>
+          <w:sz w:val="24"/>
+          <w:szCs w:val="24"/>
+          <w:rtl w:val="0"/>
+        </w:rPr>
+        <w:t xml:space="preserve">HU-08: Despachar Notificación de Alerta</w:t>
       </w:r>
     </w:p>
     <w:p>
@@ -4118,41 +4360,163 @@
         </w:numPr>
         <w:ind w:left="2160" w:hanging="360"/>
         <w:rPr>
-          <w:color w:val="1f1f1f"/>
-          <w:sz w:val="24"/>
-          <w:szCs w:val="24"/>
-          <w:u w:val="none"/>
-        </w:rPr>
-      </w:pPr>
-      <w:r>
-        <w:rPr>
-          <w:color w:val="1f1f1f"/>
-          <w:sz w:val="24"/>
-          <w:szCs w:val="24"/>
-          <w:rtl w:val="0"/>
-        </w:rPr>
-        <w:t xml:space="preserve">En el punto: </w:t>
-      </w:r>
-      <w:r>
-        <w:rPr>
-          <w:b w:val="1"/>
-          <w:bCs w:val="1"/>
-          <w:color w:val="1f1f1f"/>
-          <w:sz w:val="24"/>
-          <w:szCs w:val="24"/>
-          <w:rtl w:val="0"/>
-        </w:rPr>
-        <w:t xml:space="preserve">EP-07: Cuentas Vinculadas y PIN</w:t>
-      </w:r>
-      <w:r>
-        <w:rPr>
-          <w:color w:val="1f1f1f"/>
-          <w:sz w:val="24"/>
-          <w:szCs w:val="24"/>
-          <w:rtl w:val="0"/>
-        </w:rPr>
-        <w:br w:type="textWrapping"/>
-        <w:t xml:space="preserve">F07.3: Adquisición de planes de usuario principal y cupos para usuarios apadrinados</w:t>
+          <w:b w:val="1"/>
+          <w:bCs w:val="1"/>
+          <w:sz w:val="24"/>
+          <w:szCs w:val="24"/>
+        </w:rPr>
+      </w:pPr>
+      <w:r>
+        <w:rPr>
+          <w:b w:val="1"/>
+          <w:bCs w:val="1"/>
+          <w:sz w:val="24"/>
+          <w:szCs w:val="24"/>
+          <w:rtl w:val="0"/>
+        </w:rPr>
+        <w:t xml:space="preserve">Texto anterior:</w:t>
+      </w:r>
+    </w:p>
+    <w:p>
+      <w:pPr>
+        <w:ind w:left="1440" w:firstLine="0"/>
+        <w:rPr>
+          <w:color w:val="1f1f1f"/>
+          <w:sz w:val="24"/>
+          <w:szCs w:val="24"/>
+        </w:rPr>
+      </w:pPr>
+      <w:r>
+        <w:rPr>
+          <w:sz w:val="24"/>
+          <w:szCs w:val="24"/>
+          <w:rtl w:val="0"/>
+        </w:rPr>
+        <w:t xml:space="preserve">“1. </w:t>
+      </w:r>
+      <w:r>
+        <w:rPr>
+          <w:color w:val="1f1f1f"/>
+          <w:sz w:val="24"/>
+          <w:szCs w:val="24"/>
+          <w:rtl w:val="0"/>
+        </w:rPr>
+        <w:t xml:space="preserve">La alerta se transmite mediante el servicio de notificaciones Push / SMS a los contactos asignados (1 a 5).</w:t>
+      </w:r>
+    </w:p>
+    <w:p>
+      <w:pPr>
+        <w:ind w:left="1440" w:firstLine="0"/>
+        <w:rPr>
+          <w:sz w:val="24"/>
+          <w:szCs w:val="24"/>
+        </w:rPr>
+      </w:pPr>
+      <w:r>
+        <w:rPr>
+          <w:color w:val="1f1f1f"/>
+          <w:sz w:val="24"/>
+          <w:szCs w:val="24"/>
+          <w:rtl w:val="0"/>
+        </w:rPr>
+        <w:t xml:space="preserve">2. El sistema almacena la hora exacta y el estado del envío para auditoría.”</w:t>
+      </w:r>
+      <w:r>
+        <w:rPr>
+          <w:rtl w:val="0"/>
+        </w:rPr>
+      </w:r>
+    </w:p>
+    <w:p>
+      <w:pPr>
+        <w:numPr>
+          <w:ilvl w:val="2"/>
+          <w:numId w:val="7"/>
+        </w:numPr>
+        <w:ind w:left="2160" w:hanging="360"/>
+        <w:rPr>
+          <w:b w:val="1"/>
+          <w:bCs w:val="1"/>
+          <w:sz w:val="24"/>
+          <w:szCs w:val="24"/>
+        </w:rPr>
+      </w:pPr>
+      <w:r>
+        <w:rPr>
+          <w:b w:val="1"/>
+          <w:bCs w:val="1"/>
+          <w:sz w:val="24"/>
+          <w:szCs w:val="24"/>
+          <w:rtl w:val="0"/>
+        </w:rPr>
+        <w:t xml:space="preserve">Texto actual:</w:t>
+      </w:r>
+    </w:p>
+    <w:p>
+      <w:pPr>
+        <w:ind w:left="1417.3228346456694" w:firstLine="0"/>
+        <w:rPr>
+          <w:color w:val="1f1f1f"/>
+          <w:sz w:val="24"/>
+          <w:szCs w:val="24"/>
+        </w:rPr>
+      </w:pPr>
+      <w:r>
+        <w:rPr>
+          <w:b w:val="1"/>
+          <w:bCs w:val="1"/>
+          <w:sz w:val="24"/>
+          <w:szCs w:val="24"/>
+          <w:rtl w:val="0"/>
+        </w:rPr>
+        <w:tab/>
+      </w:r>
+      <w:r>
+        <w:rPr>
+          <w:sz w:val="24"/>
+          <w:szCs w:val="24"/>
+          <w:rtl w:val="0"/>
+        </w:rPr>
+        <w:t xml:space="preserve">“1. La alerta se transmite mediante el servicio de notificaciones Push / SMS a los contactos asignados (1 a 5).</w:t>
+      </w:r>
+      <w:r>
+        <w:rPr>
+          <w:rtl w:val="0"/>
+        </w:rPr>
+      </w:r>
+    </w:p>
+    <w:p>
+      <w:pPr>
+        <w:ind w:left="1417.3228346456694" w:firstLine="0"/>
+        <w:rPr>
+          <w:color w:val="1f1f1f"/>
+          <w:sz w:val="24"/>
+          <w:szCs w:val="24"/>
+        </w:rPr>
+      </w:pPr>
+      <w:r>
+        <w:rPr>
+          <w:color w:val="1f1f1f"/>
+          <w:sz w:val="24"/>
+          <w:szCs w:val="24"/>
+          <w:rtl w:val="0"/>
+        </w:rPr>
+        <w:t xml:space="preserve">2. El sistema almacena por cada contacto, la hora exacta, número de intentos y  el estado del envío (Enviado, Pendiente, Fallido) para auditoría.”</w:t>
+      </w:r>
+    </w:p>
+    <w:p>
+      <w:pPr>
+        <w:ind w:left="1417.3228346456694" w:firstLine="0"/>
+        <w:rPr>
+          <w:color w:val="1f1f1f"/>
+          <w:sz w:val="24"/>
+          <w:szCs w:val="24"/>
+        </w:rPr>
+      </w:pPr>
+      <w:r>
+        <w:rPr>
+          <w:rtl w:val="0"/>
+        </w:rPr>
       </w:r>
     </w:p>
     <w:p>
@@ -4163,1023 +4527,466 @@
         </w:numPr>
         <w:ind w:left="2160" w:hanging="360"/>
         <w:rPr>
-          <w:color w:val="1f1f1f"/>
-          <w:sz w:val="24"/>
-          <w:szCs w:val="24"/>
-          <w:u w:val="none"/>
-        </w:rPr>
-      </w:pPr>
-      <w:r>
-        <w:rPr>
-          <w:color w:val="1f1f1f"/>
-          <w:sz w:val="24"/>
-          <w:szCs w:val="24"/>
-          <w:rtl w:val="0"/>
-        </w:rPr>
-        <w:t xml:space="preserve">En el punto: </w:t>
-      </w:r>
-      <w:r>
-        <w:rPr>
-          <w:b w:val="1"/>
-          <w:bCs w:val="1"/>
-          <w:color w:val="1f1f1f"/>
-          <w:sz w:val="24"/>
-          <w:szCs w:val="24"/>
-          <w:rtl w:val="0"/>
-        </w:rPr>
-        <w:t xml:space="preserve">EP-09: Plataforma Administrativa</w:t>
-        <w:br w:type="textWrapping"/>
-      </w:r>
-      <w:r>
-        <w:rPr>
-          <w:color w:val="1f1f1f"/>
-          <w:sz w:val="24"/>
-          <w:szCs w:val="24"/>
-          <w:rtl w:val="0"/>
-        </w:rPr>
-        <w:t xml:space="preserve">F09.3: Solicitudes de soporte desde la aplicación web</w:t>
-      </w:r>
-    </w:p>
-    <w:p>
-      <w:pPr>
-        <w:numPr>
-          <w:ilvl w:val="1"/>
+          <w:b w:val="1"/>
+          <w:bCs w:val="1"/>
+          <w:color w:val="1f1f1f"/>
+          <w:sz w:val="24"/>
+          <w:szCs w:val="24"/>
+        </w:rPr>
+      </w:pPr>
+      <w:r>
+        <w:rPr>
+          <w:b w:val="1"/>
+          <w:bCs w:val="1"/>
+          <w:color w:val="1f1f1f"/>
+          <w:sz w:val="24"/>
+          <w:szCs w:val="24"/>
+          <w:rtl w:val="0"/>
+        </w:rPr>
+        <w:t xml:space="preserve">HU-09: Crear y Vincular Usuario Dependiente</w:t>
+      </w:r>
+    </w:p>
+    <w:p>
+      <w:pPr>
+        <w:numPr>
+          <w:ilvl w:val="2"/>
           <w:numId w:val="4"/>
         </w:numPr>
-        <w:ind w:left="1440" w:hanging="360"/>
-        <w:rPr>
-          <w:color w:val="1f1f1f"/>
-          <w:sz w:val="24"/>
-          <w:szCs w:val="24"/>
-          <w:u w:val="none"/>
-        </w:rPr>
-      </w:pPr>
-      <w:r>
-        <w:rPr>
-          <w:b w:val="1"/>
-          <w:bCs w:val="1"/>
-          <w:i w:val="1"/>
-          <w:iCs w:val="1"/>
-          <w:color w:val="1f1f1f"/>
-          <w:sz w:val="24"/>
-          <w:szCs w:val="24"/>
-          <w:rtl w:val="0"/>
-        </w:rPr>
-        <w:t xml:space="preserve">(16/10/2026) </w:t>
-      </w:r>
-      <w:r>
-        <w:rPr>
-          <w:color w:val="1f1f1f"/>
-          <w:sz w:val="24"/>
-          <w:szCs w:val="24"/>
-          <w:rtl w:val="0"/>
-        </w:rPr>
-        <w:t xml:space="preserve">En el apartado </w:t>
-      </w:r>
-      <w:r>
-        <w:rPr>
-          <w:b w:val="1"/>
-          <w:bCs w:val="1"/>
-          <w:color w:val="1f1f1f"/>
-          <w:sz w:val="24"/>
-          <w:szCs w:val="24"/>
-          <w:rtl w:val="0"/>
-        </w:rPr>
-        <w:t xml:space="preserve">Historias de Usuario y Criterios de Aceptación</w:t>
-      </w:r>
-      <w:r>
-        <w:rPr>
-          <w:color w:val="1f1f1f"/>
-          <w:sz w:val="24"/>
-          <w:szCs w:val="24"/>
-          <w:rtl w:val="0"/>
-        </w:rPr>
-        <w:t xml:space="preserve">, se modificaron las siguientes historias de usuario para cubrir vacíos técnicos de funciones:</w:t>
+        <w:ind w:left="2160" w:hanging="360"/>
+        <w:rPr>
+          <w:b w:val="1"/>
+          <w:bCs w:val="1"/>
+          <w:sz w:val="24"/>
+          <w:szCs w:val="24"/>
+        </w:rPr>
+      </w:pPr>
+      <w:r>
+        <w:rPr>
+          <w:b w:val="1"/>
+          <w:bCs w:val="1"/>
+          <w:sz w:val="24"/>
+          <w:szCs w:val="24"/>
+          <w:rtl w:val="0"/>
+        </w:rPr>
+        <w:t xml:space="preserve">Texto anterior:</w:t>
+      </w:r>
+    </w:p>
+    <w:p>
+      <w:pPr>
+        <w:ind w:left="1440" w:firstLine="0"/>
+        <w:rPr>
+          <w:color w:val="1f1f1f"/>
+          <w:sz w:val="24"/>
+          <w:szCs w:val="24"/>
+        </w:rPr>
+      </w:pPr>
+      <w:r>
+        <w:rPr>
+          <w:sz w:val="24"/>
+          <w:szCs w:val="24"/>
+          <w:rtl w:val="0"/>
+        </w:rPr>
+        <w:t xml:space="preserve">“1. </w:t>
+      </w:r>
+      <w:r>
+        <w:rPr>
+          <w:color w:val="1f1f1f"/>
+          <w:sz w:val="24"/>
+          <w:szCs w:val="24"/>
+          <w:rtl w:val="0"/>
+        </w:rPr>
+        <w:t xml:space="preserve">La cuenta principal puede vincular un máximo de 5 usuarios dependientes.</w:t>
+      </w:r>
+    </w:p>
+    <w:p>
+      <w:pPr>
+        <w:ind w:left="1440" w:firstLine="0"/>
+        <w:rPr>
+          <w:color w:val="1f1f1f"/>
+          <w:sz w:val="24"/>
+          <w:szCs w:val="24"/>
+        </w:rPr>
+      </w:pPr>
+      <w:r>
+        <w:rPr>
+          <w:color w:val="1f1f1f"/>
+          <w:sz w:val="24"/>
+          <w:szCs w:val="24"/>
+          <w:rtl w:val="0"/>
+        </w:rPr>
+        <w:t xml:space="preserve">2. Cada dependiente posee sus propios datos personales aislados en la BD.</w:t>
+      </w:r>
+    </w:p>
+    <w:p>
+      <w:pPr>
+        <w:ind w:left="1440" w:firstLine="0"/>
+        <w:rPr>
+          <w:sz w:val="24"/>
+          <w:szCs w:val="24"/>
+        </w:rPr>
+      </w:pPr>
+      <w:r>
+        <w:rPr>
+          <w:color w:val="1f1f1f"/>
+          <w:sz w:val="24"/>
+          <w:szCs w:val="24"/>
+          <w:rtl w:val="0"/>
+        </w:rPr>
+        <w:t xml:space="preserve">3. La vinculación se valida mediante el PIN de la cuenta principal.”</w:t>
+      </w:r>
+      <w:r>
+        <w:rPr>
+          <w:rtl w:val="0"/>
+        </w:rPr>
       </w:r>
     </w:p>
     <w:p>
       <w:pPr>
         <w:numPr>
           <w:ilvl w:val="2"/>
+          <w:numId w:val="7"/>
+        </w:numPr>
+        <w:ind w:left="2160" w:hanging="360"/>
+        <w:rPr>
+          <w:b w:val="1"/>
+          <w:bCs w:val="1"/>
+          <w:sz w:val="24"/>
+          <w:szCs w:val="24"/>
+        </w:rPr>
+      </w:pPr>
+      <w:r>
+        <w:rPr>
+          <w:b w:val="1"/>
+          <w:bCs w:val="1"/>
+          <w:sz w:val="24"/>
+          <w:szCs w:val="24"/>
+          <w:rtl w:val="0"/>
+        </w:rPr>
+        <w:t xml:space="preserve">Texto actual:</w:t>
+      </w:r>
+    </w:p>
+    <w:p>
+      <w:pPr>
+        <w:ind w:left="1440" w:firstLine="0"/>
+        <w:rPr>
+          <w:color w:val="1f1f1f"/>
+          <w:sz w:val="24"/>
+          <w:szCs w:val="24"/>
+        </w:rPr>
+      </w:pPr>
+      <w:r>
+        <w:rPr>
+          <w:sz w:val="24"/>
+          <w:szCs w:val="24"/>
+          <w:rtl w:val="0"/>
+        </w:rPr>
+        <w:t xml:space="preserve">“1. </w:t>
+      </w:r>
+      <w:r>
+        <w:rPr>
+          <w:color w:val="1f1f1f"/>
+          <w:sz w:val="24"/>
+          <w:szCs w:val="24"/>
+          <w:rtl w:val="0"/>
+        </w:rPr>
+        <w:t xml:space="preserve">La cuenta principal puede vincular un máximo de 5 usuarios dependientes.</w:t>
+      </w:r>
+    </w:p>
+    <w:p>
+      <w:pPr>
+        <w:ind w:left="1440" w:firstLine="0"/>
+        <w:rPr>
+          <w:color w:val="1f1f1f"/>
+          <w:sz w:val="24"/>
+          <w:szCs w:val="24"/>
+        </w:rPr>
+      </w:pPr>
+      <w:r>
+        <w:rPr>
+          <w:color w:val="1f1f1f"/>
+          <w:sz w:val="24"/>
+          <w:szCs w:val="24"/>
+          <w:rtl w:val="0"/>
+        </w:rPr>
+        <w:t xml:space="preserve">2. Cada dependiente posee sus propios datos personales aislados en la BD.</w:t>
+      </w:r>
+    </w:p>
+    <w:p>
+      <w:pPr>
+        <w:ind w:left="1440" w:firstLine="0"/>
+        <w:rPr>
+          <w:color w:val="1f1f1f"/>
+          <w:sz w:val="24"/>
+          <w:szCs w:val="24"/>
+        </w:rPr>
+      </w:pPr>
+      <w:r>
+        <w:rPr>
+          <w:color w:val="1f1f1f"/>
+          <w:sz w:val="24"/>
+          <w:szCs w:val="24"/>
+          <w:rtl w:val="0"/>
+        </w:rPr>
+        <w:t xml:space="preserve">3. La vinculación se valida mediante el PIN de la cuenta principal.</w:t>
+      </w:r>
+    </w:p>
+    <w:p>
+      <w:pPr>
+        <w:ind w:left="1440" w:firstLine="0"/>
+        <w:rPr>
+          <w:color w:val="1f1f1f"/>
+          <w:sz w:val="24"/>
+          <w:szCs w:val="24"/>
+        </w:rPr>
+      </w:pPr>
+      <w:r>
+        <w:rPr>
+          <w:color w:val="1f1f1f"/>
+          <w:sz w:val="24"/>
+          <w:szCs w:val="24"/>
+          <w:rtl w:val="0"/>
+        </w:rPr>
+        <w:t xml:space="preserve">4. Si la cuenta principal no tiene cupos disponibles, el sistema deriva a la compra de cupos.”</w:t>
+      </w:r>
+    </w:p>
+    <w:p>
+      <w:pPr>
+        <w:ind w:left="1440" w:firstLine="0"/>
+        <w:rPr>
+          <w:color w:val="1f1f1f"/>
+          <w:sz w:val="24"/>
+          <w:szCs w:val="24"/>
+        </w:rPr>
+      </w:pPr>
+      <w:r>
+        <w:rPr>
+          <w:rtl w:val="0"/>
+        </w:rPr>
+      </w:r>
+    </w:p>
+    <w:p>
+      <w:pPr>
+        <w:numPr>
+          <w:ilvl w:val="2"/>
+          <w:numId w:val="4"/>
+        </w:numPr>
+        <w:ind w:left="2160" w:hanging="360"/>
+        <w:rPr>
+          <w:b w:val="1"/>
+          <w:bCs w:val="1"/>
+          <w:color w:val="1f1f1f"/>
+          <w:sz w:val="24"/>
+          <w:szCs w:val="24"/>
+        </w:rPr>
+      </w:pPr>
+      <w:r>
+        <w:rPr>
+          <w:b w:val="1"/>
+          <w:bCs w:val="1"/>
+          <w:color w:val="1f1f1f"/>
+          <w:sz w:val="24"/>
+          <w:szCs w:val="24"/>
+          <w:rtl w:val="0"/>
+        </w:rPr>
+        <w:t xml:space="preserve">HU-13: Panel de Administración de Usuarios (Web/Desktop)</w:t>
+      </w:r>
+    </w:p>
+    <w:p>
+      <w:pPr>
+        <w:numPr>
+          <w:ilvl w:val="2"/>
+          <w:numId w:val="4"/>
+        </w:numPr>
+        <w:ind w:left="2160" w:hanging="360"/>
+        <w:rPr>
+          <w:b w:val="1"/>
+          <w:bCs w:val="1"/>
+          <w:sz w:val="24"/>
+          <w:szCs w:val="24"/>
+        </w:rPr>
+      </w:pPr>
+      <w:r>
+        <w:rPr>
+          <w:b w:val="1"/>
+          <w:bCs w:val="1"/>
+          <w:sz w:val="24"/>
+          <w:szCs w:val="24"/>
+          <w:rtl w:val="0"/>
+        </w:rPr>
+        <w:t xml:space="preserve">Texto anterior:</w:t>
+      </w:r>
+    </w:p>
+    <w:p>
+      <w:pPr>
+        <w:ind w:left="1440" w:firstLine="0"/>
+        <w:rPr>
+          <w:color w:val="1f1f1f"/>
+          <w:sz w:val="24"/>
+          <w:szCs w:val="24"/>
+        </w:rPr>
+      </w:pPr>
+      <w:r>
+        <w:rPr>
+          <w:sz w:val="24"/>
+          <w:szCs w:val="24"/>
+          <w:rtl w:val="0"/>
+        </w:rPr>
+        <w:t xml:space="preserve">“1. </w:t>
+      </w:r>
+      <w:r>
+        <w:rPr>
+          <w:color w:val="1f1f1f"/>
+          <w:sz w:val="24"/>
+          <w:szCs w:val="24"/>
+          <w:rtl w:val="0"/>
+        </w:rPr>
+        <w:t xml:space="preserve">El panel muestra el estado de las cuentas (Activa, Bloqueada, En Emergencia).</w:t>
+      </w:r>
+    </w:p>
+    <w:p>
+      <w:pPr>
+        <w:ind w:left="1440" w:firstLine="0"/>
+        <w:rPr>
+          <w:sz w:val="24"/>
+          <w:szCs w:val="24"/>
+        </w:rPr>
+      </w:pPr>
+      <w:r>
+        <w:rPr>
+          <w:color w:val="1f1f1f"/>
+          <w:sz w:val="24"/>
+          <w:szCs w:val="24"/>
+          <w:rtl w:val="0"/>
+        </w:rPr>
+        <w:t xml:space="preserve">2. Solo los usuarios con rol "Administrador" pueden acceder a este módulo.”</w:t>
+      </w:r>
+      <w:r>
+        <w:rPr>
+          <w:rtl w:val="0"/>
+        </w:rPr>
+      </w:r>
+    </w:p>
+    <w:p>
+      <w:pPr>
+        <w:numPr>
+          <w:ilvl w:val="2"/>
+          <w:numId w:val="7"/>
+        </w:numPr>
+        <w:ind w:left="2160" w:hanging="360"/>
+        <w:rPr>
+          <w:b w:val="1"/>
+          <w:bCs w:val="1"/>
+          <w:sz w:val="24"/>
+          <w:szCs w:val="24"/>
+        </w:rPr>
+      </w:pPr>
+      <w:r>
+        <w:rPr>
+          <w:b w:val="1"/>
+          <w:bCs w:val="1"/>
+          <w:sz w:val="24"/>
+          <w:szCs w:val="24"/>
+          <w:rtl w:val="0"/>
+        </w:rPr>
+        <w:t xml:space="preserve">Texto actual:</w:t>
+      </w:r>
+    </w:p>
+    <w:p>
+      <w:pPr>
+        <w:ind w:left="1440" w:firstLine="0"/>
+        <w:rPr>
+          <w:color w:val="1f1f1f"/>
+          <w:sz w:val="24"/>
+          <w:szCs w:val="24"/>
+        </w:rPr>
+      </w:pPr>
+      <w:r>
+        <w:rPr>
+          <w:sz w:val="24"/>
+          <w:szCs w:val="24"/>
+          <w:rtl w:val="0"/>
+        </w:rPr>
+        <w:t xml:space="preserve">“1. </w:t>
+      </w:r>
+      <w:r>
+        <w:rPr>
+          <w:color w:val="1f1f1f"/>
+          <w:sz w:val="24"/>
+          <w:szCs w:val="24"/>
+          <w:rtl w:val="0"/>
+        </w:rPr>
+        <w:t xml:space="preserve">El panel muestra el estado de las cuentas (Acceso completo, Acceso Parcial, Bloqueado/Inactivo) y si tienen una alerta ACTIVA.</w:t>
+      </w:r>
+    </w:p>
+    <w:p>
+      <w:pPr>
+        <w:ind w:left="1440" w:firstLine="0"/>
+        <w:rPr>
+          <w:color w:val="1f1f1f"/>
+          <w:sz w:val="24"/>
+          <w:szCs w:val="24"/>
+        </w:rPr>
+      </w:pPr>
+      <w:r>
+        <w:rPr>
+          <w:color w:val="1f1f1f"/>
+          <w:sz w:val="24"/>
+          <w:szCs w:val="24"/>
+          <w:rtl w:val="0"/>
+        </w:rPr>
+        <w:t xml:space="preserve">2. Solo los usuarios con rol "Administrador" pueden acceder a este módulo.</w:t>
+      </w:r>
+    </w:p>
+    <w:p>
+      <w:pPr>
+        <w:ind w:left="1440" w:firstLine="0"/>
+        <w:rPr>
+          <w:color w:val="1f1f1f"/>
+          <w:sz w:val="24"/>
+          <w:szCs w:val="24"/>
+        </w:rPr>
+      </w:pPr>
+      <w:r>
+        <w:rPr>
+          <w:color w:val="1f1f1f"/>
+          <w:sz w:val="24"/>
+          <w:szCs w:val="24"/>
+          <w:rtl w:val="0"/>
+        </w:rPr>
+        <w:t xml:space="preserve">3. El administrador puede consultar cuentas y compras realizadas, y cambiar el estado de la cuenta en caso de necesitarse, mediante la solicitud de soporte. Cada acción del administrador queda registrada en una bitácora.</w:t>
+      </w:r>
+    </w:p>
+    <w:p>
+      <w:pPr>
+        <w:ind w:left="1440" w:firstLine="0"/>
+        <w:rPr>
+          <w:color w:val="1f1f1f"/>
+          <w:sz w:val="24"/>
+          <w:szCs w:val="24"/>
+        </w:rPr>
+      </w:pPr>
+      <w:r>
+        <w:rPr>
+          <w:color w:val="1f1f1f"/>
+          <w:sz w:val="24"/>
+          <w:szCs w:val="24"/>
+          <w:rtl w:val="0"/>
+        </w:rPr>
+        <w:t xml:space="preserve">4. El sistema debe tener al menos 1 administrador y este no puede remover ni modificar su rol.”</w:t>
+      </w:r>
+    </w:p>
+    <w:p>
+      <w:pPr>
+        <w:pStyle w:val="Heading3"/>
+        <w:numPr>
+          <w:ilvl w:val="0"/>
           <w:numId w:val="8"/>
         </w:numPr>
-        <w:ind w:left="2160" w:hanging="360"/>
-        <w:rPr>
-          <w:b w:val="1"/>
-          <w:bCs w:val="1"/>
-          <w:sz w:val="24"/>
-          <w:szCs w:val="24"/>
-        </w:rPr>
-      </w:pPr>
-      <w:r>
-        <w:rPr>
-          <w:b w:val="1"/>
-          <w:bCs w:val="1"/>
-          <w:sz w:val="24"/>
-          <w:szCs w:val="24"/>
-          <w:rtl w:val="0"/>
-        </w:rPr>
-        <w:t xml:space="preserve">HU-06: Disparar Alerta de Emergencia SOS</w:t>
-      </w:r>
-    </w:p>
-    <w:p>
-      <w:pPr>
-        <w:numPr>
-          <w:ilvl w:val="2"/>
-          <w:numId w:val="8"/>
-        </w:numPr>
-        <w:ind w:left="2160" w:hanging="360"/>
-        <w:rPr>
-          <w:b w:val="1"/>
-          <w:bCs w:val="1"/>
-          <w:sz w:val="24"/>
-          <w:szCs w:val="24"/>
-        </w:rPr>
-      </w:pPr>
-      <w:r>
-        <w:rPr>
-          <w:b w:val="1"/>
-          <w:bCs w:val="1"/>
-          <w:sz w:val="24"/>
-          <w:szCs w:val="24"/>
-          <w:rtl w:val="0"/>
-        </w:rPr>
-        <w:t xml:space="preserve">Texto anterior:</w:t>
-      </w:r>
-    </w:p>
-    <w:p>
-      <w:pPr>
-        <w:ind w:left="1440" w:firstLine="0"/>
-        <w:rPr>
-          <w:color w:val="1f1f1f"/>
-          <w:sz w:val="24"/>
-          <w:szCs w:val="24"/>
-        </w:rPr>
-      </w:pPr>
-      <w:r>
-        <w:rPr>
-          <w:sz w:val="24"/>
-          <w:szCs w:val="24"/>
-          <w:rtl w:val="0"/>
-        </w:rPr>
-        <w:t xml:space="preserve">“1. </w:t>
-      </w:r>
-      <w:r>
-        <w:rPr>
-          <w:color w:val="1f1f1f"/>
-          <w:sz w:val="24"/>
-          <w:szCs w:val="24"/>
-          <w:rtl w:val="0"/>
-        </w:rPr>
-        <w:t xml:space="preserve">La interfaz del botón SOS debe requerir una confirmación rápida (p. ej., mantener presionado 2 segundos) para evitar activaciones accidentales.</w:t>
-      </w:r>
-    </w:p>
-    <w:p>
-      <w:pPr>
-        <w:ind w:left="1440" w:firstLine="0"/>
-        <w:rPr>
-          <w:sz w:val="24"/>
-          <w:szCs w:val="24"/>
-        </w:rPr>
-      </w:pPr>
-      <w:r>
-        <w:rPr>
-          <w:color w:val="1f1f1f"/>
-          <w:sz w:val="24"/>
-          <w:szCs w:val="24"/>
-          <w:rtl w:val="0"/>
-        </w:rPr>
-        <w:t xml:space="preserve">2. Al confirmarse la activación, el sistema cambia el estado del perfil a "En Emergencia Active"”</w:t>
-      </w:r>
-      <w:r>
-        <w:rPr>
-          <w:rtl w:val="0"/>
-        </w:rPr>
-      </w:r>
-    </w:p>
-    <w:p>
-      <w:pPr>
-        <w:numPr>
-          <w:ilvl w:val="2"/>
-          <w:numId w:val="5"/>
-        </w:numPr>
-        <w:ind w:left="2160" w:hanging="360"/>
-        <w:rPr>
-          <w:b w:val="1"/>
-          <w:bCs w:val="1"/>
-          <w:sz w:val="24"/>
-          <w:szCs w:val="24"/>
-        </w:rPr>
-      </w:pPr>
-      <w:r>
-        <w:rPr>
-          <w:b w:val="1"/>
-          <w:bCs w:val="1"/>
-          <w:sz w:val="24"/>
-          <w:szCs w:val="24"/>
-          <w:rtl w:val="0"/>
-        </w:rPr>
-        <w:t xml:space="preserve">Texto actual:</w:t>
-      </w:r>
-    </w:p>
-    <w:p>
-      <w:pPr>
-        <w:ind w:left="1417.3228346456694" w:firstLine="0"/>
-        <w:rPr>
-          <w:color w:val="1f1f1f"/>
-          <w:sz w:val="24"/>
-          <w:szCs w:val="24"/>
-        </w:rPr>
-      </w:pPr>
-      <w:r>
-        <w:rPr>
-          <w:b w:val="1"/>
-          <w:bCs w:val="1"/>
-          <w:sz w:val="24"/>
-          <w:szCs w:val="24"/>
-          <w:rtl w:val="0"/>
-        </w:rPr>
-        <w:tab/>
-      </w:r>
-      <w:r>
-        <w:rPr>
-          <w:sz w:val="24"/>
-          <w:szCs w:val="24"/>
-          <w:rtl w:val="0"/>
-        </w:rPr>
-        <w:t xml:space="preserve">“1. La interfaz del botón SOS debe requerir una confirmación rápida (p. ej., mantener presionado 2 segundos) para evitar activaciones accidentales.</w:t>
-      </w:r>
-      <w:r>
-        <w:rPr>
-          <w:rtl w:val="0"/>
-        </w:rPr>
-      </w:r>
-    </w:p>
-    <w:p>
-      <w:pPr>
-        <w:ind w:left="1417.3228346456694" w:firstLine="0"/>
-        <w:rPr>
-          <w:color w:val="1f1f1f"/>
-          <w:sz w:val="24"/>
-          <w:szCs w:val="24"/>
-        </w:rPr>
-      </w:pPr>
-      <w:r>
-        <w:rPr>
-          <w:color w:val="1f1f1f"/>
-          <w:sz w:val="24"/>
-          <w:szCs w:val="24"/>
-          <w:rtl w:val="0"/>
-        </w:rPr>
-        <w:t xml:space="preserve">2. Al confirmarse la activación, el sistema registra la alerta en estado ACTIVA (estados de alerta detallados en HU-14) y responde en un plazo de 3 segundos</w:t>
-      </w:r>
-    </w:p>
-    <w:p>
-      <w:pPr>
-        <w:ind w:left="1417.3228346456694" w:firstLine="0"/>
-        <w:rPr>
-          <w:color w:val="1f1f1f"/>
-          <w:sz w:val="24"/>
-          <w:szCs w:val="24"/>
-        </w:rPr>
-      </w:pPr>
-      <w:r>
-        <w:rPr>
-          <w:color w:val="1f1f1f"/>
-          <w:sz w:val="24"/>
-          <w:szCs w:val="24"/>
-          <w:rtl w:val="0"/>
-        </w:rPr>
-        <w:t xml:space="preserve">3. Solo puede existir una alerta ACTIVA por usuario y los reintentos no deben duplicar las mismas”</w:t>
-      </w:r>
-    </w:p>
-    <w:p>
-      <w:pPr>
-        <w:ind w:left="1440" w:firstLine="0"/>
-        <w:rPr>
-          <w:sz w:val="24"/>
-          <w:szCs w:val="24"/>
-        </w:rPr>
-      </w:pPr>
-      <w:r>
-        <w:rPr>
-          <w:sz w:val="24"/>
-          <w:szCs w:val="24"/>
-          <w:rtl w:val="0"/>
-        </w:rPr>
-        <w:t xml:space="preserve">Nota de verificación (17/10/2026): el criterio 1 de HU-06 en el Product Backlog dice ahora «mantener presionado 5 segundos en el perfil predeterminado de personas mayores o usuarios con acceso limitado; la duración es configurable según el tipo de usuario», en línea con RF5. El texto actual citado arriba (2 segundos) corresponde a la versión del 16/10/2026.</w:t>
-      </w:r>
-    </w:p>
-    <w:p>
-      <w:pPr>
-        <w:ind w:left="1417.3228346456694" w:firstLine="0"/>
-        <w:rPr>
-          <w:color w:val="1f1f1f"/>
-          <w:sz w:val="24"/>
-          <w:szCs w:val="24"/>
-        </w:rPr>
-      </w:pPr>
-      <w:r>
-        <w:rPr>
-          <w:rtl w:val="0"/>
-        </w:rPr>
-      </w:r>
-    </w:p>
-    <w:p>
-      <w:pPr>
-        <w:numPr>
-          <w:ilvl w:val="2"/>
-          <w:numId w:val="2"/>
-        </w:numPr>
-        <w:ind w:left="2160" w:hanging="360"/>
-        <w:rPr>
-          <w:b w:val="1"/>
-          <w:bCs w:val="1"/>
-          <w:color w:val="1f1f1f"/>
-          <w:sz w:val="24"/>
-          <w:szCs w:val="24"/>
-        </w:rPr>
-      </w:pPr>
-      <w:r>
-        <w:rPr>
-          <w:b w:val="1"/>
-          <w:bCs w:val="1"/>
-          <w:color w:val="1f1f1f"/>
-          <w:sz w:val="24"/>
-          <w:szCs w:val="24"/>
-          <w:rtl w:val="0"/>
-        </w:rPr>
-        <w:t xml:space="preserve">HU-08: Despachar Notificación de Alerta</w:t>
-      </w:r>
-      <w:r>
-        <w:rPr>
-          <w:rtl w:val="0"/>
-        </w:rPr>
-      </w:r>
-    </w:p>
-    <w:p>
-      <w:pPr>
-        <w:numPr>
-          <w:ilvl w:val="2"/>
-          <w:numId w:val="2"/>
-        </w:numPr>
-        <w:ind w:left="2160" w:hanging="360"/>
-        <w:rPr>
-          <w:b w:val="1"/>
-          <w:bCs w:val="1"/>
-          <w:sz w:val="24"/>
-          <w:szCs w:val="24"/>
-        </w:rPr>
-      </w:pPr>
-      <w:r>
-        <w:rPr>
-          <w:b w:val="1"/>
-          <w:bCs w:val="1"/>
-          <w:sz w:val="24"/>
-          <w:szCs w:val="24"/>
-          <w:rtl w:val="0"/>
-        </w:rPr>
-        <w:t xml:space="preserve">Texto anterior:</w:t>
-      </w:r>
-    </w:p>
-    <w:p>
-      <w:pPr>
-        <w:ind w:left="1440" w:firstLine="0"/>
-        <w:rPr>
-          <w:color w:val="1f1f1f"/>
-          <w:sz w:val="24"/>
-          <w:szCs w:val="24"/>
-        </w:rPr>
-      </w:pPr>
-      <w:r>
-        <w:rPr>
-          <w:sz w:val="24"/>
-          <w:szCs w:val="24"/>
-          <w:rtl w:val="0"/>
-        </w:rPr>
-        <w:t xml:space="preserve">“1. </w:t>
-      </w:r>
-      <w:r>
-        <w:rPr>
-          <w:color w:val="1f1f1f"/>
-          <w:sz w:val="24"/>
-          <w:szCs w:val="24"/>
-          <w:rtl w:val="0"/>
-        </w:rPr>
-        <w:t xml:space="preserve">La alerta se transmite mediante el servicio de notificaciones Push / SMS a los contactos asignados (1 a 5).</w:t>
-      </w:r>
-    </w:p>
-    <w:p>
-      <w:pPr>
-        <w:ind w:left="1440" w:firstLine="0"/>
-        <w:rPr>
-          <w:sz w:val="24"/>
-          <w:szCs w:val="24"/>
-        </w:rPr>
-      </w:pPr>
-      <w:r>
-        <w:rPr>
-          <w:color w:val="1f1f1f"/>
-          <w:sz w:val="24"/>
-          <w:szCs w:val="24"/>
-          <w:rtl w:val="0"/>
-        </w:rPr>
-        <w:t xml:space="preserve">2. El sistema almacena la hora exacta y el estado del envío para auditoría.”</w:t>
-      </w:r>
-      <w:r>
-        <w:rPr>
-          <w:rtl w:val="0"/>
-        </w:rPr>
-      </w:r>
-    </w:p>
-    <w:p>
-      <w:pPr>
-        <w:numPr>
-          <w:ilvl w:val="2"/>
-          <w:numId w:val="5"/>
-        </w:numPr>
-        <w:ind w:left="2160" w:hanging="360"/>
-        <w:rPr>
-          <w:b w:val="1"/>
-          <w:bCs w:val="1"/>
-          <w:sz w:val="24"/>
-          <w:szCs w:val="24"/>
-        </w:rPr>
-      </w:pPr>
-      <w:r>
-        <w:rPr>
-          <w:b w:val="1"/>
-          <w:bCs w:val="1"/>
-          <w:sz w:val="24"/>
-          <w:szCs w:val="24"/>
-          <w:rtl w:val="0"/>
-        </w:rPr>
-        <w:t xml:space="preserve">Texto actual:</w:t>
-      </w:r>
-    </w:p>
-    <w:p>
-      <w:pPr>
-        <w:ind w:left="1417.3228346456694" w:firstLine="0"/>
-        <w:rPr>
-          <w:color w:val="1f1f1f"/>
-          <w:sz w:val="24"/>
-          <w:szCs w:val="24"/>
-        </w:rPr>
-      </w:pPr>
-      <w:r>
-        <w:rPr>
-          <w:b w:val="1"/>
-          <w:bCs w:val="1"/>
-          <w:sz w:val="24"/>
-          <w:szCs w:val="24"/>
-          <w:rtl w:val="0"/>
-        </w:rPr>
-        <w:tab/>
-      </w:r>
-      <w:r>
-        <w:rPr>
-          <w:sz w:val="24"/>
-          <w:szCs w:val="24"/>
-          <w:rtl w:val="0"/>
-        </w:rPr>
-        <w:t xml:space="preserve">“1. La alerta se transmite mediante el servicio de notificaciones Push / SMS a los contactos asignados (1 a 5).</w:t>
-      </w:r>
-      <w:r>
-        <w:rPr>
-          <w:rtl w:val="0"/>
-        </w:rPr>
-      </w:r>
-    </w:p>
-    <w:p>
-      <w:pPr>
-        <w:ind w:left="1417.3228346456694" w:firstLine="0"/>
-        <w:rPr>
-          <w:color w:val="1f1f1f"/>
-          <w:sz w:val="24"/>
-          <w:szCs w:val="24"/>
-        </w:rPr>
-      </w:pPr>
-      <w:r>
-        <w:rPr>
-          <w:color w:val="1f1f1f"/>
-          <w:sz w:val="24"/>
-          <w:szCs w:val="24"/>
-          <w:rtl w:val="0"/>
-        </w:rPr>
-        <w:t xml:space="preserve">2. El sistema almacena por cada contacto, la hora exacta, número de intentos y  el estado del envío (Enviado, Pendiente, Fallido) para auditoría.”</w:t>
-      </w:r>
-    </w:p>
-    <w:p>
-      <w:pPr>
-        <w:ind w:left="1417.3228346456694" w:firstLine="0"/>
-        <w:rPr>
-          <w:color w:val="1f1f1f"/>
-          <w:sz w:val="24"/>
-          <w:szCs w:val="24"/>
-        </w:rPr>
-      </w:pPr>
-      <w:r>
-        <w:rPr>
-          <w:rtl w:val="0"/>
-        </w:rPr>
-      </w:r>
-    </w:p>
-    <w:p>
-      <w:pPr>
-        <w:numPr>
-          <w:ilvl w:val="2"/>
-          <w:numId w:val="2"/>
-        </w:numPr>
-        <w:ind w:left="2160" w:hanging="360"/>
-        <w:rPr>
-          <w:b w:val="1"/>
-          <w:bCs w:val="1"/>
-          <w:color w:val="1f1f1f"/>
-          <w:sz w:val="24"/>
-          <w:szCs w:val="24"/>
-        </w:rPr>
-      </w:pPr>
-      <w:r>
-        <w:rPr>
-          <w:b w:val="1"/>
-          <w:bCs w:val="1"/>
-          <w:color w:val="1f1f1f"/>
-          <w:sz w:val="24"/>
-          <w:szCs w:val="24"/>
-          <w:rtl w:val="0"/>
-        </w:rPr>
-        <w:t xml:space="preserve">HU-09: Crear y Vincular Usuario Dependiente</w:t>
-      </w:r>
-      <w:r>
-        <w:rPr>
-          <w:rtl w:val="0"/>
-        </w:rPr>
-      </w:r>
-    </w:p>
-    <w:p>
-      <w:pPr>
-        <w:numPr>
-          <w:ilvl w:val="2"/>
-          <w:numId w:val="2"/>
-        </w:numPr>
-        <w:ind w:left="2160" w:hanging="360"/>
-        <w:rPr>
-          <w:b w:val="1"/>
-          <w:bCs w:val="1"/>
-          <w:sz w:val="24"/>
-          <w:szCs w:val="24"/>
-        </w:rPr>
-      </w:pPr>
-      <w:r>
-        <w:rPr>
-          <w:b w:val="1"/>
-          <w:bCs w:val="1"/>
-          <w:sz w:val="24"/>
-          <w:szCs w:val="24"/>
-          <w:rtl w:val="0"/>
-        </w:rPr>
-        <w:t xml:space="preserve">Texto anterior:</w:t>
-      </w:r>
-    </w:p>
-    <w:p>
-      <w:pPr>
-        <w:ind w:left="1440" w:firstLine="0"/>
-        <w:rPr>
-          <w:color w:val="1f1f1f"/>
-          <w:sz w:val="24"/>
-          <w:szCs w:val="24"/>
-        </w:rPr>
-      </w:pPr>
-      <w:r>
-        <w:rPr>
-          <w:sz w:val="24"/>
-          <w:szCs w:val="24"/>
-          <w:rtl w:val="0"/>
-        </w:rPr>
-        <w:t xml:space="preserve">“1. </w:t>
-      </w:r>
-      <w:r>
-        <w:rPr>
-          <w:color w:val="1f1f1f"/>
-          <w:sz w:val="24"/>
-          <w:szCs w:val="24"/>
-          <w:rtl w:val="0"/>
-        </w:rPr>
-        <w:t xml:space="preserve">La cuenta principal puede vincular un máximo de 5 usuarios dependientes.</w:t>
-      </w:r>
-    </w:p>
-    <w:p>
-      <w:pPr>
-        <w:ind w:left="1440" w:firstLine="0"/>
-        <w:rPr>
-          <w:color w:val="1f1f1f"/>
-          <w:sz w:val="24"/>
-          <w:szCs w:val="24"/>
-        </w:rPr>
-      </w:pPr>
-      <w:r>
-        <w:rPr>
-          <w:color w:val="1f1f1f"/>
-          <w:sz w:val="24"/>
-          <w:szCs w:val="24"/>
-          <w:rtl w:val="0"/>
-        </w:rPr>
-        <w:t xml:space="preserve">2. Cada dependiente posee sus propios datos personales aislados en la BD.</w:t>
-      </w:r>
-    </w:p>
-    <w:p>
-      <w:pPr>
-        <w:ind w:left="1440" w:firstLine="0"/>
-        <w:rPr>
-          <w:sz w:val="24"/>
-          <w:szCs w:val="24"/>
-        </w:rPr>
-      </w:pPr>
-      <w:r>
-        <w:rPr>
-          <w:color w:val="1f1f1f"/>
-          <w:sz w:val="24"/>
-          <w:szCs w:val="24"/>
-          <w:rtl w:val="0"/>
-        </w:rPr>
-        <w:t xml:space="preserve">3. La vinculación se valida mediante el PIN de la cuenta principal.”</w:t>
-      </w:r>
-      <w:r>
-        <w:rPr>
-          <w:rtl w:val="0"/>
-        </w:rPr>
-      </w:r>
-    </w:p>
-    <w:p>
-      <w:pPr>
-        <w:numPr>
-          <w:ilvl w:val="2"/>
-          <w:numId w:val="5"/>
-        </w:numPr>
-        <w:ind w:left="2160" w:hanging="360"/>
-        <w:rPr>
-          <w:b w:val="1"/>
-          <w:bCs w:val="1"/>
-          <w:sz w:val="24"/>
-          <w:szCs w:val="24"/>
-        </w:rPr>
-      </w:pPr>
-      <w:r>
-        <w:rPr>
-          <w:b w:val="1"/>
-          <w:bCs w:val="1"/>
-          <w:sz w:val="24"/>
-          <w:szCs w:val="24"/>
-          <w:rtl w:val="0"/>
-        </w:rPr>
-        <w:t xml:space="preserve">Texto actual:</w:t>
-      </w:r>
-    </w:p>
-    <w:p>
-      <w:pPr>
-        <w:ind w:left="1440" w:firstLine="0"/>
-        <w:rPr>
-          <w:color w:val="1f1f1f"/>
-          <w:sz w:val="24"/>
-          <w:szCs w:val="24"/>
-        </w:rPr>
-      </w:pPr>
-      <w:r>
-        <w:rPr>
-          <w:sz w:val="24"/>
-          <w:szCs w:val="24"/>
-          <w:rtl w:val="0"/>
-        </w:rPr>
-        <w:t xml:space="preserve">“1. </w:t>
-      </w:r>
-      <w:r>
-        <w:rPr>
-          <w:color w:val="1f1f1f"/>
-          <w:sz w:val="24"/>
-          <w:szCs w:val="24"/>
-          <w:rtl w:val="0"/>
-        </w:rPr>
-        <w:t xml:space="preserve">La cuenta principal puede vincular un máximo de 5 usuarios dependientes.</w:t>
-      </w:r>
-    </w:p>
-    <w:p>
-      <w:pPr>
-        <w:ind w:left="1440" w:firstLine="0"/>
-        <w:rPr>
-          <w:color w:val="1f1f1f"/>
-          <w:sz w:val="24"/>
-          <w:szCs w:val="24"/>
-        </w:rPr>
-      </w:pPr>
-      <w:r>
-        <w:rPr>
-          <w:color w:val="1f1f1f"/>
-          <w:sz w:val="24"/>
-          <w:szCs w:val="24"/>
-          <w:rtl w:val="0"/>
-        </w:rPr>
-        <w:t xml:space="preserve">2. Cada dependiente posee sus propios datos personales aislados en la BD.</w:t>
-      </w:r>
-    </w:p>
-    <w:p>
-      <w:pPr>
-        <w:ind w:left="1440" w:firstLine="0"/>
-        <w:rPr>
-          <w:color w:val="1f1f1f"/>
-          <w:sz w:val="24"/>
-          <w:szCs w:val="24"/>
-        </w:rPr>
-      </w:pPr>
-      <w:r>
-        <w:rPr>
-          <w:color w:val="1f1f1f"/>
-          <w:sz w:val="24"/>
-          <w:szCs w:val="24"/>
-          <w:rtl w:val="0"/>
-        </w:rPr>
-        <w:t xml:space="preserve">3. La vinculación se valida mediante el PIN de la cuenta principal.</w:t>
-      </w:r>
-    </w:p>
-    <w:p>
-      <w:pPr>
-        <w:ind w:left="1440" w:firstLine="0"/>
-        <w:rPr>
-          <w:color w:val="1f1f1f"/>
-          <w:sz w:val="24"/>
-          <w:szCs w:val="24"/>
-        </w:rPr>
-      </w:pPr>
-      <w:r>
-        <w:rPr>
-          <w:color w:val="1f1f1f"/>
-          <w:sz w:val="24"/>
-          <w:szCs w:val="24"/>
-          <w:rtl w:val="0"/>
-        </w:rPr>
-        <w:t xml:space="preserve">4. Si la cuenta principal no tiene cupos disponibles, el sistema deriva a la compra de cupos.”</w:t>
-      </w:r>
-    </w:p>
-    <w:p>
-      <w:pPr>
-        <w:ind w:left="1440" w:firstLine="0"/>
-        <w:rPr>
-          <w:color w:val="1f1f1f"/>
-          <w:sz w:val="24"/>
-          <w:szCs w:val="24"/>
-        </w:rPr>
-      </w:pPr>
-      <w:r>
-        <w:rPr>
-          <w:rtl w:val="0"/>
-        </w:rPr>
-      </w:r>
-    </w:p>
-    <w:p>
-      <w:pPr>
-        <w:numPr>
-          <w:ilvl w:val="2"/>
-          <w:numId w:val="2"/>
-        </w:numPr>
-        <w:ind w:left="2160" w:hanging="360"/>
-        <w:rPr>
-          <w:b w:val="1"/>
-          <w:bCs w:val="1"/>
-          <w:color w:val="1f1f1f"/>
-          <w:sz w:val="24"/>
-          <w:szCs w:val="24"/>
-        </w:rPr>
-      </w:pPr>
-      <w:r>
-        <w:rPr>
-          <w:b w:val="1"/>
-          <w:bCs w:val="1"/>
-          <w:color w:val="1f1f1f"/>
-          <w:sz w:val="24"/>
-          <w:szCs w:val="24"/>
-          <w:rtl w:val="0"/>
-        </w:rPr>
-        <w:t xml:space="preserve">HU-13: Panel de Administración de Usuarios (Web/Desktop)</w:t>
-      </w:r>
-      <w:r>
-        <w:rPr>
-          <w:rtl w:val="0"/>
-        </w:rPr>
-      </w:r>
-    </w:p>
-    <w:p>
-      <w:pPr>
-        <w:numPr>
-          <w:ilvl w:val="2"/>
-          <w:numId w:val="2"/>
-        </w:numPr>
-        <w:ind w:left="2160" w:hanging="360"/>
-        <w:rPr>
-          <w:b w:val="1"/>
-          <w:bCs w:val="1"/>
-          <w:sz w:val="24"/>
-          <w:szCs w:val="24"/>
-        </w:rPr>
-      </w:pPr>
-      <w:r>
-        <w:rPr>
-          <w:b w:val="1"/>
-          <w:bCs w:val="1"/>
-          <w:sz w:val="24"/>
-          <w:szCs w:val="24"/>
-          <w:rtl w:val="0"/>
-        </w:rPr>
-        <w:t xml:space="preserve">Texto anterior:</w:t>
-      </w:r>
-    </w:p>
-    <w:p>
-      <w:pPr>
-        <w:ind w:left="1440" w:firstLine="0"/>
-        <w:rPr>
-          <w:color w:val="1f1f1f"/>
-          <w:sz w:val="24"/>
-          <w:szCs w:val="24"/>
-        </w:rPr>
-      </w:pPr>
-      <w:r>
-        <w:rPr>
-          <w:sz w:val="24"/>
-          <w:szCs w:val="24"/>
-          <w:rtl w:val="0"/>
-        </w:rPr>
-        <w:t xml:space="preserve">“1. </w:t>
-      </w:r>
-      <w:r>
-        <w:rPr>
-          <w:color w:val="1f1f1f"/>
-          <w:sz w:val="24"/>
-          <w:szCs w:val="24"/>
-          <w:rtl w:val="0"/>
-        </w:rPr>
-        <w:t xml:space="preserve">El panel muestra el estado de las cuentas (Activa, Bloqueada, En Emergencia).</w:t>
-      </w:r>
-    </w:p>
-    <w:p>
-      <w:pPr>
-        <w:ind w:left="1440" w:firstLine="0"/>
-        <w:rPr>
-          <w:sz w:val="24"/>
-          <w:szCs w:val="24"/>
-        </w:rPr>
-      </w:pPr>
-      <w:r>
-        <w:rPr>
-          <w:color w:val="1f1f1f"/>
-          <w:sz w:val="24"/>
-          <w:szCs w:val="24"/>
-          <w:rtl w:val="0"/>
-        </w:rPr>
-        <w:t xml:space="preserve">2. Solo los usuarios con rol "Administrador" pueden acceder a este módulo.”</w:t>
-      </w:r>
-      <w:r>
-        <w:rPr>
-          <w:rtl w:val="0"/>
-        </w:rPr>
-      </w:r>
-    </w:p>
-    <w:p>
-      <w:pPr>
-        <w:numPr>
-          <w:ilvl w:val="2"/>
-          <w:numId w:val="5"/>
-        </w:numPr>
-        <w:ind w:left="2160" w:hanging="360"/>
-        <w:rPr>
-          <w:b w:val="1"/>
-          <w:bCs w:val="1"/>
-          <w:sz w:val="24"/>
-          <w:szCs w:val="24"/>
-        </w:rPr>
-      </w:pPr>
-      <w:r>
-        <w:rPr>
-          <w:b w:val="1"/>
-          <w:bCs w:val="1"/>
-          <w:sz w:val="24"/>
-          <w:szCs w:val="24"/>
-          <w:rtl w:val="0"/>
-        </w:rPr>
-        <w:t xml:space="preserve">Texto actual:</w:t>
-      </w:r>
-    </w:p>
-    <w:p>
-      <w:pPr>
-        <w:ind w:left="1440" w:firstLine="0"/>
-        <w:rPr>
-          <w:color w:val="1f1f1f"/>
-          <w:sz w:val="24"/>
-          <w:szCs w:val="24"/>
-        </w:rPr>
-      </w:pPr>
-      <w:r>
-        <w:rPr>
-          <w:sz w:val="24"/>
-          <w:szCs w:val="24"/>
-          <w:rtl w:val="0"/>
-        </w:rPr>
-        <w:t xml:space="preserve">“1. </w:t>
-      </w:r>
-      <w:r>
-        <w:rPr>
-          <w:color w:val="1f1f1f"/>
-          <w:sz w:val="24"/>
-          <w:szCs w:val="24"/>
-          <w:rtl w:val="0"/>
-        </w:rPr>
-        <w:t xml:space="preserve">El panel muestra el estado de las cuentas (Acceso completo, Acceso Parcial, Bloqueado/Inactivo) y si tienen una alerta ACTIVA.</w:t>
-      </w:r>
-    </w:p>
-    <w:p>
-      <w:pPr>
-        <w:ind w:left="1440" w:firstLine="0"/>
-        <w:rPr>
-          <w:color w:val="1f1f1f"/>
-          <w:sz w:val="24"/>
-          <w:szCs w:val="24"/>
-        </w:rPr>
-      </w:pPr>
-      <w:r>
-        <w:rPr>
-          <w:color w:val="1f1f1f"/>
-          <w:sz w:val="24"/>
-          <w:szCs w:val="24"/>
-          <w:rtl w:val="0"/>
-        </w:rPr>
-        <w:t xml:space="preserve">2. Solo los usuarios con rol "Administrador" pueden acceder a este módulo.</w:t>
-      </w:r>
-    </w:p>
-    <w:p>
-      <w:pPr>
-        <w:ind w:left="1440" w:firstLine="0"/>
-        <w:rPr>
-          <w:color w:val="1f1f1f"/>
-          <w:sz w:val="24"/>
-          <w:szCs w:val="24"/>
-        </w:rPr>
-      </w:pPr>
-      <w:r>
-        <w:rPr>
-          <w:color w:val="1f1f1f"/>
-          <w:sz w:val="24"/>
-          <w:szCs w:val="24"/>
-          <w:rtl w:val="0"/>
-        </w:rPr>
-        <w:t xml:space="preserve">3. El administrador puede consultar cuentas y compras realizadas, y cambiar el estado de la cuenta en caso de </w:t>
-      </w:r>
-      <w:r>
-        <w:rPr>
-          <w:color w:val="1f1f1f"/>
-          <w:sz w:val="24"/>
-          <w:szCs w:val="24"/>
-          <w:rtl w:val="0"/>
-        </w:rPr>
-        <w:t xml:space="preserve">necesitarse</w:t>
-      </w:r>
-      <w:r>
-        <w:rPr>
-          <w:color w:val="1f1f1f"/>
-          <w:sz w:val="24"/>
-          <w:szCs w:val="24"/>
-          <w:rtl w:val="0"/>
-        </w:rPr>
-        <w:t xml:space="preserve">, mediante la solicitud de soporte. Cada acción del administrador queda registrada en una bitácora.</w:t>
-      </w:r>
-    </w:p>
-    <w:p>
-      <w:pPr>
-        <w:ind w:left="1440" w:firstLine="0"/>
-        <w:rPr>
-          <w:color w:val="1f1f1f"/>
-          <w:sz w:val="24"/>
-          <w:szCs w:val="24"/>
-        </w:rPr>
-      </w:pPr>
-      <w:r>
-        <w:rPr>
-          <w:color w:val="1f1f1f"/>
-          <w:sz w:val="24"/>
-          <w:szCs w:val="24"/>
-          <w:rtl w:val="0"/>
-        </w:rPr>
-        <w:t xml:space="preserve">4. El sistema debe tener al menos 1 administrador y este no puede remover ni modificar su rol.”</w:t>
-      </w:r>
-    </w:p>
-    <w:p>
-      <w:pPr>
-        <w:pStyle w:val="Heading3"/>
-        <w:numPr>
-          <w:ilvl w:val="0"/>
-          <w:numId w:val="6"/>
-        </w:numPr>
-        <w:spacing w:after="0" w:afterAutospacing="0"/>
+        <w:spacing w:after="0" w:lineRule="auto"/>
         <w:ind w:left="720" w:hanging="360"/>
         <w:rPr/>
       </w:pPr>
-      <w:bookmarkStart w:colFirst="0" w:colLast="0" w:name="_fjkyz57ei7v7" w:id="7"/>
+      <w:bookmarkStart w:colFirst="0" w:colLast="0" w:name="_heading=h.5bt4qln1uuid" w:id="7"/>
       <w:bookmarkEnd w:id="7"/>
       <w:hyperlink r:id="rId15">
         <w:r>
@@ -5201,14 +5008,13 @@
       <w:pPr>
         <w:numPr>
           <w:ilvl w:val="1"/>
-          <w:numId w:val="6"/>
+          <w:numId w:val="8"/>
         </w:numPr>
         <w:ind w:left="1440" w:hanging="360"/>
         <w:rPr>
           <w:color w:val="1f1f1f"/>
           <w:sz w:val="24"/>
           <w:szCs w:val="24"/>
-          <w:u w:val="none"/>
         </w:rPr>
       </w:pPr>
       <w:r>
@@ -5273,6 +5079,11 @@
         </w:rPr>
         <w:t xml:space="preserve">, donde se mencionaba el uso de “React/Angular” cuando este es “React + Ionic”</w:t>
       </w:r>
+      <w:r>
+        <w:rPr>
+          <w:rtl w:val="0"/>
+        </w:rPr>
+      </w:r>
     </w:p>
     <w:p>
       <w:pPr>
@@ -5293,13 +5104,13 @@
         <w:pStyle w:val="Heading3"/>
         <w:numPr>
           <w:ilvl w:val="0"/>
-          <w:numId w:val="10"/>
-        </w:numPr>
-        <w:spacing w:after="0" w:afterAutospacing="0"/>
+          <w:numId w:val="2"/>
+        </w:numPr>
+        <w:spacing w:after="0" w:lineRule="auto"/>
         <w:ind w:left="720" w:hanging="360"/>
         <w:rPr/>
       </w:pPr>
-      <w:bookmarkStart w:colFirst="0" w:colLast="0" w:name="_he4yk8czsg8m" w:id="8"/>
+      <w:bookmarkStart w:colFirst="0" w:colLast="0" w:name="_heading=h.urzi7ag3sq19" w:id="8"/>
       <w:bookmarkEnd w:id="8"/>
       <w:hyperlink r:id="rId16">
         <w:r>
@@ -5321,7 +5132,7 @@
       <w:pPr>
         <w:numPr>
           <w:ilvl w:val="1"/>
-          <w:numId w:val="10"/>
+          <w:numId w:val="2"/>
         </w:numPr>
         <w:ind w:left="1440" w:hanging="360"/>
         <w:rPr>
@@ -5427,9 +5238,9 @@
         <w:pStyle w:val="Heading3"/>
         <w:numPr>
           <w:ilvl w:val="0"/>
-          <w:numId w:val="9"/>
-        </w:numPr>
-        <w:spacing w:after="0" w:afterAutospacing="0"/>
+          <w:numId w:val="11"/>
+        </w:numPr>
+        <w:spacing w:after="0" w:lineRule="auto"/>
         <w:ind w:left="720" w:hanging="360"/>
         <w:rPr/>
       </w:pPr>
@@ -5439,14 +5250,19 @@
           <w:u w:val="single"/>
           <w:rtl w:val="0"/>
         </w:rPr>
-        <w:t>2.1.1 PRODUCT BACKLOG (correcciones de la auditoría)</w:t>
+        <w:t xml:space="preserve">2.1.1 PRODUCT BACKLOG (correcciones de la auditoría)</w:t>
+      </w:r>
+      <w:r>
+        <w:rPr>
+          <w:rtl w:val="0"/>
+        </w:rPr>
       </w:r>
     </w:p>
     <w:p>
       <w:pPr>
         <w:numPr>
           <w:ilvl w:val="1"/>
-          <w:numId w:val="9"/>
+          <w:numId w:val="11"/>
         </w:numPr>
         <w:ind w:left="1440" w:hanging="360"/>
         <w:rPr>
@@ -5464,14 +5280,19 @@
           <w:szCs w:val="24"/>
           <w:rtl w:val="0"/>
         </w:rPr>
-        <w:t>(aplicado 17/10/2026) [AUDIT-079] Dependencias de las tareas TD: “Depecencia: F1-xx” corregido a “Dependencia: TD-xx” (10 tareas); errata y IDs antiguos corregidos.</w:t>
+        <w:t xml:space="preserve">(aplicado 17/10/2026) [AUDIT-079] Dependencias de las tareas TD: “Depecencia: F1-xx” corregido a “Dependencia: TD-xx” (10 tareas); errata y IDs antiguos corregidos.</w:t>
+      </w:r>
+      <w:r>
+        <w:rPr>
+          <w:rtl w:val="0"/>
+        </w:rPr>
       </w:r>
     </w:p>
     <w:p>
       <w:pPr>
         <w:numPr>
           <w:ilvl w:val="1"/>
-          <w:numId w:val="9"/>
+          <w:numId w:val="11"/>
         </w:numPr>
         <w:ind w:left="1440" w:hanging="360"/>
         <w:rPr>
@@ -5489,14 +5310,19 @@
           <w:szCs w:val="24"/>
           <w:rtl w:val="0"/>
         </w:rPr>
-        <w:t>(aplicado 17/10/2026) [AUDIT-112] Garantía de viabilidad: “dos Developers” corregido a “tres Developers”.</w:t>
+        <w:t xml:space="preserve">(aplicado 17/10/2026) [AUDIT-112] Garantía de viabilidad: “dos Developers” corregido a “tres Developers”.</w:t>
+      </w:r>
+      <w:r>
+        <w:rPr>
+          <w:rtl w:val="0"/>
+        </w:rPr>
       </w:r>
     </w:p>
     <w:p>
       <w:pPr>
         <w:numPr>
           <w:ilvl w:val="1"/>
-          <w:numId w:val="9"/>
+          <w:numId w:val="11"/>
         </w:numPr>
         <w:ind w:left="1440" w:hanging="360"/>
         <w:rPr>
@@ -5516,15 +5342,20 @@
         </w:rPr>
         <w:t xml:space="preserve">(verificado 17/10/2026; no estaba registrado) [AUDIT-090] HU-10: nuevo criterio «Si la cuenta tiene usuarios apadrinados, después del inicio de sesión, el sistema solicita el PIN para identificar el perfil que ingresa», y el acceso completo o parcial del usuario apadrinado se agrega a las acciones críticas que exigen PIN. Queda abierto el comentario de Alonso González sobre el ingreso de los usuarios apadrinados.</w:t>
       </w:r>
+      <w:r>
+        <w:rPr>
+          <w:rtl w:val="0"/>
+        </w:rPr>
+      </w:r>
     </w:p>
     <w:p>
       <w:pPr>
         <w:pStyle w:val="Heading3"/>
         <w:numPr>
           <w:ilvl w:val="0"/>
-          <w:numId w:val="9"/>
-        </w:numPr>
-        <w:spacing w:after="0" w:afterAutospacing="0"/>
+          <w:numId w:val="11"/>
+        </w:numPr>
+        <w:spacing w:after="0" w:lineRule="auto"/>
         <w:ind w:left="720" w:hanging="360"/>
         <w:rPr/>
       </w:pPr>
@@ -5534,14 +5365,19 @@
           <w:u w:val="single"/>
           <w:rtl w:val="0"/>
         </w:rPr>
-        <w:t>1.3 Acta de constitución</w:t>
+        <w:t xml:space="preserve">1.3 Acta de constitución</w:t>
+      </w:r>
+      <w:r>
+        <w:rPr>
+          <w:rtl w:val="0"/>
+        </w:rPr>
       </w:r>
     </w:p>
     <w:p>
       <w:pPr>
         <w:numPr>
           <w:ilvl w:val="1"/>
-          <w:numId w:val="9"/>
+          <w:numId w:val="11"/>
         </w:numPr>
         <w:ind w:left="1440" w:hanging="360"/>
         <w:rPr>
@@ -5559,7 +5395,12 @@
           <w:szCs w:val="24"/>
           <w:rtl w:val="0"/>
         </w:rPr>
-        <w:t>(aplicado 17/10/2026) [AUDIT-052] Control de cambios: versión 1.2 (07-10-2026) agregada. Autor: Gabriel Valencia.</w:t>
+        <w:t xml:space="preserve">(aplicado 17/10/2026) [AUDIT-052] Control de cambios: versión 1.2 (07-10-2026) agregada. Autor: Gabriel Valencia.</w:t>
+      </w:r>
+      <w:r>
+        <w:rPr>
+          <w:rtl w:val="0"/>
+        </w:rPr>
       </w:r>
     </w:p>
     <w:p>
@@ -5567,9 +5408,9 @@
         <w:pStyle w:val="Heading3"/>
         <w:numPr>
           <w:ilvl w:val="0"/>
-          <w:numId w:val="9"/>
-        </w:numPr>
-        <w:spacing w:after="0" w:afterAutospacing="0"/>
+          <w:numId w:val="11"/>
+        </w:numPr>
+        <w:spacing w:after="0" w:lineRule="auto"/>
         <w:ind w:left="720" w:hanging="360"/>
         <w:rPr/>
       </w:pPr>
@@ -5579,14 +5420,19 @@
           <w:u w:val="single"/>
           <w:rtl w:val="0"/>
         </w:rPr>
-        <w:t>1.4 Documento ERS</w:t>
+        <w:t xml:space="preserve">1.4 Documento ERS</w:t>
+      </w:r>
+      <w:r>
+        <w:rPr>
+          <w:rtl w:val="0"/>
+        </w:rPr>
       </w:r>
     </w:p>
     <w:p>
       <w:pPr>
         <w:numPr>
           <w:ilvl w:val="1"/>
-          <w:numId w:val="9"/>
+          <w:numId w:val="11"/>
         </w:numPr>
         <w:ind w:left="1440" w:hanging="360"/>
         <w:rPr>
@@ -5604,14 +5450,19 @@
           <w:szCs w:val="24"/>
           <w:rtl w:val="0"/>
         </w:rPr>
-        <w:t>(no verificado, 17/10/2026) [AUDIT-053] Ficha del documento: “IEEE 830” ya no aparece en el Informe ERS, pero la frase de portada que contenía la norma no está en el archivo y no se encuentra ISO/IEC/IEEE 29148:2018. Pendiente de confirmar con el autor.</w:t>
+        <w:t xml:space="preserve">(no verificado, 17/10/2026) [AUDIT-053] Ficha del documento: “IEEE 830” ya no aparece en el Informe ERS, pero la frase de portada que contenía la norma no está en el archivo y no se encuentra ISO/IEC/IEEE 29148:2018. Pendiente de confirmar con el autor.</w:t>
+      </w:r>
+      <w:r>
+        <w:rPr>
+          <w:rtl w:val="0"/>
+        </w:rPr>
       </w:r>
     </w:p>
     <w:p>
       <w:pPr>
         <w:numPr>
           <w:ilvl w:val="1"/>
-          <w:numId w:val="9"/>
+          <w:numId w:val="11"/>
         </w:numPr>
         <w:ind w:left="1440" w:hanging="360"/>
         <w:rPr>
@@ -5629,14 +5480,19 @@
           <w:szCs w:val="24"/>
           <w:rtl w:val="0"/>
         </w:rPr>
-        <w:t>(aplicado 17/10/2026) [AUDIT-055] RF3: el rol “empleados” pasa a “personal de soporte (rol SOPORTE)”, con verificación de identidad.</w:t>
+        <w:t xml:space="preserve">(aplicado 17/10/2026) [AUDIT-055] RF3: el rol “empleados” pasa a “personal de soporte (rol SOPORTE)”, con verificación de identidad.</w:t>
+      </w:r>
+      <w:r>
+        <w:rPr>
+          <w:rtl w:val="0"/>
+        </w:rPr>
       </w:r>
     </w:p>
     <w:p>
       <w:pPr>
         <w:numPr>
           <w:ilvl w:val="1"/>
-          <w:numId w:val="9"/>
+          <w:numId w:val="11"/>
         </w:numPr>
         <w:ind w:left="1440" w:hanging="360"/>
         <w:rPr>
@@ -5656,12 +5512,17 @@
         </w:rPr>
         <w:t xml:space="preserve">(aplicado 17/10/2026) [AUDIT-057] RF5: método de activación del SOS configurable según el tipo de usuario, con pulsación sostenida de 5 segundos en el perfil predeterminado de personas mayores o usuarios con acceso limitado; la activación en segundo plano se clasifica como Could Have. Pendiente: confirmar la prioridad Could Have y el valor para el resto de perfiles. (Corregido el 17/10/2026: esta entrada decía «2 segundos», pero el Informe ERS indica 5 segundos.)</w:t>
       </w:r>
+      <w:r>
+        <w:rPr>
+          <w:rtl w:val="0"/>
+        </w:rPr>
+      </w:r>
     </w:p>
     <w:p>
       <w:pPr>
         <w:numPr>
           <w:ilvl w:val="1"/>
-          <w:numId w:val="9"/>
+          <w:numId w:val="11"/>
         </w:numPr>
         <w:ind w:left="1440" w:hanging="360"/>
         <w:rPr>
@@ -5679,14 +5540,19 @@
           <w:szCs w:val="24"/>
           <w:rtl w:val="0"/>
         </w:rPr>
-        <w:t>(aplicado 17/10/2026) [AUDIT-058] RF7: límite de 5 contactos de emergencia por usuario (cada usuario apadrinado administra su límite).</w:t>
+        <w:t xml:space="preserve">(aplicado 17/10/2026) [AUDIT-058] RF7: límite de 5 contactos de emergencia por usuario (cada usuario apadrinado administra su límite).</w:t>
+      </w:r>
+      <w:r>
+        <w:rPr>
+          <w:rtl w:val="0"/>
+        </w:rPr>
       </w:r>
     </w:p>
     <w:p>
       <w:pPr>
         <w:numPr>
           <w:ilvl w:val="1"/>
-          <w:numId w:val="9"/>
+          <w:numId w:val="11"/>
         </w:numPr>
         <w:ind w:left="1440" w:hanging="360"/>
         <w:rPr>
@@ -5704,14 +5570,19 @@
           <w:szCs w:val="24"/>
           <w:rtl w:val="0"/>
         </w:rPr>
-        <w:t>(aplicado 17/10/2026) [AUDIT-063] RF25: nivel de acceso de cada usuario apadrinado y asistencia al personal de SOPORTE.</w:t>
+        <w:t xml:space="preserve">(aplicado 17/10/2026) [AUDIT-063] RF25: nivel de acceso de cada usuario apadrinado y asistencia al personal de SOPORTE.</w:t>
+      </w:r>
+      <w:r>
+        <w:rPr>
+          <w:rtl w:val="0"/>
+        </w:rPr>
       </w:r>
     </w:p>
     <w:p>
       <w:pPr>
         <w:numPr>
           <w:ilvl w:val="1"/>
-          <w:numId w:val="9"/>
+          <w:numId w:val="11"/>
         </w:numPr>
         <w:ind w:left="1440" w:hanging="360"/>
         <w:rPr>
@@ -5729,14 +5600,19 @@
           <w:szCs w:val="24"/>
           <w:rtl w:val="0"/>
         </w:rPr>
-        <w:t>(aplicado 17/10/2026) [AUDIT-054] Ficha del documento: revisión 1.1 (07/10/2026). Autor: Gabriel Valencia.</w:t>
+        <w:t xml:space="preserve">(aplicado 17/10/2026) [AUDIT-054] Ficha del documento: revisión 1.1 (07/10/2026). Autor: Gabriel Valencia.</w:t>
+      </w:r>
+      <w:r>
+        <w:rPr>
+          <w:rtl w:val="0"/>
+        </w:rPr>
       </w:r>
     </w:p>
     <w:p>
       <w:pPr>
         <w:numPr>
           <w:ilvl w:val="1"/>
-          <w:numId w:val="9"/>
+          <w:numId w:val="11"/>
         </w:numPr>
         <w:ind w:left="1440" w:hanging="360"/>
         <w:rPr>
@@ -5754,14 +5630,19 @@
           <w:szCs w:val="24"/>
           <w:rtl w:val="0"/>
         </w:rPr>
-        <w:t>(aplicado 17/10/2026) [AUDIT-067] Anexo “Carta Gantt”: documento externo y precedencia de la Hoja de ruta y de los Sprint Planning.</w:t>
+        <w:t xml:space="preserve">(aplicado 17/10/2026) [AUDIT-067] Anexo “Carta Gantt”: documento externo y precedencia de la Hoja de ruta y de los Sprint Planning.</w:t>
+      </w:r>
+      <w:r>
+        <w:rPr>
+          <w:rtl w:val="0"/>
+        </w:rPr>
       </w:r>
     </w:p>
     <w:p>
       <w:pPr>
         <w:numPr>
           <w:ilvl w:val="1"/>
-          <w:numId w:val="9"/>
+          <w:numId w:val="11"/>
         </w:numPr>
         <w:ind w:left="1440" w:hanging="360"/>
         <w:rPr>
@@ -5781,15 +5662,20 @@
         </w:rPr>
         <w:t xml:space="preserve">(ejecutado, sin validar, 17/10/2026) [AUDIT-068] Índice: ya no repite «Limitaciones», incluye «3. Hitos del Proyecto» y rotula el anexo «5.1. Carta Gantt». Pendiente: validar los números de página en Word y la referencia del anexo a la «sección 2.3» (en el índice, Hitos del Proyecto es la sección 3).</w:t>
       </w:r>
+      <w:r>
+        <w:rPr>
+          <w:rtl w:val="0"/>
+        </w:rPr>
+      </w:r>
     </w:p>
     <w:p>
       <w:pPr>
         <w:pStyle w:val="Heading3"/>
         <w:numPr>
           <w:ilvl w:val="0"/>
-          <w:numId w:val="9"/>
-        </w:numPr>
-        <w:spacing w:after="0" w:afterAutospacing="0"/>
+          <w:numId w:val="11"/>
+        </w:numPr>
+        <w:spacing w:after="0" w:lineRule="auto"/>
         <w:ind w:left="720" w:hanging="360"/>
         <w:rPr/>
       </w:pPr>
@@ -5799,14 +5685,19 @@
           <w:u w:val="single"/>
           <w:rtl w:val="0"/>
         </w:rPr>
-        <w:t>2.3 Plan de Pruebas</w:t>
+        <w:t xml:space="preserve">2.3 Plan de Pruebas</w:t>
+      </w:r>
+      <w:r>
+        <w:rPr>
+          <w:rtl w:val="0"/>
+        </w:rPr>
       </w:r>
     </w:p>
     <w:p>
       <w:pPr>
         <w:numPr>
           <w:ilvl w:val="1"/>
-          <w:numId w:val="9"/>
+          <w:numId w:val="11"/>
         </w:numPr>
         <w:ind w:left="1440" w:hanging="360"/>
         <w:rPr>
@@ -5824,7 +5715,12 @@
           <w:szCs w:val="24"/>
           <w:rtl w:val="0"/>
         </w:rPr>
-        <w:t>(aplicado 17/10/2026) [AUDIT-157] Control del documento: versión 1.1 (07-10-2026). Estado pendiente de confirmar.</w:t>
+        <w:t xml:space="preserve">(aplicado 17/10/2026) [AUDIT-157] Control del documento: versión 1.1 (07-10-2026). Estado pendiente de confirmar.</w:t>
+      </w:r>
+      <w:r>
+        <w:rPr>
+          <w:rtl w:val="0"/>
+        </w:rPr>
       </w:r>
     </w:p>
     <w:p>
@@ -5832,9 +5728,9 @@
         <w:pStyle w:val="Heading3"/>
         <w:numPr>
           <w:ilvl w:val="0"/>
-          <w:numId w:val="9"/>
-        </w:numPr>
-        <w:spacing w:after="0" w:afterAutospacing="0"/>
+          <w:numId w:val="11"/>
+        </w:numPr>
+        <w:spacing w:after="0" w:lineRule="auto"/>
         <w:ind w:left="720" w:hanging="360"/>
         <w:rPr/>
       </w:pPr>
@@ -5844,14 +5740,19 @@
           <w:u w:val="single"/>
           <w:rtl w:val="0"/>
         </w:rPr>
-        <w:t>2.3 Matriz de trazabilidad de Pruebas</w:t>
+        <w:t xml:space="preserve">2.3 Matriz de trazabilidad de Pruebas</w:t>
+      </w:r>
+      <w:r>
+        <w:rPr>
+          <w:rtl w:val="0"/>
+        </w:rPr>
       </w:r>
     </w:p>
     <w:p>
       <w:pPr>
         <w:numPr>
           <w:ilvl w:val="1"/>
-          <w:numId w:val="9"/>
+          <w:numId w:val="11"/>
         </w:numPr>
         <w:ind w:left="1440" w:hanging="360"/>
         <w:rPr>
@@ -5869,7 +5770,12 @@
           <w:szCs w:val="24"/>
           <w:rtl w:val="0"/>
         </w:rPr>
-        <w:t>(aplicado 17/10/2026) [AUDIT-167] CP-RBAC-001: el rol “empleado” pasa a “soporte (rol SOPORTE)”.</w:t>
+        <w:t xml:space="preserve">(aplicado 17/10/2026) [AUDIT-167] CP-RBAC-001: el rol “empleado” pasa a “soporte (rol SOPORTE)”.</w:t>
+      </w:r>
+      <w:r>
+        <w:rPr>
+          <w:rtl w:val="0"/>
+        </w:rPr>
       </w:r>
     </w:p>
     <w:p>
@@ -5877,9 +5783,9 @@
         <w:pStyle w:val="Heading3"/>
         <w:numPr>
           <w:ilvl w:val="0"/>
-          <w:numId w:val="9"/>
-        </w:numPr>
-        <w:spacing w:after="0" w:afterAutospacing="0"/>
+          <w:numId w:val="11"/>
+        </w:numPr>
+        <w:spacing w:after="0" w:lineRule="auto"/>
         <w:ind w:left="720" w:hanging="360"/>
         <w:rPr/>
       </w:pPr>
@@ -5889,14 +5795,19 @@
           <w:u w:val="single"/>
           <w:rtl w:val="0"/>
         </w:rPr>
-        <w:t>1.5 RACI</w:t>
+        <w:t xml:space="preserve">1.5 RACI</w:t>
+      </w:r>
+      <w:r>
+        <w:rPr>
+          <w:rtl w:val="0"/>
+        </w:rPr>
       </w:r>
     </w:p>
     <w:p>
       <w:pPr>
         <w:numPr>
           <w:ilvl w:val="1"/>
-          <w:numId w:val="9"/>
+          <w:numId w:val="11"/>
         </w:numPr>
         <w:ind w:left="1440" w:hanging="360"/>
         <w:rPr>
@@ -5914,14 +5825,19 @@
           <w:szCs w:val="24"/>
           <w:rtl w:val="0"/>
         </w:rPr>
-        <w:t>(aplicado 17/10/2026) [AUDIT-069] [AUDIT-070] Desarrollo de Escritorio: R = Especialista de Escritorio, A = Arquitecto de Software. Testing QA: R = Especialista QA, A = Product Owner, Jefe de Proyecto = C.</w:t>
+        <w:t xml:space="preserve">(aplicado 17/10/2026) [AUDIT-069] [AUDIT-070] Desarrollo de Escritorio: R = Especialista de Escritorio, A = Arquitecto de Software. Testing QA: R = Especialista QA, A = Product Owner, Jefe de Proyecto = C.</w:t>
+      </w:r>
+      <w:r>
+        <w:rPr>
+          <w:rtl w:val="0"/>
+        </w:rPr>
       </w:r>
     </w:p>
     <w:p>
       <w:pPr>
         <w:numPr>
           <w:ilvl w:val="1"/>
-          <w:numId w:val="9"/>
+          <w:numId w:val="11"/>
         </w:numPr>
         <w:ind w:left="1440" w:hanging="360"/>
         <w:rPr>
@@ -5939,14 +5855,19 @@
           <w:szCs w:val="24"/>
           <w:rtl w:val="0"/>
         </w:rPr>
-        <w:t>(aplicado 17/10/2026) [AUDIT-071] Product Owner = C en Documentación inicial y en Definición de requisitos.</w:t>
+        <w:t xml:space="preserve">(aplicado 17/10/2026) [AUDIT-071] Product Owner = C en Documentación inicial y en Definición de requisitos.</w:t>
+      </w:r>
+      <w:r>
+        <w:rPr>
+          <w:rtl w:val="0"/>
+        </w:rPr>
       </w:r>
     </w:p>
     <w:p>
       <w:pPr>
         <w:numPr>
           <w:ilvl w:val="1"/>
-          <w:numId w:val="9"/>
+          <w:numId w:val="11"/>
         </w:numPr>
         <w:ind w:left="1440" w:hanging="360"/>
         <w:rPr>
@@ -5964,14 +5885,19 @@
           <w:szCs w:val="24"/>
           <w:rtl w:val="0"/>
         </w:rPr>
-        <w:t>(aplicado 17/10/2026) [AUDIT-072] Nueva fila “Aceptación de incrementos (Sprint Review)”: Jefe de Proyecto = R, Product Owner = A, especialistas = C.</w:t>
+        <w:t xml:space="preserve">(aplicado 17/10/2026) [AUDIT-072] Nueva fila “Aceptación de incrementos (Sprint Review)”: Jefe de Proyecto = R, Product Owner = A, especialistas = C.</w:t>
+      </w:r>
+      <w:r>
+        <w:rPr>
+          <w:rtl w:val="0"/>
+        </w:rPr>
       </w:r>
     </w:p>
     <w:p>
       <w:pPr>
         <w:numPr>
           <w:ilvl w:val="1"/>
-          <w:numId w:val="9"/>
+          <w:numId w:val="11"/>
         </w:numPr>
         <w:ind w:left="1440" w:hanging="360"/>
         <w:rPr>
@@ -5989,7 +5915,12 @@
           <w:szCs w:val="24"/>
           <w:rtl w:val="0"/>
         </w:rPr>
-        <w:t>Pendiente: rebalanceo de la carga de Alonso en la RACI [AUDIT-P09] (ver Cambios Pendientes).</w:t>
+        <w:t xml:space="preserve">Pendiente: rebalanceo de la carga de Alonso en la RACI [AUDIT-P09] (ver Cambios Pendientes).</w:t>
+      </w:r>
+      <w:r>
+        <w:rPr>
+          <w:rtl w:val="0"/>
+        </w:rPr>
       </w:r>
     </w:p>
     <w:p>
@@ -5997,9 +5928,9 @@
         <w:pStyle w:val="Heading3"/>
         <w:numPr>
           <w:ilvl w:val="0"/>
-          <w:numId w:val="9"/>
-        </w:numPr>
-        <w:spacing w:after="0" w:afterAutospacing="0"/>
+          <w:numId w:val="11"/>
+        </w:numPr>
+        <w:spacing w:after="0" w:lineRule="auto"/>
         <w:ind w:left="720" w:hanging="360"/>
         <w:rPr/>
       </w:pPr>
@@ -6009,14 +5940,19 @@
           <w:u w:val="single"/>
           <w:rtl w:val="0"/>
         </w:rPr>
-        <w:t>3.1 Criterios de Aceptación</w:t>
+        <w:t xml:space="preserve">3.1 Criterios de Aceptación</w:t>
+      </w:r>
+      <w:r>
+        <w:rPr>
+          <w:rtl w:val="0"/>
+        </w:rPr>
       </w:r>
     </w:p>
     <w:p>
       <w:pPr>
         <w:numPr>
           <w:ilvl w:val="1"/>
-          <w:numId w:val="9"/>
+          <w:numId w:val="11"/>
         </w:numPr>
         <w:ind w:left="1440" w:hanging="360"/>
         <w:rPr>
@@ -6034,14 +5970,19 @@
           <w:szCs w:val="24"/>
           <w:rtl w:val="0"/>
         </w:rPr>
-        <w:t>(aplicado 17/10/2026) [AUDIT-172] CA-03.1: validación del teléfono en formato E.164, sin duplicados ni el número propio; nuevo mensaje de error. Corregida la errata “numéro” en el título.</w:t>
+        <w:t xml:space="preserve">(aplicado 17/10/2026) [AUDIT-172] CA-03.1: validación del teléfono en formato E.164, sin duplicados ni el número propio; nuevo mensaje de error. Corregida la errata “numéro” en el título.</w:t>
+      </w:r>
+      <w:r>
+        <w:rPr>
+          <w:rtl w:val="0"/>
+        </w:rPr>
       </w:r>
     </w:p>
     <w:p>
       <w:pPr>
         <w:numPr>
           <w:ilvl w:val="1"/>
-          <w:numId w:val="9"/>
+          <w:numId w:val="11"/>
         </w:numPr>
         <w:ind w:left="1440" w:hanging="360"/>
         <w:rPr>
@@ -6059,14 +6000,19 @@
           <w:szCs w:val="24"/>
           <w:rtl w:val="0"/>
         </w:rPr>
-        <w:t>(aplicado 17/10/2026) [AUDIT-173] CA-05.1: límite de 160 caracteres con contador que cambia a rojo; el backend rechaza mensajes de más de 160 caracteres.</w:t>
+        <w:t xml:space="preserve">(aplicado 17/10/2026) [AUDIT-173] CA-05.1: límite de 160 caracteres con contador que cambia a rojo; el backend rechaza mensajes de más de 160 caracteres.</w:t>
+      </w:r>
+      <w:r>
+        <w:rPr>
+          <w:rtl w:val="0"/>
+        </w:rPr>
       </w:r>
     </w:p>
     <w:p>
       <w:pPr>
         <w:numPr>
           <w:ilvl w:val="1"/>
-          <w:numId w:val="9"/>
+          <w:numId w:val="11"/>
         </w:numPr>
         <w:ind w:left="1440" w:hanging="360"/>
         <w:rPr>
@@ -6084,14 +6030,19 @@
           <w:szCs w:val="24"/>
           <w:rtl w:val="0"/>
         </w:rPr>
-        <w:t>(aplicado 17/10/2026) [AUDIT-174] CA-08.1: registro del intento de envío por contacto (PENDIENTE, ENVIADO o FALLIDO), número de intentos y hora; reintento ante fallo del proveedor.</w:t>
+        <w:t xml:space="preserve">(aplicado 17/10/2026) [AUDIT-174] CA-08.1: registro del intento de envío por contacto (PENDIENTE, ENVIADO o FALLIDO), número de intentos y hora; reintento ante fallo del proveedor.</w:t>
+      </w:r>
+      <w:r>
+        <w:rPr>
+          <w:rtl w:val="0"/>
+        </w:rPr>
       </w:r>
     </w:p>
     <w:p>
       <w:pPr>
         <w:numPr>
           <w:ilvl w:val="1"/>
-          <w:numId w:val="9"/>
+          <w:numId w:val="11"/>
         </w:numPr>
         <w:ind w:left="1440" w:hanging="360"/>
         <w:rPr>
@@ -6111,15 +6062,20 @@
         </w:rPr>
         <w:t xml:space="preserve">(verificado 17/10/2026; no estaba registrado) CA-06.1: la confirmación del SOS pasa de 2 a 5 segundos en el perfil predeterminado de personas mayores o usuarios con acceso limitado; la duración es configurable según el tipo de usuario (valor para el resto de perfiles pendiente). Coherente con RF5. La Tabla Maestra (2.1.2) mantiene CA-06.1 con 2 segundos (ver Cambios Pendientes).</w:t>
       </w:r>
+      <w:r>
+        <w:rPr>
+          <w:rtl w:val="0"/>
+        </w:rPr>
+      </w:r>
     </w:p>
     <w:p>
       <w:pPr>
         <w:pStyle w:val="Heading3"/>
         <w:numPr>
           <w:ilvl w:val="0"/>
-          <w:numId w:val="9"/>
-        </w:numPr>
-        <w:spacing w:after="0" w:afterAutospacing="0"/>
+          <w:numId w:val="11"/>
+        </w:numPr>
+        <w:spacing w:after="0" w:lineRule="auto"/>
         <w:ind w:left="720" w:hanging="360"/>
         <w:rPr/>
       </w:pPr>
@@ -6129,14 +6085,19 @@
           <w:u w:val="single"/>
           <w:rtl w:val="0"/>
         </w:rPr>
-        <w:t>1.2.2 Sprint-fase1</w:t>
+        <w:t xml:space="preserve">1.2.2 Sprint-fase1</w:t>
+      </w:r>
+      <w:r>
+        <w:rPr>
+          <w:rtl w:val="0"/>
+        </w:rPr>
       </w:r>
     </w:p>
     <w:p>
       <w:pPr>
         <w:numPr>
           <w:ilvl w:val="1"/>
-          <w:numId w:val="9"/>
+          <w:numId w:val="11"/>
         </w:numPr>
         <w:ind w:left="1440" w:hanging="360"/>
         <w:rPr>
@@ -6154,14 +6115,19 @@
           <w:szCs w:val="24"/>
           <w:rtl w:val="0"/>
         </w:rPr>
-        <w:t>(aplicado 17/10/2026) [AUDIT-031] Sprint 3: periodo 24 al 28 de agosto de 2026 (antes 31 ago–14 sep, copiado del Sprint 4).</w:t>
+        <w:t xml:space="preserve">(aplicado 17/10/2026) [AUDIT-031] Sprint 3: periodo 24 al 28 de agosto de 2026 (antes 31 ago–14 sep, copiado del Sprint 4).</w:t>
+      </w:r>
+      <w:r>
+        <w:rPr>
+          <w:rtl w:val="0"/>
+        </w:rPr>
       </w:r>
     </w:p>
     <w:p>
       <w:pPr>
         <w:numPr>
           <w:ilvl w:val="1"/>
-          <w:numId w:val="9"/>
+          <w:numId w:val="11"/>
         </w:numPr>
         <w:ind w:left="1440" w:hanging="360"/>
         <w:rPr>
@@ -6179,7 +6145,12 @@
           <w:szCs w:val="24"/>
           <w:rtl w:val="0"/>
         </w:rPr>
-        <w:t>(aplicado 17/10/2026) [AUDIT-032] Sprint 4: periodo 31 de agosto al 14 de septiembre de 2026, confirmado por el usuario (antes 31 ago–6 sep).</w:t>
+        <w:t xml:space="preserve">(aplicado 17/10/2026) [AUDIT-032] Sprint 4: periodo 31 de agosto al 14 de septiembre de 2026, confirmado por el usuario (antes 31 ago–6 sep).</w:t>
+      </w:r>
+      <w:r>
+        <w:rPr>
+          <w:rtl w:val="0"/>
+        </w:rPr>
       </w:r>
     </w:p>
     <w:p>
@@ -6187,9 +6158,9 @@
         <w:pStyle w:val="Heading3"/>
         <w:numPr>
           <w:ilvl w:val="0"/>
-          <w:numId w:val="9"/>
-        </w:numPr>
-        <w:spacing w:after="0" w:afterAutospacing="0"/>
+          <w:numId w:val="11"/>
+        </w:numPr>
+        <w:spacing w:after="0" w:lineRule="auto"/>
         <w:ind w:left="720" w:hanging="360"/>
         <w:rPr/>
       </w:pPr>
@@ -6199,14 +6170,19 @@
           <w:u w:val="single"/>
           <w:rtl w:val="0"/>
         </w:rPr>
-        <w:t>1.2.3 Sprint-fase2</w:t>
+        <w:t xml:space="preserve">1.2.3 Sprint-fase2</w:t>
+      </w:r>
+      <w:r>
+        <w:rPr>
+          <w:rtl w:val="0"/>
+        </w:rPr>
       </w:r>
     </w:p>
     <w:p>
       <w:pPr>
         <w:numPr>
           <w:ilvl w:val="1"/>
-          <w:numId w:val="9"/>
+          <w:numId w:val="11"/>
         </w:numPr>
         <w:ind w:left="1440" w:hanging="360"/>
         <w:rPr>
@@ -6224,14 +6200,19 @@
           <w:szCs w:val="24"/>
           <w:rtl w:val="0"/>
         </w:rPr>
-        <w:t>(aplicado 17/10/2026) [AUDIT-033] Sprint 5: Daily Scrum 21 al 25 de septiembre (antes agosto).</w:t>
+        <w:t xml:space="preserve">(aplicado 17/10/2026) [AUDIT-033] Sprint 5: Daily Scrum 21 al 25 de septiembre (antes agosto).</w:t>
+      </w:r>
+      <w:r>
+        <w:rPr>
+          <w:rtl w:val="0"/>
+        </w:rPr>
       </w:r>
     </w:p>
     <w:p>
       <w:pPr>
         <w:numPr>
           <w:ilvl w:val="1"/>
-          <w:numId w:val="9"/>
+          <w:numId w:val="11"/>
         </w:numPr>
         <w:ind w:left="1440" w:hanging="360"/>
         <w:rPr>
@@ -6249,14 +6230,19 @@
           <w:szCs w:val="24"/>
           <w:rtl w:val="0"/>
         </w:rPr>
-        <w:t>(aplicado 17/10/2026) [AUDIT-034] Sprint 6: Daily Scrum 28 al 30 de septiembre y 1 al 9 de octubre (antes agosto).</w:t>
+        <w:t xml:space="preserve">(aplicado 17/10/2026) [AUDIT-034] Sprint 6: Daily Scrum 28 al 30 de septiembre y 1 al 9 de octubre (antes agosto).</w:t>
+      </w:r>
+      <w:r>
+        <w:rPr>
+          <w:rtl w:val="0"/>
+        </w:rPr>
       </w:r>
     </w:p>
     <w:p>
       <w:pPr>
         <w:numPr>
           <w:ilvl w:val="1"/>
-          <w:numId w:val="9"/>
+          <w:numId w:val="11"/>
         </w:numPr>
         <w:ind w:left="1440" w:hanging="360"/>
         <w:rPr>
@@ -6274,7 +6260,12 @@
           <w:szCs w:val="24"/>
           <w:rtl w:val="0"/>
         </w:rPr>
-        <w:t>(aplicado 17/10/2026) [AUDIT-035] Sprint 6: hito académico jueves 1 y 8 de octubre a las 1:40 (antes jueves 24, copiado del Sprint 5).</w:t>
+        <w:t xml:space="preserve">(aplicado 17/10/2026) [AUDIT-035] Sprint 6: hito académico jueves 1 y 8 de octubre a las 1:40 (antes jueves 24, copiado del Sprint 5).</w:t>
+      </w:r>
+      <w:r>
+        <w:rPr>
+          <w:rtl w:val="0"/>
+        </w:rPr>
       </w:r>
     </w:p>
     <w:sectPr>
@@ -6284,66 +6275,6 @@
     </w:sectPr>
   </w:body>
 </w:document>
-</file>
-
-<file path=word/comments.xml><?xml version="1.0" encoding="utf-8"?>
-<w:comments xmlns:mc="http://schemas.openxmlformats.org/markup-compatibility/2006" xmlns:o="urn:schemas-microsoft-com:office:office" xmlns:r="http://schemas.openxmlformats.org/officeDocument/2006/relationships" xmlns:m="http://schemas.openxmlformats.org/officeDocument/2006/math" xmlns:v="urn:schemas-microsoft-com:vml" xmlns:wp="http://schemas.openxmlformats.org/drawingml/2006/wordprocessingDrawing" xmlns:w10="urn:schemas-microsoft-com:office:word" xmlns:w="http://schemas.openxmlformats.org/wordprocessingml/2006/main" xmlns:wne="http://schemas.microsoft.com/office/word/2006/wordml" xmlns:sl="http://schemas.openxmlformats.org/schemaLibrary/2006/main" xmlns:a="http://schemas.openxmlformats.org/drawingml/2006/main" xmlns:pic="http://schemas.openxmlformats.org/drawingml/2006/picture" xmlns:c="http://schemas.openxmlformats.org/drawingml/2006/chart" xmlns:lc="http://schemas.openxmlformats.org/drawingml/2006/lockedCanvas" xmlns:dgm="http://schemas.openxmlformats.org/drawingml/2006/diagram" xmlns:wps="http://schemas.microsoft.com/office/word/2010/wordprocessingShape" xmlns:wpg="http://schemas.microsoft.com/office/word/2010/wordprocessingGroup" xmlns:w14="http://schemas.microsoft.com/office/word/2010/wordml" xmlns:w15="http://schemas.microsoft.com/office/word/2012/wordml" xmlns:w16="http://schemas.microsoft.com/office/word/2018/wordml" xmlns:w16cex="http://schemas.microsoft.com/office/word/2018/wordml/cex" xmlns:w16cid="http://schemas.microsoft.com/office/word/2016/wordml/cid" xmlns="http://schemas.microsoft.com/office/tasks/2019/documenttasks" xmlns:cr="http://schemas.microsoft.com/office/comments/2020/reactions">
-  <w:comment w:author="ALONSO . GONZALEZ JARA" w:id="0" w:date="2026-10-16T20:24:16Z">
-    <w:p>
-      <w:pPr>
-        <w:keepNext w:val="0"/>
-        <w:keepLines w:val="0"/>
-        <w:pageBreakBefore w:val="0"/>
-        <w:widowControl w:val="0"/>
-        <w:pBdr>
-          <w:top w:space="0" w:sz="0" w:val="nil"/>
-          <w:left w:space="0" w:sz="0" w:val="nil"/>
-          <w:bottom w:space="0" w:sz="0" w:val="nil"/>
-          <w:right w:space="0" w:sz="0" w:val="nil"/>
-          <w:between w:space="0" w:sz="0" w:val="nil"/>
-        </w:pBdr>
-        <w:shd w:fill="auto" w:val="clear"/>
-        <w:spacing w:after="0" w:before="0" w:line="240" w:lineRule="auto"/>
-        <w:ind w:left="0" w:right="0" w:firstLine="0"/>
-        <w:jc w:val="left"/>
-        <w:rPr>
-          <w:rFonts w:ascii="Arial" w:cs="Arial" w:eastAsia="Arial" w:hAnsi="Arial"/>
-          <w:b w:val="0"/>
-          <w:bCs w:val="0"/>
-          <w:i w:val="0"/>
-          <w:iCs w:val="0"/>
-          <w:smallCaps w:val="0"/>
-          <w:strike w:val="0"/>
-          <w:color w:val="000000"/>
-          <w:sz w:val="22"/>
-          <w:szCs w:val="22"/>
-          <w:u w:val="none"/>
-          <w:shd w:fill="auto" w:val="clear"/>
-          <w:vertAlign w:val="baseline"/>
-        </w:rPr>
-      </w:pPr>
-      <w:r>
-        <w:rPr>
-          <w:rFonts w:ascii="Arial" w:cs="Arial" w:eastAsia="Arial" w:hAnsi="Arial"/>
-          <w:b w:val="0"/>
-          <w:bCs w:val="0"/>
-          <w:i w:val="0"/>
-          <w:iCs w:val="0"/>
-          <w:smallCaps w:val="0"/>
-          <w:strike w:val="0"/>
-          <w:color w:val="000000"/>
-          <w:sz w:val="22"/>
-          <w:szCs w:val="22"/>
-          <w:u w:val="none"/>
-          <w:shd w:fill="auto" w:val="clear"/>
-          <w:vertAlign w:val="baseline"/>
-          <w:rtl w:val="0"/>
-        </w:rPr>
-        <w:t xml:space="preserve">La auditoria menciona una cancelación, pero por los metodos personalizados para activar la alerta no lo consideré</w:t>
-      </w:r>
-    </w:p>
-  </w:comment>
-</w:comments>
 </file>
 
 <file path=word/numbering.xml><?xml version="1.0" encoding="utf-8"?>
@@ -7739,6 +7670,20 @@
       <w:sz w:val="52"/>
       <w:szCs w:val="52"/>
     </w:rPr>
+  </w:style>
+  <w:style w:type="table" w:styleId="TableNormal" w:default="1">
+    <w:name w:val="TableNormal"/>
+    <w:tblPr>
+      <w:tblCellMar>
+        <w:top w:w="100.0" w:type="dxa"/>
+        <w:left w:w="100.0" w:type="dxa"/>
+        <w:bottom w:w="100.0" w:type="dxa"/>
+        <w:right w:w="100.0" w:type="dxa"/>
+      </w:tblCellMar>
+    </w:tblPr>
+  </w:style>
+  <w:style w:type="paragraph" w:styleId="Normal" w:default="1">
+    <w:name w:val="normal"/>
   </w:style>
   <w:style w:type="paragraph" w:styleId="Subtitle">
     <w:name w:val="Subtitle"/>
@@ -8080,4 +8025,19 @@
   </a:objectDefaults>
   <a:extraClrSchemeLst/>
 </a:theme>
+</file>
+
+<file path=customXML/item1.xml><?xml version="1.0" encoding="utf-8"?>
+<go:gDocsCustomXmlDataStorage xmlns:go="http://customooxmlschemas.google.com/" xmlns:r="http://schemas.openxmlformats.org/officeDocument/2006/relationships" uri="GoogleDocsCustomDataVersion2">
+  <go:docsCustomData xmlns:go="http://customooxmlschemas.google.com/" roundtripDataSignature="AMtx7mi2mt5CaQaZ3oJaMSXs668RFDFF8g==">CgMxLjAaJAoBMBIfCh0IB0IZCgVBcmltbxIQQXJpYWwgVW5pY29kZSBNUxokCgExEh8KHQgHQhkKBUFyaW1vEhBBcmlhbCBVbmljb2RlIE1TGiQKATISHwodCAdCGQoFQXJpbW8SEEFyaWFsIFVuaWNvZGUgTVMyDmguaWswMXlzYXljZmp1Mg5oLmJ5eGcxandweTl0aDIOaC5jYXFyNHJsdTFvNTUyDmguaXlyZGZkMjNsOW5kMg5oLmh6enUxNjh4bGdtYzIOaC4xYnZnNnozaTg4enMyDmgucTJ5a2czZjB2NHBmMg5oLjVidDRxbG4xdXVpZDIOaC51cnppN2FnM3NxMTk4AHIhMTVXdWl0a202RHFVYXVyV2ZtdjBxTW94a2xqSTJJM21U</go:docsCustomData>
+</go:gDocsCustomXmlDataStorage>
+</file>
+
+<file path=customXML/itemProps1.xml><?xml version="1.0" encoding="utf-8"?>
+<ds:datastoreItem xmlns:ds="http://schemas.openxmlformats.org/officeDocument/2006/customXml" ds:itemID="{11111111-1234-1234-1234-123412341234}">
+  <ds:schemaRefs>
+    <ds:schemaRef ds:uri="http://schemas.openxmlformats.org/officeDocument/2006/relationships"/>
+    <ds:schemaRef ds:uri="http://customooxmlschemas.google.com/"/>
+  </ds:schemaRefs>
+</ds:datastoreItem>
 </file>